--- a/exemplo/memoria-circuitos-residencia-unifamiliar-exemplo-r00.docx
+++ b/exemplo/memoria-circuitos-residencia-unifamiliar-exemplo-r00.docx
@@ -482,7 +482,7 @@
                 <w:szCs w:val="19"/>
                 <w:rFonts w:ascii="Calibri" w:cs="Calibri" w:eastAsia="Calibri" w:hAnsi="Calibri"/>
               </w:rPr>
-              <w:t xml:space="preserve">17/10/2026 — R00</w:t>
+              <w:t xml:space="preserve">20/10/2026 — R00</w:t>
             </w:r>
           </w:p>
         </w:tc>
@@ -32933,7 +32933,7 @@
           <w:szCs w:val="20"/>
           <w:rFonts w:ascii="Calibri" w:cs="Calibri" w:eastAsia="Calibri" w:hAnsi="Calibri"/>
         </w:rPr>
-        <w:t xml:space="preserve">Cidade – UF, 17 de outubro de 2026</w:t>
+        <w:t xml:space="preserve">Cidade – UF, 20 de outubro de 2026</w:t>
       </w:r>
     </w:p>
     <w:p>
@@ -33471,7 +33471,7 @@
         <w:szCs w:val="15"/>
         <w:rFonts w:ascii="Calibri" w:cs="Calibri" w:eastAsia="Calibri" w:hAnsi="Calibri"/>
       </w:rPr>
-      <w:t xml:space="preserve">	R00 · 17/10/2026</w:t>
+      <w:t xml:space="preserve">	R00 · 20/10/2026</w:t>
     </w:r>
   </w:p>
 </w:hdr>

--- a/exemplo/memoria-circuitos-residencia-unifamiliar-exemplo-r00.docx
+++ b/exemplo/memoria-circuitos-residencia-unifamiliar-exemplo-r00.docx
@@ -92,15 +92,16 @@
           <w:insideH w:val="single" w:color="auto" w:sz="4"/>
           <w:insideV w:val="single" w:color="auto" w:sz="4"/>
         </w:tblBorders>
+        <w:tblLayout w:type="fixed"/>
       </w:tblPr>
       <w:tblGrid>
-        <w:gridCol w:w="100"/>
-        <w:gridCol w:w="100"/>
+        <w:gridCol w:w="2732"/>
+        <w:gridCol w:w="7024"/>
       </w:tblGrid>
       <w:tr>
         <w:tc>
           <w:tcPr>
-            <w:tcW w:type="pct" w:w="28%"/>
+            <w:tcW w:type="dxa" w:w="2732"/>
             <w:tcBorders>
               <w:top w:val="single" w:color="1B1F23" w:sz="4"/>
               <w:left w:val="single" w:color="1B1F23" w:sz="4"/>
@@ -133,7 +134,7 @@
         </w:tc>
         <w:tc>
           <w:tcPr>
-            <w:tcW w:type="pct" w:w="72%"/>
+            <w:tcW w:type="dxa" w:w="7024"/>
             <w:tcBorders>
               <w:top w:val="single" w:color="1B1F23" w:sz="4"/>
               <w:left w:val="single" w:color="1B1F23" w:sz="4"/>
@@ -165,7 +166,7 @@
       <w:tr>
         <w:tc>
           <w:tcPr>
-            <w:tcW w:type="pct" w:w="28%"/>
+            <w:tcW w:type="dxa" w:w="2732"/>
             <w:tcBorders>
               <w:top w:val="single" w:color="1B1F23" w:sz="4"/>
               <w:left w:val="single" w:color="1B1F23" w:sz="4"/>
@@ -198,7 +199,7 @@
         </w:tc>
         <w:tc>
           <w:tcPr>
-            <w:tcW w:type="pct" w:w="72%"/>
+            <w:tcW w:type="dxa" w:w="7024"/>
             <w:tcBorders>
               <w:top w:val="single" w:color="1B1F23" w:sz="4"/>
               <w:left w:val="single" w:color="1B1F23" w:sz="4"/>
@@ -230,7 +231,7 @@
       <w:tr>
         <w:tc>
           <w:tcPr>
-            <w:tcW w:type="pct" w:w="28%"/>
+            <w:tcW w:type="dxa" w:w="2732"/>
             <w:tcBorders>
               <w:top w:val="single" w:color="1B1F23" w:sz="4"/>
               <w:left w:val="single" w:color="1B1F23" w:sz="4"/>
@@ -263,7 +264,7 @@
         </w:tc>
         <w:tc>
           <w:tcPr>
-            <w:tcW w:type="pct" w:w="72%"/>
+            <w:tcW w:type="dxa" w:w="7024"/>
             <w:tcBorders>
               <w:top w:val="single" w:color="1B1F23" w:sz="4"/>
               <w:left w:val="single" w:color="1B1F23" w:sz="4"/>
@@ -295,7 +296,7 @@
       <w:tr>
         <w:tc>
           <w:tcPr>
-            <w:tcW w:type="pct" w:w="28%"/>
+            <w:tcW w:type="dxa" w:w="2732"/>
             <w:tcBorders>
               <w:top w:val="single" w:color="1B1F23" w:sz="4"/>
               <w:left w:val="single" w:color="1B1F23" w:sz="4"/>
@@ -328,7 +329,7 @@
         </w:tc>
         <w:tc>
           <w:tcPr>
-            <w:tcW w:type="pct" w:w="72%"/>
+            <w:tcW w:type="dxa" w:w="7024"/>
             <w:tcBorders>
               <w:top w:val="single" w:color="1B1F23" w:sz="4"/>
               <w:left w:val="single" w:color="1B1F23" w:sz="4"/>
@@ -360,7 +361,7 @@
       <w:tr>
         <w:tc>
           <w:tcPr>
-            <w:tcW w:type="pct" w:w="28%"/>
+            <w:tcW w:type="dxa" w:w="2732"/>
             <w:tcBorders>
               <w:top w:val="single" w:color="1B1F23" w:sz="4"/>
               <w:left w:val="single" w:color="1B1F23" w:sz="4"/>
@@ -393,7 +394,7 @@
         </w:tc>
         <w:tc>
           <w:tcPr>
-            <w:tcW w:type="pct" w:w="72%"/>
+            <w:tcW w:type="dxa" w:w="7024"/>
             <w:tcBorders>
               <w:top w:val="single" w:color="1B1F23" w:sz="4"/>
               <w:left w:val="single" w:color="1B1F23" w:sz="4"/>
@@ -425,7 +426,7 @@
       <w:tr>
         <w:tc>
           <w:tcPr>
-            <w:tcW w:type="pct" w:w="28%"/>
+            <w:tcW w:type="dxa" w:w="2732"/>
             <w:tcBorders>
               <w:top w:val="single" w:color="1B1F23" w:sz="4"/>
               <w:left w:val="single" w:color="1B1F23" w:sz="4"/>
@@ -458,7 +459,7 @@
         </w:tc>
         <w:tc>
           <w:tcPr>
-            <w:tcW w:type="pct" w:w="72%"/>
+            <w:tcW w:type="dxa" w:w="7024"/>
             <w:tcBorders>
               <w:top w:val="single" w:color="1B1F23" w:sz="4"/>
               <w:left w:val="single" w:color="1B1F23" w:sz="4"/>
@@ -760,10 +761,11 @@
           <w:insideH w:val="single" w:color="auto" w:sz="4"/>
           <w:insideV w:val="single" w:color="auto" w:sz="4"/>
         </w:tblBorders>
+        <w:tblLayout w:type="fixed"/>
       </w:tblPr>
       <w:tblGrid>
-        <w:gridCol w:w="100"/>
-        <w:gridCol w:w="100"/>
+        <w:gridCol w:w="4098"/>
+        <w:gridCol w:w="5658"/>
       </w:tblGrid>
       <w:tr>
         <w:trPr>
@@ -771,7 +773,7 @@
         </w:trPr>
         <w:tc>
           <w:tcPr>
-            <w:tcW w:type="pct" w:w="42%"/>
+            <w:tcW w:type="dxa" w:w="4098"/>
             <w:shd w:fill="E7EDF1" w:color="auto" w:val="clear"/>
             <w:tcMar>
               <w:top w:type="dxa" w:w="30"/>
@@ -798,7 +800,7 @@
         </w:tc>
         <w:tc>
           <w:tcPr>
-            <w:tcW w:type="pct" w:w="58%"/>
+            <w:tcW w:type="dxa" w:w="5658"/>
             <w:shd w:fill="E7EDF1" w:color="auto" w:val="clear"/>
             <w:tcMar>
               <w:top w:type="dxa" w:w="30"/>
@@ -830,7 +832,7 @@
         </w:trPr>
         <w:tc>
           <w:tcPr>
-            <w:tcW w:type="pct" w:w="42%"/>
+            <w:tcW w:type="dxa" w:w="4098"/>
             <w:tcMar>
               <w:top w:type="dxa" w:w="30"/>
               <w:left w:type="dxa" w:w="70"/>
@@ -854,7 +856,7 @@
         </w:tc>
         <w:tc>
           <w:tcPr>
-            <w:tcW w:type="pct" w:w="58%"/>
+            <w:tcW w:type="dxa" w:w="5658"/>
             <w:tcMar>
               <w:top w:type="dxa" w:w="30"/>
               <w:left w:type="dxa" w:w="70"/>
@@ -883,7 +885,7 @@
         </w:trPr>
         <w:tc>
           <w:tcPr>
-            <w:tcW w:type="pct" w:w="42%"/>
+            <w:tcW w:type="dxa" w:w="4098"/>
             <w:tcMar>
               <w:top w:type="dxa" w:w="30"/>
               <w:left w:type="dxa" w:w="70"/>
@@ -907,7 +909,7 @@
         </w:tc>
         <w:tc>
           <w:tcPr>
-            <w:tcW w:type="pct" w:w="58%"/>
+            <w:tcW w:type="dxa" w:w="5658"/>
             <w:tcMar>
               <w:top w:type="dxa" w:w="30"/>
               <w:left w:type="dxa" w:w="70"/>
@@ -936,7 +938,7 @@
         </w:trPr>
         <w:tc>
           <w:tcPr>
-            <w:tcW w:type="pct" w:w="42%"/>
+            <w:tcW w:type="dxa" w:w="4098"/>
             <w:tcMar>
               <w:top w:type="dxa" w:w="30"/>
               <w:left w:type="dxa" w:w="70"/>
@@ -960,7 +962,7 @@
         </w:tc>
         <w:tc>
           <w:tcPr>
-            <w:tcW w:type="pct" w:w="58%"/>
+            <w:tcW w:type="dxa" w:w="5658"/>
             <w:tcMar>
               <w:top w:type="dxa" w:w="30"/>
               <w:left w:type="dxa" w:w="70"/>
@@ -989,7 +991,7 @@
         </w:trPr>
         <w:tc>
           <w:tcPr>
-            <w:tcW w:type="pct" w:w="42%"/>
+            <w:tcW w:type="dxa" w:w="4098"/>
             <w:tcMar>
               <w:top w:type="dxa" w:w="30"/>
               <w:left w:type="dxa" w:w="70"/>
@@ -1013,7 +1015,7 @@
         </w:tc>
         <w:tc>
           <w:tcPr>
-            <w:tcW w:type="pct" w:w="58%"/>
+            <w:tcW w:type="dxa" w:w="5658"/>
             <w:tcMar>
               <w:top w:type="dxa" w:w="30"/>
               <w:left w:type="dxa" w:w="70"/>
@@ -1042,7 +1044,7 @@
         </w:trPr>
         <w:tc>
           <w:tcPr>
-            <w:tcW w:type="pct" w:w="42%"/>
+            <w:tcW w:type="dxa" w:w="4098"/>
             <w:tcMar>
               <w:top w:type="dxa" w:w="30"/>
               <w:left w:type="dxa" w:w="70"/>
@@ -1066,7 +1068,7 @@
         </w:tc>
         <w:tc>
           <w:tcPr>
-            <w:tcW w:type="pct" w:w="58%"/>
+            <w:tcW w:type="dxa" w:w="5658"/>
             <w:tcMar>
               <w:top w:type="dxa" w:w="30"/>
               <w:left w:type="dxa" w:w="70"/>
@@ -1095,7 +1097,7 @@
         </w:trPr>
         <w:tc>
           <w:tcPr>
-            <w:tcW w:type="pct" w:w="42%"/>
+            <w:tcW w:type="dxa" w:w="4098"/>
             <w:tcMar>
               <w:top w:type="dxa" w:w="30"/>
               <w:left w:type="dxa" w:w="70"/>
@@ -1119,7 +1121,7 @@
         </w:tc>
         <w:tc>
           <w:tcPr>
-            <w:tcW w:type="pct" w:w="58%"/>
+            <w:tcW w:type="dxa" w:w="5658"/>
             <w:tcMar>
               <w:top w:type="dxa" w:w="30"/>
               <w:left w:type="dxa" w:w="70"/>
@@ -1148,7 +1150,7 @@
         </w:trPr>
         <w:tc>
           <w:tcPr>
-            <w:tcW w:type="pct" w:w="42%"/>
+            <w:tcW w:type="dxa" w:w="4098"/>
             <w:tcMar>
               <w:top w:type="dxa" w:w="30"/>
               <w:left w:type="dxa" w:w="70"/>
@@ -1172,7 +1174,7 @@
         </w:tc>
         <w:tc>
           <w:tcPr>
-            <w:tcW w:type="pct" w:w="58%"/>
+            <w:tcW w:type="dxa" w:w="5658"/>
             <w:tcMar>
               <w:top w:type="dxa" w:w="30"/>
               <w:left w:type="dxa" w:w="70"/>
@@ -1201,7 +1203,7 @@
         </w:trPr>
         <w:tc>
           <w:tcPr>
-            <w:tcW w:type="pct" w:w="42%"/>
+            <w:tcW w:type="dxa" w:w="4098"/>
             <w:tcMar>
               <w:top w:type="dxa" w:w="30"/>
               <w:left w:type="dxa" w:w="70"/>
@@ -1225,7 +1227,7 @@
         </w:tc>
         <w:tc>
           <w:tcPr>
-            <w:tcW w:type="pct" w:w="58%"/>
+            <w:tcW w:type="dxa" w:w="5658"/>
             <w:tcMar>
               <w:top w:type="dxa" w:w="30"/>
               <w:left w:type="dxa" w:w="70"/>
@@ -1254,7 +1256,7 @@
         </w:trPr>
         <w:tc>
           <w:tcPr>
-            <w:tcW w:type="pct" w:w="42%"/>
+            <w:tcW w:type="dxa" w:w="4098"/>
             <w:tcMar>
               <w:top w:type="dxa" w:w="30"/>
               <w:left w:type="dxa" w:w="70"/>
@@ -1278,7 +1280,7 @@
         </w:tc>
         <w:tc>
           <w:tcPr>
-            <w:tcW w:type="pct" w:w="58%"/>
+            <w:tcW w:type="dxa" w:w="5658"/>
             <w:tcMar>
               <w:top w:type="dxa" w:w="30"/>
               <w:left w:type="dxa" w:w="70"/>
@@ -1307,7 +1309,7 @@
         </w:trPr>
         <w:tc>
           <w:tcPr>
-            <w:tcW w:type="pct" w:w="42%"/>
+            <w:tcW w:type="dxa" w:w="4098"/>
             <w:tcMar>
               <w:top w:type="dxa" w:w="30"/>
               <w:left w:type="dxa" w:w="70"/>
@@ -1331,7 +1333,7 @@
         </w:tc>
         <w:tc>
           <w:tcPr>
-            <w:tcW w:type="pct" w:w="58%"/>
+            <w:tcW w:type="dxa" w:w="5658"/>
             <w:tcMar>
               <w:top w:type="dxa" w:w="30"/>
               <w:left w:type="dxa" w:w="70"/>
@@ -1360,7 +1362,7 @@
         </w:trPr>
         <w:tc>
           <w:tcPr>
-            <w:tcW w:type="pct" w:w="42%"/>
+            <w:tcW w:type="dxa" w:w="4098"/>
             <w:tcMar>
               <w:top w:type="dxa" w:w="30"/>
               <w:left w:type="dxa" w:w="70"/>
@@ -1384,7 +1386,7 @@
         </w:tc>
         <w:tc>
           <w:tcPr>
-            <w:tcW w:type="pct" w:w="58%"/>
+            <w:tcW w:type="dxa" w:w="5658"/>
             <w:tcMar>
               <w:top w:type="dxa" w:w="30"/>
               <w:left w:type="dxa" w:w="70"/>
@@ -1413,7 +1415,7 @@
         </w:trPr>
         <w:tc>
           <w:tcPr>
-            <w:tcW w:type="pct" w:w="42%"/>
+            <w:tcW w:type="dxa" w:w="4098"/>
             <w:tcMar>
               <w:top w:type="dxa" w:w="30"/>
               <w:left w:type="dxa" w:w="70"/>
@@ -1437,7 +1439,7 @@
         </w:tc>
         <w:tc>
           <w:tcPr>
-            <w:tcW w:type="pct" w:w="58%"/>
+            <w:tcW w:type="dxa" w:w="5658"/>
             <w:tcMar>
               <w:top w:type="dxa" w:w="30"/>
               <w:left w:type="dxa" w:w="70"/>
@@ -2122,19 +2124,20 @@
           <w:insideH w:val="single" w:color="auto" w:sz="4"/>
           <w:insideV w:val="single" w:color="auto" w:sz="4"/>
         </w:tblBorders>
+        <w:tblLayout w:type="fixed"/>
       </w:tblPr>
       <w:tblGrid>
-        <w:gridCol w:w="100"/>
-        <w:gridCol w:w="100"/>
-        <w:gridCol w:w="100"/>
-        <w:gridCol w:w="100"/>
-        <w:gridCol w:w="100"/>
-        <w:gridCol w:w="100"/>
-        <w:gridCol w:w="100"/>
-        <w:gridCol w:w="100"/>
-        <w:gridCol w:w="100"/>
-        <w:gridCol w:w="100"/>
-        <w:gridCol w:w="100"/>
+        <w:gridCol w:w="585"/>
+        <w:gridCol w:w="2537"/>
+        <w:gridCol w:w="780"/>
+        <w:gridCol w:w="1073"/>
+        <w:gridCol w:w="683"/>
+        <w:gridCol w:w="585"/>
+        <w:gridCol w:w="780"/>
+        <w:gridCol w:w="585"/>
+        <w:gridCol w:w="780"/>
+        <w:gridCol w:w="683"/>
+        <w:gridCol w:w="683"/>
       </w:tblGrid>
       <w:tr>
         <w:trPr>
@@ -2142,7 +2145,7 @@
         </w:trPr>
         <w:tc>
           <w:tcPr>
-            <w:tcW w:type="pct" w:w="6%"/>
+            <w:tcW w:type="dxa" w:w="585"/>
             <w:shd w:fill="E7EDF1" w:color="auto" w:val="clear"/>
             <w:tcMar>
               <w:top w:type="dxa" w:w="30"/>
@@ -2169,7 +2172,7 @@
         </w:tc>
         <w:tc>
           <w:tcPr>
-            <w:tcW w:type="pct" w:w="26%"/>
+            <w:tcW w:type="dxa" w:w="2537"/>
             <w:shd w:fill="E7EDF1" w:color="auto" w:val="clear"/>
             <w:tcMar>
               <w:top w:type="dxa" w:w="30"/>
@@ -2196,7 +2199,7 @@
         </w:tc>
         <w:tc>
           <w:tcPr>
-            <w:tcW w:type="pct" w:w="8%"/>
+            <w:tcW w:type="dxa" w:w="780"/>
             <w:shd w:fill="E7EDF1" w:color="auto" w:val="clear"/>
             <w:tcMar>
               <w:top w:type="dxa" w:w="30"/>
@@ -2223,7 +2226,7 @@
         </w:tc>
         <w:tc>
           <w:tcPr>
-            <w:tcW w:type="pct" w:w="11%"/>
+            <w:tcW w:type="dxa" w:w="1073"/>
             <w:shd w:fill="E7EDF1" w:color="auto" w:val="clear"/>
             <w:tcMar>
               <w:top w:type="dxa" w:w="30"/>
@@ -2250,7 +2253,7 @@
         </w:tc>
         <w:tc>
           <w:tcPr>
-            <w:tcW w:type="pct" w:w="7%"/>
+            <w:tcW w:type="dxa" w:w="683"/>
             <w:shd w:fill="E7EDF1" w:color="auto" w:val="clear"/>
             <w:tcMar>
               <w:top w:type="dxa" w:w="30"/>
@@ -2277,7 +2280,7 @@
         </w:tc>
         <w:tc>
           <w:tcPr>
-            <w:tcW w:type="pct" w:w="6%"/>
+            <w:tcW w:type="dxa" w:w="585"/>
             <w:shd w:fill="E7EDF1" w:color="auto" w:val="clear"/>
             <w:tcMar>
               <w:top w:type="dxa" w:w="30"/>
@@ -2304,7 +2307,7 @@
         </w:tc>
         <w:tc>
           <w:tcPr>
-            <w:tcW w:type="pct" w:w="8%"/>
+            <w:tcW w:type="dxa" w:w="780"/>
             <w:shd w:fill="E7EDF1" w:color="auto" w:val="clear"/>
             <w:tcMar>
               <w:top w:type="dxa" w:w="30"/>
@@ -2331,7 +2334,7 @@
         </w:tc>
         <w:tc>
           <w:tcPr>
-            <w:tcW w:type="pct" w:w="6%"/>
+            <w:tcW w:type="dxa" w:w="585"/>
             <w:shd w:fill="E7EDF1" w:color="auto" w:val="clear"/>
             <w:tcMar>
               <w:top w:type="dxa" w:w="30"/>
@@ -2358,7 +2361,7 @@
         </w:tc>
         <w:tc>
           <w:tcPr>
-            <w:tcW w:type="pct" w:w="8%"/>
+            <w:tcW w:type="dxa" w:w="780"/>
             <w:shd w:fill="E7EDF1" w:color="auto" w:val="clear"/>
             <w:tcMar>
               <w:top w:type="dxa" w:w="30"/>
@@ -2385,7 +2388,7 @@
         </w:tc>
         <w:tc>
           <w:tcPr>
-            <w:tcW w:type="pct" w:w="7%"/>
+            <w:tcW w:type="dxa" w:w="683"/>
             <w:shd w:fill="E7EDF1" w:color="auto" w:val="clear"/>
             <w:tcMar>
               <w:top w:type="dxa" w:w="30"/>
@@ -2412,7 +2415,7 @@
         </w:tc>
         <w:tc>
           <w:tcPr>
-            <w:tcW w:type="pct" w:w="7%"/>
+            <w:tcW w:type="dxa" w:w="683"/>
             <w:shd w:fill="E7EDF1" w:color="auto" w:val="clear"/>
             <w:tcMar>
               <w:top w:type="dxa" w:w="30"/>
@@ -2444,7 +2447,7 @@
         </w:trPr>
         <w:tc>
           <w:tcPr>
-            <w:tcW w:type="pct" w:w="6%"/>
+            <w:tcW w:type="dxa" w:w="585"/>
             <w:tcMar>
               <w:top w:type="dxa" w:w="30"/>
               <w:left w:type="dxa" w:w="70"/>
@@ -2468,7 +2471,7 @@
         </w:tc>
         <w:tc>
           <w:tcPr>
-            <w:tcW w:type="pct" w:w="26%"/>
+            <w:tcW w:type="dxa" w:w="2537"/>
             <w:tcMar>
               <w:top w:type="dxa" w:w="30"/>
               <w:left w:type="dxa" w:w="70"/>
@@ -2492,7 +2495,7 @@
         </w:tc>
         <w:tc>
           <w:tcPr>
-            <w:tcW w:type="pct" w:w="8%"/>
+            <w:tcW w:type="dxa" w:w="780"/>
             <w:tcMar>
               <w:top w:type="dxa" w:w="30"/>
               <w:left w:type="dxa" w:w="70"/>
@@ -2516,7 +2519,7 @@
         </w:tc>
         <w:tc>
           <w:tcPr>
-            <w:tcW w:type="pct" w:w="11%"/>
+            <w:tcW w:type="dxa" w:w="1073"/>
             <w:tcMar>
               <w:top w:type="dxa" w:w="30"/>
               <w:left w:type="dxa" w:w="70"/>
@@ -2540,7 +2543,7 @@
         </w:tc>
         <w:tc>
           <w:tcPr>
-            <w:tcW w:type="pct" w:w="7%"/>
+            <w:tcW w:type="dxa" w:w="683"/>
             <w:tcMar>
               <w:top w:type="dxa" w:w="30"/>
               <w:left w:type="dxa" w:w="70"/>
@@ -2564,7 +2567,7 @@
         </w:tc>
         <w:tc>
           <w:tcPr>
-            <w:tcW w:type="pct" w:w="6%"/>
+            <w:tcW w:type="dxa" w:w="585"/>
             <w:tcMar>
               <w:top w:type="dxa" w:w="30"/>
               <w:left w:type="dxa" w:w="70"/>
@@ -2588,7 +2591,7 @@
         </w:tc>
         <w:tc>
           <w:tcPr>
-            <w:tcW w:type="pct" w:w="8%"/>
+            <w:tcW w:type="dxa" w:w="780"/>
             <w:tcMar>
               <w:top w:type="dxa" w:w="30"/>
               <w:left w:type="dxa" w:w="70"/>
@@ -2612,7 +2615,7 @@
         </w:tc>
         <w:tc>
           <w:tcPr>
-            <w:tcW w:type="pct" w:w="6%"/>
+            <w:tcW w:type="dxa" w:w="585"/>
             <w:tcMar>
               <w:top w:type="dxa" w:w="30"/>
               <w:left w:type="dxa" w:w="70"/>
@@ -2636,7 +2639,7 @@
         </w:tc>
         <w:tc>
           <w:tcPr>
-            <w:tcW w:type="pct" w:w="8%"/>
+            <w:tcW w:type="dxa" w:w="780"/>
             <w:tcMar>
               <w:top w:type="dxa" w:w="30"/>
               <w:left w:type="dxa" w:w="70"/>
@@ -2660,7 +2663,7 @@
         </w:tc>
         <w:tc>
           <w:tcPr>
-            <w:tcW w:type="pct" w:w="7%"/>
+            <w:tcW w:type="dxa" w:w="683"/>
             <w:tcMar>
               <w:top w:type="dxa" w:w="30"/>
               <w:left w:type="dxa" w:w="70"/>
@@ -2684,7 +2687,7 @@
         </w:tc>
         <w:tc>
           <w:tcPr>
-            <w:tcW w:type="pct" w:w="7%"/>
+            <w:tcW w:type="dxa" w:w="683"/>
             <w:tcMar>
               <w:top w:type="dxa" w:w="30"/>
               <w:left w:type="dxa" w:w="70"/>
@@ -2713,7 +2716,7 @@
         </w:trPr>
         <w:tc>
           <w:tcPr>
-            <w:tcW w:type="pct" w:w="6%"/>
+            <w:tcW w:type="dxa" w:w="585"/>
             <w:tcMar>
               <w:top w:type="dxa" w:w="30"/>
               <w:left w:type="dxa" w:w="70"/>
@@ -2737,7 +2740,7 @@
         </w:tc>
         <w:tc>
           <w:tcPr>
-            <w:tcW w:type="pct" w:w="26%"/>
+            <w:tcW w:type="dxa" w:w="2537"/>
             <w:tcMar>
               <w:top w:type="dxa" w:w="30"/>
               <w:left w:type="dxa" w:w="70"/>
@@ -2761,7 +2764,7 @@
         </w:tc>
         <w:tc>
           <w:tcPr>
-            <w:tcW w:type="pct" w:w="8%"/>
+            <w:tcW w:type="dxa" w:w="780"/>
             <w:tcMar>
               <w:top w:type="dxa" w:w="30"/>
               <w:left w:type="dxa" w:w="70"/>
@@ -2785,7 +2788,7 @@
         </w:tc>
         <w:tc>
           <w:tcPr>
-            <w:tcW w:type="pct" w:w="11%"/>
+            <w:tcW w:type="dxa" w:w="1073"/>
             <w:tcMar>
               <w:top w:type="dxa" w:w="30"/>
               <w:left w:type="dxa" w:w="70"/>
@@ -2809,7 +2812,7 @@
         </w:tc>
         <w:tc>
           <w:tcPr>
-            <w:tcW w:type="pct" w:w="7%"/>
+            <w:tcW w:type="dxa" w:w="683"/>
             <w:tcMar>
               <w:top w:type="dxa" w:w="30"/>
               <w:left w:type="dxa" w:w="70"/>
@@ -2833,7 +2836,7 @@
         </w:tc>
         <w:tc>
           <w:tcPr>
-            <w:tcW w:type="pct" w:w="6%"/>
+            <w:tcW w:type="dxa" w:w="585"/>
             <w:tcMar>
               <w:top w:type="dxa" w:w="30"/>
               <w:left w:type="dxa" w:w="70"/>
@@ -2857,7 +2860,7 @@
         </w:tc>
         <w:tc>
           <w:tcPr>
-            <w:tcW w:type="pct" w:w="8%"/>
+            <w:tcW w:type="dxa" w:w="780"/>
             <w:tcMar>
               <w:top w:type="dxa" w:w="30"/>
               <w:left w:type="dxa" w:w="70"/>
@@ -2881,7 +2884,7 @@
         </w:tc>
         <w:tc>
           <w:tcPr>
-            <w:tcW w:type="pct" w:w="6%"/>
+            <w:tcW w:type="dxa" w:w="585"/>
             <w:tcMar>
               <w:top w:type="dxa" w:w="30"/>
               <w:left w:type="dxa" w:w="70"/>
@@ -2905,7 +2908,7 @@
         </w:tc>
         <w:tc>
           <w:tcPr>
-            <w:tcW w:type="pct" w:w="8%"/>
+            <w:tcW w:type="dxa" w:w="780"/>
             <w:tcMar>
               <w:top w:type="dxa" w:w="30"/>
               <w:left w:type="dxa" w:w="70"/>
@@ -2929,7 +2932,7 @@
         </w:tc>
         <w:tc>
           <w:tcPr>
-            <w:tcW w:type="pct" w:w="7%"/>
+            <w:tcW w:type="dxa" w:w="683"/>
             <w:tcMar>
               <w:top w:type="dxa" w:w="30"/>
               <w:left w:type="dxa" w:w="70"/>
@@ -2953,7 +2956,7 @@
         </w:tc>
         <w:tc>
           <w:tcPr>
-            <w:tcW w:type="pct" w:w="7%"/>
+            <w:tcW w:type="dxa" w:w="683"/>
             <w:tcMar>
               <w:top w:type="dxa" w:w="30"/>
               <w:left w:type="dxa" w:w="70"/>
@@ -2982,7 +2985,7 @@
         </w:trPr>
         <w:tc>
           <w:tcPr>
-            <w:tcW w:type="pct" w:w="6%"/>
+            <w:tcW w:type="dxa" w:w="585"/>
             <w:tcMar>
               <w:top w:type="dxa" w:w="30"/>
               <w:left w:type="dxa" w:w="70"/>
@@ -3006,7 +3009,7 @@
         </w:tc>
         <w:tc>
           <w:tcPr>
-            <w:tcW w:type="pct" w:w="26%"/>
+            <w:tcW w:type="dxa" w:w="2537"/>
             <w:tcMar>
               <w:top w:type="dxa" w:w="30"/>
               <w:left w:type="dxa" w:w="70"/>
@@ -3030,7 +3033,7 @@
         </w:tc>
         <w:tc>
           <w:tcPr>
-            <w:tcW w:type="pct" w:w="8%"/>
+            <w:tcW w:type="dxa" w:w="780"/>
             <w:tcMar>
               <w:top w:type="dxa" w:w="30"/>
               <w:left w:type="dxa" w:w="70"/>
@@ -3054,7 +3057,7 @@
         </w:tc>
         <w:tc>
           <w:tcPr>
-            <w:tcW w:type="pct" w:w="11%"/>
+            <w:tcW w:type="dxa" w:w="1073"/>
             <w:tcMar>
               <w:top w:type="dxa" w:w="30"/>
               <w:left w:type="dxa" w:w="70"/>
@@ -3078,7 +3081,7 @@
         </w:tc>
         <w:tc>
           <w:tcPr>
-            <w:tcW w:type="pct" w:w="7%"/>
+            <w:tcW w:type="dxa" w:w="683"/>
             <w:tcMar>
               <w:top w:type="dxa" w:w="30"/>
               <w:left w:type="dxa" w:w="70"/>
@@ -3102,7 +3105,7 @@
         </w:tc>
         <w:tc>
           <w:tcPr>
-            <w:tcW w:type="pct" w:w="6%"/>
+            <w:tcW w:type="dxa" w:w="585"/>
             <w:tcMar>
               <w:top w:type="dxa" w:w="30"/>
               <w:left w:type="dxa" w:w="70"/>
@@ -3126,7 +3129,7 @@
         </w:tc>
         <w:tc>
           <w:tcPr>
-            <w:tcW w:type="pct" w:w="8%"/>
+            <w:tcW w:type="dxa" w:w="780"/>
             <w:tcMar>
               <w:top w:type="dxa" w:w="30"/>
               <w:left w:type="dxa" w:w="70"/>
@@ -3150,7 +3153,7 @@
         </w:tc>
         <w:tc>
           <w:tcPr>
-            <w:tcW w:type="pct" w:w="6%"/>
+            <w:tcW w:type="dxa" w:w="585"/>
             <w:tcMar>
               <w:top w:type="dxa" w:w="30"/>
               <w:left w:type="dxa" w:w="70"/>
@@ -3174,7 +3177,7 @@
         </w:tc>
         <w:tc>
           <w:tcPr>
-            <w:tcW w:type="pct" w:w="8%"/>
+            <w:tcW w:type="dxa" w:w="780"/>
             <w:tcMar>
               <w:top w:type="dxa" w:w="30"/>
               <w:left w:type="dxa" w:w="70"/>
@@ -3198,7 +3201,7 @@
         </w:tc>
         <w:tc>
           <w:tcPr>
-            <w:tcW w:type="pct" w:w="7%"/>
+            <w:tcW w:type="dxa" w:w="683"/>
             <w:tcMar>
               <w:top w:type="dxa" w:w="30"/>
               <w:left w:type="dxa" w:w="70"/>
@@ -3222,7 +3225,7 @@
         </w:tc>
         <w:tc>
           <w:tcPr>
-            <w:tcW w:type="pct" w:w="7%"/>
+            <w:tcW w:type="dxa" w:w="683"/>
             <w:tcMar>
               <w:top w:type="dxa" w:w="30"/>
               <w:left w:type="dxa" w:w="70"/>
@@ -3251,7 +3254,7 @@
         </w:trPr>
         <w:tc>
           <w:tcPr>
-            <w:tcW w:type="pct" w:w="6%"/>
+            <w:tcW w:type="dxa" w:w="585"/>
             <w:tcMar>
               <w:top w:type="dxa" w:w="30"/>
               <w:left w:type="dxa" w:w="70"/>
@@ -3275,7 +3278,7 @@
         </w:tc>
         <w:tc>
           <w:tcPr>
-            <w:tcW w:type="pct" w:w="26%"/>
+            <w:tcW w:type="dxa" w:w="2537"/>
             <w:tcMar>
               <w:top w:type="dxa" w:w="30"/>
               <w:left w:type="dxa" w:w="70"/>
@@ -3299,7 +3302,7 @@
         </w:tc>
         <w:tc>
           <w:tcPr>
-            <w:tcW w:type="pct" w:w="8%"/>
+            <w:tcW w:type="dxa" w:w="780"/>
             <w:tcMar>
               <w:top w:type="dxa" w:w="30"/>
               <w:left w:type="dxa" w:w="70"/>
@@ -3323,7 +3326,7 @@
         </w:tc>
         <w:tc>
           <w:tcPr>
-            <w:tcW w:type="pct" w:w="11%"/>
+            <w:tcW w:type="dxa" w:w="1073"/>
             <w:tcMar>
               <w:top w:type="dxa" w:w="30"/>
               <w:left w:type="dxa" w:w="70"/>
@@ -3347,7 +3350,7 @@
         </w:tc>
         <w:tc>
           <w:tcPr>
-            <w:tcW w:type="pct" w:w="7%"/>
+            <w:tcW w:type="dxa" w:w="683"/>
             <w:tcMar>
               <w:top w:type="dxa" w:w="30"/>
               <w:left w:type="dxa" w:w="70"/>
@@ -3371,7 +3374,7 @@
         </w:tc>
         <w:tc>
           <w:tcPr>
-            <w:tcW w:type="pct" w:w="6%"/>
+            <w:tcW w:type="dxa" w:w="585"/>
             <w:tcMar>
               <w:top w:type="dxa" w:w="30"/>
               <w:left w:type="dxa" w:w="70"/>
@@ -3395,7 +3398,7 @@
         </w:tc>
         <w:tc>
           <w:tcPr>
-            <w:tcW w:type="pct" w:w="8%"/>
+            <w:tcW w:type="dxa" w:w="780"/>
             <w:tcMar>
               <w:top w:type="dxa" w:w="30"/>
               <w:left w:type="dxa" w:w="70"/>
@@ -3419,7 +3422,7 @@
         </w:tc>
         <w:tc>
           <w:tcPr>
-            <w:tcW w:type="pct" w:w="6%"/>
+            <w:tcW w:type="dxa" w:w="585"/>
             <w:tcMar>
               <w:top w:type="dxa" w:w="30"/>
               <w:left w:type="dxa" w:w="70"/>
@@ -3443,7 +3446,7 @@
         </w:tc>
         <w:tc>
           <w:tcPr>
-            <w:tcW w:type="pct" w:w="8%"/>
+            <w:tcW w:type="dxa" w:w="780"/>
             <w:tcMar>
               <w:top w:type="dxa" w:w="30"/>
               <w:left w:type="dxa" w:w="70"/>
@@ -3467,7 +3470,7 @@
         </w:tc>
         <w:tc>
           <w:tcPr>
-            <w:tcW w:type="pct" w:w="7%"/>
+            <w:tcW w:type="dxa" w:w="683"/>
             <w:tcMar>
               <w:top w:type="dxa" w:w="30"/>
               <w:left w:type="dxa" w:w="70"/>
@@ -3491,7 +3494,7 @@
         </w:tc>
         <w:tc>
           <w:tcPr>
-            <w:tcW w:type="pct" w:w="7%"/>
+            <w:tcW w:type="dxa" w:w="683"/>
             <w:tcMar>
               <w:top w:type="dxa" w:w="30"/>
               <w:left w:type="dxa" w:w="70"/>
@@ -3520,7 +3523,7 @@
         </w:trPr>
         <w:tc>
           <w:tcPr>
-            <w:tcW w:type="pct" w:w="6%"/>
+            <w:tcW w:type="dxa" w:w="585"/>
             <w:tcMar>
               <w:top w:type="dxa" w:w="30"/>
               <w:left w:type="dxa" w:w="70"/>
@@ -3544,7 +3547,7 @@
         </w:tc>
         <w:tc>
           <w:tcPr>
-            <w:tcW w:type="pct" w:w="26%"/>
+            <w:tcW w:type="dxa" w:w="2537"/>
             <w:tcMar>
               <w:top w:type="dxa" w:w="30"/>
               <w:left w:type="dxa" w:w="70"/>
@@ -3568,7 +3571,7 @@
         </w:tc>
         <w:tc>
           <w:tcPr>
-            <w:tcW w:type="pct" w:w="8%"/>
+            <w:tcW w:type="dxa" w:w="780"/>
             <w:tcMar>
               <w:top w:type="dxa" w:w="30"/>
               <w:left w:type="dxa" w:w="70"/>
@@ -3592,7 +3595,7 @@
         </w:tc>
         <w:tc>
           <w:tcPr>
-            <w:tcW w:type="pct" w:w="11%"/>
+            <w:tcW w:type="dxa" w:w="1073"/>
             <w:tcMar>
               <w:top w:type="dxa" w:w="30"/>
               <w:left w:type="dxa" w:w="70"/>
@@ -3616,7 +3619,7 @@
         </w:tc>
         <w:tc>
           <w:tcPr>
-            <w:tcW w:type="pct" w:w="7%"/>
+            <w:tcW w:type="dxa" w:w="683"/>
             <w:tcMar>
               <w:top w:type="dxa" w:w="30"/>
               <w:left w:type="dxa" w:w="70"/>
@@ -3640,7 +3643,7 @@
         </w:tc>
         <w:tc>
           <w:tcPr>
-            <w:tcW w:type="pct" w:w="6%"/>
+            <w:tcW w:type="dxa" w:w="585"/>
             <w:tcMar>
               <w:top w:type="dxa" w:w="30"/>
               <w:left w:type="dxa" w:w="70"/>
@@ -3664,7 +3667,7 @@
         </w:tc>
         <w:tc>
           <w:tcPr>
-            <w:tcW w:type="pct" w:w="8%"/>
+            <w:tcW w:type="dxa" w:w="780"/>
             <w:tcMar>
               <w:top w:type="dxa" w:w="30"/>
               <w:left w:type="dxa" w:w="70"/>
@@ -3688,7 +3691,7 @@
         </w:tc>
         <w:tc>
           <w:tcPr>
-            <w:tcW w:type="pct" w:w="6%"/>
+            <w:tcW w:type="dxa" w:w="585"/>
             <w:tcMar>
               <w:top w:type="dxa" w:w="30"/>
               <w:left w:type="dxa" w:w="70"/>
@@ -3712,7 +3715,7 @@
         </w:tc>
         <w:tc>
           <w:tcPr>
-            <w:tcW w:type="pct" w:w="8%"/>
+            <w:tcW w:type="dxa" w:w="780"/>
             <w:tcMar>
               <w:top w:type="dxa" w:w="30"/>
               <w:left w:type="dxa" w:w="70"/>
@@ -3736,7 +3739,7 @@
         </w:tc>
         <w:tc>
           <w:tcPr>
-            <w:tcW w:type="pct" w:w="7%"/>
+            <w:tcW w:type="dxa" w:w="683"/>
             <w:tcMar>
               <w:top w:type="dxa" w:w="30"/>
               <w:left w:type="dxa" w:w="70"/>
@@ -3760,7 +3763,7 @@
         </w:tc>
         <w:tc>
           <w:tcPr>
-            <w:tcW w:type="pct" w:w="7%"/>
+            <w:tcW w:type="dxa" w:w="683"/>
             <w:tcMar>
               <w:top w:type="dxa" w:w="30"/>
               <w:left w:type="dxa" w:w="70"/>
@@ -3789,7 +3792,7 @@
         </w:trPr>
         <w:tc>
           <w:tcPr>
-            <w:tcW w:type="pct" w:w="6%"/>
+            <w:tcW w:type="dxa" w:w="585"/>
             <w:tcMar>
               <w:top w:type="dxa" w:w="30"/>
               <w:left w:type="dxa" w:w="70"/>
@@ -3813,7 +3816,7 @@
         </w:tc>
         <w:tc>
           <w:tcPr>
-            <w:tcW w:type="pct" w:w="26%"/>
+            <w:tcW w:type="dxa" w:w="2537"/>
             <w:tcMar>
               <w:top w:type="dxa" w:w="30"/>
               <w:left w:type="dxa" w:w="70"/>
@@ -3837,7 +3840,7 @@
         </w:tc>
         <w:tc>
           <w:tcPr>
-            <w:tcW w:type="pct" w:w="8%"/>
+            <w:tcW w:type="dxa" w:w="780"/>
             <w:tcMar>
               <w:top w:type="dxa" w:w="30"/>
               <w:left w:type="dxa" w:w="70"/>
@@ -3861,7 +3864,7 @@
         </w:tc>
         <w:tc>
           <w:tcPr>
-            <w:tcW w:type="pct" w:w="11%"/>
+            <w:tcW w:type="dxa" w:w="1073"/>
             <w:tcMar>
               <w:top w:type="dxa" w:w="30"/>
               <w:left w:type="dxa" w:w="70"/>
@@ -3885,7 +3888,7 @@
         </w:tc>
         <w:tc>
           <w:tcPr>
-            <w:tcW w:type="pct" w:w="7%"/>
+            <w:tcW w:type="dxa" w:w="683"/>
             <w:tcMar>
               <w:top w:type="dxa" w:w="30"/>
               <w:left w:type="dxa" w:w="70"/>
@@ -3909,7 +3912,7 @@
         </w:tc>
         <w:tc>
           <w:tcPr>
-            <w:tcW w:type="pct" w:w="6%"/>
+            <w:tcW w:type="dxa" w:w="585"/>
             <w:tcMar>
               <w:top w:type="dxa" w:w="30"/>
               <w:left w:type="dxa" w:w="70"/>
@@ -3933,7 +3936,7 @@
         </w:tc>
         <w:tc>
           <w:tcPr>
-            <w:tcW w:type="pct" w:w="8%"/>
+            <w:tcW w:type="dxa" w:w="780"/>
             <w:tcMar>
               <w:top w:type="dxa" w:w="30"/>
               <w:left w:type="dxa" w:w="70"/>
@@ -3957,7 +3960,7 @@
         </w:tc>
         <w:tc>
           <w:tcPr>
-            <w:tcW w:type="pct" w:w="6%"/>
+            <w:tcW w:type="dxa" w:w="585"/>
             <w:tcMar>
               <w:top w:type="dxa" w:w="30"/>
               <w:left w:type="dxa" w:w="70"/>
@@ -3981,7 +3984,7 @@
         </w:tc>
         <w:tc>
           <w:tcPr>
-            <w:tcW w:type="pct" w:w="8%"/>
+            <w:tcW w:type="dxa" w:w="780"/>
             <w:tcMar>
               <w:top w:type="dxa" w:w="30"/>
               <w:left w:type="dxa" w:w="70"/>
@@ -4005,7 +4008,7 @@
         </w:tc>
         <w:tc>
           <w:tcPr>
-            <w:tcW w:type="pct" w:w="7%"/>
+            <w:tcW w:type="dxa" w:w="683"/>
             <w:tcMar>
               <w:top w:type="dxa" w:w="30"/>
               <w:left w:type="dxa" w:w="70"/>
@@ -4029,7 +4032,7 @@
         </w:tc>
         <w:tc>
           <w:tcPr>
-            <w:tcW w:type="pct" w:w="7%"/>
+            <w:tcW w:type="dxa" w:w="683"/>
             <w:tcMar>
               <w:top w:type="dxa" w:w="30"/>
               <w:left w:type="dxa" w:w="70"/>
@@ -4058,7 +4061,7 @@
         </w:trPr>
         <w:tc>
           <w:tcPr>
-            <w:tcW w:type="pct" w:w="6%"/>
+            <w:tcW w:type="dxa" w:w="585"/>
             <w:tcMar>
               <w:top w:type="dxa" w:w="30"/>
               <w:left w:type="dxa" w:w="70"/>
@@ -4082,7 +4085,7 @@
         </w:tc>
         <w:tc>
           <w:tcPr>
-            <w:tcW w:type="pct" w:w="26%"/>
+            <w:tcW w:type="dxa" w:w="2537"/>
             <w:tcMar>
               <w:top w:type="dxa" w:w="30"/>
               <w:left w:type="dxa" w:w="70"/>
@@ -4106,7 +4109,7 @@
         </w:tc>
         <w:tc>
           <w:tcPr>
-            <w:tcW w:type="pct" w:w="8%"/>
+            <w:tcW w:type="dxa" w:w="780"/>
             <w:tcMar>
               <w:top w:type="dxa" w:w="30"/>
               <w:left w:type="dxa" w:w="70"/>
@@ -4130,7 +4133,7 @@
         </w:tc>
         <w:tc>
           <w:tcPr>
-            <w:tcW w:type="pct" w:w="11%"/>
+            <w:tcW w:type="dxa" w:w="1073"/>
             <w:tcMar>
               <w:top w:type="dxa" w:w="30"/>
               <w:left w:type="dxa" w:w="70"/>
@@ -4154,7 +4157,7 @@
         </w:tc>
         <w:tc>
           <w:tcPr>
-            <w:tcW w:type="pct" w:w="7%"/>
+            <w:tcW w:type="dxa" w:w="683"/>
             <w:tcMar>
               <w:top w:type="dxa" w:w="30"/>
               <w:left w:type="dxa" w:w="70"/>
@@ -4178,7 +4181,7 @@
         </w:tc>
         <w:tc>
           <w:tcPr>
-            <w:tcW w:type="pct" w:w="6%"/>
+            <w:tcW w:type="dxa" w:w="585"/>
             <w:tcMar>
               <w:top w:type="dxa" w:w="30"/>
               <w:left w:type="dxa" w:w="70"/>
@@ -4202,7 +4205,7 @@
         </w:tc>
         <w:tc>
           <w:tcPr>
-            <w:tcW w:type="pct" w:w="8%"/>
+            <w:tcW w:type="dxa" w:w="780"/>
             <w:tcMar>
               <w:top w:type="dxa" w:w="30"/>
               <w:left w:type="dxa" w:w="70"/>
@@ -4226,7 +4229,7 @@
         </w:tc>
         <w:tc>
           <w:tcPr>
-            <w:tcW w:type="pct" w:w="6%"/>
+            <w:tcW w:type="dxa" w:w="585"/>
             <w:tcMar>
               <w:top w:type="dxa" w:w="30"/>
               <w:left w:type="dxa" w:w="70"/>
@@ -4250,7 +4253,7 @@
         </w:tc>
         <w:tc>
           <w:tcPr>
-            <w:tcW w:type="pct" w:w="8%"/>
+            <w:tcW w:type="dxa" w:w="780"/>
             <w:tcMar>
               <w:top w:type="dxa" w:w="30"/>
               <w:left w:type="dxa" w:w="70"/>
@@ -4274,7 +4277,7 @@
         </w:tc>
         <w:tc>
           <w:tcPr>
-            <w:tcW w:type="pct" w:w="7%"/>
+            <w:tcW w:type="dxa" w:w="683"/>
             <w:tcMar>
               <w:top w:type="dxa" w:w="30"/>
               <w:left w:type="dxa" w:w="70"/>
@@ -4298,7 +4301,7 @@
         </w:tc>
         <w:tc>
           <w:tcPr>
-            <w:tcW w:type="pct" w:w="7%"/>
+            <w:tcW w:type="dxa" w:w="683"/>
             <w:tcMar>
               <w:top w:type="dxa" w:w="30"/>
               <w:left w:type="dxa" w:w="70"/>
@@ -4327,7 +4330,7 @@
         </w:trPr>
         <w:tc>
           <w:tcPr>
-            <w:tcW w:type="pct" w:w="6%"/>
+            <w:tcW w:type="dxa" w:w="585"/>
             <w:tcMar>
               <w:top w:type="dxa" w:w="30"/>
               <w:left w:type="dxa" w:w="70"/>
@@ -4351,7 +4354,7 @@
         </w:tc>
         <w:tc>
           <w:tcPr>
-            <w:tcW w:type="pct" w:w="26%"/>
+            <w:tcW w:type="dxa" w:w="2537"/>
             <w:tcMar>
               <w:top w:type="dxa" w:w="30"/>
               <w:left w:type="dxa" w:w="70"/>
@@ -4375,7 +4378,7 @@
         </w:tc>
         <w:tc>
           <w:tcPr>
-            <w:tcW w:type="pct" w:w="8%"/>
+            <w:tcW w:type="dxa" w:w="780"/>
             <w:tcMar>
               <w:top w:type="dxa" w:w="30"/>
               <w:left w:type="dxa" w:w="70"/>
@@ -4399,7 +4402,7 @@
         </w:tc>
         <w:tc>
           <w:tcPr>
-            <w:tcW w:type="pct" w:w="11%"/>
+            <w:tcW w:type="dxa" w:w="1073"/>
             <w:tcMar>
               <w:top w:type="dxa" w:w="30"/>
               <w:left w:type="dxa" w:w="70"/>
@@ -4423,7 +4426,7 @@
         </w:tc>
         <w:tc>
           <w:tcPr>
-            <w:tcW w:type="pct" w:w="7%"/>
+            <w:tcW w:type="dxa" w:w="683"/>
             <w:tcMar>
               <w:top w:type="dxa" w:w="30"/>
               <w:left w:type="dxa" w:w="70"/>
@@ -4447,7 +4450,7 @@
         </w:tc>
         <w:tc>
           <w:tcPr>
-            <w:tcW w:type="pct" w:w="6%"/>
+            <w:tcW w:type="dxa" w:w="585"/>
             <w:tcMar>
               <w:top w:type="dxa" w:w="30"/>
               <w:left w:type="dxa" w:w="70"/>
@@ -4471,7 +4474,7 @@
         </w:tc>
         <w:tc>
           <w:tcPr>
-            <w:tcW w:type="pct" w:w="8%"/>
+            <w:tcW w:type="dxa" w:w="780"/>
             <w:tcMar>
               <w:top w:type="dxa" w:w="30"/>
               <w:left w:type="dxa" w:w="70"/>
@@ -4495,7 +4498,7 @@
         </w:tc>
         <w:tc>
           <w:tcPr>
-            <w:tcW w:type="pct" w:w="6%"/>
+            <w:tcW w:type="dxa" w:w="585"/>
             <w:tcMar>
               <w:top w:type="dxa" w:w="30"/>
               <w:left w:type="dxa" w:w="70"/>
@@ -4519,7 +4522,7 @@
         </w:tc>
         <w:tc>
           <w:tcPr>
-            <w:tcW w:type="pct" w:w="8%"/>
+            <w:tcW w:type="dxa" w:w="780"/>
             <w:tcMar>
               <w:top w:type="dxa" w:w="30"/>
               <w:left w:type="dxa" w:w="70"/>
@@ -4543,7 +4546,7 @@
         </w:tc>
         <w:tc>
           <w:tcPr>
-            <w:tcW w:type="pct" w:w="7%"/>
+            <w:tcW w:type="dxa" w:w="683"/>
             <w:tcMar>
               <w:top w:type="dxa" w:w="30"/>
               <w:left w:type="dxa" w:w="70"/>
@@ -4567,7 +4570,7 @@
         </w:tc>
         <w:tc>
           <w:tcPr>
-            <w:tcW w:type="pct" w:w="7%"/>
+            <w:tcW w:type="dxa" w:w="683"/>
             <w:tcMar>
               <w:top w:type="dxa" w:w="30"/>
               <w:left w:type="dxa" w:w="70"/>
@@ -4596,7 +4599,7 @@
         </w:trPr>
         <w:tc>
           <w:tcPr>
-            <w:tcW w:type="pct" w:w="6%"/>
+            <w:tcW w:type="dxa" w:w="585"/>
             <w:tcMar>
               <w:top w:type="dxa" w:w="30"/>
               <w:left w:type="dxa" w:w="70"/>
@@ -4620,7 +4623,7 @@
         </w:tc>
         <w:tc>
           <w:tcPr>
-            <w:tcW w:type="pct" w:w="26%"/>
+            <w:tcW w:type="dxa" w:w="2537"/>
             <w:tcMar>
               <w:top w:type="dxa" w:w="30"/>
               <w:left w:type="dxa" w:w="70"/>
@@ -4644,7 +4647,7 @@
         </w:tc>
         <w:tc>
           <w:tcPr>
-            <w:tcW w:type="pct" w:w="8%"/>
+            <w:tcW w:type="dxa" w:w="780"/>
             <w:tcMar>
               <w:top w:type="dxa" w:w="30"/>
               <w:left w:type="dxa" w:w="70"/>
@@ -4668,7 +4671,7 @@
         </w:tc>
         <w:tc>
           <w:tcPr>
-            <w:tcW w:type="pct" w:w="11%"/>
+            <w:tcW w:type="dxa" w:w="1073"/>
             <w:tcMar>
               <w:top w:type="dxa" w:w="30"/>
               <w:left w:type="dxa" w:w="70"/>
@@ -4692,7 +4695,7 @@
         </w:tc>
         <w:tc>
           <w:tcPr>
-            <w:tcW w:type="pct" w:w="7%"/>
+            <w:tcW w:type="dxa" w:w="683"/>
             <w:tcMar>
               <w:top w:type="dxa" w:w="30"/>
               <w:left w:type="dxa" w:w="70"/>
@@ -4716,7 +4719,7 @@
         </w:tc>
         <w:tc>
           <w:tcPr>
-            <w:tcW w:type="pct" w:w="6%"/>
+            <w:tcW w:type="dxa" w:w="585"/>
             <w:tcMar>
               <w:top w:type="dxa" w:w="30"/>
               <w:left w:type="dxa" w:w="70"/>
@@ -4740,7 +4743,7 @@
         </w:tc>
         <w:tc>
           <w:tcPr>
-            <w:tcW w:type="pct" w:w="8%"/>
+            <w:tcW w:type="dxa" w:w="780"/>
             <w:tcMar>
               <w:top w:type="dxa" w:w="30"/>
               <w:left w:type="dxa" w:w="70"/>
@@ -4764,7 +4767,7 @@
         </w:tc>
         <w:tc>
           <w:tcPr>
-            <w:tcW w:type="pct" w:w="6%"/>
+            <w:tcW w:type="dxa" w:w="585"/>
             <w:tcMar>
               <w:top w:type="dxa" w:w="30"/>
               <w:left w:type="dxa" w:w="70"/>
@@ -4788,7 +4791,7 @@
         </w:tc>
         <w:tc>
           <w:tcPr>
-            <w:tcW w:type="pct" w:w="8%"/>
+            <w:tcW w:type="dxa" w:w="780"/>
             <w:tcMar>
               <w:top w:type="dxa" w:w="30"/>
               <w:left w:type="dxa" w:w="70"/>
@@ -4812,7 +4815,7 @@
         </w:tc>
         <w:tc>
           <w:tcPr>
-            <w:tcW w:type="pct" w:w="7%"/>
+            <w:tcW w:type="dxa" w:w="683"/>
             <w:tcMar>
               <w:top w:type="dxa" w:w="30"/>
               <w:left w:type="dxa" w:w="70"/>
@@ -4836,7 +4839,7 @@
         </w:tc>
         <w:tc>
           <w:tcPr>
-            <w:tcW w:type="pct" w:w="7%"/>
+            <w:tcW w:type="dxa" w:w="683"/>
             <w:tcMar>
               <w:top w:type="dxa" w:w="30"/>
               <w:left w:type="dxa" w:w="70"/>
@@ -4865,7 +4868,7 @@
         </w:trPr>
         <w:tc>
           <w:tcPr>
-            <w:tcW w:type="pct" w:w="6%"/>
+            <w:tcW w:type="dxa" w:w="585"/>
             <w:tcMar>
               <w:top w:type="dxa" w:w="30"/>
               <w:left w:type="dxa" w:w="70"/>
@@ -4889,7 +4892,7 @@
         </w:tc>
         <w:tc>
           <w:tcPr>
-            <w:tcW w:type="pct" w:w="26%"/>
+            <w:tcW w:type="dxa" w:w="2537"/>
             <w:tcMar>
               <w:top w:type="dxa" w:w="30"/>
               <w:left w:type="dxa" w:w="70"/>
@@ -4913,7 +4916,7 @@
         </w:tc>
         <w:tc>
           <w:tcPr>
-            <w:tcW w:type="pct" w:w="8%"/>
+            <w:tcW w:type="dxa" w:w="780"/>
             <w:tcMar>
               <w:top w:type="dxa" w:w="30"/>
               <w:left w:type="dxa" w:w="70"/>
@@ -4937,7 +4940,7 @@
         </w:tc>
         <w:tc>
           <w:tcPr>
-            <w:tcW w:type="pct" w:w="11%"/>
+            <w:tcW w:type="dxa" w:w="1073"/>
             <w:tcMar>
               <w:top w:type="dxa" w:w="30"/>
               <w:left w:type="dxa" w:w="70"/>
@@ -4961,7 +4964,7 @@
         </w:tc>
         <w:tc>
           <w:tcPr>
-            <w:tcW w:type="pct" w:w="7%"/>
+            <w:tcW w:type="dxa" w:w="683"/>
             <w:tcMar>
               <w:top w:type="dxa" w:w="30"/>
               <w:left w:type="dxa" w:w="70"/>
@@ -4985,7 +4988,7 @@
         </w:tc>
         <w:tc>
           <w:tcPr>
-            <w:tcW w:type="pct" w:w="6%"/>
+            <w:tcW w:type="dxa" w:w="585"/>
             <w:tcMar>
               <w:top w:type="dxa" w:w="30"/>
               <w:left w:type="dxa" w:w="70"/>
@@ -5009,7 +5012,7 @@
         </w:tc>
         <w:tc>
           <w:tcPr>
-            <w:tcW w:type="pct" w:w="8%"/>
+            <w:tcW w:type="dxa" w:w="780"/>
             <w:tcMar>
               <w:top w:type="dxa" w:w="30"/>
               <w:left w:type="dxa" w:w="70"/>
@@ -5033,7 +5036,7 @@
         </w:tc>
         <w:tc>
           <w:tcPr>
-            <w:tcW w:type="pct" w:w="6%"/>
+            <w:tcW w:type="dxa" w:w="585"/>
             <w:tcMar>
               <w:top w:type="dxa" w:w="30"/>
               <w:left w:type="dxa" w:w="70"/>
@@ -5057,7 +5060,7 @@
         </w:tc>
         <w:tc>
           <w:tcPr>
-            <w:tcW w:type="pct" w:w="8%"/>
+            <w:tcW w:type="dxa" w:w="780"/>
             <w:tcMar>
               <w:top w:type="dxa" w:w="30"/>
               <w:left w:type="dxa" w:w="70"/>
@@ -5081,7 +5084,7 @@
         </w:tc>
         <w:tc>
           <w:tcPr>
-            <w:tcW w:type="pct" w:w="7%"/>
+            <w:tcW w:type="dxa" w:w="683"/>
             <w:tcMar>
               <w:top w:type="dxa" w:w="30"/>
               <w:left w:type="dxa" w:w="70"/>
@@ -5105,7 +5108,7 @@
         </w:tc>
         <w:tc>
           <w:tcPr>
-            <w:tcW w:type="pct" w:w="7%"/>
+            <w:tcW w:type="dxa" w:w="683"/>
             <w:tcMar>
               <w:top w:type="dxa" w:w="30"/>
               <w:left w:type="dxa" w:w="70"/>
@@ -5134,7 +5137,7 @@
         </w:trPr>
         <w:tc>
           <w:tcPr>
-            <w:tcW w:type="pct" w:w="6%"/>
+            <w:tcW w:type="dxa" w:w="585"/>
             <w:tcMar>
               <w:top w:type="dxa" w:w="30"/>
               <w:left w:type="dxa" w:w="70"/>
@@ -5158,7 +5161,7 @@
         </w:tc>
         <w:tc>
           <w:tcPr>
-            <w:tcW w:type="pct" w:w="26%"/>
+            <w:tcW w:type="dxa" w:w="2537"/>
             <w:tcMar>
               <w:top w:type="dxa" w:w="30"/>
               <w:left w:type="dxa" w:w="70"/>
@@ -5182,7 +5185,7 @@
         </w:tc>
         <w:tc>
           <w:tcPr>
-            <w:tcW w:type="pct" w:w="8%"/>
+            <w:tcW w:type="dxa" w:w="780"/>
             <w:tcMar>
               <w:top w:type="dxa" w:w="30"/>
               <w:left w:type="dxa" w:w="70"/>
@@ -5206,7 +5209,7 @@
         </w:tc>
         <w:tc>
           <w:tcPr>
-            <w:tcW w:type="pct" w:w="11%"/>
+            <w:tcW w:type="dxa" w:w="1073"/>
             <w:tcMar>
               <w:top w:type="dxa" w:w="30"/>
               <w:left w:type="dxa" w:w="70"/>
@@ -5230,7 +5233,7 @@
         </w:tc>
         <w:tc>
           <w:tcPr>
-            <w:tcW w:type="pct" w:w="7%"/>
+            <w:tcW w:type="dxa" w:w="683"/>
             <w:tcMar>
               <w:top w:type="dxa" w:w="30"/>
               <w:left w:type="dxa" w:w="70"/>
@@ -5254,7 +5257,7 @@
         </w:tc>
         <w:tc>
           <w:tcPr>
-            <w:tcW w:type="pct" w:w="6%"/>
+            <w:tcW w:type="dxa" w:w="585"/>
             <w:tcMar>
               <w:top w:type="dxa" w:w="30"/>
               <w:left w:type="dxa" w:w="70"/>
@@ -5278,7 +5281,7 @@
         </w:tc>
         <w:tc>
           <w:tcPr>
-            <w:tcW w:type="pct" w:w="8%"/>
+            <w:tcW w:type="dxa" w:w="780"/>
             <w:tcMar>
               <w:top w:type="dxa" w:w="30"/>
               <w:left w:type="dxa" w:w="70"/>
@@ -5302,7 +5305,7 @@
         </w:tc>
         <w:tc>
           <w:tcPr>
-            <w:tcW w:type="pct" w:w="6%"/>
+            <w:tcW w:type="dxa" w:w="585"/>
             <w:tcMar>
               <w:top w:type="dxa" w:w="30"/>
               <w:left w:type="dxa" w:w="70"/>
@@ -5326,7 +5329,7 @@
         </w:tc>
         <w:tc>
           <w:tcPr>
-            <w:tcW w:type="pct" w:w="8%"/>
+            <w:tcW w:type="dxa" w:w="780"/>
             <w:tcMar>
               <w:top w:type="dxa" w:w="30"/>
               <w:left w:type="dxa" w:w="70"/>
@@ -5350,7 +5353,7 @@
         </w:tc>
         <w:tc>
           <w:tcPr>
-            <w:tcW w:type="pct" w:w="7%"/>
+            <w:tcW w:type="dxa" w:w="683"/>
             <w:tcMar>
               <w:top w:type="dxa" w:w="30"/>
               <w:left w:type="dxa" w:w="70"/>
@@ -5374,7 +5377,7 @@
         </w:tc>
         <w:tc>
           <w:tcPr>
-            <w:tcW w:type="pct" w:w="7%"/>
+            <w:tcW w:type="dxa" w:w="683"/>
             <w:tcMar>
               <w:top w:type="dxa" w:w="30"/>
               <w:left w:type="dxa" w:w="70"/>
@@ -5403,7 +5406,7 @@
         </w:trPr>
         <w:tc>
           <w:tcPr>
-            <w:tcW w:type="pct" w:w="6%"/>
+            <w:tcW w:type="dxa" w:w="585"/>
             <w:tcMar>
               <w:top w:type="dxa" w:w="30"/>
               <w:left w:type="dxa" w:w="70"/>
@@ -5427,7 +5430,7 @@
         </w:tc>
         <w:tc>
           <w:tcPr>
-            <w:tcW w:type="pct" w:w="26%"/>
+            <w:tcW w:type="dxa" w:w="2537"/>
             <w:tcMar>
               <w:top w:type="dxa" w:w="30"/>
               <w:left w:type="dxa" w:w="70"/>
@@ -5451,7 +5454,7 @@
         </w:tc>
         <w:tc>
           <w:tcPr>
-            <w:tcW w:type="pct" w:w="8%"/>
+            <w:tcW w:type="dxa" w:w="780"/>
             <w:tcMar>
               <w:top w:type="dxa" w:w="30"/>
               <w:left w:type="dxa" w:w="70"/>
@@ -5475,7 +5478,7 @@
         </w:tc>
         <w:tc>
           <w:tcPr>
-            <w:tcW w:type="pct" w:w="11%"/>
+            <w:tcW w:type="dxa" w:w="1073"/>
             <w:tcMar>
               <w:top w:type="dxa" w:w="30"/>
               <w:left w:type="dxa" w:w="70"/>
@@ -5499,7 +5502,7 @@
         </w:tc>
         <w:tc>
           <w:tcPr>
-            <w:tcW w:type="pct" w:w="7%"/>
+            <w:tcW w:type="dxa" w:w="683"/>
             <w:tcMar>
               <w:top w:type="dxa" w:w="30"/>
               <w:left w:type="dxa" w:w="70"/>
@@ -5523,7 +5526,7 @@
         </w:tc>
         <w:tc>
           <w:tcPr>
-            <w:tcW w:type="pct" w:w="6%"/>
+            <w:tcW w:type="dxa" w:w="585"/>
             <w:tcMar>
               <w:top w:type="dxa" w:w="30"/>
               <w:left w:type="dxa" w:w="70"/>
@@ -5547,7 +5550,7 @@
         </w:tc>
         <w:tc>
           <w:tcPr>
-            <w:tcW w:type="pct" w:w="8%"/>
+            <w:tcW w:type="dxa" w:w="780"/>
             <w:tcMar>
               <w:top w:type="dxa" w:w="30"/>
               <w:left w:type="dxa" w:w="70"/>
@@ -5571,7 +5574,7 @@
         </w:tc>
         <w:tc>
           <w:tcPr>
-            <w:tcW w:type="pct" w:w="6%"/>
+            <w:tcW w:type="dxa" w:w="585"/>
             <w:tcMar>
               <w:top w:type="dxa" w:w="30"/>
               <w:left w:type="dxa" w:w="70"/>
@@ -5595,7 +5598,7 @@
         </w:tc>
         <w:tc>
           <w:tcPr>
-            <w:tcW w:type="pct" w:w="8%"/>
+            <w:tcW w:type="dxa" w:w="780"/>
             <w:tcMar>
               <w:top w:type="dxa" w:w="30"/>
               <w:left w:type="dxa" w:w="70"/>
@@ -5619,7 +5622,7 @@
         </w:tc>
         <w:tc>
           <w:tcPr>
-            <w:tcW w:type="pct" w:w="7%"/>
+            <w:tcW w:type="dxa" w:w="683"/>
             <w:tcMar>
               <w:top w:type="dxa" w:w="30"/>
               <w:left w:type="dxa" w:w="70"/>
@@ -5643,7 +5646,7 @@
         </w:tc>
         <w:tc>
           <w:tcPr>
-            <w:tcW w:type="pct" w:w="7%"/>
+            <w:tcW w:type="dxa" w:w="683"/>
             <w:tcMar>
               <w:top w:type="dxa" w:w="30"/>
               <w:left w:type="dxa" w:w="70"/>
@@ -5672,7 +5675,7 @@
         </w:trPr>
         <w:tc>
           <w:tcPr>
-            <w:tcW w:type="pct" w:w="6%"/>
+            <w:tcW w:type="dxa" w:w="585"/>
             <w:tcMar>
               <w:top w:type="dxa" w:w="30"/>
               <w:left w:type="dxa" w:w="70"/>
@@ -5696,7 +5699,7 @@
         </w:tc>
         <w:tc>
           <w:tcPr>
-            <w:tcW w:type="pct" w:w="26%"/>
+            <w:tcW w:type="dxa" w:w="2537"/>
             <w:tcMar>
               <w:top w:type="dxa" w:w="30"/>
               <w:left w:type="dxa" w:w="70"/>
@@ -5720,7 +5723,7 @@
         </w:tc>
         <w:tc>
           <w:tcPr>
-            <w:tcW w:type="pct" w:w="8%"/>
+            <w:tcW w:type="dxa" w:w="780"/>
             <w:tcMar>
               <w:top w:type="dxa" w:w="30"/>
               <w:left w:type="dxa" w:w="70"/>
@@ -5744,7 +5747,7 @@
         </w:tc>
         <w:tc>
           <w:tcPr>
-            <w:tcW w:type="pct" w:w="11%"/>
+            <w:tcW w:type="dxa" w:w="1073"/>
             <w:tcMar>
               <w:top w:type="dxa" w:w="30"/>
               <w:left w:type="dxa" w:w="70"/>
@@ -5768,7 +5771,7 @@
         </w:tc>
         <w:tc>
           <w:tcPr>
-            <w:tcW w:type="pct" w:w="7%"/>
+            <w:tcW w:type="dxa" w:w="683"/>
             <w:tcMar>
               <w:top w:type="dxa" w:w="30"/>
               <w:left w:type="dxa" w:w="70"/>
@@ -5792,7 +5795,7 @@
         </w:tc>
         <w:tc>
           <w:tcPr>
-            <w:tcW w:type="pct" w:w="6%"/>
+            <w:tcW w:type="dxa" w:w="585"/>
             <w:tcMar>
               <w:top w:type="dxa" w:w="30"/>
               <w:left w:type="dxa" w:w="70"/>
@@ -5816,7 +5819,7 @@
         </w:tc>
         <w:tc>
           <w:tcPr>
-            <w:tcW w:type="pct" w:w="8%"/>
+            <w:tcW w:type="dxa" w:w="780"/>
             <w:tcMar>
               <w:top w:type="dxa" w:w="30"/>
               <w:left w:type="dxa" w:w="70"/>
@@ -5840,7 +5843,7 @@
         </w:tc>
         <w:tc>
           <w:tcPr>
-            <w:tcW w:type="pct" w:w="6%"/>
+            <w:tcW w:type="dxa" w:w="585"/>
             <w:tcMar>
               <w:top w:type="dxa" w:w="30"/>
               <w:left w:type="dxa" w:w="70"/>
@@ -5864,7 +5867,7 @@
         </w:tc>
         <w:tc>
           <w:tcPr>
-            <w:tcW w:type="pct" w:w="8%"/>
+            <w:tcW w:type="dxa" w:w="780"/>
             <w:tcMar>
               <w:top w:type="dxa" w:w="30"/>
               <w:left w:type="dxa" w:w="70"/>
@@ -5888,7 +5891,7 @@
         </w:tc>
         <w:tc>
           <w:tcPr>
-            <w:tcW w:type="pct" w:w="7%"/>
+            <w:tcW w:type="dxa" w:w="683"/>
             <w:tcMar>
               <w:top w:type="dxa" w:w="30"/>
               <w:left w:type="dxa" w:w="70"/>
@@ -5912,7 +5915,7 @@
         </w:tc>
         <w:tc>
           <w:tcPr>
-            <w:tcW w:type="pct" w:w="7%"/>
+            <w:tcW w:type="dxa" w:w="683"/>
             <w:tcMar>
               <w:top w:type="dxa" w:w="30"/>
               <w:left w:type="dxa" w:w="70"/>
@@ -5968,18 +5971,19 @@
           <w:insideH w:val="single" w:color="auto" w:sz="4"/>
           <w:insideV w:val="single" w:color="auto" w:sz="4"/>
         </w:tblBorders>
+        <w:tblLayout w:type="fixed"/>
       </w:tblPr>
       <w:tblGrid>
-        <w:gridCol w:w="100"/>
-        <w:gridCol w:w="100"/>
-        <w:gridCol w:w="100"/>
-        <w:gridCol w:w="100"/>
-        <w:gridCol w:w="100"/>
-        <w:gridCol w:w="100"/>
-        <w:gridCol w:w="100"/>
-        <w:gridCol w:w="100"/>
-        <w:gridCol w:w="100"/>
-        <w:gridCol w:w="100"/>
+        <w:gridCol w:w="585"/>
+        <w:gridCol w:w="585"/>
+        <w:gridCol w:w="683"/>
+        <w:gridCol w:w="1463"/>
+        <w:gridCol w:w="683"/>
+        <w:gridCol w:w="1073"/>
+        <w:gridCol w:w="1171"/>
+        <w:gridCol w:w="1073"/>
+        <w:gridCol w:w="1463"/>
+        <w:gridCol w:w="976"/>
       </w:tblGrid>
       <w:tr>
         <w:trPr>
@@ -5987,7 +5991,7 @@
         </w:trPr>
         <w:tc>
           <w:tcPr>
-            <w:tcW w:type="pct" w:w="6%"/>
+            <w:tcW w:type="dxa" w:w="585"/>
             <w:shd w:fill="E7EDF1" w:color="auto" w:val="clear"/>
             <w:tcMar>
               <w:top w:type="dxa" w:w="30"/>
@@ -6014,7 +6018,7 @@
         </w:tc>
         <w:tc>
           <w:tcPr>
-            <w:tcW w:type="pct" w:w="6%"/>
+            <w:tcW w:type="dxa" w:w="585"/>
             <w:shd w:fill="E7EDF1" w:color="auto" w:val="clear"/>
             <w:tcMar>
               <w:top w:type="dxa" w:w="30"/>
@@ -6041,7 +6045,7 @@
         </w:tc>
         <w:tc>
           <w:tcPr>
-            <w:tcW w:type="pct" w:w="7%"/>
+            <w:tcW w:type="dxa" w:w="683"/>
             <w:shd w:fill="E7EDF1" w:color="auto" w:val="clear"/>
             <w:tcMar>
               <w:top w:type="dxa" w:w="30"/>
@@ -6068,7 +6072,7 @@
         </w:tc>
         <w:tc>
           <w:tcPr>
-            <w:tcW w:type="pct" w:w="15%"/>
+            <w:tcW w:type="dxa" w:w="1463"/>
             <w:shd w:fill="E7EDF1" w:color="auto" w:val="clear"/>
             <w:tcMar>
               <w:top w:type="dxa" w:w="30"/>
@@ -6095,7 +6099,7 @@
         </w:tc>
         <w:tc>
           <w:tcPr>
-            <w:tcW w:type="pct" w:w="7%"/>
+            <w:tcW w:type="dxa" w:w="683"/>
             <w:shd w:fill="E7EDF1" w:color="auto" w:val="clear"/>
             <w:tcMar>
               <w:top w:type="dxa" w:w="30"/>
@@ -6122,7 +6126,7 @@
         </w:tc>
         <w:tc>
           <w:tcPr>
-            <w:tcW w:type="pct" w:w="11%"/>
+            <w:tcW w:type="dxa" w:w="1073"/>
             <w:shd w:fill="E7EDF1" w:color="auto" w:val="clear"/>
             <w:tcMar>
               <w:top w:type="dxa" w:w="30"/>
@@ -6149,7 +6153,7 @@
         </w:tc>
         <w:tc>
           <w:tcPr>
-            <w:tcW w:type="pct" w:w="12%"/>
+            <w:tcW w:type="dxa" w:w="1171"/>
             <w:shd w:fill="E7EDF1" w:color="auto" w:val="clear"/>
             <w:tcMar>
               <w:top w:type="dxa" w:w="30"/>
@@ -6176,7 +6180,7 @@
         </w:tc>
         <w:tc>
           <w:tcPr>
-            <w:tcW w:type="pct" w:w="11%"/>
+            <w:tcW w:type="dxa" w:w="1073"/>
             <w:shd w:fill="E7EDF1" w:color="auto" w:val="clear"/>
             <w:tcMar>
               <w:top w:type="dxa" w:w="30"/>
@@ -6203,7 +6207,7 @@
         </w:tc>
         <w:tc>
           <w:tcPr>
-            <w:tcW w:type="pct" w:w="15%"/>
+            <w:tcW w:type="dxa" w:w="1463"/>
             <w:shd w:fill="E7EDF1" w:color="auto" w:val="clear"/>
             <w:tcMar>
               <w:top w:type="dxa" w:w="30"/>
@@ -6230,7 +6234,7 @@
         </w:tc>
         <w:tc>
           <w:tcPr>
-            <w:tcW w:type="pct" w:w="10%"/>
+            <w:tcW w:type="dxa" w:w="976"/>
             <w:shd w:fill="E7EDF1" w:color="auto" w:val="clear"/>
             <w:tcMar>
               <w:top w:type="dxa" w:w="30"/>
@@ -6262,7 +6266,7 @@
         </w:trPr>
         <w:tc>
           <w:tcPr>
-            <w:tcW w:type="pct" w:w="6%"/>
+            <w:tcW w:type="dxa" w:w="585"/>
             <w:tcMar>
               <w:top w:type="dxa" w:w="30"/>
               <w:left w:type="dxa" w:w="70"/>
@@ -6286,7 +6290,7 @@
         </w:tc>
         <w:tc>
           <w:tcPr>
-            <w:tcW w:type="pct" w:w="6%"/>
+            <w:tcW w:type="dxa" w:w="585"/>
             <w:tcMar>
               <w:top w:type="dxa" w:w="30"/>
               <w:left w:type="dxa" w:w="70"/>
@@ -6310,7 +6314,7 @@
         </w:tc>
         <w:tc>
           <w:tcPr>
-            <w:tcW w:type="pct" w:w="7%"/>
+            <w:tcW w:type="dxa" w:w="683"/>
             <w:tcMar>
               <w:top w:type="dxa" w:w="30"/>
               <w:left w:type="dxa" w:w="70"/>
@@ -6334,7 +6338,7 @@
         </w:tc>
         <w:tc>
           <w:tcPr>
-            <w:tcW w:type="pct" w:w="15%"/>
+            <w:tcW w:type="dxa" w:w="1463"/>
             <w:tcMar>
               <w:top w:type="dxa" w:w="30"/>
               <w:left w:type="dxa" w:w="70"/>
@@ -6358,7 +6362,7 @@
         </w:tc>
         <w:tc>
           <w:tcPr>
-            <w:tcW w:type="pct" w:w="7%"/>
+            <w:tcW w:type="dxa" w:w="683"/>
             <w:tcMar>
               <w:top w:type="dxa" w:w="30"/>
               <w:left w:type="dxa" w:w="70"/>
@@ -6382,7 +6386,7 @@
         </w:tc>
         <w:tc>
           <w:tcPr>
-            <w:tcW w:type="pct" w:w="11%"/>
+            <w:tcW w:type="dxa" w:w="1073"/>
             <w:tcMar>
               <w:top w:type="dxa" w:w="30"/>
               <w:left w:type="dxa" w:w="70"/>
@@ -6406,7 +6410,7 @@
         </w:tc>
         <w:tc>
           <w:tcPr>
-            <w:tcW w:type="pct" w:w="12%"/>
+            <w:tcW w:type="dxa" w:w="1171"/>
             <w:tcMar>
               <w:top w:type="dxa" w:w="30"/>
               <w:left w:type="dxa" w:w="70"/>
@@ -6430,7 +6434,7 @@
         </w:tc>
         <w:tc>
           <w:tcPr>
-            <w:tcW w:type="pct" w:w="11%"/>
+            <w:tcW w:type="dxa" w:w="1073"/>
             <w:tcMar>
               <w:top w:type="dxa" w:w="30"/>
               <w:left w:type="dxa" w:w="70"/>
@@ -6454,7 +6458,7 @@
         </w:tc>
         <w:tc>
           <w:tcPr>
-            <w:tcW w:type="pct" w:w="15%"/>
+            <w:tcW w:type="dxa" w:w="1463"/>
             <w:tcMar>
               <w:top w:type="dxa" w:w="30"/>
               <w:left w:type="dxa" w:w="70"/>
@@ -6478,7 +6482,7 @@
         </w:tc>
         <w:tc>
           <w:tcPr>
-            <w:tcW w:type="pct" w:w="10%"/>
+            <w:tcW w:type="dxa" w:w="976"/>
             <w:tcMar>
               <w:top w:type="dxa" w:w="30"/>
               <w:left w:type="dxa" w:w="70"/>
@@ -6507,7 +6511,7 @@
         </w:trPr>
         <w:tc>
           <w:tcPr>
-            <w:tcW w:type="pct" w:w="6%"/>
+            <w:tcW w:type="dxa" w:w="585"/>
             <w:tcMar>
               <w:top w:type="dxa" w:w="30"/>
               <w:left w:type="dxa" w:w="70"/>
@@ -6531,7 +6535,7 @@
         </w:tc>
         <w:tc>
           <w:tcPr>
-            <w:tcW w:type="pct" w:w="6%"/>
+            <w:tcW w:type="dxa" w:w="585"/>
             <w:tcMar>
               <w:top w:type="dxa" w:w="30"/>
               <w:left w:type="dxa" w:w="70"/>
@@ -6555,7 +6559,7 @@
         </w:tc>
         <w:tc>
           <w:tcPr>
-            <w:tcW w:type="pct" w:w="7%"/>
+            <w:tcW w:type="dxa" w:w="683"/>
             <w:tcMar>
               <w:top w:type="dxa" w:w="30"/>
               <w:left w:type="dxa" w:w="70"/>
@@ -6579,7 +6583,7 @@
         </w:tc>
         <w:tc>
           <w:tcPr>
-            <w:tcW w:type="pct" w:w="15%"/>
+            <w:tcW w:type="dxa" w:w="1463"/>
             <w:tcMar>
               <w:top w:type="dxa" w:w="30"/>
               <w:left w:type="dxa" w:w="70"/>
@@ -6603,7 +6607,7 @@
         </w:tc>
         <w:tc>
           <w:tcPr>
-            <w:tcW w:type="pct" w:w="7%"/>
+            <w:tcW w:type="dxa" w:w="683"/>
             <w:tcMar>
               <w:top w:type="dxa" w:w="30"/>
               <w:left w:type="dxa" w:w="70"/>
@@ -6627,7 +6631,7 @@
         </w:tc>
         <w:tc>
           <w:tcPr>
-            <w:tcW w:type="pct" w:w="11%"/>
+            <w:tcW w:type="dxa" w:w="1073"/>
             <w:tcMar>
               <w:top w:type="dxa" w:w="30"/>
               <w:left w:type="dxa" w:w="70"/>
@@ -6651,7 +6655,7 @@
         </w:tc>
         <w:tc>
           <w:tcPr>
-            <w:tcW w:type="pct" w:w="12%"/>
+            <w:tcW w:type="dxa" w:w="1171"/>
             <w:tcMar>
               <w:top w:type="dxa" w:w="30"/>
               <w:left w:type="dxa" w:w="70"/>
@@ -6675,7 +6679,7 @@
         </w:tc>
         <w:tc>
           <w:tcPr>
-            <w:tcW w:type="pct" w:w="11%"/>
+            <w:tcW w:type="dxa" w:w="1073"/>
             <w:tcMar>
               <w:top w:type="dxa" w:w="30"/>
               <w:left w:type="dxa" w:w="70"/>
@@ -6699,7 +6703,7 @@
         </w:tc>
         <w:tc>
           <w:tcPr>
-            <w:tcW w:type="pct" w:w="15%"/>
+            <w:tcW w:type="dxa" w:w="1463"/>
             <w:tcMar>
               <w:top w:type="dxa" w:w="30"/>
               <w:left w:type="dxa" w:w="70"/>
@@ -6723,7 +6727,7 @@
         </w:tc>
         <w:tc>
           <w:tcPr>
-            <w:tcW w:type="pct" w:w="10%"/>
+            <w:tcW w:type="dxa" w:w="976"/>
             <w:tcMar>
               <w:top w:type="dxa" w:w="30"/>
               <w:left w:type="dxa" w:w="70"/>
@@ -6752,7 +6756,7 @@
         </w:trPr>
         <w:tc>
           <w:tcPr>
-            <w:tcW w:type="pct" w:w="6%"/>
+            <w:tcW w:type="dxa" w:w="585"/>
             <w:tcMar>
               <w:top w:type="dxa" w:w="30"/>
               <w:left w:type="dxa" w:w="70"/>
@@ -6776,7 +6780,7 @@
         </w:tc>
         <w:tc>
           <w:tcPr>
-            <w:tcW w:type="pct" w:w="6%"/>
+            <w:tcW w:type="dxa" w:w="585"/>
             <w:tcMar>
               <w:top w:type="dxa" w:w="30"/>
               <w:left w:type="dxa" w:w="70"/>
@@ -6800,7 +6804,7 @@
         </w:tc>
         <w:tc>
           <w:tcPr>
-            <w:tcW w:type="pct" w:w="7%"/>
+            <w:tcW w:type="dxa" w:w="683"/>
             <w:tcMar>
               <w:top w:type="dxa" w:w="30"/>
               <w:left w:type="dxa" w:w="70"/>
@@ -6824,7 +6828,7 @@
         </w:tc>
         <w:tc>
           <w:tcPr>
-            <w:tcW w:type="pct" w:w="15%"/>
+            <w:tcW w:type="dxa" w:w="1463"/>
             <w:tcMar>
               <w:top w:type="dxa" w:w="30"/>
               <w:left w:type="dxa" w:w="70"/>
@@ -6848,7 +6852,7 @@
         </w:tc>
         <w:tc>
           <w:tcPr>
-            <w:tcW w:type="pct" w:w="7%"/>
+            <w:tcW w:type="dxa" w:w="683"/>
             <w:tcMar>
               <w:top w:type="dxa" w:w="30"/>
               <w:left w:type="dxa" w:w="70"/>
@@ -6872,7 +6876,7 @@
         </w:tc>
         <w:tc>
           <w:tcPr>
-            <w:tcW w:type="pct" w:w="11%"/>
+            <w:tcW w:type="dxa" w:w="1073"/>
             <w:tcMar>
               <w:top w:type="dxa" w:w="30"/>
               <w:left w:type="dxa" w:w="70"/>
@@ -6896,7 +6900,7 @@
         </w:tc>
         <w:tc>
           <w:tcPr>
-            <w:tcW w:type="pct" w:w="12%"/>
+            <w:tcW w:type="dxa" w:w="1171"/>
             <w:tcMar>
               <w:top w:type="dxa" w:w="30"/>
               <w:left w:type="dxa" w:w="70"/>
@@ -6920,7 +6924,7 @@
         </w:tc>
         <w:tc>
           <w:tcPr>
-            <w:tcW w:type="pct" w:w="11%"/>
+            <w:tcW w:type="dxa" w:w="1073"/>
             <w:tcMar>
               <w:top w:type="dxa" w:w="30"/>
               <w:left w:type="dxa" w:w="70"/>
@@ -6944,7 +6948,7 @@
         </w:tc>
         <w:tc>
           <w:tcPr>
-            <w:tcW w:type="pct" w:w="15%"/>
+            <w:tcW w:type="dxa" w:w="1463"/>
             <w:tcMar>
               <w:top w:type="dxa" w:w="30"/>
               <w:left w:type="dxa" w:w="70"/>
@@ -6968,7 +6972,7 @@
         </w:tc>
         <w:tc>
           <w:tcPr>
-            <w:tcW w:type="pct" w:w="10%"/>
+            <w:tcW w:type="dxa" w:w="976"/>
             <w:tcMar>
               <w:top w:type="dxa" w:w="30"/>
               <w:left w:type="dxa" w:w="70"/>
@@ -6997,7 +7001,7 @@
         </w:trPr>
         <w:tc>
           <w:tcPr>
-            <w:tcW w:type="pct" w:w="6%"/>
+            <w:tcW w:type="dxa" w:w="585"/>
             <w:tcMar>
               <w:top w:type="dxa" w:w="30"/>
               <w:left w:type="dxa" w:w="70"/>
@@ -7021,7 +7025,7 @@
         </w:tc>
         <w:tc>
           <w:tcPr>
-            <w:tcW w:type="pct" w:w="6%"/>
+            <w:tcW w:type="dxa" w:w="585"/>
             <w:tcMar>
               <w:top w:type="dxa" w:w="30"/>
               <w:left w:type="dxa" w:w="70"/>
@@ -7045,7 +7049,7 @@
         </w:tc>
         <w:tc>
           <w:tcPr>
-            <w:tcW w:type="pct" w:w="7%"/>
+            <w:tcW w:type="dxa" w:w="683"/>
             <w:tcMar>
               <w:top w:type="dxa" w:w="30"/>
               <w:left w:type="dxa" w:w="70"/>
@@ -7069,7 +7073,7 @@
         </w:tc>
         <w:tc>
           <w:tcPr>
-            <w:tcW w:type="pct" w:w="15%"/>
+            <w:tcW w:type="dxa" w:w="1463"/>
             <w:tcMar>
               <w:top w:type="dxa" w:w="30"/>
               <w:left w:type="dxa" w:w="70"/>
@@ -7093,7 +7097,7 @@
         </w:tc>
         <w:tc>
           <w:tcPr>
-            <w:tcW w:type="pct" w:w="7%"/>
+            <w:tcW w:type="dxa" w:w="683"/>
             <w:tcMar>
               <w:top w:type="dxa" w:w="30"/>
               <w:left w:type="dxa" w:w="70"/>
@@ -7117,7 +7121,7 @@
         </w:tc>
         <w:tc>
           <w:tcPr>
-            <w:tcW w:type="pct" w:w="11%"/>
+            <w:tcW w:type="dxa" w:w="1073"/>
             <w:tcMar>
               <w:top w:type="dxa" w:w="30"/>
               <w:left w:type="dxa" w:w="70"/>
@@ -7141,7 +7145,7 @@
         </w:tc>
         <w:tc>
           <w:tcPr>
-            <w:tcW w:type="pct" w:w="12%"/>
+            <w:tcW w:type="dxa" w:w="1171"/>
             <w:tcMar>
               <w:top w:type="dxa" w:w="30"/>
               <w:left w:type="dxa" w:w="70"/>
@@ -7165,7 +7169,7 @@
         </w:tc>
         <w:tc>
           <w:tcPr>
-            <w:tcW w:type="pct" w:w="11%"/>
+            <w:tcW w:type="dxa" w:w="1073"/>
             <w:tcMar>
               <w:top w:type="dxa" w:w="30"/>
               <w:left w:type="dxa" w:w="70"/>
@@ -7189,7 +7193,7 @@
         </w:tc>
         <w:tc>
           <w:tcPr>
-            <w:tcW w:type="pct" w:w="15%"/>
+            <w:tcW w:type="dxa" w:w="1463"/>
             <w:tcMar>
               <w:top w:type="dxa" w:w="30"/>
               <w:left w:type="dxa" w:w="70"/>
@@ -7213,7 +7217,7 @@
         </w:tc>
         <w:tc>
           <w:tcPr>
-            <w:tcW w:type="pct" w:w="10%"/>
+            <w:tcW w:type="dxa" w:w="976"/>
             <w:tcMar>
               <w:top w:type="dxa" w:w="30"/>
               <w:left w:type="dxa" w:w="70"/>
@@ -7242,7 +7246,7 @@
         </w:trPr>
         <w:tc>
           <w:tcPr>
-            <w:tcW w:type="pct" w:w="6%"/>
+            <w:tcW w:type="dxa" w:w="585"/>
             <w:tcMar>
               <w:top w:type="dxa" w:w="30"/>
               <w:left w:type="dxa" w:w="70"/>
@@ -7266,7 +7270,7 @@
         </w:tc>
         <w:tc>
           <w:tcPr>
-            <w:tcW w:type="pct" w:w="6%"/>
+            <w:tcW w:type="dxa" w:w="585"/>
             <w:tcMar>
               <w:top w:type="dxa" w:w="30"/>
               <w:left w:type="dxa" w:w="70"/>
@@ -7290,7 +7294,7 @@
         </w:tc>
         <w:tc>
           <w:tcPr>
-            <w:tcW w:type="pct" w:w="7%"/>
+            <w:tcW w:type="dxa" w:w="683"/>
             <w:tcMar>
               <w:top w:type="dxa" w:w="30"/>
               <w:left w:type="dxa" w:w="70"/>
@@ -7314,7 +7318,7 @@
         </w:tc>
         <w:tc>
           <w:tcPr>
-            <w:tcW w:type="pct" w:w="15%"/>
+            <w:tcW w:type="dxa" w:w="1463"/>
             <w:tcMar>
               <w:top w:type="dxa" w:w="30"/>
               <w:left w:type="dxa" w:w="70"/>
@@ -7338,7 +7342,7 @@
         </w:tc>
         <w:tc>
           <w:tcPr>
-            <w:tcW w:type="pct" w:w="7%"/>
+            <w:tcW w:type="dxa" w:w="683"/>
             <w:tcMar>
               <w:top w:type="dxa" w:w="30"/>
               <w:left w:type="dxa" w:w="70"/>
@@ -7362,7 +7366,7 @@
         </w:tc>
         <w:tc>
           <w:tcPr>
-            <w:tcW w:type="pct" w:w="11%"/>
+            <w:tcW w:type="dxa" w:w="1073"/>
             <w:tcMar>
               <w:top w:type="dxa" w:w="30"/>
               <w:left w:type="dxa" w:w="70"/>
@@ -7386,7 +7390,7 @@
         </w:tc>
         <w:tc>
           <w:tcPr>
-            <w:tcW w:type="pct" w:w="12%"/>
+            <w:tcW w:type="dxa" w:w="1171"/>
             <w:tcMar>
               <w:top w:type="dxa" w:w="30"/>
               <w:left w:type="dxa" w:w="70"/>
@@ -7410,7 +7414,7 @@
         </w:tc>
         <w:tc>
           <w:tcPr>
-            <w:tcW w:type="pct" w:w="11%"/>
+            <w:tcW w:type="dxa" w:w="1073"/>
             <w:tcMar>
               <w:top w:type="dxa" w:w="30"/>
               <w:left w:type="dxa" w:w="70"/>
@@ -7434,7 +7438,7 @@
         </w:tc>
         <w:tc>
           <w:tcPr>
-            <w:tcW w:type="pct" w:w="15%"/>
+            <w:tcW w:type="dxa" w:w="1463"/>
             <w:tcMar>
               <w:top w:type="dxa" w:w="30"/>
               <w:left w:type="dxa" w:w="70"/>
@@ -7458,7 +7462,7 @@
         </w:tc>
         <w:tc>
           <w:tcPr>
-            <w:tcW w:type="pct" w:w="10%"/>
+            <w:tcW w:type="dxa" w:w="976"/>
             <w:tcMar>
               <w:top w:type="dxa" w:w="30"/>
               <w:left w:type="dxa" w:w="70"/>
@@ -7487,7 +7491,7 @@
         </w:trPr>
         <w:tc>
           <w:tcPr>
-            <w:tcW w:type="pct" w:w="6%"/>
+            <w:tcW w:type="dxa" w:w="585"/>
             <w:tcMar>
               <w:top w:type="dxa" w:w="30"/>
               <w:left w:type="dxa" w:w="70"/>
@@ -7511,7 +7515,7 @@
         </w:tc>
         <w:tc>
           <w:tcPr>
-            <w:tcW w:type="pct" w:w="6%"/>
+            <w:tcW w:type="dxa" w:w="585"/>
             <w:tcMar>
               <w:top w:type="dxa" w:w="30"/>
               <w:left w:type="dxa" w:w="70"/>
@@ -7535,7 +7539,7 @@
         </w:tc>
         <w:tc>
           <w:tcPr>
-            <w:tcW w:type="pct" w:w="7%"/>
+            <w:tcW w:type="dxa" w:w="683"/>
             <w:tcMar>
               <w:top w:type="dxa" w:w="30"/>
               <w:left w:type="dxa" w:w="70"/>
@@ -7559,7 +7563,7 @@
         </w:tc>
         <w:tc>
           <w:tcPr>
-            <w:tcW w:type="pct" w:w="15%"/>
+            <w:tcW w:type="dxa" w:w="1463"/>
             <w:tcMar>
               <w:top w:type="dxa" w:w="30"/>
               <w:left w:type="dxa" w:w="70"/>
@@ -7583,7 +7587,7 @@
         </w:tc>
         <w:tc>
           <w:tcPr>
-            <w:tcW w:type="pct" w:w="7%"/>
+            <w:tcW w:type="dxa" w:w="683"/>
             <w:tcMar>
               <w:top w:type="dxa" w:w="30"/>
               <w:left w:type="dxa" w:w="70"/>
@@ -7607,7 +7611,7 @@
         </w:tc>
         <w:tc>
           <w:tcPr>
-            <w:tcW w:type="pct" w:w="11%"/>
+            <w:tcW w:type="dxa" w:w="1073"/>
             <w:tcMar>
               <w:top w:type="dxa" w:w="30"/>
               <w:left w:type="dxa" w:w="70"/>
@@ -7631,7 +7635,7 @@
         </w:tc>
         <w:tc>
           <w:tcPr>
-            <w:tcW w:type="pct" w:w="12%"/>
+            <w:tcW w:type="dxa" w:w="1171"/>
             <w:tcMar>
               <w:top w:type="dxa" w:w="30"/>
               <w:left w:type="dxa" w:w="70"/>
@@ -7655,7 +7659,7 @@
         </w:tc>
         <w:tc>
           <w:tcPr>
-            <w:tcW w:type="pct" w:w="11%"/>
+            <w:tcW w:type="dxa" w:w="1073"/>
             <w:tcMar>
               <w:top w:type="dxa" w:w="30"/>
               <w:left w:type="dxa" w:w="70"/>
@@ -7679,7 +7683,7 @@
         </w:tc>
         <w:tc>
           <w:tcPr>
-            <w:tcW w:type="pct" w:w="15%"/>
+            <w:tcW w:type="dxa" w:w="1463"/>
             <w:tcMar>
               <w:top w:type="dxa" w:w="30"/>
               <w:left w:type="dxa" w:w="70"/>
@@ -7703,7 +7707,7 @@
         </w:tc>
         <w:tc>
           <w:tcPr>
-            <w:tcW w:type="pct" w:w="10%"/>
+            <w:tcW w:type="dxa" w:w="976"/>
             <w:tcMar>
               <w:top w:type="dxa" w:w="30"/>
               <w:left w:type="dxa" w:w="70"/>
@@ -7732,7 +7736,7 @@
         </w:trPr>
         <w:tc>
           <w:tcPr>
-            <w:tcW w:type="pct" w:w="6%"/>
+            <w:tcW w:type="dxa" w:w="585"/>
             <w:tcMar>
               <w:top w:type="dxa" w:w="30"/>
               <w:left w:type="dxa" w:w="70"/>
@@ -7756,7 +7760,7 @@
         </w:tc>
         <w:tc>
           <w:tcPr>
-            <w:tcW w:type="pct" w:w="6%"/>
+            <w:tcW w:type="dxa" w:w="585"/>
             <w:tcMar>
               <w:top w:type="dxa" w:w="30"/>
               <w:left w:type="dxa" w:w="70"/>
@@ -7780,7 +7784,7 @@
         </w:tc>
         <w:tc>
           <w:tcPr>
-            <w:tcW w:type="pct" w:w="7%"/>
+            <w:tcW w:type="dxa" w:w="683"/>
             <w:tcMar>
               <w:top w:type="dxa" w:w="30"/>
               <w:left w:type="dxa" w:w="70"/>
@@ -7804,7 +7808,7 @@
         </w:tc>
         <w:tc>
           <w:tcPr>
-            <w:tcW w:type="pct" w:w="15%"/>
+            <w:tcW w:type="dxa" w:w="1463"/>
             <w:tcMar>
               <w:top w:type="dxa" w:w="30"/>
               <w:left w:type="dxa" w:w="70"/>
@@ -7828,7 +7832,7 @@
         </w:tc>
         <w:tc>
           <w:tcPr>
-            <w:tcW w:type="pct" w:w="7%"/>
+            <w:tcW w:type="dxa" w:w="683"/>
             <w:tcMar>
               <w:top w:type="dxa" w:w="30"/>
               <w:left w:type="dxa" w:w="70"/>
@@ -7852,7 +7856,7 @@
         </w:tc>
         <w:tc>
           <w:tcPr>
-            <w:tcW w:type="pct" w:w="11%"/>
+            <w:tcW w:type="dxa" w:w="1073"/>
             <w:tcMar>
               <w:top w:type="dxa" w:w="30"/>
               <w:left w:type="dxa" w:w="70"/>
@@ -7876,7 +7880,7 @@
         </w:tc>
         <w:tc>
           <w:tcPr>
-            <w:tcW w:type="pct" w:w="12%"/>
+            <w:tcW w:type="dxa" w:w="1171"/>
             <w:tcMar>
               <w:top w:type="dxa" w:w="30"/>
               <w:left w:type="dxa" w:w="70"/>
@@ -7900,7 +7904,7 @@
         </w:tc>
         <w:tc>
           <w:tcPr>
-            <w:tcW w:type="pct" w:w="11%"/>
+            <w:tcW w:type="dxa" w:w="1073"/>
             <w:tcMar>
               <w:top w:type="dxa" w:w="30"/>
               <w:left w:type="dxa" w:w="70"/>
@@ -7924,7 +7928,7 @@
         </w:tc>
         <w:tc>
           <w:tcPr>
-            <w:tcW w:type="pct" w:w="15%"/>
+            <w:tcW w:type="dxa" w:w="1463"/>
             <w:tcMar>
               <w:top w:type="dxa" w:w="30"/>
               <w:left w:type="dxa" w:w="70"/>
@@ -7948,7 +7952,7 @@
         </w:tc>
         <w:tc>
           <w:tcPr>
-            <w:tcW w:type="pct" w:w="10%"/>
+            <w:tcW w:type="dxa" w:w="976"/>
             <w:tcMar>
               <w:top w:type="dxa" w:w="30"/>
               <w:left w:type="dxa" w:w="70"/>
@@ -7977,7 +7981,7 @@
         </w:trPr>
         <w:tc>
           <w:tcPr>
-            <w:tcW w:type="pct" w:w="6%"/>
+            <w:tcW w:type="dxa" w:w="585"/>
             <w:tcMar>
               <w:top w:type="dxa" w:w="30"/>
               <w:left w:type="dxa" w:w="70"/>
@@ -8001,7 +8005,7 @@
         </w:tc>
         <w:tc>
           <w:tcPr>
-            <w:tcW w:type="pct" w:w="6%"/>
+            <w:tcW w:type="dxa" w:w="585"/>
             <w:tcMar>
               <w:top w:type="dxa" w:w="30"/>
               <w:left w:type="dxa" w:w="70"/>
@@ -8025,7 +8029,7 @@
         </w:tc>
         <w:tc>
           <w:tcPr>
-            <w:tcW w:type="pct" w:w="7%"/>
+            <w:tcW w:type="dxa" w:w="683"/>
             <w:tcMar>
               <w:top w:type="dxa" w:w="30"/>
               <w:left w:type="dxa" w:w="70"/>
@@ -8049,7 +8053,7 @@
         </w:tc>
         <w:tc>
           <w:tcPr>
-            <w:tcW w:type="pct" w:w="15%"/>
+            <w:tcW w:type="dxa" w:w="1463"/>
             <w:tcMar>
               <w:top w:type="dxa" w:w="30"/>
               <w:left w:type="dxa" w:w="70"/>
@@ -8073,7 +8077,7 @@
         </w:tc>
         <w:tc>
           <w:tcPr>
-            <w:tcW w:type="pct" w:w="7%"/>
+            <w:tcW w:type="dxa" w:w="683"/>
             <w:tcMar>
               <w:top w:type="dxa" w:w="30"/>
               <w:left w:type="dxa" w:w="70"/>
@@ -8097,7 +8101,7 @@
         </w:tc>
         <w:tc>
           <w:tcPr>
-            <w:tcW w:type="pct" w:w="11%"/>
+            <w:tcW w:type="dxa" w:w="1073"/>
             <w:tcMar>
               <w:top w:type="dxa" w:w="30"/>
               <w:left w:type="dxa" w:w="70"/>
@@ -8121,7 +8125,7 @@
         </w:tc>
         <w:tc>
           <w:tcPr>
-            <w:tcW w:type="pct" w:w="12%"/>
+            <w:tcW w:type="dxa" w:w="1171"/>
             <w:tcMar>
               <w:top w:type="dxa" w:w="30"/>
               <w:left w:type="dxa" w:w="70"/>
@@ -8145,7 +8149,7 @@
         </w:tc>
         <w:tc>
           <w:tcPr>
-            <w:tcW w:type="pct" w:w="11%"/>
+            <w:tcW w:type="dxa" w:w="1073"/>
             <w:tcMar>
               <w:top w:type="dxa" w:w="30"/>
               <w:left w:type="dxa" w:w="70"/>
@@ -8169,7 +8173,7 @@
         </w:tc>
         <w:tc>
           <w:tcPr>
-            <w:tcW w:type="pct" w:w="15%"/>
+            <w:tcW w:type="dxa" w:w="1463"/>
             <w:tcMar>
               <w:top w:type="dxa" w:w="30"/>
               <w:left w:type="dxa" w:w="70"/>
@@ -8193,7 +8197,7 @@
         </w:tc>
         <w:tc>
           <w:tcPr>
-            <w:tcW w:type="pct" w:w="10%"/>
+            <w:tcW w:type="dxa" w:w="976"/>
             <w:tcMar>
               <w:top w:type="dxa" w:w="30"/>
               <w:left w:type="dxa" w:w="70"/>
@@ -8222,7 +8226,7 @@
         </w:trPr>
         <w:tc>
           <w:tcPr>
-            <w:tcW w:type="pct" w:w="6%"/>
+            <w:tcW w:type="dxa" w:w="585"/>
             <w:tcMar>
               <w:top w:type="dxa" w:w="30"/>
               <w:left w:type="dxa" w:w="70"/>
@@ -8246,7 +8250,7 @@
         </w:tc>
         <w:tc>
           <w:tcPr>
-            <w:tcW w:type="pct" w:w="6%"/>
+            <w:tcW w:type="dxa" w:w="585"/>
             <w:tcMar>
               <w:top w:type="dxa" w:w="30"/>
               <w:left w:type="dxa" w:w="70"/>
@@ -8270,7 +8274,7 @@
         </w:tc>
         <w:tc>
           <w:tcPr>
-            <w:tcW w:type="pct" w:w="7%"/>
+            <w:tcW w:type="dxa" w:w="683"/>
             <w:tcMar>
               <w:top w:type="dxa" w:w="30"/>
               <w:left w:type="dxa" w:w="70"/>
@@ -8294,7 +8298,7 @@
         </w:tc>
         <w:tc>
           <w:tcPr>
-            <w:tcW w:type="pct" w:w="15%"/>
+            <w:tcW w:type="dxa" w:w="1463"/>
             <w:tcMar>
               <w:top w:type="dxa" w:w="30"/>
               <w:left w:type="dxa" w:w="70"/>
@@ -8318,7 +8322,7 @@
         </w:tc>
         <w:tc>
           <w:tcPr>
-            <w:tcW w:type="pct" w:w="7%"/>
+            <w:tcW w:type="dxa" w:w="683"/>
             <w:tcMar>
               <w:top w:type="dxa" w:w="30"/>
               <w:left w:type="dxa" w:w="70"/>
@@ -8342,7 +8346,7 @@
         </w:tc>
         <w:tc>
           <w:tcPr>
-            <w:tcW w:type="pct" w:w="11%"/>
+            <w:tcW w:type="dxa" w:w="1073"/>
             <w:tcMar>
               <w:top w:type="dxa" w:w="30"/>
               <w:left w:type="dxa" w:w="70"/>
@@ -8366,7 +8370,7 @@
         </w:tc>
         <w:tc>
           <w:tcPr>
-            <w:tcW w:type="pct" w:w="12%"/>
+            <w:tcW w:type="dxa" w:w="1171"/>
             <w:tcMar>
               <w:top w:type="dxa" w:w="30"/>
               <w:left w:type="dxa" w:w="70"/>
@@ -8390,7 +8394,7 @@
         </w:tc>
         <w:tc>
           <w:tcPr>
-            <w:tcW w:type="pct" w:w="11%"/>
+            <w:tcW w:type="dxa" w:w="1073"/>
             <w:tcMar>
               <w:top w:type="dxa" w:w="30"/>
               <w:left w:type="dxa" w:w="70"/>
@@ -8414,7 +8418,7 @@
         </w:tc>
         <w:tc>
           <w:tcPr>
-            <w:tcW w:type="pct" w:w="15%"/>
+            <w:tcW w:type="dxa" w:w="1463"/>
             <w:tcMar>
               <w:top w:type="dxa" w:w="30"/>
               <w:left w:type="dxa" w:w="70"/>
@@ -8438,7 +8442,7 @@
         </w:tc>
         <w:tc>
           <w:tcPr>
-            <w:tcW w:type="pct" w:w="10%"/>
+            <w:tcW w:type="dxa" w:w="976"/>
             <w:tcMar>
               <w:top w:type="dxa" w:w="30"/>
               <w:left w:type="dxa" w:w="70"/>
@@ -8467,7 +8471,7 @@
         </w:trPr>
         <w:tc>
           <w:tcPr>
-            <w:tcW w:type="pct" w:w="6%"/>
+            <w:tcW w:type="dxa" w:w="585"/>
             <w:tcMar>
               <w:top w:type="dxa" w:w="30"/>
               <w:left w:type="dxa" w:w="70"/>
@@ -8491,7 +8495,7 @@
         </w:tc>
         <w:tc>
           <w:tcPr>
-            <w:tcW w:type="pct" w:w="6%"/>
+            <w:tcW w:type="dxa" w:w="585"/>
             <w:tcMar>
               <w:top w:type="dxa" w:w="30"/>
               <w:left w:type="dxa" w:w="70"/>
@@ -8515,7 +8519,7 @@
         </w:tc>
         <w:tc>
           <w:tcPr>
-            <w:tcW w:type="pct" w:w="7%"/>
+            <w:tcW w:type="dxa" w:w="683"/>
             <w:tcMar>
               <w:top w:type="dxa" w:w="30"/>
               <w:left w:type="dxa" w:w="70"/>
@@ -8539,7 +8543,7 @@
         </w:tc>
         <w:tc>
           <w:tcPr>
-            <w:tcW w:type="pct" w:w="15%"/>
+            <w:tcW w:type="dxa" w:w="1463"/>
             <w:tcMar>
               <w:top w:type="dxa" w:w="30"/>
               <w:left w:type="dxa" w:w="70"/>
@@ -8563,7 +8567,7 @@
         </w:tc>
         <w:tc>
           <w:tcPr>
-            <w:tcW w:type="pct" w:w="7%"/>
+            <w:tcW w:type="dxa" w:w="683"/>
             <w:tcMar>
               <w:top w:type="dxa" w:w="30"/>
               <w:left w:type="dxa" w:w="70"/>
@@ -8587,7 +8591,7 @@
         </w:tc>
         <w:tc>
           <w:tcPr>
-            <w:tcW w:type="pct" w:w="11%"/>
+            <w:tcW w:type="dxa" w:w="1073"/>
             <w:tcMar>
               <w:top w:type="dxa" w:w="30"/>
               <w:left w:type="dxa" w:w="70"/>
@@ -8611,7 +8615,7 @@
         </w:tc>
         <w:tc>
           <w:tcPr>
-            <w:tcW w:type="pct" w:w="12%"/>
+            <w:tcW w:type="dxa" w:w="1171"/>
             <w:tcMar>
               <w:top w:type="dxa" w:w="30"/>
               <w:left w:type="dxa" w:w="70"/>
@@ -8635,7 +8639,7 @@
         </w:tc>
         <w:tc>
           <w:tcPr>
-            <w:tcW w:type="pct" w:w="11%"/>
+            <w:tcW w:type="dxa" w:w="1073"/>
             <w:tcMar>
               <w:top w:type="dxa" w:w="30"/>
               <w:left w:type="dxa" w:w="70"/>
@@ -8659,7 +8663,7 @@
         </w:tc>
         <w:tc>
           <w:tcPr>
-            <w:tcW w:type="pct" w:w="15%"/>
+            <w:tcW w:type="dxa" w:w="1463"/>
             <w:tcMar>
               <w:top w:type="dxa" w:w="30"/>
               <w:left w:type="dxa" w:w="70"/>
@@ -8683,7 +8687,7 @@
         </w:tc>
         <w:tc>
           <w:tcPr>
-            <w:tcW w:type="pct" w:w="10%"/>
+            <w:tcW w:type="dxa" w:w="976"/>
             <w:tcMar>
               <w:top w:type="dxa" w:w="30"/>
               <w:left w:type="dxa" w:w="70"/>
@@ -8712,7 +8716,7 @@
         </w:trPr>
         <w:tc>
           <w:tcPr>
-            <w:tcW w:type="pct" w:w="6%"/>
+            <w:tcW w:type="dxa" w:w="585"/>
             <w:tcMar>
               <w:top w:type="dxa" w:w="30"/>
               <w:left w:type="dxa" w:w="70"/>
@@ -8736,7 +8740,7 @@
         </w:tc>
         <w:tc>
           <w:tcPr>
-            <w:tcW w:type="pct" w:w="6%"/>
+            <w:tcW w:type="dxa" w:w="585"/>
             <w:tcMar>
               <w:top w:type="dxa" w:w="30"/>
               <w:left w:type="dxa" w:w="70"/>
@@ -8760,7 +8764,7 @@
         </w:tc>
         <w:tc>
           <w:tcPr>
-            <w:tcW w:type="pct" w:w="7%"/>
+            <w:tcW w:type="dxa" w:w="683"/>
             <w:tcMar>
               <w:top w:type="dxa" w:w="30"/>
               <w:left w:type="dxa" w:w="70"/>
@@ -8784,7 +8788,7 @@
         </w:tc>
         <w:tc>
           <w:tcPr>
-            <w:tcW w:type="pct" w:w="15%"/>
+            <w:tcW w:type="dxa" w:w="1463"/>
             <w:tcMar>
               <w:top w:type="dxa" w:w="30"/>
               <w:left w:type="dxa" w:w="70"/>
@@ -8808,7 +8812,7 @@
         </w:tc>
         <w:tc>
           <w:tcPr>
-            <w:tcW w:type="pct" w:w="7%"/>
+            <w:tcW w:type="dxa" w:w="683"/>
             <w:tcMar>
               <w:top w:type="dxa" w:w="30"/>
               <w:left w:type="dxa" w:w="70"/>
@@ -8832,7 +8836,7 @@
         </w:tc>
         <w:tc>
           <w:tcPr>
-            <w:tcW w:type="pct" w:w="11%"/>
+            <w:tcW w:type="dxa" w:w="1073"/>
             <w:tcMar>
               <w:top w:type="dxa" w:w="30"/>
               <w:left w:type="dxa" w:w="70"/>
@@ -8856,7 +8860,7 @@
         </w:tc>
         <w:tc>
           <w:tcPr>
-            <w:tcW w:type="pct" w:w="12%"/>
+            <w:tcW w:type="dxa" w:w="1171"/>
             <w:tcMar>
               <w:top w:type="dxa" w:w="30"/>
               <w:left w:type="dxa" w:w="70"/>
@@ -8880,7 +8884,7 @@
         </w:tc>
         <w:tc>
           <w:tcPr>
-            <w:tcW w:type="pct" w:w="11%"/>
+            <w:tcW w:type="dxa" w:w="1073"/>
             <w:tcMar>
               <w:top w:type="dxa" w:w="30"/>
               <w:left w:type="dxa" w:w="70"/>
@@ -8904,7 +8908,7 @@
         </w:tc>
         <w:tc>
           <w:tcPr>
-            <w:tcW w:type="pct" w:w="15%"/>
+            <w:tcW w:type="dxa" w:w="1463"/>
             <w:tcMar>
               <w:top w:type="dxa" w:w="30"/>
               <w:left w:type="dxa" w:w="70"/>
@@ -8928,7 +8932,7 @@
         </w:tc>
         <w:tc>
           <w:tcPr>
-            <w:tcW w:type="pct" w:w="10%"/>
+            <w:tcW w:type="dxa" w:w="976"/>
             <w:tcMar>
               <w:top w:type="dxa" w:w="30"/>
               <w:left w:type="dxa" w:w="70"/>
@@ -8957,7 +8961,7 @@
         </w:trPr>
         <w:tc>
           <w:tcPr>
-            <w:tcW w:type="pct" w:w="6%"/>
+            <w:tcW w:type="dxa" w:w="585"/>
             <w:tcMar>
               <w:top w:type="dxa" w:w="30"/>
               <w:left w:type="dxa" w:w="70"/>
@@ -8981,7 +8985,7 @@
         </w:tc>
         <w:tc>
           <w:tcPr>
-            <w:tcW w:type="pct" w:w="6%"/>
+            <w:tcW w:type="dxa" w:w="585"/>
             <w:tcMar>
               <w:top w:type="dxa" w:w="30"/>
               <w:left w:type="dxa" w:w="70"/>
@@ -9005,7 +9009,7 @@
         </w:tc>
         <w:tc>
           <w:tcPr>
-            <w:tcW w:type="pct" w:w="7%"/>
+            <w:tcW w:type="dxa" w:w="683"/>
             <w:tcMar>
               <w:top w:type="dxa" w:w="30"/>
               <w:left w:type="dxa" w:w="70"/>
@@ -9029,7 +9033,7 @@
         </w:tc>
         <w:tc>
           <w:tcPr>
-            <w:tcW w:type="pct" w:w="15%"/>
+            <w:tcW w:type="dxa" w:w="1463"/>
             <w:tcMar>
               <w:top w:type="dxa" w:w="30"/>
               <w:left w:type="dxa" w:w="70"/>
@@ -9053,7 +9057,7 @@
         </w:tc>
         <w:tc>
           <w:tcPr>
-            <w:tcW w:type="pct" w:w="7%"/>
+            <w:tcW w:type="dxa" w:w="683"/>
             <w:tcMar>
               <w:top w:type="dxa" w:w="30"/>
               <w:left w:type="dxa" w:w="70"/>
@@ -9077,7 +9081,7 @@
         </w:tc>
         <w:tc>
           <w:tcPr>
-            <w:tcW w:type="pct" w:w="11%"/>
+            <w:tcW w:type="dxa" w:w="1073"/>
             <w:tcMar>
               <w:top w:type="dxa" w:w="30"/>
               <w:left w:type="dxa" w:w="70"/>
@@ -9101,7 +9105,7 @@
         </w:tc>
         <w:tc>
           <w:tcPr>
-            <w:tcW w:type="pct" w:w="12%"/>
+            <w:tcW w:type="dxa" w:w="1171"/>
             <w:tcMar>
               <w:top w:type="dxa" w:w="30"/>
               <w:left w:type="dxa" w:w="70"/>
@@ -9125,7 +9129,7 @@
         </w:tc>
         <w:tc>
           <w:tcPr>
-            <w:tcW w:type="pct" w:w="11%"/>
+            <w:tcW w:type="dxa" w:w="1073"/>
             <w:tcMar>
               <w:top w:type="dxa" w:w="30"/>
               <w:left w:type="dxa" w:w="70"/>
@@ -9149,7 +9153,7 @@
         </w:tc>
         <w:tc>
           <w:tcPr>
-            <w:tcW w:type="pct" w:w="15%"/>
+            <w:tcW w:type="dxa" w:w="1463"/>
             <w:tcMar>
               <w:top w:type="dxa" w:w="30"/>
               <w:left w:type="dxa" w:w="70"/>
@@ -9173,7 +9177,7 @@
         </w:tc>
         <w:tc>
           <w:tcPr>
-            <w:tcW w:type="pct" w:w="10%"/>
+            <w:tcW w:type="dxa" w:w="976"/>
             <w:tcMar>
               <w:top w:type="dxa" w:w="30"/>
               <w:left w:type="dxa" w:w="70"/>
@@ -9202,7 +9206,7 @@
         </w:trPr>
         <w:tc>
           <w:tcPr>
-            <w:tcW w:type="pct" w:w="6%"/>
+            <w:tcW w:type="dxa" w:w="585"/>
             <w:tcMar>
               <w:top w:type="dxa" w:w="30"/>
               <w:left w:type="dxa" w:w="70"/>
@@ -9226,7 +9230,7 @@
         </w:tc>
         <w:tc>
           <w:tcPr>
-            <w:tcW w:type="pct" w:w="6%"/>
+            <w:tcW w:type="dxa" w:w="585"/>
             <w:tcMar>
               <w:top w:type="dxa" w:w="30"/>
               <w:left w:type="dxa" w:w="70"/>
@@ -9250,7 +9254,7 @@
         </w:tc>
         <w:tc>
           <w:tcPr>
-            <w:tcW w:type="pct" w:w="7%"/>
+            <w:tcW w:type="dxa" w:w="683"/>
             <w:tcMar>
               <w:top w:type="dxa" w:w="30"/>
               <w:left w:type="dxa" w:w="70"/>
@@ -9274,7 +9278,7 @@
         </w:tc>
         <w:tc>
           <w:tcPr>
-            <w:tcW w:type="pct" w:w="15%"/>
+            <w:tcW w:type="dxa" w:w="1463"/>
             <w:tcMar>
               <w:top w:type="dxa" w:w="30"/>
               <w:left w:type="dxa" w:w="70"/>
@@ -9298,7 +9302,7 @@
         </w:tc>
         <w:tc>
           <w:tcPr>
-            <w:tcW w:type="pct" w:w="7%"/>
+            <w:tcW w:type="dxa" w:w="683"/>
             <w:tcMar>
               <w:top w:type="dxa" w:w="30"/>
               <w:left w:type="dxa" w:w="70"/>
@@ -9322,7 +9326,7 @@
         </w:tc>
         <w:tc>
           <w:tcPr>
-            <w:tcW w:type="pct" w:w="11%"/>
+            <w:tcW w:type="dxa" w:w="1073"/>
             <w:tcMar>
               <w:top w:type="dxa" w:w="30"/>
               <w:left w:type="dxa" w:w="70"/>
@@ -9346,7 +9350,7 @@
         </w:tc>
         <w:tc>
           <w:tcPr>
-            <w:tcW w:type="pct" w:w="12%"/>
+            <w:tcW w:type="dxa" w:w="1171"/>
             <w:tcMar>
               <w:top w:type="dxa" w:w="30"/>
               <w:left w:type="dxa" w:w="70"/>
@@ -9370,7 +9374,7 @@
         </w:tc>
         <w:tc>
           <w:tcPr>
-            <w:tcW w:type="pct" w:w="11%"/>
+            <w:tcW w:type="dxa" w:w="1073"/>
             <w:tcMar>
               <w:top w:type="dxa" w:w="30"/>
               <w:left w:type="dxa" w:w="70"/>
@@ -9394,7 +9398,7 @@
         </w:tc>
         <w:tc>
           <w:tcPr>
-            <w:tcW w:type="pct" w:w="15%"/>
+            <w:tcW w:type="dxa" w:w="1463"/>
             <w:tcMar>
               <w:top w:type="dxa" w:w="30"/>
               <w:left w:type="dxa" w:w="70"/>
@@ -9418,7 +9422,7 @@
         </w:tc>
         <w:tc>
           <w:tcPr>
-            <w:tcW w:type="pct" w:w="10%"/>
+            <w:tcW w:type="dxa" w:w="976"/>
             <w:tcMar>
               <w:top w:type="dxa" w:w="30"/>
               <w:left w:type="dxa" w:w="70"/>
@@ -9501,17 +9505,18 @@
           <w:insideH w:val="none" w:color="FFFFFF" w:sz="0"/>
           <w:insideV w:val="none" w:color="FFFFFF" w:sz="0"/>
         </w:tblBorders>
+        <w:tblLayout w:type="fixed"/>
       </w:tblPr>
       <w:tblGrid>
-        <w:gridCol w:w="100"/>
-        <w:gridCol w:w="100"/>
-        <w:gridCol w:w="100"/>
-        <w:gridCol w:w="100"/>
+        <w:gridCol w:w="1268"/>
+        <w:gridCol w:w="3610"/>
+        <w:gridCol w:w="1463"/>
+        <w:gridCol w:w="3415"/>
       </w:tblGrid>
       <w:tr>
         <w:tc>
           <w:tcPr>
-            <w:tcW w:type="pct" w:w="13%"/>
+            <w:tcW w:type="dxa" w:w="1268"/>
             <w:tcBorders>
               <w:top w:val="none" w:color="FFFFFF" w:sz="0"/>
               <w:left w:val="none" w:color="FFFFFF" w:sz="0"/>
@@ -9544,7 +9549,7 @@
         </w:tc>
         <w:tc>
           <w:tcPr>
-            <w:tcW w:type="pct" w:w="37%"/>
+            <w:tcW w:type="dxa" w:w="3610"/>
             <w:tcBorders>
               <w:top w:val="none" w:color="FFFFFF" w:sz="0"/>
               <w:left w:val="none" w:color="FFFFFF" w:sz="0"/>
@@ -9574,7 +9579,7 @@
         </w:tc>
         <w:tc>
           <w:tcPr>
-            <w:tcW w:type="pct" w:w="15%"/>
+            <w:tcW w:type="dxa" w:w="1463"/>
             <w:tcBorders>
               <w:top w:val="none" w:color="FFFFFF" w:sz="0"/>
               <w:left w:val="none" w:color="FFFFFF" w:sz="0"/>
@@ -9607,7 +9612,7 @@
         </w:tc>
         <w:tc>
           <w:tcPr>
-            <w:tcW w:type="pct" w:w="35%"/>
+            <w:tcW w:type="dxa" w:w="3415"/>
             <w:tcBorders>
               <w:top w:val="none" w:color="FFFFFF" w:sz="0"/>
               <w:left w:val="none" w:color="FFFFFF" w:sz="0"/>
@@ -9639,7 +9644,7 @@
       <w:tr>
         <w:tc>
           <w:tcPr>
-            <w:tcW w:type="pct" w:w="13%"/>
+            <w:tcW w:type="dxa" w:w="1268"/>
             <w:tcBorders>
               <w:top w:val="none" w:color="FFFFFF" w:sz="0"/>
               <w:left w:val="none" w:color="FFFFFF" w:sz="0"/>
@@ -9672,7 +9677,7 @@
         </w:tc>
         <w:tc>
           <w:tcPr>
-            <w:tcW w:type="pct" w:w="37%"/>
+            <w:tcW w:type="dxa" w:w="3610"/>
             <w:tcBorders>
               <w:top w:val="none" w:color="FFFFFF" w:sz="0"/>
               <w:left w:val="none" w:color="FFFFFF" w:sz="0"/>
@@ -9702,7 +9707,7 @@
         </w:tc>
         <w:tc>
           <w:tcPr>
-            <w:tcW w:type="pct" w:w="15%"/>
+            <w:tcW w:type="dxa" w:w="1463"/>
             <w:tcBorders>
               <w:top w:val="none" w:color="FFFFFF" w:sz="0"/>
               <w:left w:val="none" w:color="FFFFFF" w:sz="0"/>
@@ -9735,7 +9740,7 @@
         </w:tc>
         <w:tc>
           <w:tcPr>
-            <w:tcW w:type="pct" w:w="35%"/>
+            <w:tcW w:type="dxa" w:w="3415"/>
             <w:tcBorders>
               <w:top w:val="none" w:color="FFFFFF" w:sz="0"/>
               <w:left w:val="none" w:color="FFFFFF" w:sz="0"/>
@@ -9767,7 +9772,7 @@
       <w:tr>
         <w:tc>
           <w:tcPr>
-            <w:tcW w:type="pct" w:w="13%"/>
+            <w:tcW w:type="dxa" w:w="1268"/>
             <w:tcBorders>
               <w:top w:val="none" w:color="FFFFFF" w:sz="0"/>
               <w:left w:val="none" w:color="FFFFFF" w:sz="0"/>
@@ -9800,7 +9805,7 @@
         </w:tc>
         <w:tc>
           <w:tcPr>
-            <w:tcW w:type="pct" w:w="37%"/>
+            <w:tcW w:type="dxa" w:w="3610"/>
             <w:tcBorders>
               <w:top w:val="none" w:color="FFFFFF" w:sz="0"/>
               <w:left w:val="none" w:color="FFFFFF" w:sz="0"/>
@@ -9830,7 +9835,7 @@
         </w:tc>
         <w:tc>
           <w:tcPr>
-            <w:tcW w:type="pct" w:w="15%"/>
+            <w:tcW w:type="dxa" w:w="1463"/>
             <w:tcBorders>
               <w:top w:val="none" w:color="FFFFFF" w:sz="0"/>
               <w:left w:val="none" w:color="FFFFFF" w:sz="0"/>
@@ -9863,7 +9868,7 @@
         </w:tc>
         <w:tc>
           <w:tcPr>
-            <w:tcW w:type="pct" w:w="35%"/>
+            <w:tcW w:type="dxa" w:w="3415"/>
             <w:tcBorders>
               <w:top w:val="none" w:color="FFFFFF" w:sz="0"/>
               <w:left w:val="none" w:color="FFFFFF" w:sz="0"/>
@@ -9895,7 +9900,7 @@
       <w:tr>
         <w:tc>
           <w:tcPr>
-            <w:tcW w:type="pct" w:w="13%"/>
+            <w:tcW w:type="dxa" w:w="1268"/>
             <w:tcBorders>
               <w:top w:val="none" w:color="FFFFFF" w:sz="0"/>
               <w:left w:val="none" w:color="FFFFFF" w:sz="0"/>
@@ -9928,7 +9933,7 @@
         </w:tc>
         <w:tc>
           <w:tcPr>
-            <w:tcW w:type="pct" w:w="37%"/>
+            <w:tcW w:type="dxa" w:w="3610"/>
             <w:tcBorders>
               <w:top w:val="none" w:color="FFFFFF" w:sz="0"/>
               <w:left w:val="none" w:color="FFFFFF" w:sz="0"/>
@@ -9958,7 +9963,7 @@
         </w:tc>
         <w:tc>
           <w:tcPr>
-            <w:tcW w:type="pct" w:w="15%"/>
+            <w:tcW w:type="dxa" w:w="1463"/>
             <w:tcBorders>
               <w:top w:val="none" w:color="FFFFFF" w:sz="0"/>
               <w:left w:val="none" w:color="FFFFFF" w:sz="0"/>
@@ -9991,7 +9996,7 @@
         </w:tc>
         <w:tc>
           <w:tcPr>
-            <w:tcW w:type="pct" w:w="35%"/>
+            <w:tcW w:type="dxa" w:w="3415"/>
             <w:tcBorders>
               <w:top w:val="none" w:color="FFFFFF" w:sz="0"/>
               <w:left w:val="none" w:color="FFFFFF" w:sz="0"/>
@@ -10732,10 +10737,11 @@
           <w:insideH w:val="single" w:color="auto" w:sz="4"/>
           <w:insideV w:val="single" w:color="auto" w:sz="4"/>
         </w:tblBorders>
+        <w:tblLayout w:type="fixed"/>
       </w:tblPr>
       <w:tblGrid>
-        <w:gridCol w:w="100"/>
-        <w:gridCol w:w="100"/>
+        <w:gridCol w:w="7024"/>
+        <w:gridCol w:w="2732"/>
       </w:tblGrid>
       <w:tr>
         <w:trPr>
@@ -10743,7 +10749,7 @@
         </w:trPr>
         <w:tc>
           <w:tcPr>
-            <w:tcW w:type="pct" w:w="72%"/>
+            <w:tcW w:type="dxa" w:w="7024"/>
             <w:shd w:fill="E7EDF1" w:color="auto" w:val="clear"/>
             <w:tcMar>
               <w:top w:type="dxa" w:w="30"/>
@@ -10770,7 +10776,7 @@
         </w:tc>
         <w:tc>
           <w:tcPr>
-            <w:tcW w:type="pct" w:w="28%"/>
+            <w:tcW w:type="dxa" w:w="2732"/>
             <w:shd w:fill="E7EDF1" w:color="auto" w:val="clear"/>
             <w:tcMar>
               <w:top w:type="dxa" w:w="30"/>
@@ -10802,7 +10808,7 @@
         </w:trPr>
         <w:tc>
           <w:tcPr>
-            <w:tcW w:type="pct" w:w="72%"/>
+            <w:tcW w:type="dxa" w:w="7024"/>
             <w:tcMar>
               <w:top w:type="dxa" w:w="30"/>
               <w:left w:type="dxa" w:w="70"/>
@@ -10828,7 +10834,7 @@
         </w:tc>
         <w:tc>
           <w:tcPr>
-            <w:tcW w:type="pct" w:w="28%"/>
+            <w:tcW w:type="dxa" w:w="2732"/>
             <w:tcMar>
               <w:top w:type="dxa" w:w="30"/>
               <w:left w:type="dxa" w:w="70"/>
@@ -10859,7 +10865,7 @@
         </w:trPr>
         <w:tc>
           <w:tcPr>
-            <w:tcW w:type="pct" w:w="72%"/>
+            <w:tcW w:type="dxa" w:w="7024"/>
             <w:tcMar>
               <w:top w:type="dxa" w:w="30"/>
               <w:left w:type="dxa" w:w="70"/>
@@ -10885,7 +10891,7 @@
         </w:tc>
         <w:tc>
           <w:tcPr>
-            <w:tcW w:type="pct" w:w="28%"/>
+            <w:tcW w:type="dxa" w:w="2732"/>
             <w:tcMar>
               <w:top w:type="dxa" w:w="30"/>
               <w:left w:type="dxa" w:w="70"/>
@@ -10916,7 +10922,7 @@
         </w:trPr>
         <w:tc>
           <w:tcPr>
-            <w:tcW w:type="pct" w:w="72%"/>
+            <w:tcW w:type="dxa" w:w="7024"/>
             <w:tcMar>
               <w:top w:type="dxa" w:w="30"/>
               <w:left w:type="dxa" w:w="70"/>
@@ -10942,7 +10948,7 @@
         </w:tc>
         <w:tc>
           <w:tcPr>
-            <w:tcW w:type="pct" w:w="28%"/>
+            <w:tcW w:type="dxa" w:w="2732"/>
             <w:tcMar>
               <w:top w:type="dxa" w:w="30"/>
               <w:left w:type="dxa" w:w="70"/>
@@ -10973,7 +10979,7 @@
         </w:trPr>
         <w:tc>
           <w:tcPr>
-            <w:tcW w:type="pct" w:w="72%"/>
+            <w:tcW w:type="dxa" w:w="7024"/>
             <w:tcMar>
               <w:top w:type="dxa" w:w="30"/>
               <w:left w:type="dxa" w:w="70"/>
@@ -10999,7 +11005,7 @@
         </w:tc>
         <w:tc>
           <w:tcPr>
-            <w:tcW w:type="pct" w:w="28%"/>
+            <w:tcW w:type="dxa" w:w="2732"/>
             <w:tcMar>
               <w:top w:type="dxa" w:w="30"/>
               <w:left w:type="dxa" w:w="70"/>
@@ -11030,7 +11036,7 @@
         </w:trPr>
         <w:tc>
           <w:tcPr>
-            <w:tcW w:type="pct" w:w="72%"/>
+            <w:tcW w:type="dxa" w:w="7024"/>
             <w:tcMar>
               <w:top w:type="dxa" w:w="30"/>
               <w:left w:type="dxa" w:w="70"/>
@@ -11056,7 +11062,7 @@
         </w:tc>
         <w:tc>
           <w:tcPr>
-            <w:tcW w:type="pct" w:w="28%"/>
+            <w:tcW w:type="dxa" w:w="2732"/>
             <w:tcMar>
               <w:top w:type="dxa" w:w="30"/>
               <w:left w:type="dxa" w:w="70"/>
@@ -11087,7 +11093,7 @@
         </w:trPr>
         <w:tc>
           <w:tcPr>
-            <w:tcW w:type="pct" w:w="72%"/>
+            <w:tcW w:type="dxa" w:w="7024"/>
             <w:shd w:fill="F2F5F7" w:color="auto" w:val="clear"/>
             <w:tcMar>
               <w:top w:type="dxa" w:w="30"/>
@@ -11114,7 +11120,7 @@
         </w:tc>
         <w:tc>
           <w:tcPr>
-            <w:tcW w:type="pct" w:w="28%"/>
+            <w:tcW w:type="dxa" w:w="2732"/>
             <w:shd w:fill="F2F5F7" w:color="auto" w:val="clear"/>
             <w:tcMar>
               <w:top w:type="dxa" w:w="30"/>
@@ -11339,17 +11345,18 @@
           <w:insideH w:val="none" w:color="FFFFFF" w:sz="0"/>
           <w:insideV w:val="none" w:color="FFFFFF" w:sz="0"/>
         </w:tblBorders>
+        <w:tblLayout w:type="fixed"/>
       </w:tblPr>
       <w:tblGrid>
-        <w:gridCol w:w="100"/>
-        <w:gridCol w:w="100"/>
-        <w:gridCol w:w="100"/>
-        <w:gridCol w:w="100"/>
+        <w:gridCol w:w="1268"/>
+        <w:gridCol w:w="3610"/>
+        <w:gridCol w:w="1463"/>
+        <w:gridCol w:w="3415"/>
       </w:tblGrid>
       <w:tr>
         <w:tc>
           <w:tcPr>
-            <w:tcW w:type="pct" w:w="13%"/>
+            <w:tcW w:type="dxa" w:w="1268"/>
             <w:tcBorders>
               <w:top w:val="none" w:color="FFFFFF" w:sz="0"/>
               <w:left w:val="none" w:color="FFFFFF" w:sz="0"/>
@@ -11382,7 +11389,7 @@
         </w:tc>
         <w:tc>
           <w:tcPr>
-            <w:tcW w:type="pct" w:w="37%"/>
+            <w:tcW w:type="dxa" w:w="3610"/>
             <w:tcBorders>
               <w:top w:val="none" w:color="FFFFFF" w:sz="0"/>
               <w:left w:val="none" w:color="FFFFFF" w:sz="0"/>
@@ -11412,7 +11419,7 @@
         </w:tc>
         <w:tc>
           <w:tcPr>
-            <w:tcW w:type="pct" w:w="15%"/>
+            <w:tcW w:type="dxa" w:w="1463"/>
             <w:tcBorders>
               <w:top w:val="none" w:color="FFFFFF" w:sz="0"/>
               <w:left w:val="none" w:color="FFFFFF" w:sz="0"/>
@@ -11445,7 +11452,7 @@
         </w:tc>
         <w:tc>
           <w:tcPr>
-            <w:tcW w:type="pct" w:w="35%"/>
+            <w:tcW w:type="dxa" w:w="3415"/>
             <w:tcBorders>
               <w:top w:val="none" w:color="FFFFFF" w:sz="0"/>
               <w:left w:val="none" w:color="FFFFFF" w:sz="0"/>
@@ -11477,7 +11484,7 @@
       <w:tr>
         <w:tc>
           <w:tcPr>
-            <w:tcW w:type="pct" w:w="13%"/>
+            <w:tcW w:type="dxa" w:w="1268"/>
             <w:tcBorders>
               <w:top w:val="none" w:color="FFFFFF" w:sz="0"/>
               <w:left w:val="none" w:color="FFFFFF" w:sz="0"/>
@@ -11510,7 +11517,7 @@
         </w:tc>
         <w:tc>
           <w:tcPr>
-            <w:tcW w:type="pct" w:w="37%"/>
+            <w:tcW w:type="dxa" w:w="3610"/>
             <w:tcBorders>
               <w:top w:val="none" w:color="FFFFFF" w:sz="0"/>
               <w:left w:val="none" w:color="FFFFFF" w:sz="0"/>
@@ -11540,7 +11547,7 @@
         </w:tc>
         <w:tc>
           <w:tcPr>
-            <w:tcW w:type="pct" w:w="15%"/>
+            <w:tcW w:type="dxa" w:w="1463"/>
             <w:tcBorders>
               <w:top w:val="none" w:color="FFFFFF" w:sz="0"/>
               <w:left w:val="none" w:color="FFFFFF" w:sz="0"/>
@@ -11573,7 +11580,7 @@
         </w:tc>
         <w:tc>
           <w:tcPr>
-            <w:tcW w:type="pct" w:w="35%"/>
+            <w:tcW w:type="dxa" w:w="3415"/>
             <w:tcBorders>
               <w:top w:val="none" w:color="FFFFFF" w:sz="0"/>
               <w:left w:val="none" w:color="FFFFFF" w:sz="0"/>
@@ -11605,7 +11612,7 @@
       <w:tr>
         <w:tc>
           <w:tcPr>
-            <w:tcW w:type="pct" w:w="13%"/>
+            <w:tcW w:type="dxa" w:w="1268"/>
             <w:tcBorders>
               <w:top w:val="none" w:color="FFFFFF" w:sz="0"/>
               <w:left w:val="none" w:color="FFFFFF" w:sz="0"/>
@@ -11638,7 +11645,7 @@
         </w:tc>
         <w:tc>
           <w:tcPr>
-            <w:tcW w:type="pct" w:w="37%"/>
+            <w:tcW w:type="dxa" w:w="3610"/>
             <w:tcBorders>
               <w:top w:val="none" w:color="FFFFFF" w:sz="0"/>
               <w:left w:val="none" w:color="FFFFFF" w:sz="0"/>
@@ -11668,7 +11675,7 @@
         </w:tc>
         <w:tc>
           <w:tcPr>
-            <w:tcW w:type="pct" w:w="15%"/>
+            <w:tcW w:type="dxa" w:w="1463"/>
             <w:tcBorders>
               <w:top w:val="none" w:color="FFFFFF" w:sz="0"/>
               <w:left w:val="none" w:color="FFFFFF" w:sz="0"/>
@@ -11701,7 +11708,7 @@
         </w:tc>
         <w:tc>
           <w:tcPr>
-            <w:tcW w:type="pct" w:w="35%"/>
+            <w:tcW w:type="dxa" w:w="3415"/>
             <w:tcBorders>
               <w:top w:val="none" w:color="FFFFFF" w:sz="0"/>
               <w:left w:val="none" w:color="FFFFFF" w:sz="0"/>
@@ -11733,7 +11740,7 @@
       <w:tr>
         <w:tc>
           <w:tcPr>
-            <w:tcW w:type="pct" w:w="13%"/>
+            <w:tcW w:type="dxa" w:w="1268"/>
             <w:tcBorders>
               <w:top w:val="none" w:color="FFFFFF" w:sz="0"/>
               <w:left w:val="none" w:color="FFFFFF" w:sz="0"/>
@@ -11766,7 +11773,7 @@
         </w:tc>
         <w:tc>
           <w:tcPr>
-            <w:tcW w:type="pct" w:w="37%"/>
+            <w:tcW w:type="dxa" w:w="3610"/>
             <w:tcBorders>
               <w:top w:val="none" w:color="FFFFFF" w:sz="0"/>
               <w:left w:val="none" w:color="FFFFFF" w:sz="0"/>
@@ -11796,7 +11803,7 @@
         </w:tc>
         <w:tc>
           <w:tcPr>
-            <w:tcW w:type="pct" w:w="15%"/>
+            <w:tcW w:type="dxa" w:w="1463"/>
             <w:tcBorders>
               <w:top w:val="none" w:color="FFFFFF" w:sz="0"/>
               <w:left w:val="none" w:color="FFFFFF" w:sz="0"/>
@@ -11829,7 +11836,7 @@
         </w:tc>
         <w:tc>
           <w:tcPr>
-            <w:tcW w:type="pct" w:w="35%"/>
+            <w:tcW w:type="dxa" w:w="3415"/>
             <w:tcBorders>
               <w:top w:val="none" w:color="FFFFFF" w:sz="0"/>
               <w:left w:val="none" w:color="FFFFFF" w:sz="0"/>
@@ -12535,10 +12542,11 @@
           <w:insideH w:val="single" w:color="auto" w:sz="4"/>
           <w:insideV w:val="single" w:color="auto" w:sz="4"/>
         </w:tblBorders>
+        <w:tblLayout w:type="fixed"/>
       </w:tblPr>
       <w:tblGrid>
-        <w:gridCol w:w="100"/>
-        <w:gridCol w:w="100"/>
+        <w:gridCol w:w="7024"/>
+        <w:gridCol w:w="2732"/>
       </w:tblGrid>
       <w:tr>
         <w:trPr>
@@ -12546,7 +12554,7 @@
         </w:trPr>
         <w:tc>
           <w:tcPr>
-            <w:tcW w:type="pct" w:w="72%"/>
+            <w:tcW w:type="dxa" w:w="7024"/>
             <w:shd w:fill="E7EDF1" w:color="auto" w:val="clear"/>
             <w:tcMar>
               <w:top w:type="dxa" w:w="30"/>
@@ -12573,7 +12581,7 @@
         </w:tc>
         <w:tc>
           <w:tcPr>
-            <w:tcW w:type="pct" w:w="28%"/>
+            <w:tcW w:type="dxa" w:w="2732"/>
             <w:shd w:fill="E7EDF1" w:color="auto" w:val="clear"/>
             <w:tcMar>
               <w:top w:type="dxa" w:w="30"/>
@@ -12605,7 +12613,7 @@
         </w:trPr>
         <w:tc>
           <w:tcPr>
-            <w:tcW w:type="pct" w:w="72%"/>
+            <w:tcW w:type="dxa" w:w="7024"/>
             <w:tcMar>
               <w:top w:type="dxa" w:w="30"/>
               <w:left w:type="dxa" w:w="70"/>
@@ -12631,7 +12639,7 @@
         </w:tc>
         <w:tc>
           <w:tcPr>
-            <w:tcW w:type="pct" w:w="28%"/>
+            <w:tcW w:type="dxa" w:w="2732"/>
             <w:tcMar>
               <w:top w:type="dxa" w:w="30"/>
               <w:left w:type="dxa" w:w="70"/>
@@ -12662,7 +12670,7 @@
         </w:trPr>
         <w:tc>
           <w:tcPr>
-            <w:tcW w:type="pct" w:w="72%"/>
+            <w:tcW w:type="dxa" w:w="7024"/>
             <w:tcMar>
               <w:top w:type="dxa" w:w="30"/>
               <w:left w:type="dxa" w:w="70"/>
@@ -12688,7 +12696,7 @@
         </w:tc>
         <w:tc>
           <w:tcPr>
-            <w:tcW w:type="pct" w:w="28%"/>
+            <w:tcW w:type="dxa" w:w="2732"/>
             <w:tcMar>
               <w:top w:type="dxa" w:w="30"/>
               <w:left w:type="dxa" w:w="70"/>
@@ -12719,7 +12727,7 @@
         </w:trPr>
         <w:tc>
           <w:tcPr>
-            <w:tcW w:type="pct" w:w="72%"/>
+            <w:tcW w:type="dxa" w:w="7024"/>
             <w:tcMar>
               <w:top w:type="dxa" w:w="30"/>
               <w:left w:type="dxa" w:w="70"/>
@@ -12745,7 +12753,7 @@
         </w:tc>
         <w:tc>
           <w:tcPr>
-            <w:tcW w:type="pct" w:w="28%"/>
+            <w:tcW w:type="dxa" w:w="2732"/>
             <w:tcMar>
               <w:top w:type="dxa" w:w="30"/>
               <w:left w:type="dxa" w:w="70"/>
@@ -12776,7 +12784,7 @@
         </w:trPr>
         <w:tc>
           <w:tcPr>
-            <w:tcW w:type="pct" w:w="72%"/>
+            <w:tcW w:type="dxa" w:w="7024"/>
             <w:tcMar>
               <w:top w:type="dxa" w:w="30"/>
               <w:left w:type="dxa" w:w="70"/>
@@ -12802,7 +12810,7 @@
         </w:tc>
         <w:tc>
           <w:tcPr>
-            <w:tcW w:type="pct" w:w="28%"/>
+            <w:tcW w:type="dxa" w:w="2732"/>
             <w:tcMar>
               <w:top w:type="dxa" w:w="30"/>
               <w:left w:type="dxa" w:w="70"/>
@@ -12833,7 +12841,7 @@
         </w:trPr>
         <w:tc>
           <w:tcPr>
-            <w:tcW w:type="pct" w:w="72%"/>
+            <w:tcW w:type="dxa" w:w="7024"/>
             <w:shd w:fill="F2F5F7" w:color="auto" w:val="clear"/>
             <w:tcMar>
               <w:top w:type="dxa" w:w="30"/>
@@ -12860,7 +12868,7 @@
         </w:tc>
         <w:tc>
           <w:tcPr>
-            <w:tcW w:type="pct" w:w="28%"/>
+            <w:tcW w:type="dxa" w:w="2732"/>
             <w:shd w:fill="F2F5F7" w:color="auto" w:val="clear"/>
             <w:tcMar>
               <w:top w:type="dxa" w:w="30"/>
@@ -13085,17 +13093,18 @@
           <w:insideH w:val="none" w:color="FFFFFF" w:sz="0"/>
           <w:insideV w:val="none" w:color="FFFFFF" w:sz="0"/>
         </w:tblBorders>
+        <w:tblLayout w:type="fixed"/>
       </w:tblPr>
       <w:tblGrid>
-        <w:gridCol w:w="100"/>
-        <w:gridCol w:w="100"/>
-        <w:gridCol w:w="100"/>
-        <w:gridCol w:w="100"/>
+        <w:gridCol w:w="1268"/>
+        <w:gridCol w:w="3610"/>
+        <w:gridCol w:w="1463"/>
+        <w:gridCol w:w="3415"/>
       </w:tblGrid>
       <w:tr>
         <w:tc>
           <w:tcPr>
-            <w:tcW w:type="pct" w:w="13%"/>
+            <w:tcW w:type="dxa" w:w="1268"/>
             <w:tcBorders>
               <w:top w:val="none" w:color="FFFFFF" w:sz="0"/>
               <w:left w:val="none" w:color="FFFFFF" w:sz="0"/>
@@ -13128,7 +13137,7 @@
         </w:tc>
         <w:tc>
           <w:tcPr>
-            <w:tcW w:type="pct" w:w="37%"/>
+            <w:tcW w:type="dxa" w:w="3610"/>
             <w:tcBorders>
               <w:top w:val="none" w:color="FFFFFF" w:sz="0"/>
               <w:left w:val="none" w:color="FFFFFF" w:sz="0"/>
@@ -13158,7 +13167,7 @@
         </w:tc>
         <w:tc>
           <w:tcPr>
-            <w:tcW w:type="pct" w:w="15%"/>
+            <w:tcW w:type="dxa" w:w="1463"/>
             <w:tcBorders>
               <w:top w:val="none" w:color="FFFFFF" w:sz="0"/>
               <w:left w:val="none" w:color="FFFFFF" w:sz="0"/>
@@ -13191,7 +13200,7 @@
         </w:tc>
         <w:tc>
           <w:tcPr>
-            <w:tcW w:type="pct" w:w="35%"/>
+            <w:tcW w:type="dxa" w:w="3415"/>
             <w:tcBorders>
               <w:top w:val="none" w:color="FFFFFF" w:sz="0"/>
               <w:left w:val="none" w:color="FFFFFF" w:sz="0"/>
@@ -13223,7 +13232,7 @@
       <w:tr>
         <w:tc>
           <w:tcPr>
-            <w:tcW w:type="pct" w:w="13%"/>
+            <w:tcW w:type="dxa" w:w="1268"/>
             <w:tcBorders>
               <w:top w:val="none" w:color="FFFFFF" w:sz="0"/>
               <w:left w:val="none" w:color="FFFFFF" w:sz="0"/>
@@ -13256,7 +13265,7 @@
         </w:tc>
         <w:tc>
           <w:tcPr>
-            <w:tcW w:type="pct" w:w="37%"/>
+            <w:tcW w:type="dxa" w:w="3610"/>
             <w:tcBorders>
               <w:top w:val="none" w:color="FFFFFF" w:sz="0"/>
               <w:left w:val="none" w:color="FFFFFF" w:sz="0"/>
@@ -13286,7 +13295,7 @@
         </w:tc>
         <w:tc>
           <w:tcPr>
-            <w:tcW w:type="pct" w:w="15%"/>
+            <w:tcW w:type="dxa" w:w="1463"/>
             <w:tcBorders>
               <w:top w:val="none" w:color="FFFFFF" w:sz="0"/>
               <w:left w:val="none" w:color="FFFFFF" w:sz="0"/>
@@ -13319,7 +13328,7 @@
         </w:tc>
         <w:tc>
           <w:tcPr>
-            <w:tcW w:type="pct" w:w="35%"/>
+            <w:tcW w:type="dxa" w:w="3415"/>
             <w:tcBorders>
               <w:top w:val="none" w:color="FFFFFF" w:sz="0"/>
               <w:left w:val="none" w:color="FFFFFF" w:sz="0"/>
@@ -13351,7 +13360,7 @@
       <w:tr>
         <w:tc>
           <w:tcPr>
-            <w:tcW w:type="pct" w:w="13%"/>
+            <w:tcW w:type="dxa" w:w="1268"/>
             <w:tcBorders>
               <w:top w:val="none" w:color="FFFFFF" w:sz="0"/>
               <w:left w:val="none" w:color="FFFFFF" w:sz="0"/>
@@ -13384,7 +13393,7 @@
         </w:tc>
         <w:tc>
           <w:tcPr>
-            <w:tcW w:type="pct" w:w="37%"/>
+            <w:tcW w:type="dxa" w:w="3610"/>
             <w:tcBorders>
               <w:top w:val="none" w:color="FFFFFF" w:sz="0"/>
               <w:left w:val="none" w:color="FFFFFF" w:sz="0"/>
@@ -13414,7 +13423,7 @@
         </w:tc>
         <w:tc>
           <w:tcPr>
-            <w:tcW w:type="pct" w:w="15%"/>
+            <w:tcW w:type="dxa" w:w="1463"/>
             <w:tcBorders>
               <w:top w:val="none" w:color="FFFFFF" w:sz="0"/>
               <w:left w:val="none" w:color="FFFFFF" w:sz="0"/>
@@ -13447,7 +13456,7 @@
         </w:tc>
         <w:tc>
           <w:tcPr>
-            <w:tcW w:type="pct" w:w="35%"/>
+            <w:tcW w:type="dxa" w:w="3415"/>
             <w:tcBorders>
               <w:top w:val="none" w:color="FFFFFF" w:sz="0"/>
               <w:left w:val="none" w:color="FFFFFF" w:sz="0"/>
@@ -13479,7 +13488,7 @@
       <w:tr>
         <w:tc>
           <w:tcPr>
-            <w:tcW w:type="pct" w:w="13%"/>
+            <w:tcW w:type="dxa" w:w="1268"/>
             <w:tcBorders>
               <w:top w:val="none" w:color="FFFFFF" w:sz="0"/>
               <w:left w:val="none" w:color="FFFFFF" w:sz="0"/>
@@ -13512,7 +13521,7 @@
         </w:tc>
         <w:tc>
           <w:tcPr>
-            <w:tcW w:type="pct" w:w="37%"/>
+            <w:tcW w:type="dxa" w:w="3610"/>
             <w:tcBorders>
               <w:top w:val="none" w:color="FFFFFF" w:sz="0"/>
               <w:left w:val="none" w:color="FFFFFF" w:sz="0"/>
@@ -13542,7 +13551,7 @@
         </w:tc>
         <w:tc>
           <w:tcPr>
-            <w:tcW w:type="pct" w:w="15%"/>
+            <w:tcW w:type="dxa" w:w="1463"/>
             <w:tcBorders>
               <w:top w:val="none" w:color="FFFFFF" w:sz="0"/>
               <w:left w:val="none" w:color="FFFFFF" w:sz="0"/>
@@ -13575,7 +13584,7 @@
         </w:tc>
         <w:tc>
           <w:tcPr>
-            <w:tcW w:type="pct" w:w="35%"/>
+            <w:tcW w:type="dxa" w:w="3415"/>
             <w:tcBorders>
               <w:top w:val="none" w:color="FFFFFF" w:sz="0"/>
               <w:left w:val="none" w:color="FFFFFF" w:sz="0"/>
@@ -14316,10 +14325,11 @@
           <w:insideH w:val="single" w:color="auto" w:sz="4"/>
           <w:insideV w:val="single" w:color="auto" w:sz="4"/>
         </w:tblBorders>
+        <w:tblLayout w:type="fixed"/>
       </w:tblPr>
       <w:tblGrid>
-        <w:gridCol w:w="100"/>
-        <w:gridCol w:w="100"/>
+        <w:gridCol w:w="7024"/>
+        <w:gridCol w:w="2732"/>
       </w:tblGrid>
       <w:tr>
         <w:trPr>
@@ -14327,7 +14337,7 @@
         </w:trPr>
         <w:tc>
           <w:tcPr>
-            <w:tcW w:type="pct" w:w="72%"/>
+            <w:tcW w:type="dxa" w:w="7024"/>
             <w:shd w:fill="E7EDF1" w:color="auto" w:val="clear"/>
             <w:tcMar>
               <w:top w:type="dxa" w:w="30"/>
@@ -14354,7 +14364,7 @@
         </w:tc>
         <w:tc>
           <w:tcPr>
-            <w:tcW w:type="pct" w:w="28%"/>
+            <w:tcW w:type="dxa" w:w="2732"/>
             <w:shd w:fill="E7EDF1" w:color="auto" w:val="clear"/>
             <w:tcMar>
               <w:top w:type="dxa" w:w="30"/>
@@ -14386,7 +14396,7 @@
         </w:trPr>
         <w:tc>
           <w:tcPr>
-            <w:tcW w:type="pct" w:w="72%"/>
+            <w:tcW w:type="dxa" w:w="7024"/>
             <w:tcMar>
               <w:top w:type="dxa" w:w="30"/>
               <w:left w:type="dxa" w:w="70"/>
@@ -14412,7 +14422,7 @@
         </w:tc>
         <w:tc>
           <w:tcPr>
-            <w:tcW w:type="pct" w:w="28%"/>
+            <w:tcW w:type="dxa" w:w="2732"/>
             <w:tcMar>
               <w:top w:type="dxa" w:w="30"/>
               <w:left w:type="dxa" w:w="70"/>
@@ -14443,7 +14453,7 @@
         </w:trPr>
         <w:tc>
           <w:tcPr>
-            <w:tcW w:type="pct" w:w="72%"/>
+            <w:tcW w:type="dxa" w:w="7024"/>
             <w:tcMar>
               <w:top w:type="dxa" w:w="30"/>
               <w:left w:type="dxa" w:w="70"/>
@@ -14469,7 +14479,7 @@
         </w:tc>
         <w:tc>
           <w:tcPr>
-            <w:tcW w:type="pct" w:w="28%"/>
+            <w:tcW w:type="dxa" w:w="2732"/>
             <w:tcMar>
               <w:top w:type="dxa" w:w="30"/>
               <w:left w:type="dxa" w:w="70"/>
@@ -14500,7 +14510,7 @@
         </w:trPr>
         <w:tc>
           <w:tcPr>
-            <w:tcW w:type="pct" w:w="72%"/>
+            <w:tcW w:type="dxa" w:w="7024"/>
             <w:tcMar>
               <w:top w:type="dxa" w:w="30"/>
               <w:left w:type="dxa" w:w="70"/>
@@ -14526,7 +14536,7 @@
         </w:tc>
         <w:tc>
           <w:tcPr>
-            <w:tcW w:type="pct" w:w="28%"/>
+            <w:tcW w:type="dxa" w:w="2732"/>
             <w:tcMar>
               <w:top w:type="dxa" w:w="30"/>
               <w:left w:type="dxa" w:w="70"/>
@@ -14557,7 +14567,7 @@
         </w:trPr>
         <w:tc>
           <w:tcPr>
-            <w:tcW w:type="pct" w:w="72%"/>
+            <w:tcW w:type="dxa" w:w="7024"/>
             <w:tcMar>
               <w:top w:type="dxa" w:w="30"/>
               <w:left w:type="dxa" w:w="70"/>
@@ -14583,7 +14593,7 @@
         </w:tc>
         <w:tc>
           <w:tcPr>
-            <w:tcW w:type="pct" w:w="28%"/>
+            <w:tcW w:type="dxa" w:w="2732"/>
             <w:tcMar>
               <w:top w:type="dxa" w:w="30"/>
               <w:left w:type="dxa" w:w="70"/>
@@ -14614,7 +14624,7 @@
         </w:trPr>
         <w:tc>
           <w:tcPr>
-            <w:tcW w:type="pct" w:w="72%"/>
+            <w:tcW w:type="dxa" w:w="7024"/>
             <w:tcMar>
               <w:top w:type="dxa" w:w="30"/>
               <w:left w:type="dxa" w:w="70"/>
@@ -14640,7 +14650,7 @@
         </w:tc>
         <w:tc>
           <w:tcPr>
-            <w:tcW w:type="pct" w:w="28%"/>
+            <w:tcW w:type="dxa" w:w="2732"/>
             <w:tcMar>
               <w:top w:type="dxa" w:w="30"/>
               <w:left w:type="dxa" w:w="70"/>
@@ -14671,7 +14681,7 @@
         </w:trPr>
         <w:tc>
           <w:tcPr>
-            <w:tcW w:type="pct" w:w="72%"/>
+            <w:tcW w:type="dxa" w:w="7024"/>
             <w:shd w:fill="F2F5F7" w:color="auto" w:val="clear"/>
             <w:tcMar>
               <w:top w:type="dxa" w:w="30"/>
@@ -14698,7 +14708,7 @@
         </w:tc>
         <w:tc>
           <w:tcPr>
-            <w:tcW w:type="pct" w:w="28%"/>
+            <w:tcW w:type="dxa" w:w="2732"/>
             <w:shd w:fill="F2F5F7" w:color="auto" w:val="clear"/>
             <w:tcMar>
               <w:top w:type="dxa" w:w="30"/>
@@ -14923,17 +14933,18 @@
           <w:insideH w:val="none" w:color="FFFFFF" w:sz="0"/>
           <w:insideV w:val="none" w:color="FFFFFF" w:sz="0"/>
         </w:tblBorders>
+        <w:tblLayout w:type="fixed"/>
       </w:tblPr>
       <w:tblGrid>
-        <w:gridCol w:w="100"/>
-        <w:gridCol w:w="100"/>
-        <w:gridCol w:w="100"/>
-        <w:gridCol w:w="100"/>
+        <w:gridCol w:w="1268"/>
+        <w:gridCol w:w="3610"/>
+        <w:gridCol w:w="1463"/>
+        <w:gridCol w:w="3415"/>
       </w:tblGrid>
       <w:tr>
         <w:tc>
           <w:tcPr>
-            <w:tcW w:type="pct" w:w="13%"/>
+            <w:tcW w:type="dxa" w:w="1268"/>
             <w:tcBorders>
               <w:top w:val="none" w:color="FFFFFF" w:sz="0"/>
               <w:left w:val="none" w:color="FFFFFF" w:sz="0"/>
@@ -14966,7 +14977,7 @@
         </w:tc>
         <w:tc>
           <w:tcPr>
-            <w:tcW w:type="pct" w:w="37%"/>
+            <w:tcW w:type="dxa" w:w="3610"/>
             <w:tcBorders>
               <w:top w:val="none" w:color="FFFFFF" w:sz="0"/>
               <w:left w:val="none" w:color="FFFFFF" w:sz="0"/>
@@ -14996,7 +15007,7 @@
         </w:tc>
         <w:tc>
           <w:tcPr>
-            <w:tcW w:type="pct" w:w="15%"/>
+            <w:tcW w:type="dxa" w:w="1463"/>
             <w:tcBorders>
               <w:top w:val="none" w:color="FFFFFF" w:sz="0"/>
               <w:left w:val="none" w:color="FFFFFF" w:sz="0"/>
@@ -15029,7 +15040,7 @@
         </w:tc>
         <w:tc>
           <w:tcPr>
-            <w:tcW w:type="pct" w:w="35%"/>
+            <w:tcW w:type="dxa" w:w="3415"/>
             <w:tcBorders>
               <w:top w:val="none" w:color="FFFFFF" w:sz="0"/>
               <w:left w:val="none" w:color="FFFFFF" w:sz="0"/>
@@ -15061,7 +15072,7 @@
       <w:tr>
         <w:tc>
           <w:tcPr>
-            <w:tcW w:type="pct" w:w="13%"/>
+            <w:tcW w:type="dxa" w:w="1268"/>
             <w:tcBorders>
               <w:top w:val="none" w:color="FFFFFF" w:sz="0"/>
               <w:left w:val="none" w:color="FFFFFF" w:sz="0"/>
@@ -15094,7 +15105,7 @@
         </w:tc>
         <w:tc>
           <w:tcPr>
-            <w:tcW w:type="pct" w:w="37%"/>
+            <w:tcW w:type="dxa" w:w="3610"/>
             <w:tcBorders>
               <w:top w:val="none" w:color="FFFFFF" w:sz="0"/>
               <w:left w:val="none" w:color="FFFFFF" w:sz="0"/>
@@ -15124,7 +15135,7 @@
         </w:tc>
         <w:tc>
           <w:tcPr>
-            <w:tcW w:type="pct" w:w="15%"/>
+            <w:tcW w:type="dxa" w:w="1463"/>
             <w:tcBorders>
               <w:top w:val="none" w:color="FFFFFF" w:sz="0"/>
               <w:left w:val="none" w:color="FFFFFF" w:sz="0"/>
@@ -15157,7 +15168,7 @@
         </w:tc>
         <w:tc>
           <w:tcPr>
-            <w:tcW w:type="pct" w:w="35%"/>
+            <w:tcW w:type="dxa" w:w="3415"/>
             <w:tcBorders>
               <w:top w:val="none" w:color="FFFFFF" w:sz="0"/>
               <w:left w:val="none" w:color="FFFFFF" w:sz="0"/>
@@ -15189,7 +15200,7 @@
       <w:tr>
         <w:tc>
           <w:tcPr>
-            <w:tcW w:type="pct" w:w="13%"/>
+            <w:tcW w:type="dxa" w:w="1268"/>
             <w:tcBorders>
               <w:top w:val="none" w:color="FFFFFF" w:sz="0"/>
               <w:left w:val="none" w:color="FFFFFF" w:sz="0"/>
@@ -15222,7 +15233,7 @@
         </w:tc>
         <w:tc>
           <w:tcPr>
-            <w:tcW w:type="pct" w:w="37%"/>
+            <w:tcW w:type="dxa" w:w="3610"/>
             <w:tcBorders>
               <w:top w:val="none" w:color="FFFFFF" w:sz="0"/>
               <w:left w:val="none" w:color="FFFFFF" w:sz="0"/>
@@ -15252,7 +15263,7 @@
         </w:tc>
         <w:tc>
           <w:tcPr>
-            <w:tcW w:type="pct" w:w="15%"/>
+            <w:tcW w:type="dxa" w:w="1463"/>
             <w:tcBorders>
               <w:top w:val="none" w:color="FFFFFF" w:sz="0"/>
               <w:left w:val="none" w:color="FFFFFF" w:sz="0"/>
@@ -15285,7 +15296,7 @@
         </w:tc>
         <w:tc>
           <w:tcPr>
-            <w:tcW w:type="pct" w:w="35%"/>
+            <w:tcW w:type="dxa" w:w="3415"/>
             <w:tcBorders>
               <w:top w:val="none" w:color="FFFFFF" w:sz="0"/>
               <w:left w:val="none" w:color="FFFFFF" w:sz="0"/>
@@ -15317,7 +15328,7 @@
       <w:tr>
         <w:tc>
           <w:tcPr>
-            <w:tcW w:type="pct" w:w="13%"/>
+            <w:tcW w:type="dxa" w:w="1268"/>
             <w:tcBorders>
               <w:top w:val="none" w:color="FFFFFF" w:sz="0"/>
               <w:left w:val="none" w:color="FFFFFF" w:sz="0"/>
@@ -15350,7 +15361,7 @@
         </w:tc>
         <w:tc>
           <w:tcPr>
-            <w:tcW w:type="pct" w:w="37%"/>
+            <w:tcW w:type="dxa" w:w="3610"/>
             <w:tcBorders>
               <w:top w:val="none" w:color="FFFFFF" w:sz="0"/>
               <w:left w:val="none" w:color="FFFFFF" w:sz="0"/>
@@ -15380,7 +15391,7 @@
         </w:tc>
         <w:tc>
           <w:tcPr>
-            <w:tcW w:type="pct" w:w="15%"/>
+            <w:tcW w:type="dxa" w:w="1463"/>
             <w:tcBorders>
               <w:top w:val="none" w:color="FFFFFF" w:sz="0"/>
               <w:left w:val="none" w:color="FFFFFF" w:sz="0"/>
@@ -15413,7 +15424,7 @@
         </w:tc>
         <w:tc>
           <w:tcPr>
-            <w:tcW w:type="pct" w:w="35%"/>
+            <w:tcW w:type="dxa" w:w="3415"/>
             <w:tcBorders>
               <w:top w:val="none" w:color="FFFFFF" w:sz="0"/>
               <w:left w:val="none" w:color="FFFFFF" w:sz="0"/>
@@ -16119,10 +16130,11 @@
           <w:insideH w:val="single" w:color="auto" w:sz="4"/>
           <w:insideV w:val="single" w:color="auto" w:sz="4"/>
         </w:tblBorders>
+        <w:tblLayout w:type="fixed"/>
       </w:tblPr>
       <w:tblGrid>
-        <w:gridCol w:w="100"/>
-        <w:gridCol w:w="100"/>
+        <w:gridCol w:w="7024"/>
+        <w:gridCol w:w="2732"/>
       </w:tblGrid>
       <w:tr>
         <w:trPr>
@@ -16130,7 +16142,7 @@
         </w:trPr>
         <w:tc>
           <w:tcPr>
-            <w:tcW w:type="pct" w:w="72%"/>
+            <w:tcW w:type="dxa" w:w="7024"/>
             <w:shd w:fill="E7EDF1" w:color="auto" w:val="clear"/>
             <w:tcMar>
               <w:top w:type="dxa" w:w="30"/>
@@ -16157,7 +16169,7 @@
         </w:tc>
         <w:tc>
           <w:tcPr>
-            <w:tcW w:type="pct" w:w="28%"/>
+            <w:tcW w:type="dxa" w:w="2732"/>
             <w:shd w:fill="E7EDF1" w:color="auto" w:val="clear"/>
             <w:tcMar>
               <w:top w:type="dxa" w:w="30"/>
@@ -16189,7 +16201,7 @@
         </w:trPr>
         <w:tc>
           <w:tcPr>
-            <w:tcW w:type="pct" w:w="72%"/>
+            <w:tcW w:type="dxa" w:w="7024"/>
             <w:tcMar>
               <w:top w:type="dxa" w:w="30"/>
               <w:left w:type="dxa" w:w="70"/>
@@ -16215,7 +16227,7 @@
         </w:tc>
         <w:tc>
           <w:tcPr>
-            <w:tcW w:type="pct" w:w="28%"/>
+            <w:tcW w:type="dxa" w:w="2732"/>
             <w:tcMar>
               <w:top w:type="dxa" w:w="30"/>
               <w:left w:type="dxa" w:w="70"/>
@@ -16246,7 +16258,7 @@
         </w:trPr>
         <w:tc>
           <w:tcPr>
-            <w:tcW w:type="pct" w:w="72%"/>
+            <w:tcW w:type="dxa" w:w="7024"/>
             <w:tcMar>
               <w:top w:type="dxa" w:w="30"/>
               <w:left w:type="dxa" w:w="70"/>
@@ -16272,7 +16284,7 @@
         </w:tc>
         <w:tc>
           <w:tcPr>
-            <w:tcW w:type="pct" w:w="28%"/>
+            <w:tcW w:type="dxa" w:w="2732"/>
             <w:tcMar>
               <w:top w:type="dxa" w:w="30"/>
               <w:left w:type="dxa" w:w="70"/>
@@ -16303,7 +16315,7 @@
         </w:trPr>
         <w:tc>
           <w:tcPr>
-            <w:tcW w:type="pct" w:w="72%"/>
+            <w:tcW w:type="dxa" w:w="7024"/>
             <w:tcMar>
               <w:top w:type="dxa" w:w="30"/>
               <w:left w:type="dxa" w:w="70"/>
@@ -16329,7 +16341,7 @@
         </w:tc>
         <w:tc>
           <w:tcPr>
-            <w:tcW w:type="pct" w:w="28%"/>
+            <w:tcW w:type="dxa" w:w="2732"/>
             <w:tcMar>
               <w:top w:type="dxa" w:w="30"/>
               <w:left w:type="dxa" w:w="70"/>
@@ -16360,7 +16372,7 @@
         </w:trPr>
         <w:tc>
           <w:tcPr>
-            <w:tcW w:type="pct" w:w="72%"/>
+            <w:tcW w:type="dxa" w:w="7024"/>
             <w:tcMar>
               <w:top w:type="dxa" w:w="30"/>
               <w:left w:type="dxa" w:w="70"/>
@@ -16386,7 +16398,7 @@
         </w:tc>
         <w:tc>
           <w:tcPr>
-            <w:tcW w:type="pct" w:w="28%"/>
+            <w:tcW w:type="dxa" w:w="2732"/>
             <w:tcMar>
               <w:top w:type="dxa" w:w="30"/>
               <w:left w:type="dxa" w:w="70"/>
@@ -16417,7 +16429,7 @@
         </w:trPr>
         <w:tc>
           <w:tcPr>
-            <w:tcW w:type="pct" w:w="72%"/>
+            <w:tcW w:type="dxa" w:w="7024"/>
             <w:shd w:fill="F2F5F7" w:color="auto" w:val="clear"/>
             <w:tcMar>
               <w:top w:type="dxa" w:w="30"/>
@@ -16444,7 +16456,7 @@
         </w:tc>
         <w:tc>
           <w:tcPr>
-            <w:tcW w:type="pct" w:w="28%"/>
+            <w:tcW w:type="dxa" w:w="2732"/>
             <w:shd w:fill="F2F5F7" w:color="auto" w:val="clear"/>
             <w:tcMar>
               <w:top w:type="dxa" w:w="30"/>
@@ -16669,17 +16681,18 @@
           <w:insideH w:val="none" w:color="FFFFFF" w:sz="0"/>
           <w:insideV w:val="none" w:color="FFFFFF" w:sz="0"/>
         </w:tblBorders>
+        <w:tblLayout w:type="fixed"/>
       </w:tblPr>
       <w:tblGrid>
-        <w:gridCol w:w="100"/>
-        <w:gridCol w:w="100"/>
-        <w:gridCol w:w="100"/>
-        <w:gridCol w:w="100"/>
+        <w:gridCol w:w="1268"/>
+        <w:gridCol w:w="3610"/>
+        <w:gridCol w:w="1463"/>
+        <w:gridCol w:w="3415"/>
       </w:tblGrid>
       <w:tr>
         <w:tc>
           <w:tcPr>
-            <w:tcW w:type="pct" w:w="13%"/>
+            <w:tcW w:type="dxa" w:w="1268"/>
             <w:tcBorders>
               <w:top w:val="none" w:color="FFFFFF" w:sz="0"/>
               <w:left w:val="none" w:color="FFFFFF" w:sz="0"/>
@@ -16712,7 +16725,7 @@
         </w:tc>
         <w:tc>
           <w:tcPr>
-            <w:tcW w:type="pct" w:w="37%"/>
+            <w:tcW w:type="dxa" w:w="3610"/>
             <w:tcBorders>
               <w:top w:val="none" w:color="FFFFFF" w:sz="0"/>
               <w:left w:val="none" w:color="FFFFFF" w:sz="0"/>
@@ -16742,7 +16755,7 @@
         </w:tc>
         <w:tc>
           <w:tcPr>
-            <w:tcW w:type="pct" w:w="15%"/>
+            <w:tcW w:type="dxa" w:w="1463"/>
             <w:tcBorders>
               <w:top w:val="none" w:color="FFFFFF" w:sz="0"/>
               <w:left w:val="none" w:color="FFFFFF" w:sz="0"/>
@@ -16775,7 +16788,7 @@
         </w:tc>
         <w:tc>
           <w:tcPr>
-            <w:tcW w:type="pct" w:w="35%"/>
+            <w:tcW w:type="dxa" w:w="3415"/>
             <w:tcBorders>
               <w:top w:val="none" w:color="FFFFFF" w:sz="0"/>
               <w:left w:val="none" w:color="FFFFFF" w:sz="0"/>
@@ -16807,7 +16820,7 @@
       <w:tr>
         <w:tc>
           <w:tcPr>
-            <w:tcW w:type="pct" w:w="13%"/>
+            <w:tcW w:type="dxa" w:w="1268"/>
             <w:tcBorders>
               <w:top w:val="none" w:color="FFFFFF" w:sz="0"/>
               <w:left w:val="none" w:color="FFFFFF" w:sz="0"/>
@@ -16840,7 +16853,7 @@
         </w:tc>
         <w:tc>
           <w:tcPr>
-            <w:tcW w:type="pct" w:w="37%"/>
+            <w:tcW w:type="dxa" w:w="3610"/>
             <w:tcBorders>
               <w:top w:val="none" w:color="FFFFFF" w:sz="0"/>
               <w:left w:val="none" w:color="FFFFFF" w:sz="0"/>
@@ -16870,7 +16883,7 @@
         </w:tc>
         <w:tc>
           <w:tcPr>
-            <w:tcW w:type="pct" w:w="15%"/>
+            <w:tcW w:type="dxa" w:w="1463"/>
             <w:tcBorders>
               <w:top w:val="none" w:color="FFFFFF" w:sz="0"/>
               <w:left w:val="none" w:color="FFFFFF" w:sz="0"/>
@@ -16903,7 +16916,7 @@
         </w:tc>
         <w:tc>
           <w:tcPr>
-            <w:tcW w:type="pct" w:w="35%"/>
+            <w:tcW w:type="dxa" w:w="3415"/>
             <w:tcBorders>
               <w:top w:val="none" w:color="FFFFFF" w:sz="0"/>
               <w:left w:val="none" w:color="FFFFFF" w:sz="0"/>
@@ -16935,7 +16948,7 @@
       <w:tr>
         <w:tc>
           <w:tcPr>
-            <w:tcW w:type="pct" w:w="13%"/>
+            <w:tcW w:type="dxa" w:w="1268"/>
             <w:tcBorders>
               <w:top w:val="none" w:color="FFFFFF" w:sz="0"/>
               <w:left w:val="none" w:color="FFFFFF" w:sz="0"/>
@@ -16968,7 +16981,7 @@
         </w:tc>
         <w:tc>
           <w:tcPr>
-            <w:tcW w:type="pct" w:w="37%"/>
+            <w:tcW w:type="dxa" w:w="3610"/>
             <w:tcBorders>
               <w:top w:val="none" w:color="FFFFFF" w:sz="0"/>
               <w:left w:val="none" w:color="FFFFFF" w:sz="0"/>
@@ -16998,7 +17011,7 @@
         </w:tc>
         <w:tc>
           <w:tcPr>
-            <w:tcW w:type="pct" w:w="15%"/>
+            <w:tcW w:type="dxa" w:w="1463"/>
             <w:tcBorders>
               <w:top w:val="none" w:color="FFFFFF" w:sz="0"/>
               <w:left w:val="none" w:color="FFFFFF" w:sz="0"/>
@@ -17031,7 +17044,7 @@
         </w:tc>
         <w:tc>
           <w:tcPr>
-            <w:tcW w:type="pct" w:w="35%"/>
+            <w:tcW w:type="dxa" w:w="3415"/>
             <w:tcBorders>
               <w:top w:val="none" w:color="FFFFFF" w:sz="0"/>
               <w:left w:val="none" w:color="FFFFFF" w:sz="0"/>
@@ -17063,7 +17076,7 @@
       <w:tr>
         <w:tc>
           <w:tcPr>
-            <w:tcW w:type="pct" w:w="13%"/>
+            <w:tcW w:type="dxa" w:w="1268"/>
             <w:tcBorders>
               <w:top w:val="none" w:color="FFFFFF" w:sz="0"/>
               <w:left w:val="none" w:color="FFFFFF" w:sz="0"/>
@@ -17096,7 +17109,7 @@
         </w:tc>
         <w:tc>
           <w:tcPr>
-            <w:tcW w:type="pct" w:w="37%"/>
+            <w:tcW w:type="dxa" w:w="3610"/>
             <w:tcBorders>
               <w:top w:val="none" w:color="FFFFFF" w:sz="0"/>
               <w:left w:val="none" w:color="FFFFFF" w:sz="0"/>
@@ -17126,7 +17139,7 @@
         </w:tc>
         <w:tc>
           <w:tcPr>
-            <w:tcW w:type="pct" w:w="15%"/>
+            <w:tcW w:type="dxa" w:w="1463"/>
             <w:tcBorders>
               <w:top w:val="none" w:color="FFFFFF" w:sz="0"/>
               <w:left w:val="none" w:color="FFFFFF" w:sz="0"/>
@@ -17159,7 +17172,7 @@
         </w:tc>
         <w:tc>
           <w:tcPr>
-            <w:tcW w:type="pct" w:w="35%"/>
+            <w:tcW w:type="dxa" w:w="3415"/>
             <w:tcBorders>
               <w:top w:val="none" w:color="FFFFFF" w:sz="0"/>
               <w:left w:val="none" w:color="FFFFFF" w:sz="0"/>
@@ -17865,10 +17878,11 @@
           <w:insideH w:val="single" w:color="auto" w:sz="4"/>
           <w:insideV w:val="single" w:color="auto" w:sz="4"/>
         </w:tblBorders>
+        <w:tblLayout w:type="fixed"/>
       </w:tblPr>
       <w:tblGrid>
-        <w:gridCol w:w="100"/>
-        <w:gridCol w:w="100"/>
+        <w:gridCol w:w="7024"/>
+        <w:gridCol w:w="2732"/>
       </w:tblGrid>
       <w:tr>
         <w:trPr>
@@ -17876,7 +17890,7 @@
         </w:trPr>
         <w:tc>
           <w:tcPr>
-            <w:tcW w:type="pct" w:w="72%"/>
+            <w:tcW w:type="dxa" w:w="7024"/>
             <w:shd w:fill="E7EDF1" w:color="auto" w:val="clear"/>
             <w:tcMar>
               <w:top w:type="dxa" w:w="30"/>
@@ -17903,7 +17917,7 @@
         </w:tc>
         <w:tc>
           <w:tcPr>
-            <w:tcW w:type="pct" w:w="28%"/>
+            <w:tcW w:type="dxa" w:w="2732"/>
             <w:shd w:fill="E7EDF1" w:color="auto" w:val="clear"/>
             <w:tcMar>
               <w:top w:type="dxa" w:w="30"/>
@@ -17935,7 +17949,7 @@
         </w:trPr>
         <w:tc>
           <w:tcPr>
-            <w:tcW w:type="pct" w:w="72%"/>
+            <w:tcW w:type="dxa" w:w="7024"/>
             <w:tcMar>
               <w:top w:type="dxa" w:w="30"/>
               <w:left w:type="dxa" w:w="70"/>
@@ -17961,7 +17975,7 @@
         </w:tc>
         <w:tc>
           <w:tcPr>
-            <w:tcW w:type="pct" w:w="28%"/>
+            <w:tcW w:type="dxa" w:w="2732"/>
             <w:tcMar>
               <w:top w:type="dxa" w:w="30"/>
               <w:left w:type="dxa" w:w="70"/>
@@ -17992,7 +18006,7 @@
         </w:trPr>
         <w:tc>
           <w:tcPr>
-            <w:tcW w:type="pct" w:w="72%"/>
+            <w:tcW w:type="dxa" w:w="7024"/>
             <w:tcMar>
               <w:top w:type="dxa" w:w="30"/>
               <w:left w:type="dxa" w:w="70"/>
@@ -18018,7 +18032,7 @@
         </w:tc>
         <w:tc>
           <w:tcPr>
-            <w:tcW w:type="pct" w:w="28%"/>
+            <w:tcW w:type="dxa" w:w="2732"/>
             <w:tcMar>
               <w:top w:type="dxa" w:w="30"/>
               <w:left w:type="dxa" w:w="70"/>
@@ -18049,7 +18063,7 @@
         </w:trPr>
         <w:tc>
           <w:tcPr>
-            <w:tcW w:type="pct" w:w="72%"/>
+            <w:tcW w:type="dxa" w:w="7024"/>
             <w:tcMar>
               <w:top w:type="dxa" w:w="30"/>
               <w:left w:type="dxa" w:w="70"/>
@@ -18075,7 +18089,7 @@
         </w:tc>
         <w:tc>
           <w:tcPr>
-            <w:tcW w:type="pct" w:w="28%"/>
+            <w:tcW w:type="dxa" w:w="2732"/>
             <w:tcMar>
               <w:top w:type="dxa" w:w="30"/>
               <w:left w:type="dxa" w:w="70"/>
@@ -18106,7 +18120,7 @@
         </w:trPr>
         <w:tc>
           <w:tcPr>
-            <w:tcW w:type="pct" w:w="72%"/>
+            <w:tcW w:type="dxa" w:w="7024"/>
             <w:tcMar>
               <w:top w:type="dxa" w:w="30"/>
               <w:left w:type="dxa" w:w="70"/>
@@ -18132,7 +18146,7 @@
         </w:tc>
         <w:tc>
           <w:tcPr>
-            <w:tcW w:type="pct" w:w="28%"/>
+            <w:tcW w:type="dxa" w:w="2732"/>
             <w:tcMar>
               <w:top w:type="dxa" w:w="30"/>
               <w:left w:type="dxa" w:w="70"/>
@@ -18163,7 +18177,7 @@
         </w:trPr>
         <w:tc>
           <w:tcPr>
-            <w:tcW w:type="pct" w:w="72%"/>
+            <w:tcW w:type="dxa" w:w="7024"/>
             <w:shd w:fill="F2F5F7" w:color="auto" w:val="clear"/>
             <w:tcMar>
               <w:top w:type="dxa" w:w="30"/>
@@ -18190,7 +18204,7 @@
         </w:tc>
         <w:tc>
           <w:tcPr>
-            <w:tcW w:type="pct" w:w="28%"/>
+            <w:tcW w:type="dxa" w:w="2732"/>
             <w:shd w:fill="F2F5F7" w:color="auto" w:val="clear"/>
             <w:tcMar>
               <w:top w:type="dxa" w:w="30"/>
@@ -18415,17 +18429,18 @@
           <w:insideH w:val="none" w:color="FFFFFF" w:sz="0"/>
           <w:insideV w:val="none" w:color="FFFFFF" w:sz="0"/>
         </w:tblBorders>
+        <w:tblLayout w:type="fixed"/>
       </w:tblPr>
       <w:tblGrid>
-        <w:gridCol w:w="100"/>
-        <w:gridCol w:w="100"/>
-        <w:gridCol w:w="100"/>
-        <w:gridCol w:w="100"/>
+        <w:gridCol w:w="1268"/>
+        <w:gridCol w:w="3610"/>
+        <w:gridCol w:w="1463"/>
+        <w:gridCol w:w="3415"/>
       </w:tblGrid>
       <w:tr>
         <w:tc>
           <w:tcPr>
-            <w:tcW w:type="pct" w:w="13%"/>
+            <w:tcW w:type="dxa" w:w="1268"/>
             <w:tcBorders>
               <w:top w:val="none" w:color="FFFFFF" w:sz="0"/>
               <w:left w:val="none" w:color="FFFFFF" w:sz="0"/>
@@ -18458,7 +18473,7 @@
         </w:tc>
         <w:tc>
           <w:tcPr>
-            <w:tcW w:type="pct" w:w="37%"/>
+            <w:tcW w:type="dxa" w:w="3610"/>
             <w:tcBorders>
               <w:top w:val="none" w:color="FFFFFF" w:sz="0"/>
               <w:left w:val="none" w:color="FFFFFF" w:sz="0"/>
@@ -18488,7 +18503,7 @@
         </w:tc>
         <w:tc>
           <w:tcPr>
-            <w:tcW w:type="pct" w:w="15%"/>
+            <w:tcW w:type="dxa" w:w="1463"/>
             <w:tcBorders>
               <w:top w:val="none" w:color="FFFFFF" w:sz="0"/>
               <w:left w:val="none" w:color="FFFFFF" w:sz="0"/>
@@ -18521,7 +18536,7 @@
         </w:tc>
         <w:tc>
           <w:tcPr>
-            <w:tcW w:type="pct" w:w="35%"/>
+            <w:tcW w:type="dxa" w:w="3415"/>
             <w:tcBorders>
               <w:top w:val="none" w:color="FFFFFF" w:sz="0"/>
               <w:left w:val="none" w:color="FFFFFF" w:sz="0"/>
@@ -18553,7 +18568,7 @@
       <w:tr>
         <w:tc>
           <w:tcPr>
-            <w:tcW w:type="pct" w:w="13%"/>
+            <w:tcW w:type="dxa" w:w="1268"/>
             <w:tcBorders>
               <w:top w:val="none" w:color="FFFFFF" w:sz="0"/>
               <w:left w:val="none" w:color="FFFFFF" w:sz="0"/>
@@ -18586,7 +18601,7 @@
         </w:tc>
         <w:tc>
           <w:tcPr>
-            <w:tcW w:type="pct" w:w="37%"/>
+            <w:tcW w:type="dxa" w:w="3610"/>
             <w:tcBorders>
               <w:top w:val="none" w:color="FFFFFF" w:sz="0"/>
               <w:left w:val="none" w:color="FFFFFF" w:sz="0"/>
@@ -18616,7 +18631,7 @@
         </w:tc>
         <w:tc>
           <w:tcPr>
-            <w:tcW w:type="pct" w:w="15%"/>
+            <w:tcW w:type="dxa" w:w="1463"/>
             <w:tcBorders>
               <w:top w:val="none" w:color="FFFFFF" w:sz="0"/>
               <w:left w:val="none" w:color="FFFFFF" w:sz="0"/>
@@ -18649,7 +18664,7 @@
         </w:tc>
         <w:tc>
           <w:tcPr>
-            <w:tcW w:type="pct" w:w="35%"/>
+            <w:tcW w:type="dxa" w:w="3415"/>
             <w:tcBorders>
               <w:top w:val="none" w:color="FFFFFF" w:sz="0"/>
               <w:left w:val="none" w:color="FFFFFF" w:sz="0"/>
@@ -18681,7 +18696,7 @@
       <w:tr>
         <w:tc>
           <w:tcPr>
-            <w:tcW w:type="pct" w:w="13%"/>
+            <w:tcW w:type="dxa" w:w="1268"/>
             <w:tcBorders>
               <w:top w:val="none" w:color="FFFFFF" w:sz="0"/>
               <w:left w:val="none" w:color="FFFFFF" w:sz="0"/>
@@ -18714,7 +18729,7 @@
         </w:tc>
         <w:tc>
           <w:tcPr>
-            <w:tcW w:type="pct" w:w="37%"/>
+            <w:tcW w:type="dxa" w:w="3610"/>
             <w:tcBorders>
               <w:top w:val="none" w:color="FFFFFF" w:sz="0"/>
               <w:left w:val="none" w:color="FFFFFF" w:sz="0"/>
@@ -18744,7 +18759,7 @@
         </w:tc>
         <w:tc>
           <w:tcPr>
-            <w:tcW w:type="pct" w:w="15%"/>
+            <w:tcW w:type="dxa" w:w="1463"/>
             <w:tcBorders>
               <w:top w:val="none" w:color="FFFFFF" w:sz="0"/>
               <w:left w:val="none" w:color="FFFFFF" w:sz="0"/>
@@ -18777,7 +18792,7 @@
         </w:tc>
         <w:tc>
           <w:tcPr>
-            <w:tcW w:type="pct" w:w="35%"/>
+            <w:tcW w:type="dxa" w:w="3415"/>
             <w:tcBorders>
               <w:top w:val="none" w:color="FFFFFF" w:sz="0"/>
               <w:left w:val="none" w:color="FFFFFF" w:sz="0"/>
@@ -18809,7 +18824,7 @@
       <w:tr>
         <w:tc>
           <w:tcPr>
-            <w:tcW w:type="pct" w:w="13%"/>
+            <w:tcW w:type="dxa" w:w="1268"/>
             <w:tcBorders>
               <w:top w:val="none" w:color="FFFFFF" w:sz="0"/>
               <w:left w:val="none" w:color="FFFFFF" w:sz="0"/>
@@ -18842,7 +18857,7 @@
         </w:tc>
         <w:tc>
           <w:tcPr>
-            <w:tcW w:type="pct" w:w="37%"/>
+            <w:tcW w:type="dxa" w:w="3610"/>
             <w:tcBorders>
               <w:top w:val="none" w:color="FFFFFF" w:sz="0"/>
               <w:left w:val="none" w:color="FFFFFF" w:sz="0"/>
@@ -18872,7 +18887,7 @@
         </w:tc>
         <w:tc>
           <w:tcPr>
-            <w:tcW w:type="pct" w:w="15%"/>
+            <w:tcW w:type="dxa" w:w="1463"/>
             <w:tcBorders>
               <w:top w:val="none" w:color="FFFFFF" w:sz="0"/>
               <w:left w:val="none" w:color="FFFFFF" w:sz="0"/>
@@ -18905,7 +18920,7 @@
         </w:tc>
         <w:tc>
           <w:tcPr>
-            <w:tcW w:type="pct" w:w="35%"/>
+            <w:tcW w:type="dxa" w:w="3415"/>
             <w:tcBorders>
               <w:top w:val="none" w:color="FFFFFF" w:sz="0"/>
               <w:left w:val="none" w:color="FFFFFF" w:sz="0"/>
@@ -19627,10 +19642,11 @@
           <w:insideH w:val="single" w:color="auto" w:sz="4"/>
           <w:insideV w:val="single" w:color="auto" w:sz="4"/>
         </w:tblBorders>
+        <w:tblLayout w:type="fixed"/>
       </w:tblPr>
       <w:tblGrid>
-        <w:gridCol w:w="100"/>
-        <w:gridCol w:w="100"/>
+        <w:gridCol w:w="7024"/>
+        <w:gridCol w:w="2732"/>
       </w:tblGrid>
       <w:tr>
         <w:trPr>
@@ -19638,7 +19654,7 @@
         </w:trPr>
         <w:tc>
           <w:tcPr>
-            <w:tcW w:type="pct" w:w="72%"/>
+            <w:tcW w:type="dxa" w:w="7024"/>
             <w:shd w:fill="E7EDF1" w:color="auto" w:val="clear"/>
             <w:tcMar>
               <w:top w:type="dxa" w:w="30"/>
@@ -19665,7 +19681,7 @@
         </w:tc>
         <w:tc>
           <w:tcPr>
-            <w:tcW w:type="pct" w:w="28%"/>
+            <w:tcW w:type="dxa" w:w="2732"/>
             <w:shd w:fill="E7EDF1" w:color="auto" w:val="clear"/>
             <w:tcMar>
               <w:top w:type="dxa" w:w="30"/>
@@ -19697,7 +19713,7 @@
         </w:trPr>
         <w:tc>
           <w:tcPr>
-            <w:tcW w:type="pct" w:w="72%"/>
+            <w:tcW w:type="dxa" w:w="7024"/>
             <w:tcMar>
               <w:top w:type="dxa" w:w="30"/>
               <w:left w:type="dxa" w:w="70"/>
@@ -19723,7 +19739,7 @@
         </w:tc>
         <w:tc>
           <w:tcPr>
-            <w:tcW w:type="pct" w:w="28%"/>
+            <w:tcW w:type="dxa" w:w="2732"/>
             <w:tcMar>
               <w:top w:type="dxa" w:w="30"/>
               <w:left w:type="dxa" w:w="70"/>
@@ -19754,7 +19770,7 @@
         </w:trPr>
         <w:tc>
           <w:tcPr>
-            <w:tcW w:type="pct" w:w="72%"/>
+            <w:tcW w:type="dxa" w:w="7024"/>
             <w:tcMar>
               <w:top w:type="dxa" w:w="30"/>
               <w:left w:type="dxa" w:w="70"/>
@@ -19780,7 +19796,7 @@
         </w:tc>
         <w:tc>
           <w:tcPr>
-            <w:tcW w:type="pct" w:w="28%"/>
+            <w:tcW w:type="dxa" w:w="2732"/>
             <w:tcMar>
               <w:top w:type="dxa" w:w="30"/>
               <w:left w:type="dxa" w:w="70"/>
@@ -19811,7 +19827,7 @@
         </w:trPr>
         <w:tc>
           <w:tcPr>
-            <w:tcW w:type="pct" w:w="72%"/>
+            <w:tcW w:type="dxa" w:w="7024"/>
             <w:tcMar>
               <w:top w:type="dxa" w:w="30"/>
               <w:left w:type="dxa" w:w="70"/>
@@ -19837,7 +19853,7 @@
         </w:tc>
         <w:tc>
           <w:tcPr>
-            <w:tcW w:type="pct" w:w="28%"/>
+            <w:tcW w:type="dxa" w:w="2732"/>
             <w:tcMar>
               <w:top w:type="dxa" w:w="30"/>
               <w:left w:type="dxa" w:w="70"/>
@@ -19868,7 +19884,7 @@
         </w:trPr>
         <w:tc>
           <w:tcPr>
-            <w:tcW w:type="pct" w:w="72%"/>
+            <w:tcW w:type="dxa" w:w="7024"/>
             <w:tcMar>
               <w:top w:type="dxa" w:w="30"/>
               <w:left w:type="dxa" w:w="70"/>
@@ -19894,7 +19910,7 @@
         </w:tc>
         <w:tc>
           <w:tcPr>
-            <w:tcW w:type="pct" w:w="28%"/>
+            <w:tcW w:type="dxa" w:w="2732"/>
             <w:tcMar>
               <w:top w:type="dxa" w:w="30"/>
               <w:left w:type="dxa" w:w="70"/>
@@ -19925,7 +19941,7 @@
         </w:trPr>
         <w:tc>
           <w:tcPr>
-            <w:tcW w:type="pct" w:w="72%"/>
+            <w:tcW w:type="dxa" w:w="7024"/>
             <w:shd w:fill="F2F5F7" w:color="auto" w:val="clear"/>
             <w:tcMar>
               <w:top w:type="dxa" w:w="30"/>
@@ -19952,7 +19968,7 @@
         </w:tc>
         <w:tc>
           <w:tcPr>
-            <w:tcW w:type="pct" w:w="28%"/>
+            <w:tcW w:type="dxa" w:w="2732"/>
             <w:shd w:fill="F2F5F7" w:color="auto" w:val="clear"/>
             <w:tcMar>
               <w:top w:type="dxa" w:w="30"/>
@@ -20177,17 +20193,18 @@
           <w:insideH w:val="none" w:color="FFFFFF" w:sz="0"/>
           <w:insideV w:val="none" w:color="FFFFFF" w:sz="0"/>
         </w:tblBorders>
+        <w:tblLayout w:type="fixed"/>
       </w:tblPr>
       <w:tblGrid>
-        <w:gridCol w:w="100"/>
-        <w:gridCol w:w="100"/>
-        <w:gridCol w:w="100"/>
-        <w:gridCol w:w="100"/>
+        <w:gridCol w:w="1268"/>
+        <w:gridCol w:w="3610"/>
+        <w:gridCol w:w="1463"/>
+        <w:gridCol w:w="3415"/>
       </w:tblGrid>
       <w:tr>
         <w:tc>
           <w:tcPr>
-            <w:tcW w:type="pct" w:w="13%"/>
+            <w:tcW w:type="dxa" w:w="1268"/>
             <w:tcBorders>
               <w:top w:val="none" w:color="FFFFFF" w:sz="0"/>
               <w:left w:val="none" w:color="FFFFFF" w:sz="0"/>
@@ -20220,7 +20237,7 @@
         </w:tc>
         <w:tc>
           <w:tcPr>
-            <w:tcW w:type="pct" w:w="37%"/>
+            <w:tcW w:type="dxa" w:w="3610"/>
             <w:tcBorders>
               <w:top w:val="none" w:color="FFFFFF" w:sz="0"/>
               <w:left w:val="none" w:color="FFFFFF" w:sz="0"/>
@@ -20250,7 +20267,7 @@
         </w:tc>
         <w:tc>
           <w:tcPr>
-            <w:tcW w:type="pct" w:w="15%"/>
+            <w:tcW w:type="dxa" w:w="1463"/>
             <w:tcBorders>
               <w:top w:val="none" w:color="FFFFFF" w:sz="0"/>
               <w:left w:val="none" w:color="FFFFFF" w:sz="0"/>
@@ -20283,7 +20300,7 @@
         </w:tc>
         <w:tc>
           <w:tcPr>
-            <w:tcW w:type="pct" w:w="35%"/>
+            <w:tcW w:type="dxa" w:w="3415"/>
             <w:tcBorders>
               <w:top w:val="none" w:color="FFFFFF" w:sz="0"/>
               <w:left w:val="none" w:color="FFFFFF" w:sz="0"/>
@@ -20315,7 +20332,7 @@
       <w:tr>
         <w:tc>
           <w:tcPr>
-            <w:tcW w:type="pct" w:w="13%"/>
+            <w:tcW w:type="dxa" w:w="1268"/>
             <w:tcBorders>
               <w:top w:val="none" w:color="FFFFFF" w:sz="0"/>
               <w:left w:val="none" w:color="FFFFFF" w:sz="0"/>
@@ -20348,7 +20365,7 @@
         </w:tc>
         <w:tc>
           <w:tcPr>
-            <w:tcW w:type="pct" w:w="37%"/>
+            <w:tcW w:type="dxa" w:w="3610"/>
             <w:tcBorders>
               <w:top w:val="none" w:color="FFFFFF" w:sz="0"/>
               <w:left w:val="none" w:color="FFFFFF" w:sz="0"/>
@@ -20378,7 +20395,7 @@
         </w:tc>
         <w:tc>
           <w:tcPr>
-            <w:tcW w:type="pct" w:w="15%"/>
+            <w:tcW w:type="dxa" w:w="1463"/>
             <w:tcBorders>
               <w:top w:val="none" w:color="FFFFFF" w:sz="0"/>
               <w:left w:val="none" w:color="FFFFFF" w:sz="0"/>
@@ -20411,7 +20428,7 @@
         </w:tc>
         <w:tc>
           <w:tcPr>
-            <w:tcW w:type="pct" w:w="35%"/>
+            <w:tcW w:type="dxa" w:w="3415"/>
             <w:tcBorders>
               <w:top w:val="none" w:color="FFFFFF" w:sz="0"/>
               <w:left w:val="none" w:color="FFFFFF" w:sz="0"/>
@@ -20443,7 +20460,7 @@
       <w:tr>
         <w:tc>
           <w:tcPr>
-            <w:tcW w:type="pct" w:w="13%"/>
+            <w:tcW w:type="dxa" w:w="1268"/>
             <w:tcBorders>
               <w:top w:val="none" w:color="FFFFFF" w:sz="0"/>
               <w:left w:val="none" w:color="FFFFFF" w:sz="0"/>
@@ -20476,7 +20493,7 @@
         </w:tc>
         <w:tc>
           <w:tcPr>
-            <w:tcW w:type="pct" w:w="37%"/>
+            <w:tcW w:type="dxa" w:w="3610"/>
             <w:tcBorders>
               <w:top w:val="none" w:color="FFFFFF" w:sz="0"/>
               <w:left w:val="none" w:color="FFFFFF" w:sz="0"/>
@@ -20506,7 +20523,7 @@
         </w:tc>
         <w:tc>
           <w:tcPr>
-            <w:tcW w:type="pct" w:w="15%"/>
+            <w:tcW w:type="dxa" w:w="1463"/>
             <w:tcBorders>
               <w:top w:val="none" w:color="FFFFFF" w:sz="0"/>
               <w:left w:val="none" w:color="FFFFFF" w:sz="0"/>
@@ -20539,7 +20556,7 @@
         </w:tc>
         <w:tc>
           <w:tcPr>
-            <w:tcW w:type="pct" w:w="35%"/>
+            <w:tcW w:type="dxa" w:w="3415"/>
             <w:tcBorders>
               <w:top w:val="none" w:color="FFFFFF" w:sz="0"/>
               <w:left w:val="none" w:color="FFFFFF" w:sz="0"/>
@@ -20571,7 +20588,7 @@
       <w:tr>
         <w:tc>
           <w:tcPr>
-            <w:tcW w:type="pct" w:w="13%"/>
+            <w:tcW w:type="dxa" w:w="1268"/>
             <w:tcBorders>
               <w:top w:val="none" w:color="FFFFFF" w:sz="0"/>
               <w:left w:val="none" w:color="FFFFFF" w:sz="0"/>
@@ -20604,7 +20621,7 @@
         </w:tc>
         <w:tc>
           <w:tcPr>
-            <w:tcW w:type="pct" w:w="37%"/>
+            <w:tcW w:type="dxa" w:w="3610"/>
             <w:tcBorders>
               <w:top w:val="none" w:color="FFFFFF" w:sz="0"/>
               <w:left w:val="none" w:color="FFFFFF" w:sz="0"/>
@@ -20634,7 +20651,7 @@
         </w:tc>
         <w:tc>
           <w:tcPr>
-            <w:tcW w:type="pct" w:w="15%"/>
+            <w:tcW w:type="dxa" w:w="1463"/>
             <w:tcBorders>
               <w:top w:val="none" w:color="FFFFFF" w:sz="0"/>
               <w:left w:val="none" w:color="FFFFFF" w:sz="0"/>
@@ -20667,7 +20684,7 @@
         </w:tc>
         <w:tc>
           <w:tcPr>
-            <w:tcW w:type="pct" w:w="35%"/>
+            <w:tcW w:type="dxa" w:w="3415"/>
             <w:tcBorders>
               <w:top w:val="none" w:color="FFFFFF" w:sz="0"/>
               <w:left w:val="none" w:color="FFFFFF" w:sz="0"/>
@@ -21389,10 +21406,11 @@
           <w:insideH w:val="single" w:color="auto" w:sz="4"/>
           <w:insideV w:val="single" w:color="auto" w:sz="4"/>
         </w:tblBorders>
+        <w:tblLayout w:type="fixed"/>
       </w:tblPr>
       <w:tblGrid>
-        <w:gridCol w:w="100"/>
-        <w:gridCol w:w="100"/>
+        <w:gridCol w:w="7024"/>
+        <w:gridCol w:w="2732"/>
       </w:tblGrid>
       <w:tr>
         <w:trPr>
@@ -21400,7 +21418,7 @@
         </w:trPr>
         <w:tc>
           <w:tcPr>
-            <w:tcW w:type="pct" w:w="72%"/>
+            <w:tcW w:type="dxa" w:w="7024"/>
             <w:shd w:fill="E7EDF1" w:color="auto" w:val="clear"/>
             <w:tcMar>
               <w:top w:type="dxa" w:w="30"/>
@@ -21427,7 +21445,7 @@
         </w:tc>
         <w:tc>
           <w:tcPr>
-            <w:tcW w:type="pct" w:w="28%"/>
+            <w:tcW w:type="dxa" w:w="2732"/>
             <w:shd w:fill="E7EDF1" w:color="auto" w:val="clear"/>
             <w:tcMar>
               <w:top w:type="dxa" w:w="30"/>
@@ -21459,7 +21477,7 @@
         </w:trPr>
         <w:tc>
           <w:tcPr>
-            <w:tcW w:type="pct" w:w="72%"/>
+            <w:tcW w:type="dxa" w:w="7024"/>
             <w:tcMar>
               <w:top w:type="dxa" w:w="30"/>
               <w:left w:type="dxa" w:w="70"/>
@@ -21485,7 +21503,7 @@
         </w:tc>
         <w:tc>
           <w:tcPr>
-            <w:tcW w:type="pct" w:w="28%"/>
+            <w:tcW w:type="dxa" w:w="2732"/>
             <w:tcMar>
               <w:top w:type="dxa" w:w="30"/>
               <w:left w:type="dxa" w:w="70"/>
@@ -21516,7 +21534,7 @@
         </w:trPr>
         <w:tc>
           <w:tcPr>
-            <w:tcW w:type="pct" w:w="72%"/>
+            <w:tcW w:type="dxa" w:w="7024"/>
             <w:tcMar>
               <w:top w:type="dxa" w:w="30"/>
               <w:left w:type="dxa" w:w="70"/>
@@ -21542,7 +21560,7 @@
         </w:tc>
         <w:tc>
           <w:tcPr>
-            <w:tcW w:type="pct" w:w="28%"/>
+            <w:tcW w:type="dxa" w:w="2732"/>
             <w:tcMar>
               <w:top w:type="dxa" w:w="30"/>
               <w:left w:type="dxa" w:w="70"/>
@@ -21573,7 +21591,7 @@
         </w:trPr>
         <w:tc>
           <w:tcPr>
-            <w:tcW w:type="pct" w:w="72%"/>
+            <w:tcW w:type="dxa" w:w="7024"/>
             <w:tcMar>
               <w:top w:type="dxa" w:w="30"/>
               <w:left w:type="dxa" w:w="70"/>
@@ -21599,7 +21617,7 @@
         </w:tc>
         <w:tc>
           <w:tcPr>
-            <w:tcW w:type="pct" w:w="28%"/>
+            <w:tcW w:type="dxa" w:w="2732"/>
             <w:tcMar>
               <w:top w:type="dxa" w:w="30"/>
               <w:left w:type="dxa" w:w="70"/>
@@ -21630,7 +21648,7 @@
         </w:trPr>
         <w:tc>
           <w:tcPr>
-            <w:tcW w:type="pct" w:w="72%"/>
+            <w:tcW w:type="dxa" w:w="7024"/>
             <w:tcMar>
               <w:top w:type="dxa" w:w="30"/>
               <w:left w:type="dxa" w:w="70"/>
@@ -21656,7 +21674,7 @@
         </w:tc>
         <w:tc>
           <w:tcPr>
-            <w:tcW w:type="pct" w:w="28%"/>
+            <w:tcW w:type="dxa" w:w="2732"/>
             <w:tcMar>
               <w:top w:type="dxa" w:w="30"/>
               <w:left w:type="dxa" w:w="70"/>
@@ -21687,7 +21705,7 @@
         </w:trPr>
         <w:tc>
           <w:tcPr>
-            <w:tcW w:type="pct" w:w="72%"/>
+            <w:tcW w:type="dxa" w:w="7024"/>
             <w:shd w:fill="F2F5F7" w:color="auto" w:val="clear"/>
             <w:tcMar>
               <w:top w:type="dxa" w:w="30"/>
@@ -21714,7 +21732,7 @@
         </w:tc>
         <w:tc>
           <w:tcPr>
-            <w:tcW w:type="pct" w:w="28%"/>
+            <w:tcW w:type="dxa" w:w="2732"/>
             <w:shd w:fill="F2F5F7" w:color="auto" w:val="clear"/>
             <w:tcMar>
               <w:top w:type="dxa" w:w="30"/>
@@ -21939,17 +21957,18 @@
           <w:insideH w:val="none" w:color="FFFFFF" w:sz="0"/>
           <w:insideV w:val="none" w:color="FFFFFF" w:sz="0"/>
         </w:tblBorders>
+        <w:tblLayout w:type="fixed"/>
       </w:tblPr>
       <w:tblGrid>
-        <w:gridCol w:w="100"/>
-        <w:gridCol w:w="100"/>
-        <w:gridCol w:w="100"/>
-        <w:gridCol w:w="100"/>
+        <w:gridCol w:w="1268"/>
+        <w:gridCol w:w="3610"/>
+        <w:gridCol w:w="1463"/>
+        <w:gridCol w:w="3415"/>
       </w:tblGrid>
       <w:tr>
         <w:tc>
           <w:tcPr>
-            <w:tcW w:type="pct" w:w="13%"/>
+            <w:tcW w:type="dxa" w:w="1268"/>
             <w:tcBorders>
               <w:top w:val="none" w:color="FFFFFF" w:sz="0"/>
               <w:left w:val="none" w:color="FFFFFF" w:sz="0"/>
@@ -21982,7 +22001,7 @@
         </w:tc>
         <w:tc>
           <w:tcPr>
-            <w:tcW w:type="pct" w:w="37%"/>
+            <w:tcW w:type="dxa" w:w="3610"/>
             <w:tcBorders>
               <w:top w:val="none" w:color="FFFFFF" w:sz="0"/>
               <w:left w:val="none" w:color="FFFFFF" w:sz="0"/>
@@ -22012,7 +22031,7 @@
         </w:tc>
         <w:tc>
           <w:tcPr>
-            <w:tcW w:type="pct" w:w="15%"/>
+            <w:tcW w:type="dxa" w:w="1463"/>
             <w:tcBorders>
               <w:top w:val="none" w:color="FFFFFF" w:sz="0"/>
               <w:left w:val="none" w:color="FFFFFF" w:sz="0"/>
@@ -22045,7 +22064,7 @@
         </w:tc>
         <w:tc>
           <w:tcPr>
-            <w:tcW w:type="pct" w:w="35%"/>
+            <w:tcW w:type="dxa" w:w="3415"/>
             <w:tcBorders>
               <w:top w:val="none" w:color="FFFFFF" w:sz="0"/>
               <w:left w:val="none" w:color="FFFFFF" w:sz="0"/>
@@ -22077,7 +22096,7 @@
       <w:tr>
         <w:tc>
           <w:tcPr>
-            <w:tcW w:type="pct" w:w="13%"/>
+            <w:tcW w:type="dxa" w:w="1268"/>
             <w:tcBorders>
               <w:top w:val="none" w:color="FFFFFF" w:sz="0"/>
               <w:left w:val="none" w:color="FFFFFF" w:sz="0"/>
@@ -22110,7 +22129,7 @@
         </w:tc>
         <w:tc>
           <w:tcPr>
-            <w:tcW w:type="pct" w:w="37%"/>
+            <w:tcW w:type="dxa" w:w="3610"/>
             <w:tcBorders>
               <w:top w:val="none" w:color="FFFFFF" w:sz="0"/>
               <w:left w:val="none" w:color="FFFFFF" w:sz="0"/>
@@ -22140,7 +22159,7 @@
         </w:tc>
         <w:tc>
           <w:tcPr>
-            <w:tcW w:type="pct" w:w="15%"/>
+            <w:tcW w:type="dxa" w:w="1463"/>
             <w:tcBorders>
               <w:top w:val="none" w:color="FFFFFF" w:sz="0"/>
               <w:left w:val="none" w:color="FFFFFF" w:sz="0"/>
@@ -22173,7 +22192,7 @@
         </w:tc>
         <w:tc>
           <w:tcPr>
-            <w:tcW w:type="pct" w:w="35%"/>
+            <w:tcW w:type="dxa" w:w="3415"/>
             <w:tcBorders>
               <w:top w:val="none" w:color="FFFFFF" w:sz="0"/>
               <w:left w:val="none" w:color="FFFFFF" w:sz="0"/>
@@ -22205,7 +22224,7 @@
       <w:tr>
         <w:tc>
           <w:tcPr>
-            <w:tcW w:type="pct" w:w="13%"/>
+            <w:tcW w:type="dxa" w:w="1268"/>
             <w:tcBorders>
               <w:top w:val="none" w:color="FFFFFF" w:sz="0"/>
               <w:left w:val="none" w:color="FFFFFF" w:sz="0"/>
@@ -22238,7 +22257,7 @@
         </w:tc>
         <w:tc>
           <w:tcPr>
-            <w:tcW w:type="pct" w:w="37%"/>
+            <w:tcW w:type="dxa" w:w="3610"/>
             <w:tcBorders>
               <w:top w:val="none" w:color="FFFFFF" w:sz="0"/>
               <w:left w:val="none" w:color="FFFFFF" w:sz="0"/>
@@ -22268,7 +22287,7 @@
         </w:tc>
         <w:tc>
           <w:tcPr>
-            <w:tcW w:type="pct" w:w="15%"/>
+            <w:tcW w:type="dxa" w:w="1463"/>
             <w:tcBorders>
               <w:top w:val="none" w:color="FFFFFF" w:sz="0"/>
               <w:left w:val="none" w:color="FFFFFF" w:sz="0"/>
@@ -22301,7 +22320,7 @@
         </w:tc>
         <w:tc>
           <w:tcPr>
-            <w:tcW w:type="pct" w:w="35%"/>
+            <w:tcW w:type="dxa" w:w="3415"/>
             <w:tcBorders>
               <w:top w:val="none" w:color="FFFFFF" w:sz="0"/>
               <w:left w:val="none" w:color="FFFFFF" w:sz="0"/>
@@ -22333,7 +22352,7 @@
       <w:tr>
         <w:tc>
           <w:tcPr>
-            <w:tcW w:type="pct" w:w="13%"/>
+            <w:tcW w:type="dxa" w:w="1268"/>
             <w:tcBorders>
               <w:top w:val="none" w:color="FFFFFF" w:sz="0"/>
               <w:left w:val="none" w:color="FFFFFF" w:sz="0"/>
@@ -22366,7 +22385,7 @@
         </w:tc>
         <w:tc>
           <w:tcPr>
-            <w:tcW w:type="pct" w:w="37%"/>
+            <w:tcW w:type="dxa" w:w="3610"/>
             <w:tcBorders>
               <w:top w:val="none" w:color="FFFFFF" w:sz="0"/>
               <w:left w:val="none" w:color="FFFFFF" w:sz="0"/>
@@ -22396,7 +22415,7 @@
         </w:tc>
         <w:tc>
           <w:tcPr>
-            <w:tcW w:type="pct" w:w="15%"/>
+            <w:tcW w:type="dxa" w:w="1463"/>
             <w:tcBorders>
               <w:top w:val="none" w:color="FFFFFF" w:sz="0"/>
               <w:left w:val="none" w:color="FFFFFF" w:sz="0"/>
@@ -22429,7 +22448,7 @@
         </w:tc>
         <w:tc>
           <w:tcPr>
-            <w:tcW w:type="pct" w:w="35%"/>
+            <w:tcW w:type="dxa" w:w="3415"/>
             <w:tcBorders>
               <w:top w:val="none" w:color="FFFFFF" w:sz="0"/>
               <w:left w:val="none" w:color="FFFFFF" w:sz="0"/>
@@ -23186,10 +23205,11 @@
           <w:insideH w:val="single" w:color="auto" w:sz="4"/>
           <w:insideV w:val="single" w:color="auto" w:sz="4"/>
         </w:tblBorders>
+        <w:tblLayout w:type="fixed"/>
       </w:tblPr>
       <w:tblGrid>
-        <w:gridCol w:w="100"/>
-        <w:gridCol w:w="100"/>
+        <w:gridCol w:w="7024"/>
+        <w:gridCol w:w="2732"/>
       </w:tblGrid>
       <w:tr>
         <w:trPr>
@@ -23197,7 +23217,7 @@
         </w:trPr>
         <w:tc>
           <w:tcPr>
-            <w:tcW w:type="pct" w:w="72%"/>
+            <w:tcW w:type="dxa" w:w="7024"/>
             <w:shd w:fill="E7EDF1" w:color="auto" w:val="clear"/>
             <w:tcMar>
               <w:top w:type="dxa" w:w="30"/>
@@ -23224,7 +23244,7 @@
         </w:tc>
         <w:tc>
           <w:tcPr>
-            <w:tcW w:type="pct" w:w="28%"/>
+            <w:tcW w:type="dxa" w:w="2732"/>
             <w:shd w:fill="E7EDF1" w:color="auto" w:val="clear"/>
             <w:tcMar>
               <w:top w:type="dxa" w:w="30"/>
@@ -23256,7 +23276,7 @@
         </w:trPr>
         <w:tc>
           <w:tcPr>
-            <w:tcW w:type="pct" w:w="72%"/>
+            <w:tcW w:type="dxa" w:w="7024"/>
             <w:tcMar>
               <w:top w:type="dxa" w:w="30"/>
               <w:left w:type="dxa" w:w="70"/>
@@ -23282,7 +23302,7 @@
         </w:tc>
         <w:tc>
           <w:tcPr>
-            <w:tcW w:type="pct" w:w="28%"/>
+            <w:tcW w:type="dxa" w:w="2732"/>
             <w:tcMar>
               <w:top w:type="dxa" w:w="30"/>
               <w:left w:type="dxa" w:w="70"/>
@@ -23313,7 +23333,7 @@
         </w:trPr>
         <w:tc>
           <w:tcPr>
-            <w:tcW w:type="pct" w:w="72%"/>
+            <w:tcW w:type="dxa" w:w="7024"/>
             <w:tcMar>
               <w:top w:type="dxa" w:w="30"/>
               <w:left w:type="dxa" w:w="70"/>
@@ -23339,7 +23359,7 @@
         </w:tc>
         <w:tc>
           <w:tcPr>
-            <w:tcW w:type="pct" w:w="28%"/>
+            <w:tcW w:type="dxa" w:w="2732"/>
             <w:tcMar>
               <w:top w:type="dxa" w:w="30"/>
               <w:left w:type="dxa" w:w="70"/>
@@ -23370,7 +23390,7 @@
         </w:trPr>
         <w:tc>
           <w:tcPr>
-            <w:tcW w:type="pct" w:w="72%"/>
+            <w:tcW w:type="dxa" w:w="7024"/>
             <w:tcMar>
               <w:top w:type="dxa" w:w="30"/>
               <w:left w:type="dxa" w:w="70"/>
@@ -23396,7 +23416,7 @@
         </w:tc>
         <w:tc>
           <w:tcPr>
-            <w:tcW w:type="pct" w:w="28%"/>
+            <w:tcW w:type="dxa" w:w="2732"/>
             <w:tcMar>
               <w:top w:type="dxa" w:w="30"/>
               <w:left w:type="dxa" w:w="70"/>
@@ -23427,7 +23447,7 @@
         </w:trPr>
         <w:tc>
           <w:tcPr>
-            <w:tcW w:type="pct" w:w="72%"/>
+            <w:tcW w:type="dxa" w:w="7024"/>
             <w:tcMar>
               <w:top w:type="dxa" w:w="30"/>
               <w:left w:type="dxa" w:w="70"/>
@@ -23453,7 +23473,7 @@
         </w:tc>
         <w:tc>
           <w:tcPr>
-            <w:tcW w:type="pct" w:w="28%"/>
+            <w:tcW w:type="dxa" w:w="2732"/>
             <w:tcMar>
               <w:top w:type="dxa" w:w="30"/>
               <w:left w:type="dxa" w:w="70"/>
@@ -23484,7 +23504,7 @@
         </w:trPr>
         <w:tc>
           <w:tcPr>
-            <w:tcW w:type="pct" w:w="72%"/>
+            <w:tcW w:type="dxa" w:w="7024"/>
             <w:tcMar>
               <w:top w:type="dxa" w:w="30"/>
               <w:left w:type="dxa" w:w="70"/>
@@ -23510,7 +23530,7 @@
         </w:tc>
         <w:tc>
           <w:tcPr>
-            <w:tcW w:type="pct" w:w="28%"/>
+            <w:tcW w:type="dxa" w:w="2732"/>
             <w:tcMar>
               <w:top w:type="dxa" w:w="30"/>
               <w:left w:type="dxa" w:w="70"/>
@@ -23541,7 +23561,7 @@
         </w:trPr>
         <w:tc>
           <w:tcPr>
-            <w:tcW w:type="pct" w:w="72%"/>
+            <w:tcW w:type="dxa" w:w="7024"/>
             <w:shd w:fill="F2F5F7" w:color="auto" w:val="clear"/>
             <w:tcMar>
               <w:top w:type="dxa" w:w="30"/>
@@ -23568,7 +23588,7 @@
         </w:tc>
         <w:tc>
           <w:tcPr>
-            <w:tcW w:type="pct" w:w="28%"/>
+            <w:tcW w:type="dxa" w:w="2732"/>
             <w:shd w:fill="F2F5F7" w:color="auto" w:val="clear"/>
             <w:tcMar>
               <w:top w:type="dxa" w:w="30"/>
@@ -23793,17 +23813,18 @@
           <w:insideH w:val="none" w:color="FFFFFF" w:sz="0"/>
           <w:insideV w:val="none" w:color="FFFFFF" w:sz="0"/>
         </w:tblBorders>
+        <w:tblLayout w:type="fixed"/>
       </w:tblPr>
       <w:tblGrid>
-        <w:gridCol w:w="100"/>
-        <w:gridCol w:w="100"/>
-        <w:gridCol w:w="100"/>
-        <w:gridCol w:w="100"/>
+        <w:gridCol w:w="1268"/>
+        <w:gridCol w:w="3610"/>
+        <w:gridCol w:w="1463"/>
+        <w:gridCol w:w="3415"/>
       </w:tblGrid>
       <w:tr>
         <w:tc>
           <w:tcPr>
-            <w:tcW w:type="pct" w:w="13%"/>
+            <w:tcW w:type="dxa" w:w="1268"/>
             <w:tcBorders>
               <w:top w:val="none" w:color="FFFFFF" w:sz="0"/>
               <w:left w:val="none" w:color="FFFFFF" w:sz="0"/>
@@ -23836,7 +23857,7 @@
         </w:tc>
         <w:tc>
           <w:tcPr>
-            <w:tcW w:type="pct" w:w="37%"/>
+            <w:tcW w:type="dxa" w:w="3610"/>
             <w:tcBorders>
               <w:top w:val="none" w:color="FFFFFF" w:sz="0"/>
               <w:left w:val="none" w:color="FFFFFF" w:sz="0"/>
@@ -23866,7 +23887,7 @@
         </w:tc>
         <w:tc>
           <w:tcPr>
-            <w:tcW w:type="pct" w:w="15%"/>
+            <w:tcW w:type="dxa" w:w="1463"/>
             <w:tcBorders>
               <w:top w:val="none" w:color="FFFFFF" w:sz="0"/>
               <w:left w:val="none" w:color="FFFFFF" w:sz="0"/>
@@ -23899,7 +23920,7 @@
         </w:tc>
         <w:tc>
           <w:tcPr>
-            <w:tcW w:type="pct" w:w="35%"/>
+            <w:tcW w:type="dxa" w:w="3415"/>
             <w:tcBorders>
               <w:top w:val="none" w:color="FFFFFF" w:sz="0"/>
               <w:left w:val="none" w:color="FFFFFF" w:sz="0"/>
@@ -23931,7 +23952,7 @@
       <w:tr>
         <w:tc>
           <w:tcPr>
-            <w:tcW w:type="pct" w:w="13%"/>
+            <w:tcW w:type="dxa" w:w="1268"/>
             <w:tcBorders>
               <w:top w:val="none" w:color="FFFFFF" w:sz="0"/>
               <w:left w:val="none" w:color="FFFFFF" w:sz="0"/>
@@ -23964,7 +23985,7 @@
         </w:tc>
         <w:tc>
           <w:tcPr>
-            <w:tcW w:type="pct" w:w="37%"/>
+            <w:tcW w:type="dxa" w:w="3610"/>
             <w:tcBorders>
               <w:top w:val="none" w:color="FFFFFF" w:sz="0"/>
               <w:left w:val="none" w:color="FFFFFF" w:sz="0"/>
@@ -23994,7 +24015,7 @@
         </w:tc>
         <w:tc>
           <w:tcPr>
-            <w:tcW w:type="pct" w:w="15%"/>
+            <w:tcW w:type="dxa" w:w="1463"/>
             <w:tcBorders>
               <w:top w:val="none" w:color="FFFFFF" w:sz="0"/>
               <w:left w:val="none" w:color="FFFFFF" w:sz="0"/>
@@ -24027,7 +24048,7 @@
         </w:tc>
         <w:tc>
           <w:tcPr>
-            <w:tcW w:type="pct" w:w="35%"/>
+            <w:tcW w:type="dxa" w:w="3415"/>
             <w:tcBorders>
               <w:top w:val="none" w:color="FFFFFF" w:sz="0"/>
               <w:left w:val="none" w:color="FFFFFF" w:sz="0"/>
@@ -24059,7 +24080,7 @@
       <w:tr>
         <w:tc>
           <w:tcPr>
-            <w:tcW w:type="pct" w:w="13%"/>
+            <w:tcW w:type="dxa" w:w="1268"/>
             <w:tcBorders>
               <w:top w:val="none" w:color="FFFFFF" w:sz="0"/>
               <w:left w:val="none" w:color="FFFFFF" w:sz="0"/>
@@ -24092,7 +24113,7 @@
         </w:tc>
         <w:tc>
           <w:tcPr>
-            <w:tcW w:type="pct" w:w="37%"/>
+            <w:tcW w:type="dxa" w:w="3610"/>
             <w:tcBorders>
               <w:top w:val="none" w:color="FFFFFF" w:sz="0"/>
               <w:left w:val="none" w:color="FFFFFF" w:sz="0"/>
@@ -24122,7 +24143,7 @@
         </w:tc>
         <w:tc>
           <w:tcPr>
-            <w:tcW w:type="pct" w:w="15%"/>
+            <w:tcW w:type="dxa" w:w="1463"/>
             <w:tcBorders>
               <w:top w:val="none" w:color="FFFFFF" w:sz="0"/>
               <w:left w:val="none" w:color="FFFFFF" w:sz="0"/>
@@ -24155,7 +24176,7 @@
         </w:tc>
         <w:tc>
           <w:tcPr>
-            <w:tcW w:type="pct" w:w="35%"/>
+            <w:tcW w:type="dxa" w:w="3415"/>
             <w:tcBorders>
               <w:top w:val="none" w:color="FFFFFF" w:sz="0"/>
               <w:left w:val="none" w:color="FFFFFF" w:sz="0"/>
@@ -24187,7 +24208,7 @@
       <w:tr>
         <w:tc>
           <w:tcPr>
-            <w:tcW w:type="pct" w:w="13%"/>
+            <w:tcW w:type="dxa" w:w="1268"/>
             <w:tcBorders>
               <w:top w:val="none" w:color="FFFFFF" w:sz="0"/>
               <w:left w:val="none" w:color="FFFFFF" w:sz="0"/>
@@ -24220,7 +24241,7 @@
         </w:tc>
         <w:tc>
           <w:tcPr>
-            <w:tcW w:type="pct" w:w="37%"/>
+            <w:tcW w:type="dxa" w:w="3610"/>
             <w:tcBorders>
               <w:top w:val="none" w:color="FFFFFF" w:sz="0"/>
               <w:left w:val="none" w:color="FFFFFF" w:sz="0"/>
@@ -24250,7 +24271,7 @@
         </w:tc>
         <w:tc>
           <w:tcPr>
-            <w:tcW w:type="pct" w:w="15%"/>
+            <w:tcW w:type="dxa" w:w="1463"/>
             <w:tcBorders>
               <w:top w:val="none" w:color="FFFFFF" w:sz="0"/>
               <w:left w:val="none" w:color="FFFFFF" w:sz="0"/>
@@ -24283,7 +24304,7 @@
         </w:tc>
         <w:tc>
           <w:tcPr>
-            <w:tcW w:type="pct" w:w="35%"/>
+            <w:tcW w:type="dxa" w:w="3415"/>
             <w:tcBorders>
               <w:top w:val="none" w:color="FFFFFF" w:sz="0"/>
               <w:left w:val="none" w:color="FFFFFF" w:sz="0"/>
@@ -25005,10 +25026,11 @@
           <w:insideH w:val="single" w:color="auto" w:sz="4"/>
           <w:insideV w:val="single" w:color="auto" w:sz="4"/>
         </w:tblBorders>
+        <w:tblLayout w:type="fixed"/>
       </w:tblPr>
       <w:tblGrid>
-        <w:gridCol w:w="100"/>
-        <w:gridCol w:w="100"/>
+        <w:gridCol w:w="7024"/>
+        <w:gridCol w:w="2732"/>
       </w:tblGrid>
       <w:tr>
         <w:trPr>
@@ -25016,7 +25038,7 @@
         </w:trPr>
         <w:tc>
           <w:tcPr>
-            <w:tcW w:type="pct" w:w="72%"/>
+            <w:tcW w:type="dxa" w:w="7024"/>
             <w:shd w:fill="E7EDF1" w:color="auto" w:val="clear"/>
             <w:tcMar>
               <w:top w:type="dxa" w:w="30"/>
@@ -25043,7 +25065,7 @@
         </w:tc>
         <w:tc>
           <w:tcPr>
-            <w:tcW w:type="pct" w:w="28%"/>
+            <w:tcW w:type="dxa" w:w="2732"/>
             <w:shd w:fill="E7EDF1" w:color="auto" w:val="clear"/>
             <w:tcMar>
               <w:top w:type="dxa" w:w="30"/>
@@ -25075,7 +25097,7 @@
         </w:trPr>
         <w:tc>
           <w:tcPr>
-            <w:tcW w:type="pct" w:w="72%"/>
+            <w:tcW w:type="dxa" w:w="7024"/>
             <w:tcMar>
               <w:top w:type="dxa" w:w="30"/>
               <w:left w:type="dxa" w:w="70"/>
@@ -25101,7 +25123,7 @@
         </w:tc>
         <w:tc>
           <w:tcPr>
-            <w:tcW w:type="pct" w:w="28%"/>
+            <w:tcW w:type="dxa" w:w="2732"/>
             <w:tcMar>
               <w:top w:type="dxa" w:w="30"/>
               <w:left w:type="dxa" w:w="70"/>
@@ -25132,7 +25154,7 @@
         </w:trPr>
         <w:tc>
           <w:tcPr>
-            <w:tcW w:type="pct" w:w="72%"/>
+            <w:tcW w:type="dxa" w:w="7024"/>
             <w:tcMar>
               <w:top w:type="dxa" w:w="30"/>
               <w:left w:type="dxa" w:w="70"/>
@@ -25158,7 +25180,7 @@
         </w:tc>
         <w:tc>
           <w:tcPr>
-            <w:tcW w:type="pct" w:w="28%"/>
+            <w:tcW w:type="dxa" w:w="2732"/>
             <w:tcMar>
               <w:top w:type="dxa" w:w="30"/>
               <w:left w:type="dxa" w:w="70"/>
@@ -25189,7 +25211,7 @@
         </w:trPr>
         <w:tc>
           <w:tcPr>
-            <w:tcW w:type="pct" w:w="72%"/>
+            <w:tcW w:type="dxa" w:w="7024"/>
             <w:tcMar>
               <w:top w:type="dxa" w:w="30"/>
               <w:left w:type="dxa" w:w="70"/>
@@ -25215,7 +25237,7 @@
         </w:tc>
         <w:tc>
           <w:tcPr>
-            <w:tcW w:type="pct" w:w="28%"/>
+            <w:tcW w:type="dxa" w:w="2732"/>
             <w:tcMar>
               <w:top w:type="dxa" w:w="30"/>
               <w:left w:type="dxa" w:w="70"/>
@@ -25246,7 +25268,7 @@
         </w:trPr>
         <w:tc>
           <w:tcPr>
-            <w:tcW w:type="pct" w:w="72%"/>
+            <w:tcW w:type="dxa" w:w="7024"/>
             <w:tcMar>
               <w:top w:type="dxa" w:w="30"/>
               <w:left w:type="dxa" w:w="70"/>
@@ -25272,7 +25294,7 @@
         </w:tc>
         <w:tc>
           <w:tcPr>
-            <w:tcW w:type="pct" w:w="28%"/>
+            <w:tcW w:type="dxa" w:w="2732"/>
             <w:tcMar>
               <w:top w:type="dxa" w:w="30"/>
               <w:left w:type="dxa" w:w="70"/>
@@ -25303,7 +25325,7 @@
         </w:trPr>
         <w:tc>
           <w:tcPr>
-            <w:tcW w:type="pct" w:w="72%"/>
+            <w:tcW w:type="dxa" w:w="7024"/>
             <w:shd w:fill="F2F5F7" w:color="auto" w:val="clear"/>
             <w:tcMar>
               <w:top w:type="dxa" w:w="30"/>
@@ -25330,7 +25352,7 @@
         </w:tc>
         <w:tc>
           <w:tcPr>
-            <w:tcW w:type="pct" w:w="28%"/>
+            <w:tcW w:type="dxa" w:w="2732"/>
             <w:shd w:fill="F2F5F7" w:color="auto" w:val="clear"/>
             <w:tcMar>
               <w:top w:type="dxa" w:w="30"/>
@@ -25555,17 +25577,18 @@
           <w:insideH w:val="none" w:color="FFFFFF" w:sz="0"/>
           <w:insideV w:val="none" w:color="FFFFFF" w:sz="0"/>
         </w:tblBorders>
+        <w:tblLayout w:type="fixed"/>
       </w:tblPr>
       <w:tblGrid>
-        <w:gridCol w:w="100"/>
-        <w:gridCol w:w="100"/>
-        <w:gridCol w:w="100"/>
-        <w:gridCol w:w="100"/>
+        <w:gridCol w:w="1268"/>
+        <w:gridCol w:w="3610"/>
+        <w:gridCol w:w="1463"/>
+        <w:gridCol w:w="3415"/>
       </w:tblGrid>
       <w:tr>
         <w:tc>
           <w:tcPr>
-            <w:tcW w:type="pct" w:w="13%"/>
+            <w:tcW w:type="dxa" w:w="1268"/>
             <w:tcBorders>
               <w:top w:val="none" w:color="FFFFFF" w:sz="0"/>
               <w:left w:val="none" w:color="FFFFFF" w:sz="0"/>
@@ -25598,7 +25621,7 @@
         </w:tc>
         <w:tc>
           <w:tcPr>
-            <w:tcW w:type="pct" w:w="37%"/>
+            <w:tcW w:type="dxa" w:w="3610"/>
             <w:tcBorders>
               <w:top w:val="none" w:color="FFFFFF" w:sz="0"/>
               <w:left w:val="none" w:color="FFFFFF" w:sz="0"/>
@@ -25628,7 +25651,7 @@
         </w:tc>
         <w:tc>
           <w:tcPr>
-            <w:tcW w:type="pct" w:w="15%"/>
+            <w:tcW w:type="dxa" w:w="1463"/>
             <w:tcBorders>
               <w:top w:val="none" w:color="FFFFFF" w:sz="0"/>
               <w:left w:val="none" w:color="FFFFFF" w:sz="0"/>
@@ -25661,7 +25684,7 @@
         </w:tc>
         <w:tc>
           <w:tcPr>
-            <w:tcW w:type="pct" w:w="35%"/>
+            <w:tcW w:type="dxa" w:w="3415"/>
             <w:tcBorders>
               <w:top w:val="none" w:color="FFFFFF" w:sz="0"/>
               <w:left w:val="none" w:color="FFFFFF" w:sz="0"/>
@@ -25693,7 +25716,7 @@
       <w:tr>
         <w:tc>
           <w:tcPr>
-            <w:tcW w:type="pct" w:w="13%"/>
+            <w:tcW w:type="dxa" w:w="1268"/>
             <w:tcBorders>
               <w:top w:val="none" w:color="FFFFFF" w:sz="0"/>
               <w:left w:val="none" w:color="FFFFFF" w:sz="0"/>
@@ -25726,7 +25749,7 @@
         </w:tc>
         <w:tc>
           <w:tcPr>
-            <w:tcW w:type="pct" w:w="37%"/>
+            <w:tcW w:type="dxa" w:w="3610"/>
             <w:tcBorders>
               <w:top w:val="none" w:color="FFFFFF" w:sz="0"/>
               <w:left w:val="none" w:color="FFFFFF" w:sz="0"/>
@@ -25756,7 +25779,7 @@
         </w:tc>
         <w:tc>
           <w:tcPr>
-            <w:tcW w:type="pct" w:w="15%"/>
+            <w:tcW w:type="dxa" w:w="1463"/>
             <w:tcBorders>
               <w:top w:val="none" w:color="FFFFFF" w:sz="0"/>
               <w:left w:val="none" w:color="FFFFFF" w:sz="0"/>
@@ -25789,7 +25812,7 @@
         </w:tc>
         <w:tc>
           <w:tcPr>
-            <w:tcW w:type="pct" w:w="35%"/>
+            <w:tcW w:type="dxa" w:w="3415"/>
             <w:tcBorders>
               <w:top w:val="none" w:color="FFFFFF" w:sz="0"/>
               <w:left w:val="none" w:color="FFFFFF" w:sz="0"/>
@@ -25821,7 +25844,7 @@
       <w:tr>
         <w:tc>
           <w:tcPr>
-            <w:tcW w:type="pct" w:w="13%"/>
+            <w:tcW w:type="dxa" w:w="1268"/>
             <w:tcBorders>
               <w:top w:val="none" w:color="FFFFFF" w:sz="0"/>
               <w:left w:val="none" w:color="FFFFFF" w:sz="0"/>
@@ -25854,7 +25877,7 @@
         </w:tc>
         <w:tc>
           <w:tcPr>
-            <w:tcW w:type="pct" w:w="37%"/>
+            <w:tcW w:type="dxa" w:w="3610"/>
             <w:tcBorders>
               <w:top w:val="none" w:color="FFFFFF" w:sz="0"/>
               <w:left w:val="none" w:color="FFFFFF" w:sz="0"/>
@@ -25884,7 +25907,7 @@
         </w:tc>
         <w:tc>
           <w:tcPr>
-            <w:tcW w:type="pct" w:w="15%"/>
+            <w:tcW w:type="dxa" w:w="1463"/>
             <w:tcBorders>
               <w:top w:val="none" w:color="FFFFFF" w:sz="0"/>
               <w:left w:val="none" w:color="FFFFFF" w:sz="0"/>
@@ -25917,7 +25940,7 @@
         </w:tc>
         <w:tc>
           <w:tcPr>
-            <w:tcW w:type="pct" w:w="35%"/>
+            <w:tcW w:type="dxa" w:w="3415"/>
             <w:tcBorders>
               <w:top w:val="none" w:color="FFFFFF" w:sz="0"/>
               <w:left w:val="none" w:color="FFFFFF" w:sz="0"/>
@@ -25949,7 +25972,7 @@
       <w:tr>
         <w:tc>
           <w:tcPr>
-            <w:tcW w:type="pct" w:w="13%"/>
+            <w:tcW w:type="dxa" w:w="1268"/>
             <w:tcBorders>
               <w:top w:val="none" w:color="FFFFFF" w:sz="0"/>
               <w:left w:val="none" w:color="FFFFFF" w:sz="0"/>
@@ -25982,7 +26005,7 @@
         </w:tc>
         <w:tc>
           <w:tcPr>
-            <w:tcW w:type="pct" w:w="37%"/>
+            <w:tcW w:type="dxa" w:w="3610"/>
             <w:tcBorders>
               <w:top w:val="none" w:color="FFFFFF" w:sz="0"/>
               <w:left w:val="none" w:color="FFFFFF" w:sz="0"/>
@@ -26012,7 +26035,7 @@
         </w:tc>
         <w:tc>
           <w:tcPr>
-            <w:tcW w:type="pct" w:w="15%"/>
+            <w:tcW w:type="dxa" w:w="1463"/>
             <w:tcBorders>
               <w:top w:val="none" w:color="FFFFFF" w:sz="0"/>
               <w:left w:val="none" w:color="FFFFFF" w:sz="0"/>
@@ -26045,7 +26068,7 @@
         </w:tc>
         <w:tc>
           <w:tcPr>
-            <w:tcW w:type="pct" w:w="35%"/>
+            <w:tcW w:type="dxa" w:w="3415"/>
             <w:tcBorders>
               <w:top w:val="none" w:color="FFFFFF" w:sz="0"/>
               <w:left w:val="none" w:color="FFFFFF" w:sz="0"/>
@@ -26907,10 +26930,11 @@
           <w:insideH w:val="single" w:color="auto" w:sz="4"/>
           <w:insideV w:val="single" w:color="auto" w:sz="4"/>
         </w:tblBorders>
+        <w:tblLayout w:type="fixed"/>
       </w:tblPr>
       <w:tblGrid>
-        <w:gridCol w:w="100"/>
-        <w:gridCol w:w="100"/>
+        <w:gridCol w:w="7024"/>
+        <w:gridCol w:w="2732"/>
       </w:tblGrid>
       <w:tr>
         <w:trPr>
@@ -26918,7 +26942,7 @@
         </w:trPr>
         <w:tc>
           <w:tcPr>
-            <w:tcW w:type="pct" w:w="72%"/>
+            <w:tcW w:type="dxa" w:w="7024"/>
             <w:shd w:fill="E7EDF1" w:color="auto" w:val="clear"/>
             <w:tcMar>
               <w:top w:type="dxa" w:w="30"/>
@@ -26945,7 +26969,7 @@
         </w:tc>
         <w:tc>
           <w:tcPr>
-            <w:tcW w:type="pct" w:w="28%"/>
+            <w:tcW w:type="dxa" w:w="2732"/>
             <w:shd w:fill="E7EDF1" w:color="auto" w:val="clear"/>
             <w:tcMar>
               <w:top w:type="dxa" w:w="30"/>
@@ -26977,7 +27001,7 @@
         </w:trPr>
         <w:tc>
           <w:tcPr>
-            <w:tcW w:type="pct" w:w="72%"/>
+            <w:tcW w:type="dxa" w:w="7024"/>
             <w:tcMar>
               <w:top w:type="dxa" w:w="30"/>
               <w:left w:type="dxa" w:w="70"/>
@@ -27003,7 +27027,7 @@
         </w:tc>
         <w:tc>
           <w:tcPr>
-            <w:tcW w:type="pct" w:w="28%"/>
+            <w:tcW w:type="dxa" w:w="2732"/>
             <w:tcMar>
               <w:top w:type="dxa" w:w="30"/>
               <w:left w:type="dxa" w:w="70"/>
@@ -27034,7 +27058,7 @@
         </w:trPr>
         <w:tc>
           <w:tcPr>
-            <w:tcW w:type="pct" w:w="72%"/>
+            <w:tcW w:type="dxa" w:w="7024"/>
             <w:tcMar>
               <w:top w:type="dxa" w:w="30"/>
               <w:left w:type="dxa" w:w="70"/>
@@ -27060,7 +27084,7 @@
         </w:tc>
         <w:tc>
           <w:tcPr>
-            <w:tcW w:type="pct" w:w="28%"/>
+            <w:tcW w:type="dxa" w:w="2732"/>
             <w:tcMar>
               <w:top w:type="dxa" w:w="30"/>
               <w:left w:type="dxa" w:w="70"/>
@@ -27091,7 +27115,7 @@
         </w:trPr>
         <w:tc>
           <w:tcPr>
-            <w:tcW w:type="pct" w:w="72%"/>
+            <w:tcW w:type="dxa" w:w="7024"/>
             <w:tcMar>
               <w:top w:type="dxa" w:w="30"/>
               <w:left w:type="dxa" w:w="70"/>
@@ -27117,7 +27141,7 @@
         </w:tc>
         <w:tc>
           <w:tcPr>
-            <w:tcW w:type="pct" w:w="28%"/>
+            <w:tcW w:type="dxa" w:w="2732"/>
             <w:tcMar>
               <w:top w:type="dxa" w:w="30"/>
               <w:left w:type="dxa" w:w="70"/>
@@ -27148,7 +27172,7 @@
         </w:trPr>
         <w:tc>
           <w:tcPr>
-            <w:tcW w:type="pct" w:w="72%"/>
+            <w:tcW w:type="dxa" w:w="7024"/>
             <w:tcMar>
               <w:top w:type="dxa" w:w="30"/>
               <w:left w:type="dxa" w:w="70"/>
@@ -27174,7 +27198,7 @@
         </w:tc>
         <w:tc>
           <w:tcPr>
-            <w:tcW w:type="pct" w:w="28%"/>
+            <w:tcW w:type="dxa" w:w="2732"/>
             <w:tcMar>
               <w:top w:type="dxa" w:w="30"/>
               <w:left w:type="dxa" w:w="70"/>
@@ -27205,7 +27229,7 @@
         </w:trPr>
         <w:tc>
           <w:tcPr>
-            <w:tcW w:type="pct" w:w="72%"/>
+            <w:tcW w:type="dxa" w:w="7024"/>
             <w:tcMar>
               <w:top w:type="dxa" w:w="30"/>
               <w:left w:type="dxa" w:w="70"/>
@@ -27231,7 +27255,7 @@
         </w:tc>
         <w:tc>
           <w:tcPr>
-            <w:tcW w:type="pct" w:w="28%"/>
+            <w:tcW w:type="dxa" w:w="2732"/>
             <w:tcMar>
               <w:top w:type="dxa" w:w="30"/>
               <w:left w:type="dxa" w:w="70"/>
@@ -27262,7 +27286,7 @@
         </w:trPr>
         <w:tc>
           <w:tcPr>
-            <w:tcW w:type="pct" w:w="72%"/>
+            <w:tcW w:type="dxa" w:w="7024"/>
             <w:shd w:fill="F2F5F7" w:color="auto" w:val="clear"/>
             <w:tcMar>
               <w:top w:type="dxa" w:w="30"/>
@@ -27289,7 +27313,7 @@
         </w:tc>
         <w:tc>
           <w:tcPr>
-            <w:tcW w:type="pct" w:w="28%"/>
+            <w:tcW w:type="dxa" w:w="2732"/>
             <w:shd w:fill="F2F5F7" w:color="auto" w:val="clear"/>
             <w:tcMar>
               <w:top w:type="dxa" w:w="30"/>
@@ -27514,17 +27538,18 @@
           <w:insideH w:val="none" w:color="FFFFFF" w:sz="0"/>
           <w:insideV w:val="none" w:color="FFFFFF" w:sz="0"/>
         </w:tblBorders>
+        <w:tblLayout w:type="fixed"/>
       </w:tblPr>
       <w:tblGrid>
-        <w:gridCol w:w="100"/>
-        <w:gridCol w:w="100"/>
-        <w:gridCol w:w="100"/>
-        <w:gridCol w:w="100"/>
+        <w:gridCol w:w="1268"/>
+        <w:gridCol w:w="3610"/>
+        <w:gridCol w:w="1463"/>
+        <w:gridCol w:w="3415"/>
       </w:tblGrid>
       <w:tr>
         <w:tc>
           <w:tcPr>
-            <w:tcW w:type="pct" w:w="13%"/>
+            <w:tcW w:type="dxa" w:w="1268"/>
             <w:tcBorders>
               <w:top w:val="none" w:color="FFFFFF" w:sz="0"/>
               <w:left w:val="none" w:color="FFFFFF" w:sz="0"/>
@@ -27557,7 +27582,7 @@
         </w:tc>
         <w:tc>
           <w:tcPr>
-            <w:tcW w:type="pct" w:w="37%"/>
+            <w:tcW w:type="dxa" w:w="3610"/>
             <w:tcBorders>
               <w:top w:val="none" w:color="FFFFFF" w:sz="0"/>
               <w:left w:val="none" w:color="FFFFFF" w:sz="0"/>
@@ -27587,7 +27612,7 @@
         </w:tc>
         <w:tc>
           <w:tcPr>
-            <w:tcW w:type="pct" w:w="15%"/>
+            <w:tcW w:type="dxa" w:w="1463"/>
             <w:tcBorders>
               <w:top w:val="none" w:color="FFFFFF" w:sz="0"/>
               <w:left w:val="none" w:color="FFFFFF" w:sz="0"/>
@@ -27620,7 +27645,7 @@
         </w:tc>
         <w:tc>
           <w:tcPr>
-            <w:tcW w:type="pct" w:w="35%"/>
+            <w:tcW w:type="dxa" w:w="3415"/>
             <w:tcBorders>
               <w:top w:val="none" w:color="FFFFFF" w:sz="0"/>
               <w:left w:val="none" w:color="FFFFFF" w:sz="0"/>
@@ -27652,7 +27677,7 @@
       <w:tr>
         <w:tc>
           <w:tcPr>
-            <w:tcW w:type="pct" w:w="13%"/>
+            <w:tcW w:type="dxa" w:w="1268"/>
             <w:tcBorders>
               <w:top w:val="none" w:color="FFFFFF" w:sz="0"/>
               <w:left w:val="none" w:color="FFFFFF" w:sz="0"/>
@@ -27685,7 +27710,7 @@
         </w:tc>
         <w:tc>
           <w:tcPr>
-            <w:tcW w:type="pct" w:w="37%"/>
+            <w:tcW w:type="dxa" w:w="3610"/>
             <w:tcBorders>
               <w:top w:val="none" w:color="FFFFFF" w:sz="0"/>
               <w:left w:val="none" w:color="FFFFFF" w:sz="0"/>
@@ -27715,7 +27740,7 @@
         </w:tc>
         <w:tc>
           <w:tcPr>
-            <w:tcW w:type="pct" w:w="15%"/>
+            <w:tcW w:type="dxa" w:w="1463"/>
             <w:tcBorders>
               <w:top w:val="none" w:color="FFFFFF" w:sz="0"/>
               <w:left w:val="none" w:color="FFFFFF" w:sz="0"/>
@@ -27748,7 +27773,7 @@
         </w:tc>
         <w:tc>
           <w:tcPr>
-            <w:tcW w:type="pct" w:w="35%"/>
+            <w:tcW w:type="dxa" w:w="3415"/>
             <w:tcBorders>
               <w:top w:val="none" w:color="FFFFFF" w:sz="0"/>
               <w:left w:val="none" w:color="FFFFFF" w:sz="0"/>
@@ -27780,7 +27805,7 @@
       <w:tr>
         <w:tc>
           <w:tcPr>
-            <w:tcW w:type="pct" w:w="13%"/>
+            <w:tcW w:type="dxa" w:w="1268"/>
             <w:tcBorders>
               <w:top w:val="none" w:color="FFFFFF" w:sz="0"/>
               <w:left w:val="none" w:color="FFFFFF" w:sz="0"/>
@@ -27813,7 +27838,7 @@
         </w:tc>
         <w:tc>
           <w:tcPr>
-            <w:tcW w:type="pct" w:w="37%"/>
+            <w:tcW w:type="dxa" w:w="3610"/>
             <w:tcBorders>
               <w:top w:val="none" w:color="FFFFFF" w:sz="0"/>
               <w:left w:val="none" w:color="FFFFFF" w:sz="0"/>
@@ -27843,7 +27868,7 @@
         </w:tc>
         <w:tc>
           <w:tcPr>
-            <w:tcW w:type="pct" w:w="15%"/>
+            <w:tcW w:type="dxa" w:w="1463"/>
             <w:tcBorders>
               <w:top w:val="none" w:color="FFFFFF" w:sz="0"/>
               <w:left w:val="none" w:color="FFFFFF" w:sz="0"/>
@@ -27876,7 +27901,7 @@
         </w:tc>
         <w:tc>
           <w:tcPr>
-            <w:tcW w:type="pct" w:w="35%"/>
+            <w:tcW w:type="dxa" w:w="3415"/>
             <w:tcBorders>
               <w:top w:val="none" w:color="FFFFFF" w:sz="0"/>
               <w:left w:val="none" w:color="FFFFFF" w:sz="0"/>
@@ -27908,7 +27933,7 @@
       <w:tr>
         <w:tc>
           <w:tcPr>
-            <w:tcW w:type="pct" w:w="13%"/>
+            <w:tcW w:type="dxa" w:w="1268"/>
             <w:tcBorders>
               <w:top w:val="none" w:color="FFFFFF" w:sz="0"/>
               <w:left w:val="none" w:color="FFFFFF" w:sz="0"/>
@@ -27941,7 +27966,7 @@
         </w:tc>
         <w:tc>
           <w:tcPr>
-            <w:tcW w:type="pct" w:w="37%"/>
+            <w:tcW w:type="dxa" w:w="3610"/>
             <w:tcBorders>
               <w:top w:val="none" w:color="FFFFFF" w:sz="0"/>
               <w:left w:val="none" w:color="FFFFFF" w:sz="0"/>
@@ -27971,7 +27996,7 @@
         </w:tc>
         <w:tc>
           <w:tcPr>
-            <w:tcW w:type="pct" w:w="15%"/>
+            <w:tcW w:type="dxa" w:w="1463"/>
             <w:tcBorders>
               <w:top w:val="none" w:color="FFFFFF" w:sz="0"/>
               <w:left w:val="none" w:color="FFFFFF" w:sz="0"/>
@@ -28004,7 +28029,7 @@
         </w:tc>
         <w:tc>
           <w:tcPr>
-            <w:tcW w:type="pct" w:w="35%"/>
+            <w:tcW w:type="dxa" w:w="3415"/>
             <w:tcBorders>
               <w:top w:val="none" w:color="FFFFFF" w:sz="0"/>
               <w:left w:val="none" w:color="FFFFFF" w:sz="0"/>
@@ -28710,10 +28735,11 @@
           <w:insideH w:val="single" w:color="auto" w:sz="4"/>
           <w:insideV w:val="single" w:color="auto" w:sz="4"/>
         </w:tblBorders>
+        <w:tblLayout w:type="fixed"/>
       </w:tblPr>
       <w:tblGrid>
-        <w:gridCol w:w="100"/>
-        <w:gridCol w:w="100"/>
+        <w:gridCol w:w="7024"/>
+        <w:gridCol w:w="2732"/>
       </w:tblGrid>
       <w:tr>
         <w:trPr>
@@ -28721,7 +28747,7 @@
         </w:trPr>
         <w:tc>
           <w:tcPr>
-            <w:tcW w:type="pct" w:w="72%"/>
+            <w:tcW w:type="dxa" w:w="7024"/>
             <w:shd w:fill="E7EDF1" w:color="auto" w:val="clear"/>
             <w:tcMar>
               <w:top w:type="dxa" w:w="30"/>
@@ -28748,7 +28774,7 @@
         </w:tc>
         <w:tc>
           <w:tcPr>
-            <w:tcW w:type="pct" w:w="28%"/>
+            <w:tcW w:type="dxa" w:w="2732"/>
             <w:shd w:fill="E7EDF1" w:color="auto" w:val="clear"/>
             <w:tcMar>
               <w:top w:type="dxa" w:w="30"/>
@@ -28780,7 +28806,7 @@
         </w:trPr>
         <w:tc>
           <w:tcPr>
-            <w:tcW w:type="pct" w:w="72%"/>
+            <w:tcW w:type="dxa" w:w="7024"/>
             <w:tcMar>
               <w:top w:type="dxa" w:w="30"/>
               <w:left w:type="dxa" w:w="70"/>
@@ -28806,7 +28832,7 @@
         </w:tc>
         <w:tc>
           <w:tcPr>
-            <w:tcW w:type="pct" w:w="28%"/>
+            <w:tcW w:type="dxa" w:w="2732"/>
             <w:tcMar>
               <w:top w:type="dxa" w:w="30"/>
               <w:left w:type="dxa" w:w="70"/>
@@ -28837,7 +28863,7 @@
         </w:trPr>
         <w:tc>
           <w:tcPr>
-            <w:tcW w:type="pct" w:w="72%"/>
+            <w:tcW w:type="dxa" w:w="7024"/>
             <w:tcMar>
               <w:top w:type="dxa" w:w="30"/>
               <w:left w:type="dxa" w:w="70"/>
@@ -28863,7 +28889,7 @@
         </w:tc>
         <w:tc>
           <w:tcPr>
-            <w:tcW w:type="pct" w:w="28%"/>
+            <w:tcW w:type="dxa" w:w="2732"/>
             <w:tcMar>
               <w:top w:type="dxa" w:w="30"/>
               <w:left w:type="dxa" w:w="70"/>
@@ -28894,7 +28920,7 @@
         </w:trPr>
         <w:tc>
           <w:tcPr>
-            <w:tcW w:type="pct" w:w="72%"/>
+            <w:tcW w:type="dxa" w:w="7024"/>
             <w:tcMar>
               <w:top w:type="dxa" w:w="30"/>
               <w:left w:type="dxa" w:w="70"/>
@@ -28920,7 +28946,7 @@
         </w:tc>
         <w:tc>
           <w:tcPr>
-            <w:tcW w:type="pct" w:w="28%"/>
+            <w:tcW w:type="dxa" w:w="2732"/>
             <w:tcMar>
               <w:top w:type="dxa" w:w="30"/>
               <w:left w:type="dxa" w:w="70"/>
@@ -28951,7 +28977,7 @@
         </w:trPr>
         <w:tc>
           <w:tcPr>
-            <w:tcW w:type="pct" w:w="72%"/>
+            <w:tcW w:type="dxa" w:w="7024"/>
             <w:tcMar>
               <w:top w:type="dxa" w:w="30"/>
               <w:left w:type="dxa" w:w="70"/>
@@ -28977,7 +29003,7 @@
         </w:tc>
         <w:tc>
           <w:tcPr>
-            <w:tcW w:type="pct" w:w="28%"/>
+            <w:tcW w:type="dxa" w:w="2732"/>
             <w:tcMar>
               <w:top w:type="dxa" w:w="30"/>
               <w:left w:type="dxa" w:w="70"/>
@@ -29008,7 +29034,7 @@
         </w:trPr>
         <w:tc>
           <w:tcPr>
-            <w:tcW w:type="pct" w:w="72%"/>
+            <w:tcW w:type="dxa" w:w="7024"/>
             <w:shd w:fill="F2F5F7" w:color="auto" w:val="clear"/>
             <w:tcMar>
               <w:top w:type="dxa" w:w="30"/>
@@ -29035,7 +29061,7 @@
         </w:tc>
         <w:tc>
           <w:tcPr>
-            <w:tcW w:type="pct" w:w="28%"/>
+            <w:tcW w:type="dxa" w:w="2732"/>
             <w:shd w:fill="F2F5F7" w:color="auto" w:val="clear"/>
             <w:tcMar>
               <w:top w:type="dxa" w:w="30"/>
@@ -29260,17 +29286,18 @@
           <w:insideH w:val="none" w:color="FFFFFF" w:sz="0"/>
           <w:insideV w:val="none" w:color="FFFFFF" w:sz="0"/>
         </w:tblBorders>
+        <w:tblLayout w:type="fixed"/>
       </w:tblPr>
       <w:tblGrid>
-        <w:gridCol w:w="100"/>
-        <w:gridCol w:w="100"/>
-        <w:gridCol w:w="100"/>
-        <w:gridCol w:w="100"/>
+        <w:gridCol w:w="1268"/>
+        <w:gridCol w:w="3610"/>
+        <w:gridCol w:w="1463"/>
+        <w:gridCol w:w="3415"/>
       </w:tblGrid>
       <w:tr>
         <w:tc>
           <w:tcPr>
-            <w:tcW w:type="pct" w:w="13%"/>
+            <w:tcW w:type="dxa" w:w="1268"/>
             <w:tcBorders>
               <w:top w:val="none" w:color="FFFFFF" w:sz="0"/>
               <w:left w:val="none" w:color="FFFFFF" w:sz="0"/>
@@ -29303,7 +29330,7 @@
         </w:tc>
         <w:tc>
           <w:tcPr>
-            <w:tcW w:type="pct" w:w="37%"/>
+            <w:tcW w:type="dxa" w:w="3610"/>
             <w:tcBorders>
               <w:top w:val="none" w:color="FFFFFF" w:sz="0"/>
               <w:left w:val="none" w:color="FFFFFF" w:sz="0"/>
@@ -29333,7 +29360,7 @@
         </w:tc>
         <w:tc>
           <w:tcPr>
-            <w:tcW w:type="pct" w:w="15%"/>
+            <w:tcW w:type="dxa" w:w="1463"/>
             <w:tcBorders>
               <w:top w:val="none" w:color="FFFFFF" w:sz="0"/>
               <w:left w:val="none" w:color="FFFFFF" w:sz="0"/>
@@ -29366,7 +29393,7 @@
         </w:tc>
         <w:tc>
           <w:tcPr>
-            <w:tcW w:type="pct" w:w="35%"/>
+            <w:tcW w:type="dxa" w:w="3415"/>
             <w:tcBorders>
               <w:top w:val="none" w:color="FFFFFF" w:sz="0"/>
               <w:left w:val="none" w:color="FFFFFF" w:sz="0"/>
@@ -29398,7 +29425,7 @@
       <w:tr>
         <w:tc>
           <w:tcPr>
-            <w:tcW w:type="pct" w:w="13%"/>
+            <w:tcW w:type="dxa" w:w="1268"/>
             <w:tcBorders>
               <w:top w:val="none" w:color="FFFFFF" w:sz="0"/>
               <w:left w:val="none" w:color="FFFFFF" w:sz="0"/>
@@ -29431,7 +29458,7 @@
         </w:tc>
         <w:tc>
           <w:tcPr>
-            <w:tcW w:type="pct" w:w="37%"/>
+            <w:tcW w:type="dxa" w:w="3610"/>
             <w:tcBorders>
               <w:top w:val="none" w:color="FFFFFF" w:sz="0"/>
               <w:left w:val="none" w:color="FFFFFF" w:sz="0"/>
@@ -29461,7 +29488,7 @@
         </w:tc>
         <w:tc>
           <w:tcPr>
-            <w:tcW w:type="pct" w:w="15%"/>
+            <w:tcW w:type="dxa" w:w="1463"/>
             <w:tcBorders>
               <w:top w:val="none" w:color="FFFFFF" w:sz="0"/>
               <w:left w:val="none" w:color="FFFFFF" w:sz="0"/>
@@ -29494,7 +29521,7 @@
         </w:tc>
         <w:tc>
           <w:tcPr>
-            <w:tcW w:type="pct" w:w="35%"/>
+            <w:tcW w:type="dxa" w:w="3415"/>
             <w:tcBorders>
               <w:top w:val="none" w:color="FFFFFF" w:sz="0"/>
               <w:left w:val="none" w:color="FFFFFF" w:sz="0"/>
@@ -29526,7 +29553,7 @@
       <w:tr>
         <w:tc>
           <w:tcPr>
-            <w:tcW w:type="pct" w:w="13%"/>
+            <w:tcW w:type="dxa" w:w="1268"/>
             <w:tcBorders>
               <w:top w:val="none" w:color="FFFFFF" w:sz="0"/>
               <w:left w:val="none" w:color="FFFFFF" w:sz="0"/>
@@ -29559,7 +29586,7 @@
         </w:tc>
         <w:tc>
           <w:tcPr>
-            <w:tcW w:type="pct" w:w="37%"/>
+            <w:tcW w:type="dxa" w:w="3610"/>
             <w:tcBorders>
               <w:top w:val="none" w:color="FFFFFF" w:sz="0"/>
               <w:left w:val="none" w:color="FFFFFF" w:sz="0"/>
@@ -29589,7 +29616,7 @@
         </w:tc>
         <w:tc>
           <w:tcPr>
-            <w:tcW w:type="pct" w:w="15%"/>
+            <w:tcW w:type="dxa" w:w="1463"/>
             <w:tcBorders>
               <w:top w:val="none" w:color="FFFFFF" w:sz="0"/>
               <w:left w:val="none" w:color="FFFFFF" w:sz="0"/>
@@ -29622,7 +29649,7 @@
         </w:tc>
         <w:tc>
           <w:tcPr>
-            <w:tcW w:type="pct" w:w="35%"/>
+            <w:tcW w:type="dxa" w:w="3415"/>
             <w:tcBorders>
               <w:top w:val="none" w:color="FFFFFF" w:sz="0"/>
               <w:left w:val="none" w:color="FFFFFF" w:sz="0"/>
@@ -29654,7 +29681,7 @@
       <w:tr>
         <w:tc>
           <w:tcPr>
-            <w:tcW w:type="pct" w:w="13%"/>
+            <w:tcW w:type="dxa" w:w="1268"/>
             <w:tcBorders>
               <w:top w:val="none" w:color="FFFFFF" w:sz="0"/>
               <w:left w:val="none" w:color="FFFFFF" w:sz="0"/>
@@ -29687,7 +29714,7 @@
         </w:tc>
         <w:tc>
           <w:tcPr>
-            <w:tcW w:type="pct" w:w="37%"/>
+            <w:tcW w:type="dxa" w:w="3610"/>
             <w:tcBorders>
               <w:top w:val="none" w:color="FFFFFF" w:sz="0"/>
               <w:left w:val="none" w:color="FFFFFF" w:sz="0"/>
@@ -29717,7 +29744,7 @@
         </w:tc>
         <w:tc>
           <w:tcPr>
-            <w:tcW w:type="pct" w:w="15%"/>
+            <w:tcW w:type="dxa" w:w="1463"/>
             <w:tcBorders>
               <w:top w:val="none" w:color="FFFFFF" w:sz="0"/>
               <w:left w:val="none" w:color="FFFFFF" w:sz="0"/>
@@ -29750,7 +29777,7 @@
         </w:tc>
         <w:tc>
           <w:tcPr>
-            <w:tcW w:type="pct" w:w="35%"/>
+            <w:tcW w:type="dxa" w:w="3415"/>
             <w:tcBorders>
               <w:top w:val="none" w:color="FFFFFF" w:sz="0"/>
               <w:left w:val="none" w:color="FFFFFF" w:sz="0"/>
@@ -30456,10 +30483,11 @@
           <w:insideH w:val="single" w:color="auto" w:sz="4"/>
           <w:insideV w:val="single" w:color="auto" w:sz="4"/>
         </w:tblBorders>
+        <w:tblLayout w:type="fixed"/>
       </w:tblPr>
       <w:tblGrid>
-        <w:gridCol w:w="100"/>
-        <w:gridCol w:w="100"/>
+        <w:gridCol w:w="7024"/>
+        <w:gridCol w:w="2732"/>
       </w:tblGrid>
       <w:tr>
         <w:trPr>
@@ -30467,7 +30495,7 @@
         </w:trPr>
         <w:tc>
           <w:tcPr>
-            <w:tcW w:type="pct" w:w="72%"/>
+            <w:tcW w:type="dxa" w:w="7024"/>
             <w:shd w:fill="E7EDF1" w:color="auto" w:val="clear"/>
             <w:tcMar>
               <w:top w:type="dxa" w:w="30"/>
@@ -30494,7 +30522,7 @@
         </w:tc>
         <w:tc>
           <w:tcPr>
-            <w:tcW w:type="pct" w:w="28%"/>
+            <w:tcW w:type="dxa" w:w="2732"/>
             <w:shd w:fill="E7EDF1" w:color="auto" w:val="clear"/>
             <w:tcMar>
               <w:top w:type="dxa" w:w="30"/>
@@ -30526,7 +30554,7 @@
         </w:trPr>
         <w:tc>
           <w:tcPr>
-            <w:tcW w:type="pct" w:w="72%"/>
+            <w:tcW w:type="dxa" w:w="7024"/>
             <w:tcMar>
               <w:top w:type="dxa" w:w="30"/>
               <w:left w:type="dxa" w:w="70"/>
@@ -30552,7 +30580,7 @@
         </w:tc>
         <w:tc>
           <w:tcPr>
-            <w:tcW w:type="pct" w:w="28%"/>
+            <w:tcW w:type="dxa" w:w="2732"/>
             <w:tcMar>
               <w:top w:type="dxa" w:w="30"/>
               <w:left w:type="dxa" w:w="70"/>
@@ -30583,7 +30611,7 @@
         </w:trPr>
         <w:tc>
           <w:tcPr>
-            <w:tcW w:type="pct" w:w="72%"/>
+            <w:tcW w:type="dxa" w:w="7024"/>
             <w:tcMar>
               <w:top w:type="dxa" w:w="30"/>
               <w:left w:type="dxa" w:w="70"/>
@@ -30609,7 +30637,7 @@
         </w:tc>
         <w:tc>
           <w:tcPr>
-            <w:tcW w:type="pct" w:w="28%"/>
+            <w:tcW w:type="dxa" w:w="2732"/>
             <w:tcMar>
               <w:top w:type="dxa" w:w="30"/>
               <w:left w:type="dxa" w:w="70"/>
@@ -30640,7 +30668,7 @@
         </w:trPr>
         <w:tc>
           <w:tcPr>
-            <w:tcW w:type="pct" w:w="72%"/>
+            <w:tcW w:type="dxa" w:w="7024"/>
             <w:tcMar>
               <w:top w:type="dxa" w:w="30"/>
               <w:left w:type="dxa" w:w="70"/>
@@ -30666,7 +30694,7 @@
         </w:tc>
         <w:tc>
           <w:tcPr>
-            <w:tcW w:type="pct" w:w="28%"/>
+            <w:tcW w:type="dxa" w:w="2732"/>
             <w:tcMar>
               <w:top w:type="dxa" w:w="30"/>
               <w:left w:type="dxa" w:w="70"/>
@@ -30697,7 +30725,7 @@
         </w:trPr>
         <w:tc>
           <w:tcPr>
-            <w:tcW w:type="pct" w:w="72%"/>
+            <w:tcW w:type="dxa" w:w="7024"/>
             <w:tcMar>
               <w:top w:type="dxa" w:w="30"/>
               <w:left w:type="dxa" w:w="70"/>
@@ -30723,7 +30751,7 @@
         </w:tc>
         <w:tc>
           <w:tcPr>
-            <w:tcW w:type="pct" w:w="28%"/>
+            <w:tcW w:type="dxa" w:w="2732"/>
             <w:tcMar>
               <w:top w:type="dxa" w:w="30"/>
               <w:left w:type="dxa" w:w="70"/>
@@ -30754,7 +30782,7 @@
         </w:trPr>
         <w:tc>
           <w:tcPr>
-            <w:tcW w:type="pct" w:w="72%"/>
+            <w:tcW w:type="dxa" w:w="7024"/>
             <w:shd w:fill="F2F5F7" w:color="auto" w:val="clear"/>
             <w:tcMar>
               <w:top w:type="dxa" w:w="30"/>
@@ -30781,7 +30809,7 @@
         </w:tc>
         <w:tc>
           <w:tcPr>
-            <w:tcW w:type="pct" w:w="28%"/>
+            <w:tcW w:type="dxa" w:w="2732"/>
             <w:shd w:fill="F2F5F7" w:color="auto" w:val="clear"/>
             <w:tcMar>
               <w:top w:type="dxa" w:w="30"/>
@@ -31006,17 +31034,18 @@
           <w:insideH w:val="none" w:color="FFFFFF" w:sz="0"/>
           <w:insideV w:val="none" w:color="FFFFFF" w:sz="0"/>
         </w:tblBorders>
+        <w:tblLayout w:type="fixed"/>
       </w:tblPr>
       <w:tblGrid>
-        <w:gridCol w:w="100"/>
-        <w:gridCol w:w="100"/>
-        <w:gridCol w:w="100"/>
-        <w:gridCol w:w="100"/>
+        <w:gridCol w:w="1268"/>
+        <w:gridCol w:w="3610"/>
+        <w:gridCol w:w="1463"/>
+        <w:gridCol w:w="3415"/>
       </w:tblGrid>
       <w:tr>
         <w:tc>
           <w:tcPr>
-            <w:tcW w:type="pct" w:w="13%"/>
+            <w:tcW w:type="dxa" w:w="1268"/>
             <w:tcBorders>
               <w:top w:val="none" w:color="FFFFFF" w:sz="0"/>
               <w:left w:val="none" w:color="FFFFFF" w:sz="0"/>
@@ -31049,7 +31078,7 @@
         </w:tc>
         <w:tc>
           <w:tcPr>
-            <w:tcW w:type="pct" w:w="37%"/>
+            <w:tcW w:type="dxa" w:w="3610"/>
             <w:tcBorders>
               <w:top w:val="none" w:color="FFFFFF" w:sz="0"/>
               <w:left w:val="none" w:color="FFFFFF" w:sz="0"/>
@@ -31079,7 +31108,7 @@
         </w:tc>
         <w:tc>
           <w:tcPr>
-            <w:tcW w:type="pct" w:w="15%"/>
+            <w:tcW w:type="dxa" w:w="1463"/>
             <w:tcBorders>
               <w:top w:val="none" w:color="FFFFFF" w:sz="0"/>
               <w:left w:val="none" w:color="FFFFFF" w:sz="0"/>
@@ -31112,7 +31141,7 @@
         </w:tc>
         <w:tc>
           <w:tcPr>
-            <w:tcW w:type="pct" w:w="35%"/>
+            <w:tcW w:type="dxa" w:w="3415"/>
             <w:tcBorders>
               <w:top w:val="none" w:color="FFFFFF" w:sz="0"/>
               <w:left w:val="none" w:color="FFFFFF" w:sz="0"/>
@@ -31144,7 +31173,7 @@
       <w:tr>
         <w:tc>
           <w:tcPr>
-            <w:tcW w:type="pct" w:w="13%"/>
+            <w:tcW w:type="dxa" w:w="1268"/>
             <w:tcBorders>
               <w:top w:val="none" w:color="FFFFFF" w:sz="0"/>
               <w:left w:val="none" w:color="FFFFFF" w:sz="0"/>
@@ -31177,7 +31206,7 @@
         </w:tc>
         <w:tc>
           <w:tcPr>
-            <w:tcW w:type="pct" w:w="37%"/>
+            <w:tcW w:type="dxa" w:w="3610"/>
             <w:tcBorders>
               <w:top w:val="none" w:color="FFFFFF" w:sz="0"/>
               <w:left w:val="none" w:color="FFFFFF" w:sz="0"/>
@@ -31207,7 +31236,7 @@
         </w:tc>
         <w:tc>
           <w:tcPr>
-            <w:tcW w:type="pct" w:w="15%"/>
+            <w:tcW w:type="dxa" w:w="1463"/>
             <w:tcBorders>
               <w:top w:val="none" w:color="FFFFFF" w:sz="0"/>
               <w:left w:val="none" w:color="FFFFFF" w:sz="0"/>
@@ -31240,7 +31269,7 @@
         </w:tc>
         <w:tc>
           <w:tcPr>
-            <w:tcW w:type="pct" w:w="35%"/>
+            <w:tcW w:type="dxa" w:w="3415"/>
             <w:tcBorders>
               <w:top w:val="none" w:color="FFFFFF" w:sz="0"/>
               <w:left w:val="none" w:color="FFFFFF" w:sz="0"/>
@@ -31272,7 +31301,7 @@
       <w:tr>
         <w:tc>
           <w:tcPr>
-            <w:tcW w:type="pct" w:w="13%"/>
+            <w:tcW w:type="dxa" w:w="1268"/>
             <w:tcBorders>
               <w:top w:val="none" w:color="FFFFFF" w:sz="0"/>
               <w:left w:val="none" w:color="FFFFFF" w:sz="0"/>
@@ -31305,7 +31334,7 @@
         </w:tc>
         <w:tc>
           <w:tcPr>
-            <w:tcW w:type="pct" w:w="37%"/>
+            <w:tcW w:type="dxa" w:w="3610"/>
             <w:tcBorders>
               <w:top w:val="none" w:color="FFFFFF" w:sz="0"/>
               <w:left w:val="none" w:color="FFFFFF" w:sz="0"/>
@@ -31335,7 +31364,7 @@
         </w:tc>
         <w:tc>
           <w:tcPr>
-            <w:tcW w:type="pct" w:w="15%"/>
+            <w:tcW w:type="dxa" w:w="1463"/>
             <w:tcBorders>
               <w:top w:val="none" w:color="FFFFFF" w:sz="0"/>
               <w:left w:val="none" w:color="FFFFFF" w:sz="0"/>
@@ -31368,7 +31397,7 @@
         </w:tc>
         <w:tc>
           <w:tcPr>
-            <w:tcW w:type="pct" w:w="35%"/>
+            <w:tcW w:type="dxa" w:w="3415"/>
             <w:tcBorders>
               <w:top w:val="none" w:color="FFFFFF" w:sz="0"/>
               <w:left w:val="none" w:color="FFFFFF" w:sz="0"/>
@@ -31400,7 +31429,7 @@
       <w:tr>
         <w:tc>
           <w:tcPr>
-            <w:tcW w:type="pct" w:w="13%"/>
+            <w:tcW w:type="dxa" w:w="1268"/>
             <w:tcBorders>
               <w:top w:val="none" w:color="FFFFFF" w:sz="0"/>
               <w:left w:val="none" w:color="FFFFFF" w:sz="0"/>
@@ -31433,7 +31462,7 @@
         </w:tc>
         <w:tc>
           <w:tcPr>
-            <w:tcW w:type="pct" w:w="37%"/>
+            <w:tcW w:type="dxa" w:w="3610"/>
             <w:tcBorders>
               <w:top w:val="none" w:color="FFFFFF" w:sz="0"/>
               <w:left w:val="none" w:color="FFFFFF" w:sz="0"/>
@@ -31463,7 +31492,7 @@
         </w:tc>
         <w:tc>
           <w:tcPr>
-            <w:tcW w:type="pct" w:w="15%"/>
+            <w:tcW w:type="dxa" w:w="1463"/>
             <w:tcBorders>
               <w:top w:val="none" w:color="FFFFFF" w:sz="0"/>
               <w:left w:val="none" w:color="FFFFFF" w:sz="0"/>
@@ -31496,7 +31525,7 @@
         </w:tc>
         <w:tc>
           <w:tcPr>
-            <w:tcW w:type="pct" w:w="35%"/>
+            <w:tcW w:type="dxa" w:w="3415"/>
             <w:tcBorders>
               <w:top w:val="none" w:color="FFFFFF" w:sz="0"/>
               <w:left w:val="none" w:color="FFFFFF" w:sz="0"/>
@@ -32301,10 +32330,11 @@
           <w:insideH w:val="single" w:color="auto" w:sz="4"/>
           <w:insideV w:val="single" w:color="auto" w:sz="4"/>
         </w:tblBorders>
+        <w:tblLayout w:type="fixed"/>
       </w:tblPr>
       <w:tblGrid>
-        <w:gridCol w:w="100"/>
-        <w:gridCol w:w="100"/>
+        <w:gridCol w:w="7024"/>
+        <w:gridCol w:w="2732"/>
       </w:tblGrid>
       <w:tr>
         <w:trPr>
@@ -32312,7 +32342,7 @@
         </w:trPr>
         <w:tc>
           <w:tcPr>
-            <w:tcW w:type="pct" w:w="72%"/>
+            <w:tcW w:type="dxa" w:w="7024"/>
             <w:shd w:fill="E7EDF1" w:color="auto" w:val="clear"/>
             <w:tcMar>
               <w:top w:type="dxa" w:w="30"/>
@@ -32339,7 +32369,7 @@
         </w:tc>
         <w:tc>
           <w:tcPr>
-            <w:tcW w:type="pct" w:w="28%"/>
+            <w:tcW w:type="dxa" w:w="2732"/>
             <w:shd w:fill="E7EDF1" w:color="auto" w:val="clear"/>
             <w:tcMar>
               <w:top w:type="dxa" w:w="30"/>
@@ -32371,7 +32401,7 @@
         </w:trPr>
         <w:tc>
           <w:tcPr>
-            <w:tcW w:type="pct" w:w="72%"/>
+            <w:tcW w:type="dxa" w:w="7024"/>
             <w:tcMar>
               <w:top w:type="dxa" w:w="30"/>
               <w:left w:type="dxa" w:w="70"/>
@@ -32397,7 +32427,7 @@
         </w:tc>
         <w:tc>
           <w:tcPr>
-            <w:tcW w:type="pct" w:w="28%"/>
+            <w:tcW w:type="dxa" w:w="2732"/>
             <w:tcMar>
               <w:top w:type="dxa" w:w="30"/>
               <w:left w:type="dxa" w:w="70"/>
@@ -32428,7 +32458,7 @@
         </w:trPr>
         <w:tc>
           <w:tcPr>
-            <w:tcW w:type="pct" w:w="72%"/>
+            <w:tcW w:type="dxa" w:w="7024"/>
             <w:tcMar>
               <w:top w:type="dxa" w:w="30"/>
               <w:left w:type="dxa" w:w="70"/>
@@ -32454,7 +32484,7 @@
         </w:tc>
         <w:tc>
           <w:tcPr>
-            <w:tcW w:type="pct" w:w="28%"/>
+            <w:tcW w:type="dxa" w:w="2732"/>
             <w:tcMar>
               <w:top w:type="dxa" w:w="30"/>
               <w:left w:type="dxa" w:w="70"/>
@@ -32485,7 +32515,7 @@
         </w:trPr>
         <w:tc>
           <w:tcPr>
-            <w:tcW w:type="pct" w:w="72%"/>
+            <w:tcW w:type="dxa" w:w="7024"/>
             <w:tcMar>
               <w:top w:type="dxa" w:w="30"/>
               <w:left w:type="dxa" w:w="70"/>
@@ -32511,7 +32541,7 @@
         </w:tc>
         <w:tc>
           <w:tcPr>
-            <w:tcW w:type="pct" w:w="28%"/>
+            <w:tcW w:type="dxa" w:w="2732"/>
             <w:tcMar>
               <w:top w:type="dxa" w:w="30"/>
               <w:left w:type="dxa" w:w="70"/>
@@ -32542,7 +32572,7 @@
         </w:trPr>
         <w:tc>
           <w:tcPr>
-            <w:tcW w:type="pct" w:w="72%"/>
+            <w:tcW w:type="dxa" w:w="7024"/>
             <w:tcMar>
               <w:top w:type="dxa" w:w="30"/>
               <w:left w:type="dxa" w:w="70"/>
@@ -32568,7 +32598,7 @@
         </w:tc>
         <w:tc>
           <w:tcPr>
-            <w:tcW w:type="pct" w:w="28%"/>
+            <w:tcW w:type="dxa" w:w="2732"/>
             <w:tcMar>
               <w:top w:type="dxa" w:w="30"/>
               <w:left w:type="dxa" w:w="70"/>
@@ -32599,7 +32629,7 @@
         </w:trPr>
         <w:tc>
           <w:tcPr>
-            <w:tcW w:type="pct" w:w="72%"/>
+            <w:tcW w:type="dxa" w:w="7024"/>
             <w:tcMar>
               <w:top w:type="dxa" w:w="30"/>
               <w:left w:type="dxa" w:w="70"/>
@@ -32625,7 +32655,7 @@
         </w:tc>
         <w:tc>
           <w:tcPr>
-            <w:tcW w:type="pct" w:w="28%"/>
+            <w:tcW w:type="dxa" w:w="2732"/>
             <w:tcMar>
               <w:top w:type="dxa" w:w="30"/>
               <w:left w:type="dxa" w:w="70"/>
@@ -32656,7 +32686,7 @@
         </w:trPr>
         <w:tc>
           <w:tcPr>
-            <w:tcW w:type="pct" w:w="72%"/>
+            <w:tcW w:type="dxa" w:w="7024"/>
             <w:shd w:fill="F2F5F7" w:color="auto" w:val="clear"/>
             <w:tcMar>
               <w:top w:type="dxa" w:w="30"/>
@@ -32683,7 +32713,7 @@
         </w:tc>
         <w:tc>
           <w:tcPr>
-            <w:tcW w:type="pct" w:w="28%"/>
+            <w:tcW w:type="dxa" w:w="2732"/>
             <w:shd w:fill="F2F5F7" w:color="auto" w:val="clear"/>
             <w:tcMar>
               <w:top w:type="dxa" w:w="30"/>

--- a/exemplo/memoria-circuitos-residencia-unifamiliar-exemplo-r00.docx
+++ b/exemplo/memoria-circuitos-residencia-unifamiliar-exemplo-r00.docx
@@ -483,7 +483,7 @@
                 <w:szCs w:val="19"/>
                 <w:rFonts w:ascii="Calibri" w:cs="Calibri" w:eastAsia="Calibri" w:hAnsi="Calibri"/>
               </w:rPr>
-              <w:t xml:space="preserve">20/10/2026 — R00</w:t>
+              <w:t xml:space="preserve">26/10/2026 — R00</w:t>
             </w:r>
           </w:p>
         </w:tc>
@@ -525,7 +525,7 @@
           <w:szCs w:val="20"/>
           <w:rFonts w:ascii="Calibri" w:cs="Calibri" w:eastAsia="Calibri" w:hAnsi="Calibri"/>
         </w:rPr>
-        <w:t xml:space="preserve">Este documento apresenta a memória de cálculo do dimensionamento dos condutores e dos dispositivos de proteção contra sobrecorrentes e choques elétricos dos 13 circuitos de baixa tensão da obra acima identificada, segundo os critérios da ABNT NBR 5410:2004 (versão corrigida 2008). Conforme 6.2.6.1.2, a seção adotada para cada circuito é a maior entre as exigidas pelos critérios de seção mínima, capacidade de condução de corrente, queda de tensão, sobrecarga, curto-circuito e proteção contra choques elétricos.</w:t>
+        <w:t xml:space="preserve">Este documento apresenta a memória de cálculo do dimensionamento dos condutores e dos dispositivos de proteção contra sobrecorrentes e choques elétricos dos 14 circuitos de baixa tensão da obra acima identificada, segundo os critérios da ABNT NBR 5410:2004 (versão corrigida 2008). Conforme 6.2.6.1.2, a seção adotada para cada circuito é a maior entre as exigidas pelos critérios de seção mínima, capacidade de condução de corrente, queda de tensão, sobrecarga, curto-circuito e proteção contra choques elétricos.</w:t>
       </w:r>
     </w:p>
     <w:p>
@@ -5693,7 +5693,7 @@
                 <w:szCs w:val="15"/>
                 <w:rFonts w:ascii="Calibri" w:cs="Calibri" w:eastAsia="Calibri" w:hAnsi="Calibri"/>
               </w:rPr>
-              <w:t xml:space="preserve">AL-1</w:t>
+              <w:t xml:space="preserve">13</w:t>
             </w:r>
           </w:p>
         </w:tc>
@@ -5717,7 +5717,7 @@
                 <w:szCs w:val="15"/>
                 <w:rFonts w:ascii="Calibri" w:cs="Calibri" w:eastAsia="Calibri" w:hAnsi="Calibri"/>
               </w:rPr>
-              <w:t xml:space="preserve">Alimentador do QD-1</w:t>
+              <w:t xml:space="preserve">Iluminação externa — estacionamento</w:t>
             </w:r>
           </w:p>
         </w:tc>
@@ -5741,7 +5741,7 @@
                 <w:szCs w:val="15"/>
                 <w:rFonts w:ascii="Calibri" w:cs="Calibri" w:eastAsia="Calibri" w:hAnsi="Calibri"/>
               </w:rPr>
-              <w:t xml:space="preserve">QM</w:t>
+              <w:t xml:space="preserve">QD-1</w:t>
             </w:r>
           </w:p>
         </w:tc>
@@ -5765,7 +5765,7 @@
                 <w:szCs w:val="15"/>
                 <w:rFonts w:ascii="Calibri" w:cs="Calibri" w:eastAsia="Calibri" w:hAnsi="Calibri"/>
               </w:rPr>
-              <w:t xml:space="preserve">F+F+F+N+PE</w:t>
+              <w:t xml:space="preserve">F+N+PE</w:t>
             </w:r>
           </w:p>
         </w:tc>
@@ -5789,7 +5789,7 @@
                 <w:szCs w:val="15"/>
                 <w:rFonts w:ascii="Calibri" w:cs="Calibri" w:eastAsia="Calibri" w:hAnsi="Calibri"/>
               </w:rPr>
-              <w:t xml:space="preserve">A-B-C</w:t>
+              <w:t xml:space="preserve">C</w:t>
             </w:r>
           </w:p>
         </w:tc>
@@ -5813,7 +5813,7 @@
                 <w:szCs w:val="15"/>
                 <w:rFonts w:ascii="Calibri" w:cs="Calibri" w:eastAsia="Calibri" w:hAnsi="Calibri"/>
               </w:rPr>
-              <w:t xml:space="preserve">220</w:t>
+              <w:t xml:space="preserve">127</w:t>
             </w:r>
           </w:p>
         </w:tc>
@@ -5837,7 +5837,7 @@
                 <w:szCs w:val="15"/>
                 <w:rFonts w:ascii="Calibri" w:cs="Calibri" w:eastAsia="Calibri" w:hAnsi="Calibri"/>
               </w:rPr>
-              <w:t xml:space="preserve">22.196</w:t>
+              <w:t xml:space="preserve">200</w:t>
             </w:r>
           </w:p>
         </w:tc>
@@ -5861,7 +5861,7 @@
                 <w:szCs w:val="15"/>
                 <w:rFonts w:ascii="Calibri" w:cs="Calibri" w:eastAsia="Calibri" w:hAnsi="Calibri"/>
               </w:rPr>
-              <w:t xml:space="preserve">0,94</w:t>
+              <w:t xml:space="preserve">0,95</w:t>
             </w:r>
           </w:p>
         </w:tc>
@@ -5885,7 +5885,7 @@
                 <w:szCs w:val="15"/>
                 <w:rFonts w:ascii="Calibri" w:cs="Calibri" w:eastAsia="Calibri" w:hAnsi="Calibri"/>
               </w:rPr>
-              <w:t xml:space="preserve">23.621</w:t>
+              <w:t xml:space="preserve">211</w:t>
             </w:r>
           </w:p>
         </w:tc>
@@ -5909,7 +5909,276 @@
                 <w:szCs w:val="15"/>
                 <w:rFonts w:ascii="Calibri" w:cs="Calibri" w:eastAsia="Calibri" w:hAnsi="Calibri"/>
               </w:rPr>
-              <w:t xml:space="preserve">61,99</w:t>
+              <w:t xml:space="preserve">1,66</w:t>
+            </w:r>
+          </w:p>
+        </w:tc>
+        <w:tc>
+          <w:tcPr>
+            <w:tcW w:type="dxa" w:w="683"/>
+            <w:tcMar>
+              <w:top w:type="dxa" w:w="30"/>
+              <w:left w:type="dxa" w:w="70"/>
+              <w:bottom w:type="dxa" w:w="30"/>
+              <w:right w:type="dxa" w:w="70"/>
+            </w:tcMar>
+          </w:tcPr>
+          <w:p>
+            <w:pPr>
+              <w:jc w:val="right"/>
+            </w:pPr>
+            <w:r>
+              <w:rPr>
+                <w:sz w:val="15"/>
+                <w:szCs w:val="15"/>
+                <w:rFonts w:ascii="Calibri" w:cs="Calibri" w:eastAsia="Calibri" w:hAnsi="Calibri"/>
+              </w:rPr>
+              <w:t xml:space="preserve">35,0</w:t>
+            </w:r>
+          </w:p>
+        </w:tc>
+      </w:tr>
+      <w:tr>
+        <w:trPr>
+          <w:cantSplit/>
+        </w:trPr>
+        <w:tc>
+          <w:tcPr>
+            <w:tcW w:type="dxa" w:w="585"/>
+            <w:tcMar>
+              <w:top w:type="dxa" w:w="30"/>
+              <w:left w:type="dxa" w:w="70"/>
+              <w:bottom w:type="dxa" w:w="30"/>
+              <w:right w:type="dxa" w:w="70"/>
+            </w:tcMar>
+          </w:tcPr>
+          <w:p>
+            <w:pPr>
+              <w:jc w:val="left"/>
+            </w:pPr>
+            <w:r>
+              <w:rPr>
+                <w:sz w:val="15"/>
+                <w:szCs w:val="15"/>
+                <w:rFonts w:ascii="Calibri" w:cs="Calibri" w:eastAsia="Calibri" w:hAnsi="Calibri"/>
+              </w:rPr>
+              <w:t xml:space="preserve">AL-1</w:t>
+            </w:r>
+          </w:p>
+        </w:tc>
+        <w:tc>
+          <w:tcPr>
+            <w:tcW w:type="dxa" w:w="2537"/>
+            <w:tcMar>
+              <w:top w:type="dxa" w:w="30"/>
+              <w:left w:type="dxa" w:w="70"/>
+              <w:bottom w:type="dxa" w:w="30"/>
+              <w:right w:type="dxa" w:w="70"/>
+            </w:tcMar>
+          </w:tcPr>
+          <w:p>
+            <w:pPr>
+              <w:jc w:val="left"/>
+            </w:pPr>
+            <w:r>
+              <w:rPr>
+                <w:sz w:val="15"/>
+                <w:szCs w:val="15"/>
+                <w:rFonts w:ascii="Calibri" w:cs="Calibri" w:eastAsia="Calibri" w:hAnsi="Calibri"/>
+              </w:rPr>
+              <w:t xml:space="preserve">Alimentador do QD-1</w:t>
+            </w:r>
+          </w:p>
+        </w:tc>
+        <w:tc>
+          <w:tcPr>
+            <w:tcW w:type="dxa" w:w="780"/>
+            <w:tcMar>
+              <w:top w:type="dxa" w:w="30"/>
+              <w:left w:type="dxa" w:w="70"/>
+              <w:bottom w:type="dxa" w:w="30"/>
+              <w:right w:type="dxa" w:w="70"/>
+            </w:tcMar>
+          </w:tcPr>
+          <w:p>
+            <w:pPr>
+              <w:jc w:val="left"/>
+            </w:pPr>
+            <w:r>
+              <w:rPr>
+                <w:sz w:val="15"/>
+                <w:szCs w:val="15"/>
+                <w:rFonts w:ascii="Calibri" w:cs="Calibri" w:eastAsia="Calibri" w:hAnsi="Calibri"/>
+              </w:rPr>
+              <w:t xml:space="preserve">QM</w:t>
+            </w:r>
+          </w:p>
+        </w:tc>
+        <w:tc>
+          <w:tcPr>
+            <w:tcW w:type="dxa" w:w="1073"/>
+            <w:tcMar>
+              <w:top w:type="dxa" w:w="30"/>
+              <w:left w:type="dxa" w:w="70"/>
+              <w:bottom w:type="dxa" w:w="30"/>
+              <w:right w:type="dxa" w:w="70"/>
+            </w:tcMar>
+          </w:tcPr>
+          <w:p>
+            <w:pPr>
+              <w:jc w:val="left"/>
+            </w:pPr>
+            <w:r>
+              <w:rPr>
+                <w:sz w:val="15"/>
+                <w:szCs w:val="15"/>
+                <w:rFonts w:ascii="Calibri" w:cs="Calibri" w:eastAsia="Calibri" w:hAnsi="Calibri"/>
+              </w:rPr>
+              <w:t xml:space="preserve">F+F+F+N+PE</w:t>
+            </w:r>
+          </w:p>
+        </w:tc>
+        <w:tc>
+          <w:tcPr>
+            <w:tcW w:type="dxa" w:w="683"/>
+            <w:tcMar>
+              <w:top w:type="dxa" w:w="30"/>
+              <w:left w:type="dxa" w:w="70"/>
+              <w:bottom w:type="dxa" w:w="30"/>
+              <w:right w:type="dxa" w:w="70"/>
+            </w:tcMar>
+          </w:tcPr>
+          <w:p>
+            <w:pPr>
+              <w:jc w:val="left"/>
+            </w:pPr>
+            <w:r>
+              <w:rPr>
+                <w:sz w:val="15"/>
+                <w:szCs w:val="15"/>
+                <w:rFonts w:ascii="Calibri" w:cs="Calibri" w:eastAsia="Calibri" w:hAnsi="Calibri"/>
+              </w:rPr>
+              <w:t xml:space="preserve">A-B-C</w:t>
+            </w:r>
+          </w:p>
+        </w:tc>
+        <w:tc>
+          <w:tcPr>
+            <w:tcW w:type="dxa" w:w="585"/>
+            <w:tcMar>
+              <w:top w:type="dxa" w:w="30"/>
+              <w:left w:type="dxa" w:w="70"/>
+              <w:bottom w:type="dxa" w:w="30"/>
+              <w:right w:type="dxa" w:w="70"/>
+            </w:tcMar>
+          </w:tcPr>
+          <w:p>
+            <w:pPr>
+              <w:jc w:val="right"/>
+            </w:pPr>
+            <w:r>
+              <w:rPr>
+                <w:sz w:val="15"/>
+                <w:szCs w:val="15"/>
+                <w:rFonts w:ascii="Calibri" w:cs="Calibri" w:eastAsia="Calibri" w:hAnsi="Calibri"/>
+              </w:rPr>
+              <w:t xml:space="preserve">220</w:t>
+            </w:r>
+          </w:p>
+        </w:tc>
+        <w:tc>
+          <w:tcPr>
+            <w:tcW w:type="dxa" w:w="780"/>
+            <w:tcMar>
+              <w:top w:type="dxa" w:w="30"/>
+              <w:left w:type="dxa" w:w="70"/>
+              <w:bottom w:type="dxa" w:w="30"/>
+              <w:right w:type="dxa" w:w="70"/>
+            </w:tcMar>
+          </w:tcPr>
+          <w:p>
+            <w:pPr>
+              <w:jc w:val="right"/>
+            </w:pPr>
+            <w:r>
+              <w:rPr>
+                <w:sz w:val="15"/>
+                <w:szCs w:val="15"/>
+                <w:rFonts w:ascii="Calibri" w:cs="Calibri" w:eastAsia="Calibri" w:hAnsi="Calibri"/>
+              </w:rPr>
+              <w:t xml:space="preserve">22.396</w:t>
+            </w:r>
+          </w:p>
+        </w:tc>
+        <w:tc>
+          <w:tcPr>
+            <w:tcW w:type="dxa" w:w="585"/>
+            <w:tcMar>
+              <w:top w:type="dxa" w:w="30"/>
+              <w:left w:type="dxa" w:w="70"/>
+              <w:bottom w:type="dxa" w:w="30"/>
+              <w:right w:type="dxa" w:w="70"/>
+            </w:tcMar>
+          </w:tcPr>
+          <w:p>
+            <w:pPr>
+              <w:jc w:val="right"/>
+            </w:pPr>
+            <w:r>
+              <w:rPr>
+                <w:sz w:val="15"/>
+                <w:szCs w:val="15"/>
+                <w:rFonts w:ascii="Calibri" w:cs="Calibri" w:eastAsia="Calibri" w:hAnsi="Calibri"/>
+              </w:rPr>
+              <w:t xml:space="preserve">0,94</w:t>
+            </w:r>
+          </w:p>
+        </w:tc>
+        <w:tc>
+          <w:tcPr>
+            <w:tcW w:type="dxa" w:w="780"/>
+            <w:tcMar>
+              <w:top w:type="dxa" w:w="30"/>
+              <w:left w:type="dxa" w:w="70"/>
+              <w:bottom w:type="dxa" w:w="30"/>
+              <w:right w:type="dxa" w:w="70"/>
+            </w:tcMar>
+          </w:tcPr>
+          <w:p>
+            <w:pPr>
+              <w:jc w:val="right"/>
+            </w:pPr>
+            <w:r>
+              <w:rPr>
+                <w:sz w:val="15"/>
+                <w:szCs w:val="15"/>
+                <w:rFonts w:ascii="Calibri" w:cs="Calibri" w:eastAsia="Calibri" w:hAnsi="Calibri"/>
+              </w:rPr>
+              <w:t xml:space="preserve">23.832</w:t>
+            </w:r>
+          </w:p>
+        </w:tc>
+        <w:tc>
+          <w:tcPr>
+            <w:tcW w:type="dxa" w:w="683"/>
+            <w:tcMar>
+              <w:top w:type="dxa" w:w="30"/>
+              <w:left w:type="dxa" w:w="70"/>
+              <w:bottom w:type="dxa" w:w="30"/>
+              <w:right w:type="dxa" w:w="70"/>
+            </w:tcMar>
+          </w:tcPr>
+          <w:p>
+            <w:pPr>
+              <w:jc w:val="right"/>
+            </w:pPr>
+            <w:r>
+              <w:rPr>
+                <w:sz w:val="15"/>
+                <w:szCs w:val="15"/>
+                <w:rFonts w:ascii="Calibri" w:cs="Calibri" w:eastAsia="Calibri" w:hAnsi="Calibri"/>
+              </w:rPr>
+              <w:t xml:space="preserve">62,54</w:t>
             </w:r>
           </w:p>
         </w:tc>
@@ -6452,7 +6721,7 @@
                 <w:szCs w:val="15"/>
                 <w:rFonts w:ascii="Calibri" w:cs="Calibri" w:eastAsia="Calibri" w:hAnsi="Calibri"/>
               </w:rPr>
-              <w:t xml:space="preserve">3,41 / 4,23</w:t>
+              <w:t xml:space="preserve">3,41 / 4,24</w:t>
             </w:r>
           </w:p>
         </w:tc>
@@ -6697,7 +6966,7 @@
                 <w:szCs w:val="15"/>
                 <w:rFonts w:ascii="Calibri" w:cs="Calibri" w:eastAsia="Calibri" w:hAnsi="Calibri"/>
               </w:rPr>
-              <w:t xml:space="preserve">1,77 / 2,59</w:t>
+              <w:t xml:space="preserve">1,77 / 2,60</w:t>
             </w:r>
           </w:p>
         </w:tc>
@@ -7432,7 +7701,7 @@
                 <w:szCs w:val="15"/>
                 <w:rFonts w:ascii="Calibri" w:cs="Calibri" w:eastAsia="Calibri" w:hAnsi="Calibri"/>
               </w:rPr>
-              <w:t xml:space="preserve">1,32 / 2,14</w:t>
+              <w:t xml:space="preserve">1,32 / 2,15</w:t>
             </w:r>
           </w:p>
         </w:tc>
@@ -7677,7 +7946,7 @@
                 <w:szCs w:val="15"/>
                 <w:rFonts w:ascii="Calibri" w:cs="Calibri" w:eastAsia="Calibri" w:hAnsi="Calibri"/>
               </w:rPr>
-              <w:t xml:space="preserve">2,02 / 2,84</w:t>
+              <w:t xml:space="preserve">2,02 / 2,85</w:t>
             </w:r>
           </w:p>
         </w:tc>
@@ -7922,7 +8191,7 @@
                 <w:szCs w:val="15"/>
                 <w:rFonts w:ascii="Calibri" w:cs="Calibri" w:eastAsia="Calibri" w:hAnsi="Calibri"/>
               </w:rPr>
-              <w:t xml:space="preserve">1,49 / 2,31</w:t>
+              <w:t xml:space="preserve">1,49 / 2,32</w:t>
             </w:r>
           </w:p>
         </w:tc>
@@ -8167,7 +8436,7 @@
                 <w:szCs w:val="15"/>
                 <w:rFonts w:ascii="Calibri" w:cs="Calibri" w:eastAsia="Calibri" w:hAnsi="Calibri"/>
               </w:rPr>
-              <w:t xml:space="preserve">0,98 / 1,80</w:t>
+              <w:t xml:space="preserve">0,98 / 1,81</w:t>
             </w:r>
           </w:p>
         </w:tc>
@@ -8412,7 +8681,7 @@
                 <w:szCs w:val="15"/>
                 <w:rFonts w:ascii="Calibri" w:cs="Calibri" w:eastAsia="Calibri" w:hAnsi="Calibri"/>
               </w:rPr>
-              <w:t xml:space="preserve">1,59 / 2,41</w:t>
+              <w:t xml:space="preserve">1,59 / 2,42</w:t>
             </w:r>
           </w:p>
         </w:tc>
@@ -8902,7 +9171,7 @@
                 <w:szCs w:val="15"/>
                 <w:rFonts w:ascii="Calibri" w:cs="Calibri" w:eastAsia="Calibri" w:hAnsi="Calibri"/>
               </w:rPr>
-              <w:t xml:space="preserve">1,09 / 1,91</w:t>
+              <w:t xml:space="preserve">1,09 / 1,92</w:t>
             </w:r>
           </w:p>
         </w:tc>
@@ -9147,7 +9416,7 @@
                 <w:szCs w:val="15"/>
                 <w:rFonts w:ascii="Calibri" w:cs="Calibri" w:eastAsia="Calibri" w:hAnsi="Calibri"/>
               </w:rPr>
-              <w:t xml:space="preserve">1,26 / 2,08</w:t>
+              <w:t xml:space="preserve">1,26 / 2,09</w:t>
             </w:r>
           </w:p>
         </w:tc>
@@ -9224,7 +9493,7 @@
                 <w:szCs w:val="15"/>
                 <w:rFonts w:ascii="Calibri" w:cs="Calibri" w:eastAsia="Calibri" w:hAnsi="Calibri"/>
               </w:rPr>
-              <w:t xml:space="preserve">AL-1</w:t>
+              <w:t xml:space="preserve">13</w:t>
             </w:r>
           </w:p>
         </w:tc>
@@ -9296,7 +9565,7 @@
                 <w:szCs w:val="15"/>
                 <w:rFonts w:ascii="Calibri" w:cs="Calibri" w:eastAsia="Calibri" w:hAnsi="Calibri"/>
               </w:rPr>
-              <w:t xml:space="preserve">16 / 16 / 16</w:t>
+              <w:t xml:space="preserve">1,5 / 1,5 / 1,5</w:t>
             </w:r>
           </w:p>
         </w:tc>
@@ -9320,7 +9589,7 @@
                 <w:szCs w:val="15"/>
                 <w:rFonts w:ascii="Calibri" w:cs="Calibri" w:eastAsia="Calibri" w:hAnsi="Calibri"/>
               </w:rPr>
-              <w:t xml:space="preserve">67,0</w:t>
+              <w:t xml:space="preserve">22,0</w:t>
             </w:r>
           </w:p>
         </w:tc>
@@ -9344,7 +9613,7 @@
                 <w:szCs w:val="15"/>
                 <w:rFonts w:ascii="Calibri" w:cs="Calibri" w:eastAsia="Calibri" w:hAnsi="Calibri"/>
               </w:rPr>
-              <w:t xml:space="preserve">C63 3P</w:t>
+              <w:t xml:space="preserve">C10 1P</w:t>
             </w:r>
           </w:p>
         </w:tc>
@@ -9368,7 +9637,7 @@
                 <w:szCs w:val="15"/>
                 <w:rFonts w:ascii="Calibri" w:cs="Calibri" w:eastAsia="Calibri" w:hAnsi="Calibri"/>
               </w:rPr>
-              <w:t xml:space="preserve">—</w:t>
+              <w:t xml:space="preserve">25 A/30 mA</w:t>
             </w:r>
           </w:p>
         </w:tc>
@@ -9392,7 +9661,252 @@
                 <w:szCs w:val="15"/>
                 <w:rFonts w:ascii="Calibri" w:cs="Calibri" w:eastAsia="Calibri" w:hAnsi="Calibri"/>
               </w:rPr>
-              <w:t xml:space="preserve">0,82 / 0,82</w:t>
+              <w:t xml:space="preserve">1,39 / 2,21</w:t>
+            </w:r>
+          </w:p>
+        </w:tc>
+        <w:tc>
+          <w:tcPr>
+            <w:tcW w:type="dxa" w:w="1463"/>
+            <w:tcMar>
+              <w:top w:type="dxa" w:w="30"/>
+              <w:left w:type="dxa" w:w="70"/>
+              <w:bottom w:type="dxa" w:w="30"/>
+              <w:right w:type="dxa" w:w="70"/>
+            </w:tcMar>
+          </w:tcPr>
+          <w:p>
+            <w:pPr>
+              <w:jc w:val="left"/>
+            </w:pPr>
+            <w:r>
+              <w:rPr>
+                <w:sz w:val="15"/>
+                <w:szCs w:val="15"/>
+                <w:rFonts w:ascii="Calibri" w:cs="Calibri" w:eastAsia="Calibri" w:hAnsi="Calibri"/>
+              </w:rPr>
+              <w:t xml:space="preserve">DN 20 (1/2")</w:t>
+            </w:r>
+          </w:p>
+        </w:tc>
+        <w:tc>
+          <w:tcPr>
+            <w:tcW w:type="dxa" w:w="976"/>
+            <w:tcMar>
+              <w:top w:type="dxa" w:w="30"/>
+              <w:left w:type="dxa" w:w="70"/>
+              <w:bottom w:type="dxa" w:w="30"/>
+              <w:right w:type="dxa" w:w="70"/>
+            </w:tcMar>
+          </w:tcPr>
+          <w:p>
+            <w:pPr>
+              <w:jc w:val="left"/>
+            </w:pPr>
+            <w:r>
+              <w:rPr>
+                <w:sz w:val="15"/>
+                <w:szCs w:val="15"/>
+                <w:rFonts w:ascii="Calibri" w:cs="Calibri" w:eastAsia="Calibri" w:hAnsi="Calibri"/>
+              </w:rPr>
+              <w:t xml:space="preserve">Atende</w:t>
+            </w:r>
+          </w:p>
+        </w:tc>
+      </w:tr>
+      <w:tr>
+        <w:trPr>
+          <w:cantSplit/>
+        </w:trPr>
+        <w:tc>
+          <w:tcPr>
+            <w:tcW w:type="dxa" w:w="585"/>
+            <w:tcMar>
+              <w:top w:type="dxa" w:w="30"/>
+              <w:left w:type="dxa" w:w="70"/>
+              <w:bottom w:type="dxa" w:w="30"/>
+              <w:right w:type="dxa" w:w="70"/>
+            </w:tcMar>
+          </w:tcPr>
+          <w:p>
+            <w:pPr>
+              <w:jc w:val="left"/>
+            </w:pPr>
+            <w:r>
+              <w:rPr>
+                <w:sz w:val="15"/>
+                <w:szCs w:val="15"/>
+                <w:rFonts w:ascii="Calibri" w:cs="Calibri" w:eastAsia="Calibri" w:hAnsi="Calibri"/>
+              </w:rPr>
+              <w:t xml:space="preserve">AL-1</w:t>
+            </w:r>
+          </w:p>
+        </w:tc>
+        <w:tc>
+          <w:tcPr>
+            <w:tcW w:type="dxa" w:w="585"/>
+            <w:tcMar>
+              <w:top w:type="dxa" w:w="30"/>
+              <w:left w:type="dxa" w:w="70"/>
+              <w:bottom w:type="dxa" w:w="30"/>
+              <w:right w:type="dxa" w:w="70"/>
+            </w:tcMar>
+          </w:tcPr>
+          <w:p>
+            <w:pPr>
+              <w:jc w:val="left"/>
+            </w:pPr>
+            <w:r>
+              <w:rPr>
+                <w:sz w:val="15"/>
+                <w:szCs w:val="15"/>
+                <w:rFonts w:ascii="Calibri" w:cs="Calibri" w:eastAsia="Calibri" w:hAnsi="Calibri"/>
+              </w:rPr>
+              <w:t xml:space="preserve">61A/D</w:t>
+            </w:r>
+          </w:p>
+        </w:tc>
+        <w:tc>
+          <w:tcPr>
+            <w:tcW w:type="dxa" w:w="683"/>
+            <w:tcMar>
+              <w:top w:type="dxa" w:w="30"/>
+              <w:left w:type="dxa" w:w="70"/>
+              <w:bottom w:type="dxa" w:w="30"/>
+              <w:right w:type="dxa" w:w="70"/>
+            </w:tcMar>
+          </w:tcPr>
+          <w:p>
+            <w:pPr>
+              <w:jc w:val="left"/>
+            </w:pPr>
+            <w:r>
+              <w:rPr>
+                <w:sz w:val="15"/>
+                <w:szCs w:val="15"/>
+                <w:rFonts w:ascii="Calibri" w:cs="Calibri" w:eastAsia="Calibri" w:hAnsi="Calibri"/>
+              </w:rPr>
+              <w:t xml:space="preserve">1,00</w:t>
+            </w:r>
+          </w:p>
+        </w:tc>
+        <w:tc>
+          <w:tcPr>
+            <w:tcW w:type="dxa" w:w="1463"/>
+            <w:tcMar>
+              <w:top w:type="dxa" w:w="30"/>
+              <w:left w:type="dxa" w:w="70"/>
+              <w:bottom w:type="dxa" w:w="30"/>
+              <w:right w:type="dxa" w:w="70"/>
+            </w:tcMar>
+          </w:tcPr>
+          <w:p>
+            <w:pPr>
+              <w:jc w:val="left"/>
+            </w:pPr>
+            <w:r>
+              <w:rPr>
+                <w:sz w:val="15"/>
+                <w:szCs w:val="15"/>
+                <w:rFonts w:ascii="Calibri" w:cs="Calibri" w:eastAsia="Calibri" w:hAnsi="Calibri"/>
+              </w:rPr>
+              <w:t xml:space="preserve">16 / 16 / 16</w:t>
+            </w:r>
+          </w:p>
+        </w:tc>
+        <w:tc>
+          <w:tcPr>
+            <w:tcW w:type="dxa" w:w="683"/>
+            <w:tcMar>
+              <w:top w:type="dxa" w:w="30"/>
+              <w:left w:type="dxa" w:w="70"/>
+              <w:bottom w:type="dxa" w:w="30"/>
+              <w:right w:type="dxa" w:w="70"/>
+            </w:tcMar>
+          </w:tcPr>
+          <w:p>
+            <w:pPr>
+              <w:jc w:val="right"/>
+            </w:pPr>
+            <w:r>
+              <w:rPr>
+                <w:sz w:val="15"/>
+                <w:szCs w:val="15"/>
+                <w:rFonts w:ascii="Calibri" w:cs="Calibri" w:eastAsia="Calibri" w:hAnsi="Calibri"/>
+              </w:rPr>
+              <w:t xml:space="preserve">67,0</w:t>
+            </w:r>
+          </w:p>
+        </w:tc>
+        <w:tc>
+          <w:tcPr>
+            <w:tcW w:type="dxa" w:w="1073"/>
+            <w:tcMar>
+              <w:top w:type="dxa" w:w="30"/>
+              <w:left w:type="dxa" w:w="70"/>
+              <w:bottom w:type="dxa" w:w="30"/>
+              <w:right w:type="dxa" w:w="70"/>
+            </w:tcMar>
+          </w:tcPr>
+          <w:p>
+            <w:pPr>
+              <w:jc w:val="left"/>
+            </w:pPr>
+            <w:r>
+              <w:rPr>
+                <w:sz w:val="15"/>
+                <w:szCs w:val="15"/>
+                <w:rFonts w:ascii="Calibri" w:cs="Calibri" w:eastAsia="Calibri" w:hAnsi="Calibri"/>
+              </w:rPr>
+              <w:t xml:space="preserve">C63 3P</w:t>
+            </w:r>
+          </w:p>
+        </w:tc>
+        <w:tc>
+          <w:tcPr>
+            <w:tcW w:type="dxa" w:w="1171"/>
+            <w:tcMar>
+              <w:top w:type="dxa" w:w="30"/>
+              <w:left w:type="dxa" w:w="70"/>
+              <w:bottom w:type="dxa" w:w="30"/>
+              <w:right w:type="dxa" w:w="70"/>
+            </w:tcMar>
+          </w:tcPr>
+          <w:p>
+            <w:pPr>
+              <w:jc w:val="left"/>
+            </w:pPr>
+            <w:r>
+              <w:rPr>
+                <w:sz w:val="15"/>
+                <w:szCs w:val="15"/>
+                <w:rFonts w:ascii="Calibri" w:cs="Calibri" w:eastAsia="Calibri" w:hAnsi="Calibri"/>
+              </w:rPr>
+              <w:t xml:space="preserve">—</w:t>
+            </w:r>
+          </w:p>
+        </w:tc>
+        <w:tc>
+          <w:tcPr>
+            <w:tcW w:type="dxa" w:w="1073"/>
+            <w:tcMar>
+              <w:top w:type="dxa" w:w="30"/>
+              <w:left w:type="dxa" w:w="70"/>
+              <w:bottom w:type="dxa" w:w="30"/>
+              <w:right w:type="dxa" w:w="70"/>
+            </w:tcMar>
+          </w:tcPr>
+          <w:p>
+            <w:pPr>
+              <w:jc w:val="left"/>
+            </w:pPr>
+            <w:r>
+              <w:rPr>
+                <w:sz w:val="15"/>
+                <w:szCs w:val="15"/>
+                <w:rFonts w:ascii="Calibri" w:cs="Calibri" w:eastAsia="Calibri" w:hAnsi="Calibri"/>
+              </w:rPr>
+              <w:t xml:space="preserve">0,83 / 0,83</w:t>
             </w:r>
           </w:p>
         </w:tc>
@@ -10508,7 +11022,7 @@
           <w:szCs w:val="19"/>
           <w:rFonts w:ascii="Calibri" w:cs="Calibri" w:eastAsia="Calibri" w:hAnsi="Calibri"/>
         </w:rPr>
-        <w:t xml:space="preserve">✓ ΔV acumulada = 0,82 % (a montante, alimentador AL-1) + 3,41 % = 4,23 % ≤ 5,00 %</w:t>
+        <w:t xml:space="preserve">✓ ΔV acumulada = 0,83 % (a montante, alimentador AL-1) + 3,41 % = 4,24 % ≤ 5,00 %</w:t>
       </w:r>
     </w:p>
     <w:p>
@@ -12348,7 +12862,7 @@
           <w:szCs w:val="19"/>
           <w:rFonts w:ascii="Calibri" w:cs="Calibri" w:eastAsia="Calibri" w:hAnsi="Calibri"/>
         </w:rPr>
-        <w:t xml:space="preserve">✓ ΔV acumulada = 0,82 % (a montante, alimentador AL-1) + 1,77 % = 2,59 % ≤ 5,00 %</w:t>
+        <w:t xml:space="preserve">✓ ΔV acumulada = 0,83 % (a montante, alimentador AL-1) + 1,77 % = 2,60 % ≤ 5,00 %</w:t>
       </w:r>
     </w:p>
     <w:p>
@@ -14096,7 +14610,7 @@
           <w:szCs w:val="19"/>
           <w:rFonts w:ascii="Calibri" w:cs="Calibri" w:eastAsia="Calibri" w:hAnsi="Calibri"/>
         </w:rPr>
-        <w:t xml:space="preserve">✓ ΔV acumulada = 0,82 % (a montante, alimentador AL-1) + 2,73 % = 3,56 % ≤ 5,00 %</w:t>
+        <w:t xml:space="preserve">✓ ΔV acumulada = 0,83 % (a montante, alimentador AL-1) + 2,73 % = 3,56 % ≤ 5,00 %</w:t>
       </w:r>
     </w:p>
     <w:p>
@@ -15936,7 +16450,7 @@
           <w:szCs w:val="19"/>
           <w:rFonts w:ascii="Calibri" w:cs="Calibri" w:eastAsia="Calibri" w:hAnsi="Calibri"/>
         </w:rPr>
-        <w:t xml:space="preserve">✓ ΔV acumulada = 0,82 % (a montante, alimentador AL-1) + 1,59 % = 2,41 % ≤ 5,00 %</w:t>
+        <w:t xml:space="preserve">✓ ΔV acumulada = 0,83 % (a montante, alimentador AL-1) + 1,59 % = 2,41 % ≤ 5,00 %</w:t>
       </w:r>
     </w:p>
     <w:p>
@@ -17684,7 +18198,7 @@
           <w:szCs w:val="19"/>
           <w:rFonts w:ascii="Calibri" w:cs="Calibri" w:eastAsia="Calibri" w:hAnsi="Calibri"/>
         </w:rPr>
-        <w:t xml:space="preserve">✓ ΔV acumulada = 0,82 % (a montante, alimentador AL-1) + 1,32 % = 2,14 % ≤ 5,00 %</w:t>
+        <w:t xml:space="preserve">✓ ΔV acumulada = 0,83 % (a montante, alimentador AL-1) + 1,32 % = 2,15 % ≤ 5,00 %</w:t>
       </w:r>
     </w:p>
     <w:p>
@@ -19448,7 +19962,7 @@
           <w:szCs w:val="19"/>
           <w:rFonts w:ascii="Calibri" w:cs="Calibri" w:eastAsia="Calibri" w:hAnsi="Calibri"/>
         </w:rPr>
-        <w:t xml:space="preserve">✓ ΔV acumulada = 0,82 % (a montante, alimentador AL-1) + 2,02 % = 2,84 % ≤ 5,00 %</w:t>
+        <w:t xml:space="preserve">✓ ΔV acumulada = 0,83 % (a montante, alimentador AL-1) + 2,02 % = 2,85 % ≤ 5,00 %</w:t>
       </w:r>
     </w:p>
     <w:p>
@@ -21212,7 +21726,7 @@
           <w:szCs w:val="19"/>
           <w:rFonts w:ascii="Calibri" w:cs="Calibri" w:eastAsia="Calibri" w:hAnsi="Calibri"/>
         </w:rPr>
-        <w:t xml:space="preserve">✓ ΔV acumulada = 0,82 % (a montante, alimentador AL-1) + 1,49 % = 2,31 % ≤ 5,00 %</w:t>
+        <w:t xml:space="preserve">✓ ΔV acumulada = 0,83 % (a montante, alimentador AL-1) + 1,49 % = 2,32 % ≤ 5,00 %</w:t>
       </w:r>
     </w:p>
     <w:p>
@@ -22976,7 +23490,7 @@
           <w:szCs w:val="19"/>
           <w:rFonts w:ascii="Calibri" w:cs="Calibri" w:eastAsia="Calibri" w:hAnsi="Calibri"/>
         </w:rPr>
-        <w:t xml:space="preserve">✓ ΔV acumulada = 0,82 % (a montante, alimentador AL-1) + 0,98 % = 1,80 % ≤ 5,00 %</w:t>
+        <w:t xml:space="preserve">✓ ΔV acumulada = 0,83 % (a montante, alimentador AL-1) + 0,98 % = 1,81 % ≤ 5,00 %</w:t>
       </w:r>
     </w:p>
     <w:p>
@@ -24832,7 +25346,7 @@
           <w:szCs w:val="19"/>
           <w:rFonts w:ascii="Calibri" w:cs="Calibri" w:eastAsia="Calibri" w:hAnsi="Calibri"/>
         </w:rPr>
-        <w:t xml:space="preserve">✓ ΔV acumulada = 0,82 % (a montante, alimentador AL-1) + 1,59 % = 2,41 % ≤ 5,00 %</w:t>
+        <w:t xml:space="preserve">✓ ΔV acumulada = 0,83 % (a montante, alimentador AL-1) + 1,59 % = 2,42 % ≤ 5,00 %</w:t>
       </w:r>
     </w:p>
     <w:p>
@@ -26660,7 +27174,7 @@
           <w:szCs w:val="19"/>
           <w:rFonts w:ascii="Calibri" w:cs="Calibri" w:eastAsia="Calibri" w:hAnsi="Calibri"/>
         </w:rPr>
-        <w:t xml:space="preserve">✓ ΔV acumulada = 0,82 % (a montante, alimentador AL-1) + 0,68 % = 1,50 % ≤ 5,00 %</w:t>
+        <w:t xml:space="preserve">✓ ΔV acumulada = 0,83 % (a montante, alimentador AL-1) + 0,68 % = 1,50 % ≤ 5,00 %</w:t>
       </w:r>
     </w:p>
     <w:p>
@@ -26872,7 +27386,7 @@
           <w:szCs w:val="17"/>
           <w:rFonts w:ascii="Consolas" w:cs="Consolas" w:eastAsia="Consolas" w:hAnsi="Consolas"/>
         </w:rPr>
-        <w:t xml:space="preserve">ΔVp acumulada = 2,41 %</w:t>
+        <w:t xml:space="preserve">ΔVp acumulada = 2,42 %</w:t>
       </w:r>
     </w:p>
     <w:p>
@@ -26886,7 +27400,7 @@
           <w:szCs w:val="19"/>
           <w:rFonts w:ascii="Calibri" w:cs="Calibri" w:eastAsia="Calibri" w:hAnsi="Calibri"/>
         </w:rPr>
-        <w:t xml:space="preserve">✓ Queda de tensão durante a partida = 2,41 % ≤ 10 %</w:t>
+        <w:t xml:space="preserve">✓ Queda de tensão durante a partida = 2,42 % ≤ 10 %</w:t>
       </w:r>
     </w:p>
     <w:p>
@@ -28541,7 +29055,7 @@
           <w:szCs w:val="19"/>
           <w:rFonts w:ascii="Calibri" w:cs="Calibri" w:eastAsia="Calibri" w:hAnsi="Calibri"/>
         </w:rPr>
-        <w:t xml:space="preserve">✓ ΔV acumulada = 0,82 % (a montante, alimentador AL-1) + 1,09 % = 1,91 % ≤ 5,00 %</w:t>
+        <w:t xml:space="preserve">✓ ΔV acumulada = 0,83 % (a montante, alimentador AL-1) + 1,09 % = 1,92 % ≤ 5,00 %</w:t>
       </w:r>
     </w:p>
     <w:p>
@@ -30289,7 +30803,7 @@
           <w:szCs w:val="19"/>
           <w:rFonts w:ascii="Calibri" w:cs="Calibri" w:eastAsia="Calibri" w:hAnsi="Calibri"/>
         </w:rPr>
-        <w:t xml:space="preserve">✓ ΔV acumulada = 0,82 % (a montante, alimentador AL-1) + 1,26 % = 2,08 % ≤ 5,00 %</w:t>
+        <w:t xml:space="preserve">✓ ΔV acumulada = 0,83 % (a montante, alimentador AL-1) + 1,26 % = 2,09 % ≤ 5,00 %</w:t>
       </w:r>
     </w:p>
     <w:p>
@@ -31020,7 +31534,7 @@
           <w:szCs w:val="22"/>
           <w:rFonts w:ascii="Calibri" w:cs="Calibri" w:eastAsia="Calibri" w:hAnsi="Calibri"/>
         </w:rPr>
-        <w:t xml:space="preserve"> 6.13 Circuito AL-1 — Alimentador do QD-1</w:t>
+        <w:t xml:space="preserve"> 6.13 Circuito 13 — Iluminação externa — estacionamento</w:t>
       </w:r>
     </w:p>
     <w:tbl>
@@ -31102,7 +31616,7 @@
                 <w:szCs w:val="17"/>
                 <w:rFonts w:ascii="Calibri" w:cs="Calibri" w:eastAsia="Calibri" w:hAnsi="Calibri"/>
               </w:rPr>
-              <w:t xml:space="preserve">QM — Quadro de medição (ponto de entrega)</w:t>
+              <w:t xml:space="preserve">QD-1 — Quadro de distribuição de circuitos</w:t>
             </w:r>
           </w:p>
         </w:tc>
@@ -31165,7 +31679,7 @@
                 <w:szCs w:val="17"/>
                 <w:rFonts w:ascii="Calibri" w:cs="Calibri" w:eastAsia="Calibri" w:hAnsi="Calibri"/>
               </w:rPr>
-              <w:t xml:space="preserve">Distribuição (alimentador de quadro)</w:t>
+              <w:t xml:space="preserve">Iluminação</w:t>
             </w:r>
           </w:p>
         </w:tc>
@@ -31230,7 +31744,7 @@
                 <w:szCs w:val="17"/>
                 <w:rFonts w:ascii="Calibri" w:cs="Calibri" w:eastAsia="Calibri" w:hAnsi="Calibri"/>
               </w:rPr>
-              <w:t xml:space="preserve">F+F+F+N+PE — trifásico com neutro, com condutor de proteção — fases A, B, C</w:t>
+              <w:t xml:space="preserve">F+N+PE — monofásico fase-neutro, com condutor de proteção — fase C</w:t>
             </w:r>
           </w:p>
         </w:tc>
@@ -31293,7 +31807,7 @@
                 <w:szCs w:val="17"/>
                 <w:rFonts w:ascii="Calibri" w:cs="Calibri" w:eastAsia="Calibri" w:hAnsi="Calibri"/>
               </w:rPr>
-              <w:t xml:space="preserve">220 V</w:t>
+              <w:t xml:space="preserve">127 V</w:t>
             </w:r>
           </w:p>
         </w:tc>
@@ -31358,7 +31872,7 @@
                 <w:szCs w:val="17"/>
                 <w:rFonts w:ascii="Calibri" w:cs="Calibri" w:eastAsia="Calibri" w:hAnsi="Calibri"/>
               </w:rPr>
-              <w:t xml:space="preserve">Quadro de distribuição / prumada</w:t>
+              <w:t xml:space="preserve">Área externa à edificação</w:t>
             </w:r>
           </w:p>
         </w:tc>
@@ -31421,7 +31935,7 @@
                 <w:szCs w:val="17"/>
                 <w:rFonts w:ascii="Calibri" w:cs="Calibri" w:eastAsia="Calibri" w:hAnsi="Calibri"/>
               </w:rPr>
-              <w:t xml:space="preserve">12,0 m</w:t>
+              <w:t xml:space="preserve">35,0 m</w:t>
             </w:r>
           </w:p>
         </w:tc>
@@ -31486,7 +32000,7 @@
                 <w:szCs w:val="17"/>
                 <w:rFonts w:ascii="Calibri" w:cs="Calibri" w:eastAsia="Calibri" w:hAnsi="Calibri"/>
               </w:rPr>
-              <w:t xml:space="preserve">23.621 VA (demanda do quadro QD-1) — 22.196 W</w:t>
+              <w:t xml:space="preserve">200 W (luminotécnica: Estacionamento externo) — 211 VA</w:t>
             </w:r>
           </w:p>
         </w:tc>
@@ -31549,7 +32063,7 @@
                 <w:szCs w:val="17"/>
                 <w:rFonts w:ascii="Calibri" w:cs="Calibri" w:eastAsia="Calibri" w:hAnsi="Calibri"/>
               </w:rPr>
-              <w:t xml:space="preserve">0,94</w:t>
+              <w:t xml:space="preserve">0,95</w:t>
             </w:r>
           </w:p>
         </w:tc>
@@ -31589,7 +32103,7 @@
           <w:szCs w:val="17"/>
           <w:rFonts w:ascii="Consolas" w:cs="Consolas" w:eastAsia="Consolas" w:hAnsi="Consolas"/>
         </w:rPr>
-        <w:t xml:space="preserve">S = FD × ΣS(terminais) + ΣS(quadros a jusante) = 1,00 × 23.621 + 0 = 23.621 VA</w:t>
+        <w:t xml:space="preserve">P = Σ potência das luminárias (cálculo luminotécnico: Estacionamento externo) = 200 W</w:t>
       </w:r>
     </w:p>
     <w:p>
@@ -31605,7 +32119,7 @@
           <w:szCs w:val="17"/>
           <w:rFonts w:ascii="Consolas" w:cs="Consolas" w:eastAsia="Consolas" w:hAnsi="Consolas"/>
         </w:rPr>
-        <w:t xml:space="preserve">cosφ médio = P / S = 22.196 / 23.621 = 0,94</w:t>
+        <w:t xml:space="preserve">S = P / cosφ = 200 / 0,95 = 210,5 VA</w:t>
       </w:r>
     </w:p>
     <w:p>
@@ -31621,7 +32135,7 @@
           <w:szCs w:val="17"/>
           <w:rFonts w:ascii="Consolas" w:cs="Consolas" w:eastAsia="Consolas" w:hAnsi="Consolas"/>
         </w:rPr>
-        <w:t xml:space="preserve">IB = S / (√3 × U) = 23.621,1 / (√3 × 220) = 61,99 A</w:t>
+        <w:t xml:space="preserve">IB = S / U0 = 210,5 / 127 = 1,66 A</w:t>
       </w:r>
     </w:p>
     <w:p>
@@ -31728,7 +32242,7 @@
           <w:szCs w:val="20"/>
           <w:rFonts w:ascii="Calibri" w:cs="Calibri" w:eastAsia="Calibri" w:hAnsi="Calibri"/>
         </w:rPr>
-        <w:t xml:space="preserve">. Cabo unipolar 0,6/1 kV, cobre, isolação PVC 70 °C (ABNT NBR 7288); 3 condutores carregados (Tabela 46).</w:t>
+        <w:t xml:space="preserve">. Cabo unipolar 0,6/1 kV, cobre, isolação PVC 70 °C (ABNT NBR 7288); 2 condutores carregados (Tabela 46).</w:t>
       </w:r>
     </w:p>
     <w:p>
@@ -31837,7 +32351,7 @@
           <w:szCs w:val="20"/>
           <w:rFonts w:ascii="Calibri" w:cs="Calibri" w:eastAsia="Calibri" w:hAnsi="Calibri"/>
         </w:rPr>
-        <w:t xml:space="preserve">Disjuntor termomagnético 3P, curva C, conforme ABNT NBR NM 60898. Corrente nominal: menor valor padronizado igual ou superior a IB e a 10 A.</w:t>
+        <w:t xml:space="preserve">Disjuntor termomagnético 1P, curva C, conforme ABNT NBR NM 60898. Corrente nominal: menor valor padronizado igual ou superior a IB e a 10 A.</w:t>
       </w:r>
     </w:p>
     <w:p>
@@ -31853,7 +32367,7 @@
           <w:szCs w:val="17"/>
           <w:rFonts w:ascii="Consolas" w:cs="Consolas" w:eastAsia="Consolas" w:hAnsi="Consolas"/>
         </w:rPr>
-        <w:t xml:space="preserve">In ≥ IB = 61,99 A   →   In = 63 A</w:t>
+        <w:t xml:space="preserve">In ≥ IB = 1,66 A   →   In = 10 A</w:t>
       </w:r>
     </w:p>
     <w:p>
@@ -31869,7 +32383,7 @@
           <w:szCs w:val="17"/>
           <w:rFonts w:ascii="Consolas" w:cs="Consolas" w:eastAsia="Consolas" w:hAnsi="Consolas"/>
         </w:rPr>
-        <w:t xml:space="preserve">I2 = 1,45 × In = 91,35 A</w:t>
+        <w:t xml:space="preserve">I2 = 1,45 × In = 14,50 A</w:t>
       </w:r>
     </w:p>
     <w:p>
@@ -31901,7 +32415,7 @@
           <w:szCs w:val="17"/>
           <w:rFonts w:ascii="Consolas" w:cs="Consolas" w:eastAsia="Consolas" w:hAnsi="Consolas"/>
         </w:rPr>
-        <w:t xml:space="preserve">Iz,mín = In = 63 A</w:t>
+        <w:t xml:space="preserve">Iz,mín = In = 10 A</w:t>
       </w:r>
     </w:p>
     <w:p>
@@ -31917,7 +32431,7 @@
           <w:szCs w:val="17"/>
           <w:rFonts w:ascii="Consolas" w:cs="Consolas" w:eastAsia="Consolas" w:hAnsi="Consolas"/>
         </w:rPr>
-        <w:t xml:space="preserve">Ic,mín = Iz,mín / (fator total) = 63,00 / (1,000) = 63,00 A</w:t>
+        <w:t xml:space="preserve">Ic,mín = Iz,mín / (fator total) = 10,00 / (1,000) = 10,00 A</w:t>
       </w:r>
     </w:p>
     <w:p>
@@ -31930,7 +32444,7 @@
           <w:szCs w:val="20"/>
           <w:rFonts w:ascii="Calibri" w:cs="Calibri" w:eastAsia="Calibri" w:hAnsi="Calibri"/>
         </w:rPr>
-        <w:t xml:space="preserve">Tabela 36 (cobre), método D, 3 condutores carregados: menor seção com Ic ≥ 63,00 A → </w:t>
+        <w:t xml:space="preserve">Tabela 36 (cobre), método D, 2 condutores carregados: menor seção com Ic ≥ 10,00 A → </w:t>
       </w:r>
       <w:r>
         <w:rPr>
@@ -31940,7 +32454,7 @@
           <w:szCs w:val="20"/>
           <w:rFonts w:ascii="Calibri" w:cs="Calibri" w:eastAsia="Calibri" w:hAnsi="Calibri"/>
         </w:rPr>
-        <w:t xml:space="preserve">16 mm²</w:t>
+        <w:t xml:space="preserve">0,5 mm²</w:t>
       </w:r>
       <w:r>
         <w:rPr>
@@ -31948,7 +32462,7 @@
           <w:szCs w:val="20"/>
           <w:rFonts w:ascii="Calibri" w:cs="Calibri" w:eastAsia="Calibri" w:hAnsi="Calibri"/>
         </w:rPr>
-        <w:t xml:space="preserve"> (Ic = 67 A).</w:t>
+        <w:t xml:space="preserve"> (Ic = 12 A).</w:t>
       </w:r>
     </w:p>
     <w:p>
@@ -31977,7 +32491,7 @@
           <w:szCs w:val="20"/>
           <w:rFonts w:ascii="Calibri" w:cs="Calibri" w:eastAsia="Calibri" w:hAnsi="Calibri"/>
         </w:rPr>
-        <w:t xml:space="preserve">Circuito de força: seção mínima de 2,5 mm² (cobre, instalação fixa com cabos isolados).</w:t>
+        <w:t xml:space="preserve">Circuito de iluminação: seção mínima de 1,5 mm² (cobre, instalação fixa com cabos isolados).</w:t>
       </w:r>
     </w:p>
     <w:p>
@@ -32009,7 +32523,7 @@
           <w:szCs w:val="17"/>
           <w:rFonts w:ascii="Consolas" w:cs="Consolas" w:eastAsia="Consolas" w:hAnsi="Consolas"/>
         </w:rPr>
-        <w:t xml:space="preserve">R′(70 °C) = 1,21 × [1 + 0,00393 × (70 − 20)] = 1,45 Ω/km   (16 mm², cobre classe 5)</w:t>
+        <w:t xml:space="preserve">R′(70 °C) = 13,30 × [1 + 0,00393 × (70 − 20)] = 15,91 Ω/km   (1,5 mm², cobre classe 5)</w:t>
       </w:r>
     </w:p>
     <w:p>
@@ -32025,7 +32539,7 @@
           <w:szCs w:val="17"/>
           <w:rFonts w:ascii="Consolas" w:cs="Consolas" w:eastAsia="Consolas" w:hAnsi="Consolas"/>
         </w:rPr>
-        <w:t xml:space="preserve">R = R′ × (1 + ys + yp) = 1,45 × (1 + 0,0001 + 0,0001) = 1,45 Ω/km</w:t>
+        <w:t xml:space="preserve">R = R′ × (1 + ys + yp) = 15,91 × (1 + 0,0000 + 0,0000) = 15,91 Ω/km</w:t>
       </w:r>
     </w:p>
     <w:p>
@@ -32041,7 +32555,7 @@
           <w:szCs w:val="17"/>
           <w:rFonts w:ascii="Consolas" w:cs="Consolas" w:eastAsia="Consolas" w:hAnsi="Consolas"/>
         </w:rPr>
-        <w:t xml:space="preserve">XL = 2π × 60 × [0,05 + 0,2 × ln(2 × 9,5 / 4,8)] × 10⁻³ = 0,123 Ω/km   (condutores justapostos em trifólio)</w:t>
+        <w:t xml:space="preserve">XL = 2π × 60 × [0,05 + 0,2 × ln(2 × 5,4 / 1,5)] × 10⁻³ = 0,169 Ω/km   (condutores justapostos)</w:t>
       </w:r>
     </w:p>
     <w:p>
@@ -32057,7 +32571,7 @@
           <w:szCs w:val="17"/>
           <w:rFonts w:ascii="Consolas" w:cs="Consolas" w:eastAsia="Consolas" w:hAnsi="Consolas"/>
         </w:rPr>
-        <w:t xml:space="preserve">cosφ = 0,94;   senφ = 0,34;   L = 0,0120 km</w:t>
+        <w:t xml:space="preserve">cosφ = 0,95;   senφ = 0,31;   L = 0,0350 km</w:t>
       </w:r>
     </w:p>
     <w:p>
@@ -32073,7 +32587,7 @@
           <w:szCs w:val="17"/>
           <w:rFonts w:ascii="Consolas" w:cs="Consolas" w:eastAsia="Consolas" w:hAnsi="Consolas"/>
         </w:rPr>
-        <w:t xml:space="preserve">ΔV% = 1,732 × 61,99 × 0,0120 × (1,45 × 0,94 + 0,123 × 0,34) / 220 × 100 = 0,82 %   (U = 220 V)</w:t>
+        <w:t xml:space="preserve">ΔV% = 2 × 1,66 × 0,0350 × (15,91 × 0,95 + 0,169 × 0,31) / 127 × 100 = 1,39 %   (U0 = 127 V)</w:t>
       </w:r>
     </w:p>
     <w:p>
@@ -32087,7 +32601,7 @@
           <w:szCs w:val="19"/>
           <w:rFonts w:ascii="Calibri" w:cs="Calibri" w:eastAsia="Calibri" w:hAnsi="Calibri"/>
         </w:rPr>
-        <w:t xml:space="preserve">✓ ΔV do circuito = 0,82 % ≤ 1,00 %</w:t>
+        <w:t xml:space="preserve">✓ ΔV do circuito = 1,39 % ≤ 4,00 %</w:t>
       </w:r>
     </w:p>
     <w:p>
@@ -32101,7 +32615,7 @@
           <w:szCs w:val="19"/>
           <w:rFonts w:ascii="Calibri" w:cs="Calibri" w:eastAsia="Calibri" w:hAnsi="Calibri"/>
         </w:rPr>
-        <w:t xml:space="preserve">✓ ΔV acumulada = 0,00 % (a montante, informada para o quadro) + 0,82 % = 0,82 % ≤ 5,00 %</w:t>
+        <w:t xml:space="preserve">✓ ΔV acumulada = 0,83 % (a montante, alimentador AL-1) + 1,39 % = 2,21 % ≤ 5,00 %</w:t>
       </w:r>
     </w:p>
     <w:p>
@@ -32131,7 +32645,7 @@
           <w:szCs w:val="19"/>
           <w:rFonts w:ascii="Calibri" w:cs="Calibri" w:eastAsia="Calibri" w:hAnsi="Calibri"/>
         </w:rPr>
-        <w:t xml:space="preserve">✓ Icc presumida no quadro QM = 5,0 kA; capacidade de interrupção do dispositivo = 6,0 kA</w:t>
+        <w:t xml:space="preserve">✓ Icc presumida no quadro QD-1 = 3,0 kA; capacidade de interrupção do dispositivo = 6,0 kA</w:t>
       </w:r>
     </w:p>
     <w:p>
@@ -32147,7 +32661,7 @@
           <w:szCs w:val="17"/>
           <w:rFonts w:ascii="Consolas" w:cs="Consolas" w:eastAsia="Consolas" w:hAnsi="Consolas"/>
         </w:rPr>
-        <w:t xml:space="preserve">I²t = 500.000 A²s   (Icc² × t, com t = 0,020 s (estimativa sem considerar limitação de corrente))</w:t>
+        <w:t xml:space="preserve">I²t = 15.000 A²s   (limite máximo da classe 3 de limitação de energia (EN 60898-1, anexo ZA) para In ≤ 16 A e nível de 3,0 kA)</w:t>
       </w:r>
     </w:p>
     <w:p>
@@ -32179,7 +32693,7 @@
           <w:szCs w:val="17"/>
           <w:rFonts w:ascii="Consolas" w:cs="Consolas" w:eastAsia="Consolas" w:hAnsi="Consolas"/>
         </w:rPr>
-        <w:t xml:space="preserve">S ≥ √(I²t) / k = √500.000 / 115 = 6,15 mm²   →   seção requerida: 10 mm²</w:t>
+        <w:t xml:space="preserve">S ≥ √(I²t) / k = √15.000 / 115 = 1,06 mm²   →   seção requerida: 1,5 mm²</w:t>
       </w:r>
     </w:p>
     <w:p>
@@ -32193,7 +32707,7 @@
           <w:szCs w:val="19"/>
           <w:rFonts w:ascii="Calibri" w:cs="Calibri" w:eastAsia="Calibri" w:hAnsi="Calibri"/>
         </w:rPr>
-        <w:t xml:space="preserve">✓ k² × S² = 115² × 16² = 3.385.600 A²s ≥ I²t = 500.000 A²s</w:t>
+        <w:t xml:space="preserve">✓ k² × S² = 115² × 1,5² = 29.756 A²s ≥ I²t = 15.000 A²s</w:t>
       </w:r>
     </w:p>
     <w:p>
@@ -32214,64 +32728,15 @@
     </w:p>
     <w:p>
       <w:pPr>
-        <w:keepNext/>
-        <w:shd w:fill="F2F5F7" w:color="auto" w:val="clear"/>
-        <w:spacing w:before="60" w:after="0"/>
-        <w:ind w:left="120" w:right="120"/>
-      </w:pPr>
-      <w:r>
-        <w:rPr>
-          <w:sz w:val="17"/>
-          <w:szCs w:val="17"/>
-          <w:rFonts w:ascii="Consolas" w:cs="Consolas" w:eastAsia="Consolas" w:hAnsi="Consolas"/>
-        </w:rPr>
-        <w:t xml:space="preserve">Ia = 10 × In = 10 × 63 = 630 A   (limite superior do disparo instantâneo, curva C)</w:t>
-      </w:r>
-    </w:p>
-    <w:p>
-      <w:pPr>
-        <w:keepNext/>
-        <w:shd w:fill="F2F5F7" w:color="auto" w:val="clear"/>
-        <w:spacing w:before="0" w:after="0"/>
-        <w:ind w:left="120" w:right="120"/>
-      </w:pPr>
-      <w:r>
-        <w:rPr>
-          <w:sz w:val="17"/>
-          <w:szCs w:val="17"/>
-          <w:rFonts w:ascii="Consolas" w:cs="Consolas" w:eastAsia="Consolas" w:hAnsi="Consolas"/>
-        </w:rPr>
-        <w:t xml:space="preserve">m = Sf / SPE = 16 / 16 = 1,00;   ρ = 0,0225 Ω·mm²/m</w:t>
-      </w:r>
-    </w:p>
-    <w:p>
-      <w:pPr>
-        <w:keepNext w:val="false"/>
-        <w:shd w:fill="F2F5F7" w:color="auto" w:val="clear"/>
-        <w:spacing w:before="0" w:after="120"/>
-        <w:ind w:left="120" w:right="120"/>
-      </w:pPr>
-      <w:r>
-        <w:rPr>
-          <w:sz w:val="17"/>
-          <w:szCs w:val="17"/>
-          <w:rFonts w:ascii="Consolas" w:cs="Consolas" w:eastAsia="Consolas" w:hAnsi="Consolas"/>
-        </w:rPr>
-        <w:t xml:space="preserve">Lmax = 0,8 × 127 × 16 / [0,0225 × (1 + 1,00) × 630] = 57,34 m</w:t>
-      </w:r>
-    </w:p>
-    <w:p>
-      <w:pPr>
-        <w:spacing w:after="50"/>
-      </w:pPr>
-      <w:r>
-        <w:rPr>
-          <w:color w:val="1F6E43"/>
-          <w:sz w:val="19"/>
-          <w:szCs w:val="19"/>
-          <w:rFonts w:ascii="Calibri" w:cs="Calibri" w:eastAsia="Calibri" w:hAnsi="Calibri"/>
-        </w:rPr>
-        <w:t xml:space="preserve">✓ L = 12,0 m ≤ Lmax = 57,34 m</w:t>
+        <w:spacing w:after="100" w:before="0"/>
+      </w:pPr>
+      <w:r>
+        <w:rPr>
+          <w:sz w:val="20"/>
+          <w:szCs w:val="20"/>
+          <w:rFonts w:ascii="Calibri" w:cs="Calibri" w:eastAsia="Calibri" w:hAnsi="Calibri"/>
+        </w:rPr>
+        <w:t xml:space="preserve">Circuito protegido por dispositivo DR com IΔn = 30 mA, que assegura o seccionamento automático em caso de falta à massa.</w:t>
       </w:r>
     </w:p>
     <w:p>
@@ -32300,7 +32765,21 @@
           <w:szCs w:val="20"/>
           <w:rFonts w:ascii="Calibri" w:cs="Calibri" w:eastAsia="Calibri" w:hAnsi="Calibri"/>
         </w:rPr>
-        <w:t xml:space="preserve">Não exigido pela norma para este circuito.</w:t>
+        <w:t xml:space="preserve">Não exigido pela norma para este circuito; adotado por decisão de projeto.</w:t>
+      </w:r>
+    </w:p>
+    <w:p>
+      <w:pPr>
+        <w:spacing w:after="50"/>
+      </w:pPr>
+      <w:r>
+        <w:rPr>
+          <w:color w:val="1F6E43"/>
+          <w:sz w:val="19"/>
+          <w:szCs w:val="19"/>
+          <w:rFonts w:ascii="Calibri" w:cs="Calibri" w:eastAsia="Calibri" w:hAnsi="Calibri"/>
+        </w:rPr>
+        <w:t xml:space="preserve">✓ Adotado interruptor diferencial-residual 2P 25 A, IΔn = 30 mA (In,DR ≥ In = 10 A)</w:t>
       </w:r>
     </w:p>
     <w:p>
@@ -32447,7 +32926,7 @@
                 <w:szCs w:val="17"/>
                 <w:rFonts w:ascii="Calibri" w:cs="Calibri" w:eastAsia="Calibri" w:hAnsi="Calibri"/>
               </w:rPr>
-              <w:t xml:space="preserve">2,5</w:t>
+              <w:t xml:space="preserve">1,5</w:t>
             </w:r>
           </w:p>
         </w:tc>
@@ -32504,7 +32983,7 @@
                 <w:szCs w:val="17"/>
                 <w:rFonts w:ascii="Calibri" w:cs="Calibri" w:eastAsia="Calibri" w:hAnsi="Calibri"/>
               </w:rPr>
-              <w:t xml:space="preserve">16</w:t>
+              <w:t xml:space="preserve">0,5</w:t>
             </w:r>
           </w:p>
         </w:tc>
@@ -32561,7 +33040,7 @@
                 <w:szCs w:val="17"/>
                 <w:rFonts w:ascii="Calibri" w:cs="Calibri" w:eastAsia="Calibri" w:hAnsi="Calibri"/>
               </w:rPr>
-              <w:t xml:space="preserve">16</w:t>
+              <w:t xml:space="preserve">0,75</w:t>
             </w:r>
           </w:p>
         </w:tc>
@@ -32618,7 +33097,7 @@
                 <w:szCs w:val="17"/>
                 <w:rFonts w:ascii="Calibri" w:cs="Calibri" w:eastAsia="Calibri" w:hAnsi="Calibri"/>
               </w:rPr>
-              <w:t xml:space="preserve">10</w:t>
+              <w:t xml:space="preserve">1,5</w:t>
             </w:r>
           </w:p>
         </w:tc>
@@ -32630,63 +33109,6 @@
         <w:tc>
           <w:tcPr>
             <w:tcW w:type="dxa" w:w="7024"/>
-            <w:tcMar>
-              <w:top w:type="dxa" w:w="30"/>
-              <w:left w:type="dxa" w:w="70"/>
-              <w:bottom w:type="dxa" w:w="30"/>
-              <w:right w:type="dxa" w:w="70"/>
-            </w:tcMar>
-          </w:tcPr>
-          <w:p>
-            <w:pPr>
-              <w:jc w:val="left"/>
-            </w:pPr>
-            <w:r>
-              <w:rPr>
-                <w:b w:val="false"/>
-                <w:bCs w:val="false"/>
-                <w:sz w:val="17"/>
-                <w:szCs w:val="17"/>
-                <w:rFonts w:ascii="Calibri" w:cs="Calibri" w:eastAsia="Calibri" w:hAnsi="Calibri"/>
-              </w:rPr>
-              <w:t xml:space="preserve">Seccionamento automático, esquema TN (5.1.2.2.4)</w:t>
-            </w:r>
-          </w:p>
-        </w:tc>
-        <w:tc>
-          <w:tcPr>
-            <w:tcW w:type="dxa" w:w="2732"/>
-            <w:tcMar>
-              <w:top w:type="dxa" w:w="30"/>
-              <w:left w:type="dxa" w:w="70"/>
-              <w:bottom w:type="dxa" w:w="30"/>
-              <w:right w:type="dxa" w:w="70"/>
-            </w:tcMar>
-          </w:tcPr>
-          <w:p>
-            <w:pPr>
-              <w:jc w:val="right"/>
-            </w:pPr>
-            <w:r>
-              <w:rPr>
-                <w:b w:val="false"/>
-                <w:bCs w:val="false"/>
-                <w:sz w:val="17"/>
-                <w:szCs w:val="17"/>
-                <w:rFonts w:ascii="Calibri" w:cs="Calibri" w:eastAsia="Calibri" w:hAnsi="Calibri"/>
-              </w:rPr>
-              <w:t xml:space="preserve">4</w:t>
-            </w:r>
-          </w:p>
-        </w:tc>
-      </w:tr>
-      <w:tr>
-        <w:trPr>
-          <w:cantSplit/>
-        </w:trPr>
-        <w:tc>
-          <w:tcPr>
-            <w:tcW w:type="dxa" w:w="7024"/>
             <w:shd w:fill="F2F5F7" w:color="auto" w:val="clear"/>
             <w:tcMar>
               <w:top w:type="dxa" w:w="30"/>
@@ -32734,7 +33156,7 @@
                 <w:szCs w:val="17"/>
                 <w:rFonts w:ascii="Calibri" w:cs="Calibri" w:eastAsia="Calibri" w:hAnsi="Calibri"/>
               </w:rPr>
-              <w:t xml:space="preserve">16</w:t>
+              <w:t xml:space="preserve">1,5</w:t>
             </w:r>
           </w:p>
         </w:tc>
@@ -32758,7 +33180,7 @@
           <w:szCs w:val="17"/>
           <w:rFonts w:ascii="Consolas" w:cs="Consolas" w:eastAsia="Consolas" w:hAnsi="Consolas"/>
         </w:rPr>
-        <w:t xml:space="preserve">Iz = Ic × fator total = 67 × 1,000 = 67,00 A   (Tabela 36, 16 mm²)</w:t>
+        <w:t xml:space="preserve">Iz = Ic × fator total = 22 × 1,000 = 22,00 A   (Tabela 36, 1,5 mm²)</w:t>
       </w:r>
     </w:p>
     <w:p>
@@ -32772,7 +33194,7 @@
           <w:szCs w:val="19"/>
           <w:rFonts w:ascii="Calibri" w:cs="Calibri" w:eastAsia="Calibri" w:hAnsi="Calibri"/>
         </w:rPr>
-        <w:t xml:space="preserve">✓ IB = 61,99 A ≤ In = 63 A ≤ Iz = 67,00 A</w:t>
+        <w:t xml:space="preserve">✓ IB = 1,66 A ≤ In = 10 A ≤ Iz = 22,00 A</w:t>
       </w:r>
     </w:p>
     <w:p>
@@ -32786,7 +33208,7 @@
           <w:szCs w:val="19"/>
           <w:rFonts w:ascii="Calibri" w:cs="Calibri" w:eastAsia="Calibri" w:hAnsi="Calibri"/>
         </w:rPr>
-        <w:t xml:space="preserve">✓ I2 = 91,35 A ≤ 1,45 × Iz = 97,15 A</w:t>
+        <w:t xml:space="preserve">✓ I2 = 14,50 A ≤ 1,45 × Iz = 31,90 A</w:t>
       </w:r>
     </w:p>
     <w:p>
@@ -32799,7 +33221,7 @@
           <w:szCs w:val="20"/>
           <w:rFonts w:ascii="Calibri" w:cs="Calibri" w:eastAsia="Calibri" w:hAnsi="Calibri"/>
         </w:rPr>
-        <w:t xml:space="preserve">Neutro: seção igual à das fases (6.2.6.2). Condutor de proteção (Tabela 58): S ≤ 16 mm² → SPE = S = 16 mm². Verificação adiabática do PE (6.4.3.1.2, k = 115): S ≥ √500.000 / 115 = 6,15 mm² → PE adotado 16 mm².</w:t>
+        <w:t xml:space="preserve">Neutro: circuito monofásico ou bifásico com neutro: seção igual à das fases (6.2.6.2). Condutor de proteção (Tabela 58): S ≤ 16 mm² → SPE = S = 1,5 mm². Verificação adiabática do PE (6.4.3.1.2, k = 115): S ≥ √15.000 / 115 = 1,06 mm² → PE adotado 1,5 mm².</w:t>
       </w:r>
     </w:p>
     <w:p>
@@ -32812,7 +33234,7 @@
           <w:szCs w:val="20"/>
           <w:rFonts w:ascii="Calibri" w:cs="Calibri" w:eastAsia="Calibri" w:hAnsi="Calibri"/>
         </w:rPr>
-        <w:t xml:space="preserve">Eletroduto: exclusivo do circuito — PVC rígido roscável DN 40 (1 1/4"), ocupação 36,8 % (ver dimensionamento dos eletrodutos).</w:t>
+        <w:t xml:space="preserve">Eletroduto: exclusivo do circuito — PVC rígido roscável DN 20 (1/2"), ocupação 33,7 % (ver dimensionamento dos eletrodutos).</w:t>
       </w:r>
     </w:p>
     <w:tbl>
@@ -32860,7 +33282,7 @@
                 <w:szCs w:val="18"/>
                 <w:rFonts w:ascii="Calibri" w:cs="Calibri" w:eastAsia="Calibri" w:hAnsi="Calibri"/>
               </w:rPr>
-              <w:t xml:space="preserve">Especificação: Fase 16 · Neutro 16 · PE 16 mm² — cabo unipolar 0,6/1 kV, cobre, isolação PVC 70 °C (ABNT NBR 7288); Disjuntor 3P C63 — 6,0 kA; eletroduto DN 40 (1 1/4").</w:t>
+              <w:t xml:space="preserve">Especificação: Fase 1,5 · Neutro 1,5 · PE 1,5 mm² — cabo unipolar 0,6/1 kV, cobre, isolação PVC 70 °C (ABNT NBR 7288); Disjuntor 1P C10 — 6,0 kA; IDR 2P 25 A / 30 mA; eletroduto DN 20 (1/2").</w:t>
             </w:r>
           </w:p>
         </w:tc>
@@ -32907,6 +33329,1910 @@
     </w:p>
     <w:p>
       <w:pPr>
+        <w:pStyle w:val="Heading2"/>
+        <w:keepNext/>
+        <w:pBdr>
+          <w:left w:val="single" w:color="0B5A70" w:sz="18"/>
+        </w:pBdr>
+        <w:shd w:fill="E7EDF1" w:color="auto" w:val="clear"/>
+        <w:spacing w:before="280" w:after="120"/>
+      </w:pPr>
+      <w:r>
+        <w:rPr>
+          <w:b/>
+          <w:bCs/>
+          <w:color w:val="1B1F23"/>
+          <w:sz w:val="22"/>
+          <w:szCs w:val="22"/>
+          <w:rFonts w:ascii="Calibri" w:cs="Calibri" w:eastAsia="Calibri" w:hAnsi="Calibri"/>
+        </w:rPr>
+        <w:t xml:space="preserve"> 6.14 Circuito AL-1 — Alimentador do QD-1</w:t>
+      </w:r>
+    </w:p>
+    <w:tbl>
+      <w:tblPr>
+        <w:tblW w:type="pct" w:w="100%"/>
+        <w:tblBorders>
+          <w:top w:val="none" w:color="FFFFFF" w:sz="0"/>
+          <w:left w:val="none" w:color="FFFFFF" w:sz="0"/>
+          <w:bottom w:val="none" w:color="FFFFFF" w:sz="0"/>
+          <w:right w:val="none" w:color="FFFFFF" w:sz="0"/>
+          <w:insideH w:val="none" w:color="FFFFFF" w:sz="0"/>
+          <w:insideV w:val="none" w:color="FFFFFF" w:sz="0"/>
+        </w:tblBorders>
+        <w:tblLayout w:type="fixed"/>
+      </w:tblPr>
+      <w:tblGrid>
+        <w:gridCol w:w="1268"/>
+        <w:gridCol w:w="3610"/>
+        <w:gridCol w:w="1463"/>
+        <w:gridCol w:w="3415"/>
+      </w:tblGrid>
+      <w:tr>
+        <w:tc>
+          <w:tcPr>
+            <w:tcW w:type="dxa" w:w="1268"/>
+            <w:tcBorders>
+              <w:top w:val="none" w:color="FFFFFF" w:sz="0"/>
+              <w:left w:val="none" w:color="FFFFFF" w:sz="0"/>
+              <w:bottom w:val="none" w:color="FFFFFF" w:sz="0"/>
+              <w:right w:val="none" w:color="FFFFFF" w:sz="0"/>
+            </w:tcBorders>
+            <w:tcMar>
+              <w:top w:type="dxa" w:w="30"/>
+              <w:left w:type="dxa" w:w="70"/>
+              <w:bottom w:type="dxa" w:w="30"/>
+              <w:right w:type="dxa" w:w="70"/>
+            </w:tcMar>
+          </w:tcPr>
+          <w:p>
+            <w:pPr>
+              <w:jc w:val="left"/>
+            </w:pPr>
+            <w:r>
+              <w:rPr>
+                <w:b/>
+                <w:bCs/>
+                <w:color w:val="56606A"/>
+                <w:sz w:val="17"/>
+                <w:szCs w:val="17"/>
+                <w:rFonts w:ascii="Calibri" w:cs="Calibri" w:eastAsia="Calibri" w:hAnsi="Calibri"/>
+              </w:rPr>
+              <w:t xml:space="preserve">Quadro</w:t>
+            </w:r>
+          </w:p>
+        </w:tc>
+        <w:tc>
+          <w:tcPr>
+            <w:tcW w:type="dxa" w:w="3610"/>
+            <w:tcBorders>
+              <w:top w:val="none" w:color="FFFFFF" w:sz="0"/>
+              <w:left w:val="none" w:color="FFFFFF" w:sz="0"/>
+              <w:bottom w:val="none" w:color="FFFFFF" w:sz="0"/>
+              <w:right w:val="none" w:color="FFFFFF" w:sz="0"/>
+            </w:tcBorders>
+            <w:tcMar>
+              <w:top w:type="dxa" w:w="30"/>
+              <w:left w:type="dxa" w:w="70"/>
+              <w:bottom w:type="dxa" w:w="30"/>
+              <w:right w:type="dxa" w:w="70"/>
+            </w:tcMar>
+          </w:tcPr>
+          <w:p>
+            <w:pPr>
+              <w:jc w:val="left"/>
+            </w:pPr>
+            <w:r>
+              <w:rPr>
+                <w:sz w:val="17"/>
+                <w:szCs w:val="17"/>
+                <w:rFonts w:ascii="Calibri" w:cs="Calibri" w:eastAsia="Calibri" w:hAnsi="Calibri"/>
+              </w:rPr>
+              <w:t xml:space="preserve">QM — Quadro de medição (ponto de entrega)</w:t>
+            </w:r>
+          </w:p>
+        </w:tc>
+        <w:tc>
+          <w:tcPr>
+            <w:tcW w:type="dxa" w:w="1463"/>
+            <w:tcBorders>
+              <w:top w:val="none" w:color="FFFFFF" w:sz="0"/>
+              <w:left w:val="none" w:color="FFFFFF" w:sz="0"/>
+              <w:bottom w:val="none" w:color="FFFFFF" w:sz="0"/>
+              <w:right w:val="none" w:color="FFFFFF" w:sz="0"/>
+            </w:tcBorders>
+            <w:tcMar>
+              <w:top w:type="dxa" w:w="30"/>
+              <w:left w:type="dxa" w:w="70"/>
+              <w:bottom w:type="dxa" w:w="30"/>
+              <w:right w:type="dxa" w:w="70"/>
+            </w:tcMar>
+          </w:tcPr>
+          <w:p>
+            <w:pPr>
+              <w:jc w:val="left"/>
+            </w:pPr>
+            <w:r>
+              <w:rPr>
+                <w:b/>
+                <w:bCs/>
+                <w:color w:val="56606A"/>
+                <w:sz w:val="17"/>
+                <w:szCs w:val="17"/>
+                <w:rFonts w:ascii="Calibri" w:cs="Calibri" w:eastAsia="Calibri" w:hAnsi="Calibri"/>
+              </w:rPr>
+              <w:t xml:space="preserve">Tipo</w:t>
+            </w:r>
+          </w:p>
+        </w:tc>
+        <w:tc>
+          <w:tcPr>
+            <w:tcW w:type="dxa" w:w="3415"/>
+            <w:tcBorders>
+              <w:top w:val="none" w:color="FFFFFF" w:sz="0"/>
+              <w:left w:val="none" w:color="FFFFFF" w:sz="0"/>
+              <w:bottom w:val="none" w:color="FFFFFF" w:sz="0"/>
+              <w:right w:val="none" w:color="FFFFFF" w:sz="0"/>
+            </w:tcBorders>
+            <w:tcMar>
+              <w:top w:type="dxa" w:w="30"/>
+              <w:left w:type="dxa" w:w="70"/>
+              <w:bottom w:type="dxa" w:w="30"/>
+              <w:right w:type="dxa" w:w="70"/>
+            </w:tcMar>
+          </w:tcPr>
+          <w:p>
+            <w:pPr>
+              <w:jc w:val="left"/>
+            </w:pPr>
+            <w:r>
+              <w:rPr>
+                <w:sz w:val="17"/>
+                <w:szCs w:val="17"/>
+                <w:rFonts w:ascii="Calibri" w:cs="Calibri" w:eastAsia="Calibri" w:hAnsi="Calibri"/>
+              </w:rPr>
+              <w:t xml:space="preserve">Distribuição (alimentador de quadro)</w:t>
+            </w:r>
+          </w:p>
+        </w:tc>
+      </w:tr>
+      <w:tr>
+        <w:tc>
+          <w:tcPr>
+            <w:tcW w:type="dxa" w:w="1268"/>
+            <w:tcBorders>
+              <w:top w:val="none" w:color="FFFFFF" w:sz="0"/>
+              <w:left w:val="none" w:color="FFFFFF" w:sz="0"/>
+              <w:bottom w:val="none" w:color="FFFFFF" w:sz="0"/>
+              <w:right w:val="none" w:color="FFFFFF" w:sz="0"/>
+            </w:tcBorders>
+            <w:tcMar>
+              <w:top w:type="dxa" w:w="30"/>
+              <w:left w:type="dxa" w:w="70"/>
+              <w:bottom w:type="dxa" w:w="30"/>
+              <w:right w:type="dxa" w:w="70"/>
+            </w:tcMar>
+          </w:tcPr>
+          <w:p>
+            <w:pPr>
+              <w:jc w:val="left"/>
+            </w:pPr>
+            <w:r>
+              <w:rPr>
+                <w:b/>
+                <w:bCs/>
+                <w:color w:val="56606A"/>
+                <w:sz w:val="17"/>
+                <w:szCs w:val="17"/>
+                <w:rFonts w:ascii="Calibri" w:cs="Calibri" w:eastAsia="Calibri" w:hAnsi="Calibri"/>
+              </w:rPr>
+              <w:t xml:space="preserve">Ligação</w:t>
+            </w:r>
+          </w:p>
+        </w:tc>
+        <w:tc>
+          <w:tcPr>
+            <w:tcW w:type="dxa" w:w="3610"/>
+            <w:tcBorders>
+              <w:top w:val="none" w:color="FFFFFF" w:sz="0"/>
+              <w:left w:val="none" w:color="FFFFFF" w:sz="0"/>
+              <w:bottom w:val="none" w:color="FFFFFF" w:sz="0"/>
+              <w:right w:val="none" w:color="FFFFFF" w:sz="0"/>
+            </w:tcBorders>
+            <w:tcMar>
+              <w:top w:type="dxa" w:w="30"/>
+              <w:left w:type="dxa" w:w="70"/>
+              <w:bottom w:type="dxa" w:w="30"/>
+              <w:right w:type="dxa" w:w="70"/>
+            </w:tcMar>
+          </w:tcPr>
+          <w:p>
+            <w:pPr>
+              <w:jc w:val="left"/>
+            </w:pPr>
+            <w:r>
+              <w:rPr>
+                <w:sz w:val="17"/>
+                <w:szCs w:val="17"/>
+                <w:rFonts w:ascii="Calibri" w:cs="Calibri" w:eastAsia="Calibri" w:hAnsi="Calibri"/>
+              </w:rPr>
+              <w:t xml:space="preserve">F+F+F+N+PE — trifásico com neutro, com condutor de proteção — fases A, B, C</w:t>
+            </w:r>
+          </w:p>
+        </w:tc>
+        <w:tc>
+          <w:tcPr>
+            <w:tcW w:type="dxa" w:w="1463"/>
+            <w:tcBorders>
+              <w:top w:val="none" w:color="FFFFFF" w:sz="0"/>
+              <w:left w:val="none" w:color="FFFFFF" w:sz="0"/>
+              <w:bottom w:val="none" w:color="FFFFFF" w:sz="0"/>
+              <w:right w:val="none" w:color="FFFFFF" w:sz="0"/>
+            </w:tcBorders>
+            <w:tcMar>
+              <w:top w:type="dxa" w:w="30"/>
+              <w:left w:type="dxa" w:w="70"/>
+              <w:bottom w:type="dxa" w:w="30"/>
+              <w:right w:type="dxa" w:w="70"/>
+            </w:tcMar>
+          </w:tcPr>
+          <w:p>
+            <w:pPr>
+              <w:jc w:val="left"/>
+            </w:pPr>
+            <w:r>
+              <w:rPr>
+                <w:b/>
+                <w:bCs/>
+                <w:color w:val="56606A"/>
+                <w:sz w:val="17"/>
+                <w:szCs w:val="17"/>
+                <w:rFonts w:ascii="Calibri" w:cs="Calibri" w:eastAsia="Calibri" w:hAnsi="Calibri"/>
+              </w:rPr>
+              <w:t xml:space="preserve">Tensão</w:t>
+            </w:r>
+          </w:p>
+        </w:tc>
+        <w:tc>
+          <w:tcPr>
+            <w:tcW w:type="dxa" w:w="3415"/>
+            <w:tcBorders>
+              <w:top w:val="none" w:color="FFFFFF" w:sz="0"/>
+              <w:left w:val="none" w:color="FFFFFF" w:sz="0"/>
+              <w:bottom w:val="none" w:color="FFFFFF" w:sz="0"/>
+              <w:right w:val="none" w:color="FFFFFF" w:sz="0"/>
+            </w:tcBorders>
+            <w:tcMar>
+              <w:top w:type="dxa" w:w="30"/>
+              <w:left w:type="dxa" w:w="70"/>
+              <w:bottom w:type="dxa" w:w="30"/>
+              <w:right w:type="dxa" w:w="70"/>
+            </w:tcMar>
+          </w:tcPr>
+          <w:p>
+            <w:pPr>
+              <w:jc w:val="left"/>
+            </w:pPr>
+            <w:r>
+              <w:rPr>
+                <w:sz w:val="17"/>
+                <w:szCs w:val="17"/>
+                <w:rFonts w:ascii="Calibri" w:cs="Calibri" w:eastAsia="Calibri" w:hAnsi="Calibri"/>
+              </w:rPr>
+              <w:t xml:space="preserve">220 V</w:t>
+            </w:r>
+          </w:p>
+        </w:tc>
+      </w:tr>
+      <w:tr>
+        <w:tc>
+          <w:tcPr>
+            <w:tcW w:type="dxa" w:w="1268"/>
+            <w:tcBorders>
+              <w:top w:val="none" w:color="FFFFFF" w:sz="0"/>
+              <w:left w:val="none" w:color="FFFFFF" w:sz="0"/>
+              <w:bottom w:val="none" w:color="FFFFFF" w:sz="0"/>
+              <w:right w:val="none" w:color="FFFFFF" w:sz="0"/>
+            </w:tcBorders>
+            <w:tcMar>
+              <w:top w:type="dxa" w:w="30"/>
+              <w:left w:type="dxa" w:w="70"/>
+              <w:bottom w:type="dxa" w:w="30"/>
+              <w:right w:type="dxa" w:w="70"/>
+            </w:tcMar>
+          </w:tcPr>
+          <w:p>
+            <w:pPr>
+              <w:jc w:val="left"/>
+            </w:pPr>
+            <w:r>
+              <w:rPr>
+                <w:b/>
+                <w:bCs/>
+                <w:color w:val="56606A"/>
+                <w:sz w:val="17"/>
+                <w:szCs w:val="17"/>
+                <w:rFonts w:ascii="Calibri" w:cs="Calibri" w:eastAsia="Calibri" w:hAnsi="Calibri"/>
+              </w:rPr>
+              <w:t xml:space="preserve">Local</w:t>
+            </w:r>
+          </w:p>
+        </w:tc>
+        <w:tc>
+          <w:tcPr>
+            <w:tcW w:type="dxa" w:w="3610"/>
+            <w:tcBorders>
+              <w:top w:val="none" w:color="FFFFFF" w:sz="0"/>
+              <w:left w:val="none" w:color="FFFFFF" w:sz="0"/>
+              <w:bottom w:val="none" w:color="FFFFFF" w:sz="0"/>
+              <w:right w:val="none" w:color="FFFFFF" w:sz="0"/>
+            </w:tcBorders>
+            <w:tcMar>
+              <w:top w:type="dxa" w:w="30"/>
+              <w:left w:type="dxa" w:w="70"/>
+              <w:bottom w:type="dxa" w:w="30"/>
+              <w:right w:type="dxa" w:w="70"/>
+            </w:tcMar>
+          </w:tcPr>
+          <w:p>
+            <w:pPr>
+              <w:jc w:val="left"/>
+            </w:pPr>
+            <w:r>
+              <w:rPr>
+                <w:sz w:val="17"/>
+                <w:szCs w:val="17"/>
+                <w:rFonts w:ascii="Calibri" w:cs="Calibri" w:eastAsia="Calibri" w:hAnsi="Calibri"/>
+              </w:rPr>
+              <w:t xml:space="preserve">Quadro de distribuição / prumada</w:t>
+            </w:r>
+          </w:p>
+        </w:tc>
+        <w:tc>
+          <w:tcPr>
+            <w:tcW w:type="dxa" w:w="1463"/>
+            <w:tcBorders>
+              <w:top w:val="none" w:color="FFFFFF" w:sz="0"/>
+              <w:left w:val="none" w:color="FFFFFF" w:sz="0"/>
+              <w:bottom w:val="none" w:color="FFFFFF" w:sz="0"/>
+              <w:right w:val="none" w:color="FFFFFF" w:sz="0"/>
+            </w:tcBorders>
+            <w:tcMar>
+              <w:top w:type="dxa" w:w="30"/>
+              <w:left w:type="dxa" w:w="70"/>
+              <w:bottom w:type="dxa" w:w="30"/>
+              <w:right w:type="dxa" w:w="70"/>
+            </w:tcMar>
+          </w:tcPr>
+          <w:p>
+            <w:pPr>
+              <w:jc w:val="left"/>
+            </w:pPr>
+            <w:r>
+              <w:rPr>
+                <w:b/>
+                <w:bCs/>
+                <w:color w:val="56606A"/>
+                <w:sz w:val="17"/>
+                <w:szCs w:val="17"/>
+                <w:rFonts w:ascii="Calibri" w:cs="Calibri" w:eastAsia="Calibri" w:hAnsi="Calibri"/>
+              </w:rPr>
+              <w:t xml:space="preserve">Comprimento</w:t>
+            </w:r>
+          </w:p>
+        </w:tc>
+        <w:tc>
+          <w:tcPr>
+            <w:tcW w:type="dxa" w:w="3415"/>
+            <w:tcBorders>
+              <w:top w:val="none" w:color="FFFFFF" w:sz="0"/>
+              <w:left w:val="none" w:color="FFFFFF" w:sz="0"/>
+              <w:bottom w:val="none" w:color="FFFFFF" w:sz="0"/>
+              <w:right w:val="none" w:color="FFFFFF" w:sz="0"/>
+            </w:tcBorders>
+            <w:tcMar>
+              <w:top w:type="dxa" w:w="30"/>
+              <w:left w:type="dxa" w:w="70"/>
+              <w:bottom w:type="dxa" w:w="30"/>
+              <w:right w:type="dxa" w:w="70"/>
+            </w:tcMar>
+          </w:tcPr>
+          <w:p>
+            <w:pPr>
+              <w:jc w:val="left"/>
+            </w:pPr>
+            <w:r>
+              <w:rPr>
+                <w:sz w:val="17"/>
+                <w:szCs w:val="17"/>
+                <w:rFonts w:ascii="Calibri" w:cs="Calibri" w:eastAsia="Calibri" w:hAnsi="Calibri"/>
+              </w:rPr>
+              <w:t xml:space="preserve">12,0 m</w:t>
+            </w:r>
+          </w:p>
+        </w:tc>
+      </w:tr>
+      <w:tr>
+        <w:tc>
+          <w:tcPr>
+            <w:tcW w:type="dxa" w:w="1268"/>
+            <w:tcBorders>
+              <w:top w:val="none" w:color="FFFFFF" w:sz="0"/>
+              <w:left w:val="none" w:color="FFFFFF" w:sz="0"/>
+              <w:bottom w:val="none" w:color="FFFFFF" w:sz="0"/>
+              <w:right w:val="none" w:color="FFFFFF" w:sz="0"/>
+            </w:tcBorders>
+            <w:tcMar>
+              <w:top w:type="dxa" w:w="30"/>
+              <w:left w:type="dxa" w:w="70"/>
+              <w:bottom w:type="dxa" w:w="30"/>
+              <w:right w:type="dxa" w:w="70"/>
+            </w:tcMar>
+          </w:tcPr>
+          <w:p>
+            <w:pPr>
+              <w:jc w:val="left"/>
+            </w:pPr>
+            <w:r>
+              <w:rPr>
+                <w:b/>
+                <w:bCs/>
+                <w:color w:val="56606A"/>
+                <w:sz w:val="17"/>
+                <w:szCs w:val="17"/>
+                <w:rFonts w:ascii="Calibri" w:cs="Calibri" w:eastAsia="Calibri" w:hAnsi="Calibri"/>
+              </w:rPr>
+              <w:t xml:space="preserve">Potência</w:t>
+            </w:r>
+          </w:p>
+        </w:tc>
+        <w:tc>
+          <w:tcPr>
+            <w:tcW w:type="dxa" w:w="3610"/>
+            <w:tcBorders>
+              <w:top w:val="none" w:color="FFFFFF" w:sz="0"/>
+              <w:left w:val="none" w:color="FFFFFF" w:sz="0"/>
+              <w:bottom w:val="none" w:color="FFFFFF" w:sz="0"/>
+              <w:right w:val="none" w:color="FFFFFF" w:sz="0"/>
+            </w:tcBorders>
+            <w:tcMar>
+              <w:top w:type="dxa" w:w="30"/>
+              <w:left w:type="dxa" w:w="70"/>
+              <w:bottom w:type="dxa" w:w="30"/>
+              <w:right w:type="dxa" w:w="70"/>
+            </w:tcMar>
+          </w:tcPr>
+          <w:p>
+            <w:pPr>
+              <w:jc w:val="left"/>
+            </w:pPr>
+            <w:r>
+              <w:rPr>
+                <w:sz w:val="17"/>
+                <w:szCs w:val="17"/>
+                <w:rFonts w:ascii="Calibri" w:cs="Calibri" w:eastAsia="Calibri" w:hAnsi="Calibri"/>
+              </w:rPr>
+              <w:t xml:space="preserve">23.832 VA (demanda do quadro QD-1) — 22.396 W</w:t>
+            </w:r>
+          </w:p>
+        </w:tc>
+        <w:tc>
+          <w:tcPr>
+            <w:tcW w:type="dxa" w:w="1463"/>
+            <w:tcBorders>
+              <w:top w:val="none" w:color="FFFFFF" w:sz="0"/>
+              <w:left w:val="none" w:color="FFFFFF" w:sz="0"/>
+              <w:bottom w:val="none" w:color="FFFFFF" w:sz="0"/>
+              <w:right w:val="none" w:color="FFFFFF" w:sz="0"/>
+            </w:tcBorders>
+            <w:tcMar>
+              <w:top w:type="dxa" w:w="30"/>
+              <w:left w:type="dxa" w:w="70"/>
+              <w:bottom w:type="dxa" w:w="30"/>
+              <w:right w:type="dxa" w:w="70"/>
+            </w:tcMar>
+          </w:tcPr>
+          <w:p>
+            <w:pPr>
+              <w:jc w:val="left"/>
+            </w:pPr>
+            <w:r>
+              <w:rPr>
+                <w:b/>
+                <w:bCs/>
+                <w:color w:val="56606A"/>
+                <w:sz w:val="17"/>
+                <w:szCs w:val="17"/>
+                <w:rFonts w:ascii="Calibri" w:cs="Calibri" w:eastAsia="Calibri" w:hAnsi="Calibri"/>
+              </w:rPr>
+              <w:t xml:space="preserve">Fator de potência</w:t>
+            </w:r>
+          </w:p>
+        </w:tc>
+        <w:tc>
+          <w:tcPr>
+            <w:tcW w:type="dxa" w:w="3415"/>
+            <w:tcBorders>
+              <w:top w:val="none" w:color="FFFFFF" w:sz="0"/>
+              <w:left w:val="none" w:color="FFFFFF" w:sz="0"/>
+              <w:bottom w:val="none" w:color="FFFFFF" w:sz="0"/>
+              <w:right w:val="none" w:color="FFFFFF" w:sz="0"/>
+            </w:tcBorders>
+            <w:tcMar>
+              <w:top w:type="dxa" w:w="30"/>
+              <w:left w:type="dxa" w:w="70"/>
+              <w:bottom w:type="dxa" w:w="30"/>
+              <w:right w:type="dxa" w:w="70"/>
+            </w:tcMar>
+          </w:tcPr>
+          <w:p>
+            <w:pPr>
+              <w:jc w:val="left"/>
+            </w:pPr>
+            <w:r>
+              <w:rPr>
+                <w:sz w:val="17"/>
+                <w:szCs w:val="17"/>
+                <w:rFonts w:ascii="Calibri" w:cs="Calibri" w:eastAsia="Calibri" w:hAnsi="Calibri"/>
+              </w:rPr>
+              <w:t xml:space="preserve">0,94</w:t>
+            </w:r>
+          </w:p>
+        </w:tc>
+      </w:tr>
+    </w:tbl>
+    <w:p>
+      <w:pPr>
+        <w:spacing w:after="60" w:before="0"/>
+      </w:pPr>
+    </w:p>
+    <w:p>
+      <w:pPr>
+        <w:keepNext/>
+        <w:spacing w:after="60" w:before="140"/>
+      </w:pPr>
+      <w:r>
+        <w:rPr>
+          <w:b/>
+          <w:bCs/>
+          <w:sz w:val="20"/>
+          <w:szCs w:val="20"/>
+          <w:rFonts w:ascii="Calibri" w:cs="Calibri" w:eastAsia="Calibri" w:hAnsi="Calibri"/>
+        </w:rPr>
+        <w:t xml:space="preserve">a) Corrente de projeto</w:t>
+      </w:r>
+    </w:p>
+    <w:p>
+      <w:pPr>
+        <w:keepNext/>
+        <w:shd w:fill="F2F5F7" w:color="auto" w:val="clear"/>
+        <w:spacing w:before="60" w:after="0"/>
+        <w:ind w:left="120" w:right="120"/>
+      </w:pPr>
+      <w:r>
+        <w:rPr>
+          <w:sz w:val="17"/>
+          <w:szCs w:val="17"/>
+          <w:rFonts w:ascii="Consolas" w:cs="Consolas" w:eastAsia="Consolas" w:hAnsi="Consolas"/>
+        </w:rPr>
+        <w:t xml:space="preserve">S = FD × ΣS(terminais) + ΣS(quadros a jusante) = 1,00 × 23.832 + 0 = 23.832 VA</w:t>
+      </w:r>
+    </w:p>
+    <w:p>
+      <w:pPr>
+        <w:keepNext/>
+        <w:shd w:fill="F2F5F7" w:color="auto" w:val="clear"/>
+        <w:spacing w:before="0" w:after="0"/>
+        <w:ind w:left="120" w:right="120"/>
+      </w:pPr>
+      <w:r>
+        <w:rPr>
+          <w:sz w:val="17"/>
+          <w:szCs w:val="17"/>
+          <w:rFonts w:ascii="Consolas" w:cs="Consolas" w:eastAsia="Consolas" w:hAnsi="Consolas"/>
+        </w:rPr>
+        <w:t xml:space="preserve">cosφ médio = P / S = 22.396 / 23.832 = 0,94</w:t>
+      </w:r>
+    </w:p>
+    <w:p>
+      <w:pPr>
+        <w:keepNext w:val="false"/>
+        <w:shd w:fill="F2F5F7" w:color="auto" w:val="clear"/>
+        <w:spacing w:before="0" w:after="120"/>
+        <w:ind w:left="120" w:right="120"/>
+      </w:pPr>
+      <w:r>
+        <w:rPr>
+          <w:sz w:val="17"/>
+          <w:szCs w:val="17"/>
+          <w:rFonts w:ascii="Consolas" w:cs="Consolas" w:eastAsia="Consolas" w:hAnsi="Consolas"/>
+        </w:rPr>
+        <w:t xml:space="preserve">IB = S / (√3 × U) = 23.831,7 / (√3 × 220) = 62,54 A</w:t>
+      </w:r>
+    </w:p>
+    <w:p>
+      <w:pPr>
+        <w:keepNext/>
+        <w:spacing w:after="60" w:before="140"/>
+      </w:pPr>
+      <w:r>
+        <w:rPr>
+          <w:b/>
+          <w:bCs/>
+          <w:sz w:val="20"/>
+          <w:szCs w:val="20"/>
+          <w:rFonts w:ascii="Calibri" w:cs="Calibri" w:eastAsia="Calibri" w:hAnsi="Calibri"/>
+        </w:rPr>
+        <w:t xml:space="preserve">b) Linha elétrica e fatores de correção</w:t>
+      </w:r>
+    </w:p>
+    <w:p>
+      <w:pPr>
+        <w:keepNext/>
+        <w:spacing w:before="60" w:after="20"/>
+      </w:pPr>
+      <w:r>
+        <w:drawing>
+          <wp:inline distT="0" distB="0" distL="0" distR="0">
+            <wp:extent cx="1828800" cy="1143000"/>
+            <wp:effectExtent t="0" r="0" b="0" l="0"/>
+            <wp:docPr id="1" name="" descr="" title=""/>
+            <wp:cNvGraphicFramePr>
+              <a:graphicFrameLocks xmlns:a="http://schemas.openxmlformats.org/drawingml/2006/main" noChangeAspect="1"/>
+            </wp:cNvGraphicFramePr>
+            <a:graphic xmlns:a="http://schemas.openxmlformats.org/drawingml/2006/main">
+              <a:graphicData uri="http://schemas.openxmlformats.org/drawingml/2006/picture">
+                <pic:pic xmlns:pic="http://schemas.openxmlformats.org/drawingml/2006/picture">
+                  <pic:nvPicPr>
+                    <pic:cNvPr id="0" name="" descr=""/>
+                    <pic:cNvPicPr>
+                      <a:picLocks noChangeAspect="1" noChangeArrowheads="1"/>
+                    </pic:cNvPicPr>
+                  </pic:nvPicPr>
+                  <pic:blipFill>
+                    <a:blip r:embed="rId21" cstate="none"/>
+                    <a:srcRect/>
+                    <a:stretch>
+                      <a:fillRect/>
+                    </a:stretch>
+                  </pic:blipFill>
+                  <pic:spPr bwMode="auto">
+                    <a:xfrm>
+                      <a:off x="0" y="0"/>
+                      <a:ext cx="1828800" cy="1143000"/>
+                    </a:xfrm>
+                    <a:prstGeom prst="rect">
+                      <a:avLst/>
+                    </a:prstGeom>
+                  </pic:spPr>
+                </pic:pic>
+              </a:graphicData>
+            </a:graphic>
+          </wp:inline>
+        </w:drawing>
+      </w:r>
+    </w:p>
+    <w:p>
+      <w:pPr>
+        <w:spacing w:after="100" w:before="0"/>
+      </w:pPr>
+      <w:r>
+        <w:rPr>
+          <w:color w:val="56606A"/>
+          <w:sz w:val="16"/>
+          <w:szCs w:val="16"/>
+          <w:rFonts w:ascii="Calibri" w:cs="Calibri" w:eastAsia="Calibri" w:hAnsi="Calibri"/>
+        </w:rPr>
+        <w:t xml:space="preserve">Tabela 33 — maneira de instalar nº 61A, método de referência D</w:t>
+      </w:r>
+    </w:p>
+    <w:p>
+      <w:pPr>
+        <w:spacing w:after="100" w:before="0"/>
+      </w:pPr>
+      <w:r>
+        <w:rPr>
+          <w:sz w:val="20"/>
+          <w:szCs w:val="20"/>
+          <w:rFonts w:ascii="Calibri" w:cs="Calibri" w:eastAsia="Calibri" w:hAnsi="Calibri"/>
+        </w:rPr>
+        <w:t xml:space="preserve">Maneira de instalar nº 61A (Tabela 33): cabos unipolares em eletroduto (de seção circular ou não) ou em canaleta não-ventilada enterrado(a) — método de referência </w:t>
+      </w:r>
+      <w:r>
+        <w:rPr>
+          <w:b/>
+          <w:bCs/>
+          <w:sz w:val="20"/>
+          <w:szCs w:val="20"/>
+          <w:rFonts w:ascii="Calibri" w:cs="Calibri" w:eastAsia="Calibri" w:hAnsi="Calibri"/>
+        </w:rPr>
+        <w:t xml:space="preserve">D</w:t>
+      </w:r>
+      <w:r>
+        <w:rPr>
+          <w:sz w:val="20"/>
+          <w:szCs w:val="20"/>
+          <w:rFonts w:ascii="Calibri" w:cs="Calibri" w:eastAsia="Calibri" w:hAnsi="Calibri"/>
+        </w:rPr>
+        <w:t xml:space="preserve">. Cabo unipolar 0,6/1 kV, cobre, isolação PVC 70 °C (ABNT NBR 7288); 3 condutores carregados (Tabela 46).</w:t>
+      </w:r>
+    </w:p>
+    <w:p>
+      <w:pPr>
+        <w:keepNext/>
+        <w:shd w:fill="F2F5F7" w:color="auto" w:val="clear"/>
+        <w:spacing w:before="60" w:after="0"/>
+        <w:ind w:left="120" w:right="120"/>
+      </w:pPr>
+      <w:r>
+        <w:rPr>
+          <w:sz w:val="17"/>
+          <w:szCs w:val="17"/>
+          <w:rFonts w:ascii="Consolas" w:cs="Consolas" w:eastAsia="Consolas" w:hAnsi="Consolas"/>
+        </w:rPr>
+        <w:t xml:space="preserve">FCT = 1,00   (Tabela 40 — temperatura do solo 20 °C, isolação PVC)</w:t>
+      </w:r>
+    </w:p>
+    <w:p>
+      <w:pPr>
+        <w:keepNext/>
+        <w:shd w:fill="F2F5F7" w:color="auto" w:val="clear"/>
+        <w:spacing w:before="0" w:after="0"/>
+        <w:ind w:left="120" w:right="120"/>
+      </w:pPr>
+      <w:r>
+        <w:rPr>
+          <w:sz w:val="17"/>
+          <w:szCs w:val="17"/>
+          <w:rFonts w:ascii="Consolas" w:cs="Consolas" w:eastAsia="Consolas" w:hAnsi="Consolas"/>
+        </w:rPr>
+        <w:t xml:space="preserve">FCR = 1,00   (Tabela 41 — cabos em dutos enterrados, resistividade 2,5 K·m/W)</w:t>
+      </w:r>
+    </w:p>
+    <w:p>
+      <w:pPr>
+        <w:keepNext/>
+        <w:shd w:fill="F2F5F7" w:color="auto" w:val="clear"/>
+        <w:spacing w:before="0" w:after="0"/>
+        <w:ind w:left="120" w:right="120"/>
+      </w:pPr>
+      <w:r>
+        <w:rPr>
+          <w:sz w:val="17"/>
+          <w:szCs w:val="17"/>
+          <w:rFonts w:ascii="Consolas" w:cs="Consolas" w:eastAsia="Consolas" w:hAnsi="Consolas"/>
+        </w:rPr>
+        <w:t xml:space="preserve">FCP = 1,00   (profundidade de 0,70 m (tabelas para 0,7 m; redução de 1 % a cada 10 cm adicionais, até 2 m))</w:t>
+      </w:r>
+    </w:p>
+    <w:p>
+      <w:pPr>
+        <w:keepNext/>
+        <w:shd w:fill="F2F5F7" w:color="auto" w:val="clear"/>
+        <w:spacing w:before="0" w:after="0"/>
+        <w:ind w:left="120" w:right="120"/>
+      </w:pPr>
+      <w:r>
+        <w:rPr>
+          <w:sz w:val="17"/>
+          <w:szCs w:val="17"/>
+          <w:rFonts w:ascii="Consolas" w:cs="Consolas" w:eastAsia="Consolas" w:hAnsi="Consolas"/>
+        </w:rPr>
+        <w:t xml:space="preserve">FCA = 1,000   (circuito único na linha enterrada)</w:t>
+      </w:r>
+    </w:p>
+    <w:p>
+      <w:pPr>
+        <w:keepNext w:val="false"/>
+        <w:shd w:fill="F2F5F7" w:color="auto" w:val="clear"/>
+        <w:spacing w:before="0" w:after="120"/>
+        <w:ind w:left="120" w:right="120"/>
+      </w:pPr>
+      <w:r>
+        <w:rPr>
+          <w:sz w:val="17"/>
+          <w:szCs w:val="17"/>
+          <w:rFonts w:ascii="Consolas" w:cs="Consolas" w:eastAsia="Consolas" w:hAnsi="Consolas"/>
+        </w:rPr>
+        <w:t xml:space="preserve">Fator total = 1,000 × 1,000 × 1,000 × 1,000 = 1,000</w:t>
+      </w:r>
+    </w:p>
+    <w:p>
+      <w:pPr>
+        <w:keepNext/>
+        <w:spacing w:after="60" w:before="140"/>
+      </w:pPr>
+      <w:r>
+        <w:rPr>
+          <w:b/>
+          <w:bCs/>
+          <w:sz w:val="20"/>
+          <w:szCs w:val="20"/>
+          <w:rFonts w:ascii="Calibri" w:cs="Calibri" w:eastAsia="Calibri" w:hAnsi="Calibri"/>
+        </w:rPr>
+        <w:t xml:space="preserve">c) Dispositivo de proteção contra sobrecorrentes</w:t>
+      </w:r>
+    </w:p>
+    <w:p>
+      <w:pPr>
+        <w:spacing w:after="100" w:before="0"/>
+      </w:pPr>
+      <w:r>
+        <w:rPr>
+          <w:sz w:val="20"/>
+          <w:szCs w:val="20"/>
+          <w:rFonts w:ascii="Calibri" w:cs="Calibri" w:eastAsia="Calibri" w:hAnsi="Calibri"/>
+        </w:rPr>
+        <w:t xml:space="preserve">Disjuntor termomagnético 3P, curva C, conforme ABNT NBR NM 60898. Corrente nominal: menor valor padronizado igual ou superior a IB e a 10 A.</w:t>
+      </w:r>
+    </w:p>
+    <w:p>
+      <w:pPr>
+        <w:keepNext/>
+        <w:shd w:fill="F2F5F7" w:color="auto" w:val="clear"/>
+        <w:spacing w:before="60" w:after="0"/>
+        <w:ind w:left="120" w:right="120"/>
+      </w:pPr>
+      <w:r>
+        <w:rPr>
+          <w:sz w:val="17"/>
+          <w:szCs w:val="17"/>
+          <w:rFonts w:ascii="Consolas" w:cs="Consolas" w:eastAsia="Consolas" w:hAnsi="Consolas"/>
+        </w:rPr>
+        <w:t xml:space="preserve">In ≥ IB = 62,54 A   →   In = 63 A</w:t>
+      </w:r>
+    </w:p>
+    <w:p>
+      <w:pPr>
+        <w:keepNext w:val="false"/>
+        <w:shd w:fill="F2F5F7" w:color="auto" w:val="clear"/>
+        <w:spacing w:before="0" w:after="120"/>
+        <w:ind w:left="120" w:right="120"/>
+      </w:pPr>
+      <w:r>
+        <w:rPr>
+          <w:sz w:val="17"/>
+          <w:szCs w:val="17"/>
+          <w:rFonts w:ascii="Consolas" w:cs="Consolas" w:eastAsia="Consolas" w:hAnsi="Consolas"/>
+        </w:rPr>
+        <w:t xml:space="preserve">I2 = 1,45 × In = 91,35 A</w:t>
+      </w:r>
+    </w:p>
+    <w:p>
+      <w:pPr>
+        <w:keepNext/>
+        <w:spacing w:after="60" w:before="140"/>
+      </w:pPr>
+      <w:r>
+        <w:rPr>
+          <w:b/>
+          <w:bCs/>
+          <w:sz w:val="20"/>
+          <w:szCs w:val="20"/>
+          <w:rFonts w:ascii="Calibri" w:cs="Calibri" w:eastAsia="Calibri" w:hAnsi="Calibri"/>
+        </w:rPr>
+        <w:t xml:space="preserve">d) Capacidade de condução de corrente (6.2.5 e 5.3.4.1)</w:t>
+      </w:r>
+    </w:p>
+    <w:p>
+      <w:pPr>
+        <w:keepNext/>
+        <w:shd w:fill="F2F5F7" w:color="auto" w:val="clear"/>
+        <w:spacing w:before="60" w:after="0"/>
+        <w:ind w:left="120" w:right="120"/>
+      </w:pPr>
+      <w:r>
+        <w:rPr>
+          <w:sz w:val="17"/>
+          <w:szCs w:val="17"/>
+          <w:rFonts w:ascii="Consolas" w:cs="Consolas" w:eastAsia="Consolas" w:hAnsi="Consolas"/>
+        </w:rPr>
+        <w:t xml:space="preserve">Iz,mín = In = 63 A</w:t>
+      </w:r>
+    </w:p>
+    <w:p>
+      <w:pPr>
+        <w:keepNext w:val="false"/>
+        <w:shd w:fill="F2F5F7" w:color="auto" w:val="clear"/>
+        <w:spacing w:before="0" w:after="120"/>
+        <w:ind w:left="120" w:right="120"/>
+      </w:pPr>
+      <w:r>
+        <w:rPr>
+          <w:sz w:val="17"/>
+          <w:szCs w:val="17"/>
+          <w:rFonts w:ascii="Consolas" w:cs="Consolas" w:eastAsia="Consolas" w:hAnsi="Consolas"/>
+        </w:rPr>
+        <w:t xml:space="preserve">Ic,mín = Iz,mín / (fator total) = 63,00 / (1,000) = 63,00 A</w:t>
+      </w:r>
+    </w:p>
+    <w:p>
+      <w:pPr>
+        <w:spacing w:after="100" w:before="0"/>
+      </w:pPr>
+      <w:r>
+        <w:rPr>
+          <w:sz w:val="20"/>
+          <w:szCs w:val="20"/>
+          <w:rFonts w:ascii="Calibri" w:cs="Calibri" w:eastAsia="Calibri" w:hAnsi="Calibri"/>
+        </w:rPr>
+        <w:t xml:space="preserve">Tabela 36 (cobre), método D, 3 condutores carregados: menor seção com Ic ≥ 63,00 A → </w:t>
+      </w:r>
+      <w:r>
+        <w:rPr>
+          <w:b/>
+          <w:bCs/>
+          <w:sz w:val="20"/>
+          <w:szCs w:val="20"/>
+          <w:rFonts w:ascii="Calibri" w:cs="Calibri" w:eastAsia="Calibri" w:hAnsi="Calibri"/>
+        </w:rPr>
+        <w:t xml:space="preserve">16 mm²</w:t>
+      </w:r>
+      <w:r>
+        <w:rPr>
+          <w:sz w:val="20"/>
+          <w:szCs w:val="20"/>
+          <w:rFonts w:ascii="Calibri" w:cs="Calibri" w:eastAsia="Calibri" w:hAnsi="Calibri"/>
+        </w:rPr>
+        <w:t xml:space="preserve"> (Ic = 67 A).</w:t>
+      </w:r>
+    </w:p>
+    <w:p>
+      <w:pPr>
+        <w:keepNext/>
+        <w:spacing w:after="60" w:before="140"/>
+      </w:pPr>
+      <w:r>
+        <w:rPr>
+          <w:b/>
+          <w:bCs/>
+          <w:sz w:val="20"/>
+          <w:szCs w:val="20"/>
+          <w:rFonts w:ascii="Calibri" w:cs="Calibri" w:eastAsia="Calibri" w:hAnsi="Calibri"/>
+        </w:rPr>
+        <w:t xml:space="preserve">e) Seção mínima (6.2.6.1, Tabela 47)</w:t>
+      </w:r>
+    </w:p>
+    <w:p>
+      <w:pPr>
+        <w:spacing w:after="100" w:before="0"/>
+      </w:pPr>
+      <w:r>
+        <w:rPr>
+          <w:sz w:val="20"/>
+          <w:szCs w:val="20"/>
+          <w:rFonts w:ascii="Calibri" w:cs="Calibri" w:eastAsia="Calibri" w:hAnsi="Calibri"/>
+        </w:rPr>
+        <w:t xml:space="preserve">Circuito de força: seção mínima de 2,5 mm² (cobre, instalação fixa com cabos isolados).</w:t>
+      </w:r>
+    </w:p>
+    <w:p>
+      <w:pPr>
+        <w:keepNext/>
+        <w:spacing w:after="60" w:before="140"/>
+      </w:pPr>
+      <w:r>
+        <w:rPr>
+          <w:b/>
+          <w:bCs/>
+          <w:sz w:val="20"/>
+          <w:szCs w:val="20"/>
+          <w:rFonts w:ascii="Calibri" w:cs="Calibri" w:eastAsia="Calibri" w:hAnsi="Calibri"/>
+        </w:rPr>
+        <w:t xml:space="preserve">f) Queda de tensão (6.2.7)</w:t>
+      </w:r>
+    </w:p>
+    <w:p>
+      <w:pPr>
+        <w:keepNext/>
+        <w:shd w:fill="F2F5F7" w:color="auto" w:val="clear"/>
+        <w:spacing w:before="60" w:after="0"/>
+        <w:ind w:left="120" w:right="120"/>
+      </w:pPr>
+      <w:r>
+        <w:rPr>
+          <w:sz w:val="17"/>
+          <w:szCs w:val="17"/>
+          <w:rFonts w:ascii="Consolas" w:cs="Consolas" w:eastAsia="Consolas" w:hAnsi="Consolas"/>
+        </w:rPr>
+        <w:t xml:space="preserve">R′(70 °C) = 1,21 × [1 + 0,00393 × (70 − 20)] = 1,45 Ω/km   (16 mm², cobre classe 5)</w:t>
+      </w:r>
+    </w:p>
+    <w:p>
+      <w:pPr>
+        <w:keepNext/>
+        <w:shd w:fill="F2F5F7" w:color="auto" w:val="clear"/>
+        <w:spacing w:before="0" w:after="0"/>
+        <w:ind w:left="120" w:right="120"/>
+      </w:pPr>
+      <w:r>
+        <w:rPr>
+          <w:sz w:val="17"/>
+          <w:szCs w:val="17"/>
+          <w:rFonts w:ascii="Consolas" w:cs="Consolas" w:eastAsia="Consolas" w:hAnsi="Consolas"/>
+        </w:rPr>
+        <w:t xml:space="preserve">R = R′ × (1 + ys + yp) = 1,45 × (1 + 0,0001 + 0,0001) = 1,45 Ω/km</w:t>
+      </w:r>
+    </w:p>
+    <w:p>
+      <w:pPr>
+        <w:keepNext/>
+        <w:shd w:fill="F2F5F7" w:color="auto" w:val="clear"/>
+        <w:spacing w:before="0" w:after="0"/>
+        <w:ind w:left="120" w:right="120"/>
+      </w:pPr>
+      <w:r>
+        <w:rPr>
+          <w:sz w:val="17"/>
+          <w:szCs w:val="17"/>
+          <w:rFonts w:ascii="Consolas" w:cs="Consolas" w:eastAsia="Consolas" w:hAnsi="Consolas"/>
+        </w:rPr>
+        <w:t xml:space="preserve">XL = 2π × 60 × [0,05 + 0,2 × ln(2 × 9,5 / 4,8)] × 10⁻³ = 0,123 Ω/km   (condutores justapostos em trifólio)</w:t>
+      </w:r>
+    </w:p>
+    <w:p>
+      <w:pPr>
+        <w:keepNext/>
+        <w:shd w:fill="F2F5F7" w:color="auto" w:val="clear"/>
+        <w:spacing w:before="0" w:after="0"/>
+        <w:ind w:left="120" w:right="120"/>
+      </w:pPr>
+      <w:r>
+        <w:rPr>
+          <w:sz w:val="17"/>
+          <w:szCs w:val="17"/>
+          <w:rFonts w:ascii="Consolas" w:cs="Consolas" w:eastAsia="Consolas" w:hAnsi="Consolas"/>
+        </w:rPr>
+        <w:t xml:space="preserve">cosφ = 0,94;   senφ = 0,34;   L = 0,0120 km</w:t>
+      </w:r>
+    </w:p>
+    <w:p>
+      <w:pPr>
+        <w:keepNext w:val="false"/>
+        <w:shd w:fill="F2F5F7" w:color="auto" w:val="clear"/>
+        <w:spacing w:before="0" w:after="120"/>
+        <w:ind w:left="120" w:right="120"/>
+      </w:pPr>
+      <w:r>
+        <w:rPr>
+          <w:sz w:val="17"/>
+          <w:szCs w:val="17"/>
+          <w:rFonts w:ascii="Consolas" w:cs="Consolas" w:eastAsia="Consolas" w:hAnsi="Consolas"/>
+        </w:rPr>
+        <w:t xml:space="preserve">ΔV% = 1,732 × 62,54 × 0,0120 × (1,45 × 0,94 + 0,123 × 0,34) / 220 × 100 = 0,83 %   (U = 220 V)</w:t>
+      </w:r>
+    </w:p>
+    <w:p>
+      <w:pPr>
+        <w:spacing w:after="50"/>
+      </w:pPr>
+      <w:r>
+        <w:rPr>
+          <w:color w:val="1F6E43"/>
+          <w:sz w:val="19"/>
+          <w:szCs w:val="19"/>
+          <w:rFonts w:ascii="Calibri" w:cs="Calibri" w:eastAsia="Calibri" w:hAnsi="Calibri"/>
+        </w:rPr>
+        <w:t xml:space="preserve">✓ ΔV do circuito = 0,83 % ≤ 1,00 %</w:t>
+      </w:r>
+    </w:p>
+    <w:p>
+      <w:pPr>
+        <w:spacing w:after="50"/>
+      </w:pPr>
+      <w:r>
+        <w:rPr>
+          <w:color w:val="1F6E43"/>
+          <w:sz w:val="19"/>
+          <w:szCs w:val="19"/>
+          <w:rFonts w:ascii="Calibri" w:cs="Calibri" w:eastAsia="Calibri" w:hAnsi="Calibri"/>
+        </w:rPr>
+        <w:t xml:space="preserve">✓ ΔV acumulada = 0,00 % (a montante, informada para o quadro) + 0,83 % = 0,83 % ≤ 5,00 %</w:t>
+      </w:r>
+    </w:p>
+    <w:p>
+      <w:pPr>
+        <w:keepNext/>
+        <w:spacing w:after="60" w:before="140"/>
+      </w:pPr>
+      <w:r>
+        <w:rPr>
+          <w:b/>
+          <w:bCs/>
+          <w:sz w:val="20"/>
+          <w:szCs w:val="20"/>
+          <w:rFonts w:ascii="Calibri" w:cs="Calibri" w:eastAsia="Calibri" w:hAnsi="Calibri"/>
+        </w:rPr>
+        <w:t xml:space="preserve">g) Curto-circuito (5.3.5)</w:t>
+      </w:r>
+    </w:p>
+    <w:p>
+      <w:pPr>
+        <w:spacing w:after="50"/>
+      </w:pPr>
+      <w:r>
+        <w:rPr>
+          <w:color w:val="1F6E43"/>
+          <w:sz w:val="19"/>
+          <w:szCs w:val="19"/>
+          <w:rFonts w:ascii="Calibri" w:cs="Calibri" w:eastAsia="Calibri" w:hAnsi="Calibri"/>
+        </w:rPr>
+        <w:t xml:space="preserve">✓ Icc presumida no quadro QM = 5,0 kA; capacidade de interrupção do dispositivo = 6,0 kA</w:t>
+      </w:r>
+    </w:p>
+    <w:p>
+      <w:pPr>
+        <w:keepNext/>
+        <w:shd w:fill="F2F5F7" w:color="auto" w:val="clear"/>
+        <w:spacing w:before="60" w:after="0"/>
+        <w:ind w:left="120" w:right="120"/>
+      </w:pPr>
+      <w:r>
+        <w:rPr>
+          <w:sz w:val="17"/>
+          <w:szCs w:val="17"/>
+          <w:rFonts w:ascii="Consolas" w:cs="Consolas" w:eastAsia="Consolas" w:hAnsi="Consolas"/>
+        </w:rPr>
+        <w:t xml:space="preserve">I²t = 500.000 A²s   (Icc² × t, com t = 0,020 s (estimativa sem considerar limitação de corrente))</w:t>
+      </w:r>
+    </w:p>
+    <w:p>
+      <w:pPr>
+        <w:keepNext/>
+        <w:shd w:fill="F2F5F7" w:color="auto" w:val="clear"/>
+        <w:spacing w:before="0" w:after="0"/>
+        <w:ind w:left="120" w:right="120"/>
+      </w:pPr>
+      <w:r>
+        <w:rPr>
+          <w:sz w:val="17"/>
+          <w:szCs w:val="17"/>
+          <w:rFonts w:ascii="Consolas" w:cs="Consolas" w:eastAsia="Consolas" w:hAnsi="Consolas"/>
+        </w:rPr>
+        <w:t xml:space="preserve">k = 115   (cobre, PVC 70 °C, temperatura final 160 °C)</w:t>
+      </w:r>
+    </w:p>
+    <w:p>
+      <w:pPr>
+        <w:keepNext w:val="false"/>
+        <w:shd w:fill="F2F5F7" w:color="auto" w:val="clear"/>
+        <w:spacing w:before="0" w:after="120"/>
+        <w:ind w:left="120" w:right="120"/>
+      </w:pPr>
+      <w:r>
+        <w:rPr>
+          <w:sz w:val="17"/>
+          <w:szCs w:val="17"/>
+          <w:rFonts w:ascii="Consolas" w:cs="Consolas" w:eastAsia="Consolas" w:hAnsi="Consolas"/>
+        </w:rPr>
+        <w:t xml:space="preserve">S ≥ √(I²t) / k = √500.000 / 115 = 6,15 mm²   →   seção requerida: 10 mm²</w:t>
+      </w:r>
+    </w:p>
+    <w:p>
+      <w:pPr>
+        <w:spacing w:after="50"/>
+      </w:pPr>
+      <w:r>
+        <w:rPr>
+          <w:color w:val="1F6E43"/>
+          <w:sz w:val="19"/>
+          <w:szCs w:val="19"/>
+          <w:rFonts w:ascii="Calibri" w:cs="Calibri" w:eastAsia="Calibri" w:hAnsi="Calibri"/>
+        </w:rPr>
+        <w:t xml:space="preserve">✓ k² × S² = 115² × 16² = 3.385.600 A²s ≥ I²t = 500.000 A²s</w:t>
+      </w:r>
+    </w:p>
+    <w:p>
+      <w:pPr>
+        <w:keepNext/>
+        <w:spacing w:after="60" w:before="140"/>
+      </w:pPr>
+      <w:r>
+        <w:rPr>
+          <w:b/>
+          <w:bCs/>
+          <w:sz w:val="20"/>
+          <w:szCs w:val="20"/>
+          <w:rFonts w:ascii="Calibri" w:cs="Calibri" w:eastAsia="Calibri" w:hAnsi="Calibri"/>
+        </w:rPr>
+        <w:t xml:space="preserve">h) Proteção contra choques elétricos — seccionamento automático (esquema TN-S)</w:t>
+      </w:r>
+    </w:p>
+    <w:p>
+      <w:pPr>
+        <w:keepNext/>
+        <w:shd w:fill="F2F5F7" w:color="auto" w:val="clear"/>
+        <w:spacing w:before="60" w:after="0"/>
+        <w:ind w:left="120" w:right="120"/>
+      </w:pPr>
+      <w:r>
+        <w:rPr>
+          <w:sz w:val="17"/>
+          <w:szCs w:val="17"/>
+          <w:rFonts w:ascii="Consolas" w:cs="Consolas" w:eastAsia="Consolas" w:hAnsi="Consolas"/>
+        </w:rPr>
+        <w:t xml:space="preserve">Ia = 10 × In = 10 × 63 = 630 A   (limite superior do disparo instantâneo, curva C)</w:t>
+      </w:r>
+    </w:p>
+    <w:p>
+      <w:pPr>
+        <w:keepNext/>
+        <w:shd w:fill="F2F5F7" w:color="auto" w:val="clear"/>
+        <w:spacing w:before="0" w:after="0"/>
+        <w:ind w:left="120" w:right="120"/>
+      </w:pPr>
+      <w:r>
+        <w:rPr>
+          <w:sz w:val="17"/>
+          <w:szCs w:val="17"/>
+          <w:rFonts w:ascii="Consolas" w:cs="Consolas" w:eastAsia="Consolas" w:hAnsi="Consolas"/>
+        </w:rPr>
+        <w:t xml:space="preserve">m = Sf / SPE = 16 / 16 = 1,00;   ρ = 0,0225 Ω·mm²/m</w:t>
+      </w:r>
+    </w:p>
+    <w:p>
+      <w:pPr>
+        <w:keepNext w:val="false"/>
+        <w:shd w:fill="F2F5F7" w:color="auto" w:val="clear"/>
+        <w:spacing w:before="0" w:after="120"/>
+        <w:ind w:left="120" w:right="120"/>
+      </w:pPr>
+      <w:r>
+        <w:rPr>
+          <w:sz w:val="17"/>
+          <w:szCs w:val="17"/>
+          <w:rFonts w:ascii="Consolas" w:cs="Consolas" w:eastAsia="Consolas" w:hAnsi="Consolas"/>
+        </w:rPr>
+        <w:t xml:space="preserve">Lmax = 0,8 × 127 × 16 / [0,0225 × (1 + 1,00) × 630] = 57,34 m</w:t>
+      </w:r>
+    </w:p>
+    <w:p>
+      <w:pPr>
+        <w:spacing w:after="50"/>
+      </w:pPr>
+      <w:r>
+        <w:rPr>
+          <w:color w:val="1F6E43"/>
+          <w:sz w:val="19"/>
+          <w:szCs w:val="19"/>
+          <w:rFonts w:ascii="Calibri" w:cs="Calibri" w:eastAsia="Calibri" w:hAnsi="Calibri"/>
+        </w:rPr>
+        <w:t xml:space="preserve">✓ L = 12,0 m ≤ Lmax = 57,34 m</w:t>
+      </w:r>
+    </w:p>
+    <w:p>
+      <w:pPr>
+        <w:keepNext/>
+        <w:spacing w:after="60" w:before="140"/>
+      </w:pPr>
+      <w:r>
+        <w:rPr>
+          <w:b/>
+          <w:bCs/>
+          <w:sz w:val="20"/>
+          <w:szCs w:val="20"/>
+          <w:rFonts w:ascii="Calibri" w:cs="Calibri" w:eastAsia="Calibri" w:hAnsi="Calibri"/>
+        </w:rPr>
+        <w:t xml:space="preserve">i) Proteção complementar por dispositivo DR (5.1.3.2.2)</w:t>
+      </w:r>
+    </w:p>
+    <w:p>
+      <w:pPr>
+        <w:spacing w:after="100" w:before="0"/>
+      </w:pPr>
+      <w:r>
+        <w:rPr>
+          <w:sz w:val="20"/>
+          <w:szCs w:val="20"/>
+          <w:rFonts w:ascii="Calibri" w:cs="Calibri" w:eastAsia="Calibri" w:hAnsi="Calibri"/>
+        </w:rPr>
+        <w:t xml:space="preserve">Não exigido pela norma para este circuito.</w:t>
+      </w:r>
+    </w:p>
+    <w:p>
+      <w:pPr>
+        <w:keepNext/>
+        <w:spacing w:after="60" w:before="140"/>
+      </w:pPr>
+      <w:r>
+        <w:rPr>
+          <w:b/>
+          <w:bCs/>
+          <w:sz w:val="20"/>
+          <w:szCs w:val="20"/>
+          <w:rFonts w:ascii="Calibri" w:cs="Calibri" w:eastAsia="Calibri" w:hAnsi="Calibri"/>
+        </w:rPr>
+        <w:t xml:space="preserve">j) Seção adotada e verificação final</w:t>
+      </w:r>
+    </w:p>
+    <w:tbl>
+      <w:tblPr>
+        <w:tblW w:type="pct" w:w="100%"/>
+        <w:tblBorders>
+          <w:top w:val="single" w:color="auto" w:sz="4"/>
+          <w:left w:val="single" w:color="auto" w:sz="4"/>
+          <w:bottom w:val="single" w:color="auto" w:sz="4"/>
+          <w:right w:val="single" w:color="auto" w:sz="4"/>
+          <w:insideH w:val="single" w:color="auto" w:sz="4"/>
+          <w:insideV w:val="single" w:color="auto" w:sz="4"/>
+        </w:tblBorders>
+        <w:tblLayout w:type="fixed"/>
+      </w:tblPr>
+      <w:tblGrid>
+        <w:gridCol w:w="7024"/>
+        <w:gridCol w:w="2732"/>
+      </w:tblGrid>
+      <w:tr>
+        <w:trPr>
+          <w:tblHeader/>
+        </w:trPr>
+        <w:tc>
+          <w:tcPr>
+            <w:tcW w:type="dxa" w:w="7024"/>
+            <w:shd w:fill="E7EDF1" w:color="auto" w:val="clear"/>
+            <w:tcMar>
+              <w:top w:type="dxa" w:w="30"/>
+              <w:left w:type="dxa" w:w="70"/>
+              <w:bottom w:type="dxa" w:w="30"/>
+              <w:right w:type="dxa" w:w="70"/>
+            </w:tcMar>
+          </w:tcPr>
+          <w:p>
+            <w:pPr>
+              <w:jc w:val="left"/>
+            </w:pPr>
+            <w:r>
+              <w:rPr>
+                <w:b/>
+                <w:bCs/>
+                <w:sz w:val="17"/>
+                <w:szCs w:val="17"/>
+                <w:rFonts w:ascii="Calibri" w:cs="Calibri" w:eastAsia="Calibri" w:hAnsi="Calibri"/>
+              </w:rPr>
+              <w:t xml:space="preserve">Critério</w:t>
+            </w:r>
+          </w:p>
+        </w:tc>
+        <w:tc>
+          <w:tcPr>
+            <w:tcW w:type="dxa" w:w="2732"/>
+            <w:shd w:fill="E7EDF1" w:color="auto" w:val="clear"/>
+            <w:tcMar>
+              <w:top w:type="dxa" w:w="30"/>
+              <w:left w:type="dxa" w:w="70"/>
+              <w:bottom w:type="dxa" w:w="30"/>
+              <w:right w:type="dxa" w:w="70"/>
+            </w:tcMar>
+          </w:tcPr>
+          <w:p>
+            <w:pPr>
+              <w:jc w:val="right"/>
+            </w:pPr>
+            <w:r>
+              <w:rPr>
+                <w:b/>
+                <w:bCs/>
+                <w:sz w:val="17"/>
+                <w:szCs w:val="17"/>
+                <w:rFonts w:ascii="Calibri" w:cs="Calibri" w:eastAsia="Calibri" w:hAnsi="Calibri"/>
+              </w:rPr>
+              <w:t xml:space="preserve">Seção requerida (mm²)</w:t>
+            </w:r>
+          </w:p>
+        </w:tc>
+      </w:tr>
+      <w:tr>
+        <w:trPr>
+          <w:cantSplit/>
+        </w:trPr>
+        <w:tc>
+          <w:tcPr>
+            <w:tcW w:type="dxa" w:w="7024"/>
+            <w:tcMar>
+              <w:top w:type="dxa" w:w="30"/>
+              <w:left w:type="dxa" w:w="70"/>
+              <w:bottom w:type="dxa" w:w="30"/>
+              <w:right w:type="dxa" w:w="70"/>
+            </w:tcMar>
+          </w:tcPr>
+          <w:p>
+            <w:pPr>
+              <w:jc w:val="left"/>
+            </w:pPr>
+            <w:r>
+              <w:rPr>
+                <w:b w:val="false"/>
+                <w:bCs w:val="false"/>
+                <w:sz w:val="17"/>
+                <w:szCs w:val="17"/>
+                <w:rFonts w:ascii="Calibri" w:cs="Calibri" w:eastAsia="Calibri" w:hAnsi="Calibri"/>
+              </w:rPr>
+              <w:t xml:space="preserve">Seção mínima (6.2.6.1, Tabela 47)</w:t>
+            </w:r>
+          </w:p>
+        </w:tc>
+        <w:tc>
+          <w:tcPr>
+            <w:tcW w:type="dxa" w:w="2732"/>
+            <w:tcMar>
+              <w:top w:type="dxa" w:w="30"/>
+              <w:left w:type="dxa" w:w="70"/>
+              <w:bottom w:type="dxa" w:w="30"/>
+              <w:right w:type="dxa" w:w="70"/>
+            </w:tcMar>
+          </w:tcPr>
+          <w:p>
+            <w:pPr>
+              <w:jc w:val="right"/>
+            </w:pPr>
+            <w:r>
+              <w:rPr>
+                <w:b w:val="false"/>
+                <w:bCs w:val="false"/>
+                <w:sz w:val="17"/>
+                <w:szCs w:val="17"/>
+                <w:rFonts w:ascii="Calibri" w:cs="Calibri" w:eastAsia="Calibri" w:hAnsi="Calibri"/>
+              </w:rPr>
+              <w:t xml:space="preserve">2,5</w:t>
+            </w:r>
+          </w:p>
+        </w:tc>
+      </w:tr>
+      <w:tr>
+        <w:trPr>
+          <w:cantSplit/>
+        </w:trPr>
+        <w:tc>
+          <w:tcPr>
+            <w:tcW w:type="dxa" w:w="7024"/>
+            <w:tcMar>
+              <w:top w:type="dxa" w:w="30"/>
+              <w:left w:type="dxa" w:w="70"/>
+              <w:bottom w:type="dxa" w:w="30"/>
+              <w:right w:type="dxa" w:w="70"/>
+            </w:tcMar>
+          </w:tcPr>
+          <w:p>
+            <w:pPr>
+              <w:jc w:val="left"/>
+            </w:pPr>
+            <w:r>
+              <w:rPr>
+                <w:b w:val="false"/>
+                <w:bCs w:val="false"/>
+                <w:sz w:val="17"/>
+                <w:szCs w:val="17"/>
+                <w:rFonts w:ascii="Calibri" w:cs="Calibri" w:eastAsia="Calibri" w:hAnsi="Calibri"/>
+              </w:rPr>
+              <w:t xml:space="preserve">Capacidade de condução de corrente (6.2.5 e 5.3.4.1)</w:t>
+            </w:r>
+          </w:p>
+        </w:tc>
+        <w:tc>
+          <w:tcPr>
+            <w:tcW w:type="dxa" w:w="2732"/>
+            <w:tcMar>
+              <w:top w:type="dxa" w:w="30"/>
+              <w:left w:type="dxa" w:w="70"/>
+              <w:bottom w:type="dxa" w:w="30"/>
+              <w:right w:type="dxa" w:w="70"/>
+            </w:tcMar>
+          </w:tcPr>
+          <w:p>
+            <w:pPr>
+              <w:jc w:val="right"/>
+            </w:pPr>
+            <w:r>
+              <w:rPr>
+                <w:b w:val="false"/>
+                <w:bCs w:val="false"/>
+                <w:sz w:val="17"/>
+                <w:szCs w:val="17"/>
+                <w:rFonts w:ascii="Calibri" w:cs="Calibri" w:eastAsia="Calibri" w:hAnsi="Calibri"/>
+              </w:rPr>
+              <w:t xml:space="preserve">16</w:t>
+            </w:r>
+          </w:p>
+        </w:tc>
+      </w:tr>
+      <w:tr>
+        <w:trPr>
+          <w:cantSplit/>
+        </w:trPr>
+        <w:tc>
+          <w:tcPr>
+            <w:tcW w:type="dxa" w:w="7024"/>
+            <w:tcMar>
+              <w:top w:type="dxa" w:w="30"/>
+              <w:left w:type="dxa" w:w="70"/>
+              <w:bottom w:type="dxa" w:w="30"/>
+              <w:right w:type="dxa" w:w="70"/>
+            </w:tcMar>
+          </w:tcPr>
+          <w:p>
+            <w:pPr>
+              <w:jc w:val="left"/>
+            </w:pPr>
+            <w:r>
+              <w:rPr>
+                <w:b w:val="false"/>
+                <w:bCs w:val="false"/>
+                <w:sz w:val="17"/>
+                <w:szCs w:val="17"/>
+                <w:rFonts w:ascii="Calibri" w:cs="Calibri" w:eastAsia="Calibri" w:hAnsi="Calibri"/>
+              </w:rPr>
+              <w:t xml:space="preserve">Queda de tensão (6.2.7)</w:t>
+            </w:r>
+          </w:p>
+        </w:tc>
+        <w:tc>
+          <w:tcPr>
+            <w:tcW w:type="dxa" w:w="2732"/>
+            <w:tcMar>
+              <w:top w:type="dxa" w:w="30"/>
+              <w:left w:type="dxa" w:w="70"/>
+              <w:bottom w:type="dxa" w:w="30"/>
+              <w:right w:type="dxa" w:w="70"/>
+            </w:tcMar>
+          </w:tcPr>
+          <w:p>
+            <w:pPr>
+              <w:jc w:val="right"/>
+            </w:pPr>
+            <w:r>
+              <w:rPr>
+                <w:b w:val="false"/>
+                <w:bCs w:val="false"/>
+                <w:sz w:val="17"/>
+                <w:szCs w:val="17"/>
+                <w:rFonts w:ascii="Calibri" w:cs="Calibri" w:eastAsia="Calibri" w:hAnsi="Calibri"/>
+              </w:rPr>
+              <w:t xml:space="preserve">16</w:t>
+            </w:r>
+          </w:p>
+        </w:tc>
+      </w:tr>
+      <w:tr>
+        <w:trPr>
+          <w:cantSplit/>
+        </w:trPr>
+        <w:tc>
+          <w:tcPr>
+            <w:tcW w:type="dxa" w:w="7024"/>
+            <w:tcMar>
+              <w:top w:type="dxa" w:w="30"/>
+              <w:left w:type="dxa" w:w="70"/>
+              <w:bottom w:type="dxa" w:w="30"/>
+              <w:right w:type="dxa" w:w="70"/>
+            </w:tcMar>
+          </w:tcPr>
+          <w:p>
+            <w:pPr>
+              <w:jc w:val="left"/>
+            </w:pPr>
+            <w:r>
+              <w:rPr>
+                <w:b w:val="false"/>
+                <w:bCs w:val="false"/>
+                <w:sz w:val="17"/>
+                <w:szCs w:val="17"/>
+                <w:rFonts w:ascii="Calibri" w:cs="Calibri" w:eastAsia="Calibri" w:hAnsi="Calibri"/>
+              </w:rPr>
+              <w:t xml:space="preserve">Solicitação térmica no curto-circuito (5.3.5.5.2)</w:t>
+            </w:r>
+          </w:p>
+        </w:tc>
+        <w:tc>
+          <w:tcPr>
+            <w:tcW w:type="dxa" w:w="2732"/>
+            <w:tcMar>
+              <w:top w:type="dxa" w:w="30"/>
+              <w:left w:type="dxa" w:w="70"/>
+              <w:bottom w:type="dxa" w:w="30"/>
+              <w:right w:type="dxa" w:w="70"/>
+            </w:tcMar>
+          </w:tcPr>
+          <w:p>
+            <w:pPr>
+              <w:jc w:val="right"/>
+            </w:pPr>
+            <w:r>
+              <w:rPr>
+                <w:b w:val="false"/>
+                <w:bCs w:val="false"/>
+                <w:sz w:val="17"/>
+                <w:szCs w:val="17"/>
+                <w:rFonts w:ascii="Calibri" w:cs="Calibri" w:eastAsia="Calibri" w:hAnsi="Calibri"/>
+              </w:rPr>
+              <w:t xml:space="preserve">10</w:t>
+            </w:r>
+          </w:p>
+        </w:tc>
+      </w:tr>
+      <w:tr>
+        <w:trPr>
+          <w:cantSplit/>
+        </w:trPr>
+        <w:tc>
+          <w:tcPr>
+            <w:tcW w:type="dxa" w:w="7024"/>
+            <w:tcMar>
+              <w:top w:type="dxa" w:w="30"/>
+              <w:left w:type="dxa" w:w="70"/>
+              <w:bottom w:type="dxa" w:w="30"/>
+              <w:right w:type="dxa" w:w="70"/>
+            </w:tcMar>
+          </w:tcPr>
+          <w:p>
+            <w:pPr>
+              <w:jc w:val="left"/>
+            </w:pPr>
+            <w:r>
+              <w:rPr>
+                <w:b w:val="false"/>
+                <w:bCs w:val="false"/>
+                <w:sz w:val="17"/>
+                <w:szCs w:val="17"/>
+                <w:rFonts w:ascii="Calibri" w:cs="Calibri" w:eastAsia="Calibri" w:hAnsi="Calibri"/>
+              </w:rPr>
+              <w:t xml:space="preserve">Seccionamento automático, esquema TN (5.1.2.2.4)</w:t>
+            </w:r>
+          </w:p>
+        </w:tc>
+        <w:tc>
+          <w:tcPr>
+            <w:tcW w:type="dxa" w:w="2732"/>
+            <w:tcMar>
+              <w:top w:type="dxa" w:w="30"/>
+              <w:left w:type="dxa" w:w="70"/>
+              <w:bottom w:type="dxa" w:w="30"/>
+              <w:right w:type="dxa" w:w="70"/>
+            </w:tcMar>
+          </w:tcPr>
+          <w:p>
+            <w:pPr>
+              <w:jc w:val="right"/>
+            </w:pPr>
+            <w:r>
+              <w:rPr>
+                <w:b w:val="false"/>
+                <w:bCs w:val="false"/>
+                <w:sz w:val="17"/>
+                <w:szCs w:val="17"/>
+                <w:rFonts w:ascii="Calibri" w:cs="Calibri" w:eastAsia="Calibri" w:hAnsi="Calibri"/>
+              </w:rPr>
+              <w:t xml:space="preserve">4</w:t>
+            </w:r>
+          </w:p>
+        </w:tc>
+      </w:tr>
+      <w:tr>
+        <w:trPr>
+          <w:cantSplit/>
+        </w:trPr>
+        <w:tc>
+          <w:tcPr>
+            <w:tcW w:type="dxa" w:w="7024"/>
+            <w:shd w:fill="F2F5F7" w:color="auto" w:val="clear"/>
+            <w:tcMar>
+              <w:top w:type="dxa" w:w="30"/>
+              <w:left w:type="dxa" w:w="70"/>
+              <w:bottom w:type="dxa" w:w="30"/>
+              <w:right w:type="dxa" w:w="70"/>
+            </w:tcMar>
+          </w:tcPr>
+          <w:p>
+            <w:pPr>
+              <w:jc w:val="left"/>
+            </w:pPr>
+            <w:r>
+              <w:rPr>
+                <w:b/>
+                <w:bCs/>
+                <w:sz w:val="17"/>
+                <w:szCs w:val="17"/>
+                <w:rFonts w:ascii="Calibri" w:cs="Calibri" w:eastAsia="Calibri" w:hAnsi="Calibri"/>
+              </w:rPr>
+              <w:t xml:space="preserve">Seção adotada (maior valor)</w:t>
+            </w:r>
+          </w:p>
+        </w:tc>
+        <w:tc>
+          <w:tcPr>
+            <w:tcW w:type="dxa" w:w="2732"/>
+            <w:shd w:fill="F2F5F7" w:color="auto" w:val="clear"/>
+            <w:tcMar>
+              <w:top w:type="dxa" w:w="30"/>
+              <w:left w:type="dxa" w:w="70"/>
+              <w:bottom w:type="dxa" w:w="30"/>
+              <w:right w:type="dxa" w:w="70"/>
+            </w:tcMar>
+          </w:tcPr>
+          <w:p>
+            <w:pPr>
+              <w:jc w:val="right"/>
+            </w:pPr>
+            <w:r>
+              <w:rPr>
+                <w:b/>
+                <w:bCs/>
+                <w:sz w:val="17"/>
+                <w:szCs w:val="17"/>
+                <w:rFonts w:ascii="Calibri" w:cs="Calibri" w:eastAsia="Calibri" w:hAnsi="Calibri"/>
+              </w:rPr>
+              <w:t xml:space="preserve">16</w:t>
+            </w:r>
+          </w:p>
+        </w:tc>
+      </w:tr>
+    </w:tbl>
+    <w:p>
+      <w:pPr>
+        <w:spacing w:after="80" w:before="0"/>
+      </w:pPr>
+    </w:p>
+    <w:p>
+      <w:pPr>
+        <w:keepNext w:val="false"/>
+        <w:shd w:fill="F2F5F7" w:color="auto" w:val="clear"/>
+        <w:spacing w:before="60" w:after="120"/>
+        <w:ind w:left="120" w:right="120"/>
+      </w:pPr>
+      <w:r>
+        <w:rPr>
+          <w:sz w:val="17"/>
+          <w:szCs w:val="17"/>
+          <w:rFonts w:ascii="Consolas" w:cs="Consolas" w:eastAsia="Consolas" w:hAnsi="Consolas"/>
+        </w:rPr>
+        <w:t xml:space="preserve">Iz = Ic × fator total = 67 × 1,000 = 67,00 A   (Tabela 36, 16 mm²)</w:t>
+      </w:r>
+    </w:p>
+    <w:p>
+      <w:pPr>
+        <w:spacing w:after="50"/>
+      </w:pPr>
+      <w:r>
+        <w:rPr>
+          <w:color w:val="1F6E43"/>
+          <w:sz w:val="19"/>
+          <w:szCs w:val="19"/>
+          <w:rFonts w:ascii="Calibri" w:cs="Calibri" w:eastAsia="Calibri" w:hAnsi="Calibri"/>
+        </w:rPr>
+        <w:t xml:space="preserve">✓ IB = 62,54 A ≤ In = 63 A ≤ Iz = 67,00 A</w:t>
+      </w:r>
+    </w:p>
+    <w:p>
+      <w:pPr>
+        <w:spacing w:after="50"/>
+      </w:pPr>
+      <w:r>
+        <w:rPr>
+          <w:color w:val="1F6E43"/>
+          <w:sz w:val="19"/>
+          <w:szCs w:val="19"/>
+          <w:rFonts w:ascii="Calibri" w:cs="Calibri" w:eastAsia="Calibri" w:hAnsi="Calibri"/>
+        </w:rPr>
+        <w:t xml:space="preserve">✓ I2 = 91,35 A ≤ 1,45 × Iz = 97,15 A</w:t>
+      </w:r>
+    </w:p>
+    <w:p>
+      <w:pPr>
+        <w:spacing w:after="100" w:before="0"/>
+      </w:pPr>
+      <w:r>
+        <w:rPr>
+          <w:sz w:val="20"/>
+          <w:szCs w:val="20"/>
+          <w:rFonts w:ascii="Calibri" w:cs="Calibri" w:eastAsia="Calibri" w:hAnsi="Calibri"/>
+        </w:rPr>
+        <w:t xml:space="preserve">Neutro: seção igual à das fases (6.2.6.2). Condutor de proteção (Tabela 58): S ≤ 16 mm² → SPE = S = 16 mm². Verificação adiabática do PE (6.4.3.1.2, k = 115): S ≥ √500.000 / 115 = 6,15 mm² → PE adotado 16 mm².</w:t>
+      </w:r>
+    </w:p>
+    <w:p>
+      <w:pPr>
+        <w:spacing w:after="100" w:before="0"/>
+      </w:pPr>
+      <w:r>
+        <w:rPr>
+          <w:sz w:val="20"/>
+          <w:szCs w:val="20"/>
+          <w:rFonts w:ascii="Calibri" w:cs="Calibri" w:eastAsia="Calibri" w:hAnsi="Calibri"/>
+        </w:rPr>
+        <w:t xml:space="preserve">Eletroduto: exclusivo do circuito — PVC rígido roscável DN 40 (1 1/4"), ocupação 36,8 % (ver dimensionamento dos eletrodutos).</w:t>
+      </w:r>
+    </w:p>
+    <w:tbl>
+      <w:tblPr>
+        <w:tblW w:type="pct" w:w="100%"/>
+        <w:tblBorders>
+          <w:top w:val="single" w:color="auto" w:sz="4"/>
+          <w:left w:val="single" w:color="auto" w:sz="4"/>
+          <w:bottom w:val="single" w:color="auto" w:sz="4"/>
+          <w:right w:val="single" w:color="auto" w:sz="4"/>
+          <w:insideH w:val="single" w:color="auto" w:sz="4"/>
+          <w:insideV w:val="single" w:color="auto" w:sz="4"/>
+        </w:tblBorders>
+      </w:tblPr>
+      <w:tblGrid>
+        <w:gridCol w:w="100"/>
+        <w:gridCol w:w="100"/>
+      </w:tblGrid>
+      <w:tr>
+        <w:tc>
+          <w:tcPr>
+            <w:tcW w:type="pct" w:w="80%"/>
+            <w:tcBorders>
+              <w:top w:val="single" w:color="1B1F23" w:sz="4"/>
+              <w:left w:val="single" w:color="1B1F23" w:sz="4"/>
+              <w:bottom w:val="single" w:color="1B1F23" w:sz="4"/>
+              <w:right w:val="single" w:color="1B1F23" w:sz="4"/>
+            </w:tcBorders>
+            <w:tcMar>
+              <w:top w:type="dxa" w:w="80"/>
+              <w:left w:type="dxa" w:w="120"/>
+              <w:bottom w:type="dxa" w:w="80"/>
+              <w:right w:type="dxa" w:w="120"/>
+            </w:tcMar>
+          </w:tcPr>
+          <w:p>
+            <w:pPr>
+              <w:spacing w:after="0" w:before="0"/>
+            </w:pPr>
+            <w:r>
+              <w:rPr>
+                <w:b/>
+                <w:bCs/>
+                <w:sz w:val="18"/>
+                <w:szCs w:val="18"/>
+                <w:rFonts w:ascii="Calibri" w:cs="Calibri" w:eastAsia="Calibri" w:hAnsi="Calibri"/>
+              </w:rPr>
+              <w:t xml:space="preserve">Especificação: Fase 16 · Neutro 16 · PE 16 mm² — cabo unipolar 0,6/1 kV, cobre, isolação PVC 70 °C (ABNT NBR 7288); Disjuntor 3P C63 — 6,0 kA; eletroduto DN 40 (1 1/4").</w:t>
+            </w:r>
+          </w:p>
+        </w:tc>
+        <w:tc>
+          <w:tcPr>
+            <w:tcW w:type="pct" w:w="20%"/>
+            <w:tcBorders>
+              <w:top w:val="single" w:color="1B1F23" w:sz="4"/>
+              <w:left w:val="single" w:color="1B1F23" w:sz="4"/>
+              <w:bottom w:val="single" w:color="1B1F23" w:sz="4"/>
+              <w:right w:val="single" w:color="1B1F23" w:sz="4"/>
+            </w:tcBorders>
+            <w:tcMar>
+              <w:top w:type="dxa" w:w="80"/>
+              <w:left w:type="dxa" w:w="80"/>
+              <w:bottom w:type="dxa" w:w="80"/>
+              <w:right w:type="dxa" w:w="80"/>
+            </w:tcMar>
+            <w:vAlign w:val="center"/>
+          </w:tcPr>
+          <w:p>
+            <w:pPr>
+              <w:jc w:val="center"/>
+            </w:pPr>
+            <w:r>
+              <w:rPr>
+                <w:b/>
+                <w:bCs/>
+                <w:color w:val="1F6E43"/>
+                <w:sz w:val="15"/>
+                <w:szCs w:val="15"/>
+                <w:rFonts w:ascii="Calibri" w:cs="Calibri" w:eastAsia="Calibri" w:hAnsi="Calibri"/>
+              </w:rPr>
+              <w:t xml:space="preserve">ATENDE</w:t>
+            </w:r>
+          </w:p>
+        </w:tc>
+      </w:tr>
+    </w:tbl>
+    <w:p>
+      <w:pPr>
+        <w:spacing w:after="60" w:before="0"/>
+      </w:pPr>
+    </w:p>
+    <w:p>
+      <w:pPr>
         <w:pStyle w:val="Heading1"/>
         <w:keepNext/>
         <w:pBdr>
@@ -32936,7 +35262,7 @@
           <w:szCs w:val="20"/>
           <w:rFonts w:ascii="Calibri" w:cs="Calibri" w:eastAsia="Calibri" w:hAnsi="Calibri"/>
         </w:rPr>
-        <w:t xml:space="preserve">Os 13 circuitos dimensionados atendem aos critérios da ABNT NBR 5410:2004 aplicados nesta memória.</w:t>
+        <w:t xml:space="preserve">Os 14 circuitos dimensionados atendem aos critérios da ABNT NBR 5410:2004 aplicados nesta memória.</w:t>
       </w:r>
     </w:p>
     <w:p>
@@ -32963,7 +35289,7 @@
           <w:szCs w:val="20"/>
           <w:rFonts w:ascii="Calibri" w:cs="Calibri" w:eastAsia="Calibri" w:hAnsi="Calibri"/>
         </w:rPr>
-        <w:t xml:space="preserve">Cidade – UF, 20 de outubro de 2026</w:t>
+        <w:t xml:space="preserve">Cidade – UF, 26 de outubro de 2026</w:t>
       </w:r>
     </w:p>
     <w:p>
@@ -33071,108 +35397,6 @@
         <w:trPr>
           <w:cantSplit/>
         </w:trPr>
-        <w:tc>
-          <w:tcPr>
-            <w:tcW w:type="pct" w:w="33%"/>
-            <w:tcBorders>
-              <w:top w:val="single" w:color="B9C3CB" w:sz="4"/>
-              <w:left w:val="single" w:color="B9C3CB" w:sz="4"/>
-              <w:bottom w:val="single" w:color="B9C3CB" w:sz="4"/>
-              <w:right w:val="single" w:color="B9C3CB" w:sz="4"/>
-            </w:tcBorders>
-            <w:tcMar>
-              <w:top w:type="dxa" w:w="80"/>
-              <w:left w:type="dxa" w:w="80"/>
-              <w:bottom w:type="dxa" w:w="80"/>
-              <w:right w:type="dxa" w:w="80"/>
-            </w:tcMar>
-          </w:tcPr>
-          <w:p>
-            <w:r>
-              <w:drawing>
-                <wp:inline distT="0" distB="0" distL="0" distR="0">
-                  <wp:extent cx="1752600" cy="1095375"/>
-                  <wp:effectExtent t="0" r="0" b="0" l="0"/>
-                  <wp:docPr id="1" name="" descr="" title=""/>
-                  <wp:cNvGraphicFramePr>
-                    <a:graphicFrameLocks xmlns:a="http://schemas.openxmlformats.org/drawingml/2006/main" noChangeAspect="1"/>
-                  </wp:cNvGraphicFramePr>
-                  <a:graphic xmlns:a="http://schemas.openxmlformats.org/drawingml/2006/main">
-                    <a:graphicData uri="http://schemas.openxmlformats.org/drawingml/2006/picture">
-                      <pic:pic xmlns:pic="http://schemas.openxmlformats.org/drawingml/2006/picture">
-                        <pic:nvPicPr>
-                          <pic:cNvPr id="0" name="" descr=""/>
-                          <pic:cNvPicPr>
-                            <a:picLocks noChangeAspect="1" noChangeArrowheads="1"/>
-                          </pic:cNvPicPr>
-                        </pic:nvPicPr>
-                        <pic:blipFill>
-                          <a:blip r:embed="rId21" cstate="none"/>
-                          <a:srcRect/>
-                          <a:stretch>
-                            <a:fillRect/>
-                          </a:stretch>
-                        </pic:blipFill>
-                        <pic:spPr bwMode="auto">
-                          <a:xfrm>
-                            <a:off x="0" y="0"/>
-                            <a:ext cx="1752600" cy="1095375"/>
-                          </a:xfrm>
-                          <a:prstGeom prst="rect">
-                            <a:avLst/>
-                          </a:prstGeom>
-                        </pic:spPr>
-                      </pic:pic>
-                    </a:graphicData>
-                  </a:graphic>
-                </wp:inline>
-              </w:drawing>
-            </w:r>
-          </w:p>
-          <w:p>
-            <w:pPr>
-              <w:spacing w:after="20" w:before="0"/>
-            </w:pPr>
-            <w:r>
-              <w:rPr>
-                <w:b/>
-                <w:bCs/>
-                <w:sz w:val="17"/>
-                <w:szCs w:val="17"/>
-                <w:rFonts w:ascii="Calibri" w:cs="Calibri" w:eastAsia="Calibri" w:hAnsi="Calibri"/>
-              </w:rPr>
-              <w:t xml:space="preserve">Nº 7 — método B1</w:t>
-            </w:r>
-          </w:p>
-          <w:p>
-            <w:pPr>
-              <w:spacing w:after="20" w:before="0"/>
-            </w:pPr>
-            <w:r>
-              <w:rPr>
-                <w:color w:val="56606A"/>
-                <w:sz w:val="15"/>
-                <w:szCs w:val="15"/>
-                <w:rFonts w:ascii="Calibri" w:cs="Calibri" w:eastAsia="Calibri" w:hAnsi="Calibri"/>
-              </w:rPr>
-              <w:t xml:space="preserve">Condutores isolados ou cabos unipolares em eletroduto de seção circular embutido em alvenaria</w:t>
-            </w:r>
-          </w:p>
-          <w:p>
-            <w:pPr>
-              <w:spacing w:after="0" w:before="0"/>
-            </w:pPr>
-            <w:r>
-              <w:rPr>
-                <w:color w:val="0B5A70"/>
-                <w:sz w:val="15"/>
-                <w:szCs w:val="15"/>
-                <w:rFonts w:ascii="Calibri" w:cs="Calibri" w:eastAsia="Calibri" w:hAnsi="Calibri"/>
-              </w:rPr>
-              <w:t xml:space="preserve">Circuitos: 1, 2, 3, 4, 5, 6, 7, 8, 9</w:t>
-            </w:r>
-          </w:p>
-        </w:tc>
         <w:tc>
           <w:tcPr>
             <w:tcW w:type="pct" w:w="33%"/>
@@ -33243,7 +35467,7 @@
                 <w:szCs w:val="17"/>
                 <w:rFonts w:ascii="Calibri" w:cs="Calibri" w:eastAsia="Calibri" w:hAnsi="Calibri"/>
               </w:rPr>
-              <w:t xml:space="preserve">Nº 61A — método D</w:t>
+              <w:t xml:space="preserve">Nº 7 — método B1</w:t>
             </w:r>
           </w:p>
           <w:p>
@@ -33257,7 +35481,7 @@
                 <w:szCs w:val="15"/>
                 <w:rFonts w:ascii="Calibri" w:cs="Calibri" w:eastAsia="Calibri" w:hAnsi="Calibri"/>
               </w:rPr>
-              <w:t xml:space="preserve">Cabos unipolares em eletroduto (de seção circular ou não) ou em canaleta não-ventilada enterrado(a)</w:t>
+              <w:t xml:space="preserve">Condutores isolados ou cabos unipolares em eletroduto de seção circular embutido em alvenaria</w:t>
             </w:r>
           </w:p>
           <w:p>
@@ -33271,7 +35495,7 @@
                 <w:szCs w:val="15"/>
                 <w:rFonts w:ascii="Calibri" w:cs="Calibri" w:eastAsia="Calibri" w:hAnsi="Calibri"/>
               </w:rPr>
-              <w:t xml:space="preserve">Circuitos: 10, AL-1</w:t>
+              <w:t xml:space="preserve">Circuitos: 1, 2, 3, 4, 5, 6, 7, 8, 9</w:t>
             </w:r>
           </w:p>
         </w:tc>
@@ -33312,6 +35536,108 @@
                         </pic:nvPicPr>
                         <pic:blipFill>
                           <a:blip r:embed="rId23" cstate="none"/>
+                          <a:srcRect/>
+                          <a:stretch>
+                            <a:fillRect/>
+                          </a:stretch>
+                        </pic:blipFill>
+                        <pic:spPr bwMode="auto">
+                          <a:xfrm>
+                            <a:off x="0" y="0"/>
+                            <a:ext cx="1752600" cy="1095375"/>
+                          </a:xfrm>
+                          <a:prstGeom prst="rect">
+                            <a:avLst/>
+                          </a:prstGeom>
+                        </pic:spPr>
+                      </pic:pic>
+                    </a:graphicData>
+                  </a:graphic>
+                </wp:inline>
+              </w:drawing>
+            </w:r>
+          </w:p>
+          <w:p>
+            <w:pPr>
+              <w:spacing w:after="20" w:before="0"/>
+            </w:pPr>
+            <w:r>
+              <w:rPr>
+                <w:b/>
+                <w:bCs/>
+                <w:sz w:val="17"/>
+                <w:szCs w:val="17"/>
+                <w:rFonts w:ascii="Calibri" w:cs="Calibri" w:eastAsia="Calibri" w:hAnsi="Calibri"/>
+              </w:rPr>
+              <w:t xml:space="preserve">Nº 61A — método D</w:t>
+            </w:r>
+          </w:p>
+          <w:p>
+            <w:pPr>
+              <w:spacing w:after="20" w:before="0"/>
+            </w:pPr>
+            <w:r>
+              <w:rPr>
+                <w:color w:val="56606A"/>
+                <w:sz w:val="15"/>
+                <w:szCs w:val="15"/>
+                <w:rFonts w:ascii="Calibri" w:cs="Calibri" w:eastAsia="Calibri" w:hAnsi="Calibri"/>
+              </w:rPr>
+              <w:t xml:space="preserve">Cabos unipolares em eletroduto (de seção circular ou não) ou em canaleta não-ventilada enterrado(a)</w:t>
+            </w:r>
+          </w:p>
+          <w:p>
+            <w:pPr>
+              <w:spacing w:after="0" w:before="0"/>
+            </w:pPr>
+            <w:r>
+              <w:rPr>
+                <w:color w:val="0B5A70"/>
+                <w:sz w:val="15"/>
+                <w:szCs w:val="15"/>
+                <w:rFonts w:ascii="Calibri" w:cs="Calibri" w:eastAsia="Calibri" w:hAnsi="Calibri"/>
+              </w:rPr>
+              <w:t xml:space="preserve">Circuitos: 10, 13, AL-1</w:t>
+            </w:r>
+          </w:p>
+        </w:tc>
+        <w:tc>
+          <w:tcPr>
+            <w:tcW w:type="pct" w:w="33%"/>
+            <w:tcBorders>
+              <w:top w:val="single" w:color="B9C3CB" w:sz="4"/>
+              <w:left w:val="single" w:color="B9C3CB" w:sz="4"/>
+              <w:bottom w:val="single" w:color="B9C3CB" w:sz="4"/>
+              <w:right w:val="single" w:color="B9C3CB" w:sz="4"/>
+            </w:tcBorders>
+            <w:tcMar>
+              <w:top w:type="dxa" w:w="80"/>
+              <w:left w:type="dxa" w:w="80"/>
+              <w:bottom w:type="dxa" w:w="80"/>
+              <w:right w:type="dxa" w:w="80"/>
+            </w:tcMar>
+          </w:tcPr>
+          <w:p>
+            <w:r>
+              <w:drawing>
+                <wp:inline distT="0" distB="0" distL="0" distR="0">
+                  <wp:extent cx="1752600" cy="1095375"/>
+                  <wp:effectExtent t="0" r="0" b="0" l="0"/>
+                  <wp:docPr id="1" name="" descr="" title=""/>
+                  <wp:cNvGraphicFramePr>
+                    <a:graphicFrameLocks xmlns:a="http://schemas.openxmlformats.org/drawingml/2006/main" noChangeAspect="1"/>
+                  </wp:cNvGraphicFramePr>
+                  <a:graphic xmlns:a="http://schemas.openxmlformats.org/drawingml/2006/main">
+                    <a:graphicData uri="http://schemas.openxmlformats.org/drawingml/2006/picture">
+                      <pic:pic xmlns:pic="http://schemas.openxmlformats.org/drawingml/2006/picture">
+                        <pic:nvPicPr>
+                          <pic:cNvPr id="0" name="" descr=""/>
+                          <pic:cNvPicPr>
+                            <a:picLocks noChangeAspect="1" noChangeArrowheads="1"/>
+                          </pic:cNvPicPr>
+                        </pic:nvPicPr>
+                        <pic:blipFill>
+                          <a:blip r:embed="rId24" cstate="none"/>
                           <a:srcRect/>
                           <a:stretch>
                             <a:fillRect/>
@@ -33501,7 +35827,7 @@
         <w:szCs w:val="15"/>
         <w:rFonts w:ascii="Calibri" w:cs="Calibri" w:eastAsia="Calibri" w:hAnsi="Calibri"/>
       </w:rPr>
-      <w:t xml:space="preserve">	R00 · 20/10/2026</w:t>
+      <w:t xml:space="preserve">	R00 · 26/10/2026</w:t>
     </w:r>
   </w:p>
 </w:hdr>

--- a/exemplo/memoria-circuitos-residencia-unifamiliar-exemplo-r00.docx
+++ b/exemplo/memoria-circuitos-residencia-unifamiliar-exemplo-r00.docx
@@ -483,7 +483,7 @@
                 <w:szCs w:val="19"/>
                 <w:rFonts w:ascii="Calibri" w:cs="Calibri" w:eastAsia="Calibri" w:hAnsi="Calibri"/>
               </w:rPr>
-              <w:t xml:space="preserve">26/10/2026 — R00</w:t>
+              <w:t xml:space="preserve">27/10/2026 — R00</w:t>
             </w:r>
           </w:p>
         </w:tc>
@@ -35289,7 +35289,7 @@
           <w:szCs w:val="20"/>
           <w:rFonts w:ascii="Calibri" w:cs="Calibri" w:eastAsia="Calibri" w:hAnsi="Calibri"/>
         </w:rPr>
-        <w:t xml:space="preserve">Cidade – UF, 26 de outubro de 2026</w:t>
+        <w:t xml:space="preserve">Cidade – UF, 27 de outubro de 2026</w:t>
       </w:r>
     </w:p>
     <w:p>
@@ -35827,7 +35827,7 @@
         <w:szCs w:val="15"/>
         <w:rFonts w:ascii="Calibri" w:cs="Calibri" w:eastAsia="Calibri" w:hAnsi="Calibri"/>
       </w:rPr>
-      <w:t xml:space="preserve">	R00 · 26/10/2026</w:t>
+      <w:t xml:space="preserve">	R00 · 27/10/2026</w:t>
     </w:r>
   </w:p>
 </w:hdr>

--- a/exemplo/memoria-circuitos-residencia-unifamiliar-exemplo-r00.docx
+++ b/exemplo/memoria-circuitos-residencia-unifamiliar-exemplo-r00.docx
@@ -483,7 +483,7 @@
                 <w:szCs w:val="19"/>
                 <w:rFonts w:ascii="Calibri" w:cs="Calibri" w:eastAsia="Calibri" w:hAnsi="Calibri"/>
               </w:rPr>
-              <w:t xml:space="preserve">27/10/2026 — R00</w:t>
+              <w:t xml:space="preserve">28/10/2026 — R00</w:t>
             </w:r>
           </w:p>
         </w:tc>
@@ -35289,7 +35289,7 @@
           <w:szCs w:val="20"/>
           <w:rFonts w:ascii="Calibri" w:cs="Calibri" w:eastAsia="Calibri" w:hAnsi="Calibri"/>
         </w:rPr>
-        <w:t xml:space="preserve">Cidade – UF, 27 de outubro de 2026</w:t>
+        <w:t xml:space="preserve">Cidade – UF, 28 de outubro de 2026</w:t>
       </w:r>
     </w:p>
     <w:p>
@@ -35827,7 +35827,7 @@
         <w:szCs w:val="15"/>
         <w:rFonts w:ascii="Calibri" w:cs="Calibri" w:eastAsia="Calibri" w:hAnsi="Calibri"/>
       </w:rPr>
-      <w:t xml:space="preserve">	R00 · 27/10/2026</w:t>
+      <w:t xml:space="preserve">	R00 · 28/10/2026</w:t>
     </w:r>
   </w:p>
 </w:hdr>
